--- a/src/Layers/W1/BaseApp/Purchases/Document/StandardPurchaseOrderEmailBody.docx
+++ b/src/Layers/W1/BaseApp/Purchases/Document/StandardPurchaseOrderEmailBody.docx
@@ -1,108 +1,72 @@
 
 <file path=word/document.xml><?xml version="1.0" encoding="utf-8"?>
-<w:document xmlns:wpc="http://schemas.microsoft.com/office/word/2010/wordprocessingCanvas" xmlns:cx="http://schemas.microsoft.com/office/drawing/2014/chartex" xmlns:cx1="http://schemas.microsoft.com/office/drawing/2015/9/8/chartex" xmlns:cx2="http://schemas.microsoft.com/office/drawing/2015/10/21/chartex" xmlns:cx3="http://schemas.microsoft.com/office/drawing/2016/5/9/chartex" xmlns:cx4="http://schemas.microsoft.com/office/drawing/2016/5/10/chartex" xmlns:cx5="http://schemas.microsoft.com/office/drawing/2016/5/11/chartex" xmlns:cx6="http://schemas.microsoft.com/office/drawing/2016/5/12/chartex" xmlns:cx7="http://schemas.microsoft.com/office/drawing/2016/5/13/chartex" xmlns:cx8="http://schemas.microsoft.com/office/drawing/2016/5/14/chartex" xmlns:mc="http://schemas.openxmlformats.org/markup-compatibility/2006" xmlns:aink="http://schemas.microsoft.com/office/drawing/2016/ink" xmlns:am3d="http://schemas.microsoft.com/office/drawing/2017/model3d" xmlns:o="urn:schemas-microsoft-com:office:office" xmlns:oel="http://schemas.microsoft.com/office/2019/extlst" xmlns:r="http://schemas.openxmlformats.org/officeDocument/2006/relationships" xmlns:m="http://schemas.openxmlformats.org/officeDocument/2006/math" xmlns:v="urn:schemas-microsoft-com:vml" xmlns:wp14="http://schemas.microsoft.com/office/word/2010/wordprocessingDrawing" xmlns:wp="http://schemas.openxmlformats.org/drawingml/2006/wordprocessingDrawing" xmlns:w10="urn:schemas-microsoft-com:office:word" xmlns:w="http://schemas.openxmlformats.org/wordprocessingml/2006/main" xmlns:w14="http://schemas.microsoft.com/office/word/2010/wordml" xmlns:w15="http://schemas.microsoft.com/office/word/2012/wordml" xmlns:w16cex="http://schemas.microsoft.com/office/word/2018/wordml/cex" xmlns:w16cid="http://schemas.microsoft.com/office/word/2016/wordml/cid" xmlns:w16="http://schemas.microsoft.com/office/word/2018/wordml" xmlns:w16du="http://schemas.microsoft.com/office/word/2023/wordml/word16du" xmlns:w16sdtdh="http://schemas.microsoft.com/office/word/2020/wordml/sdtdatahash" xmlns:w16sdtfl="http://schemas.microsoft.com/office/word/2024/wordml/sdtformatlock" xmlns:w16se="http://schemas.microsoft.com/office/word/2015/wordml/symex" xmlns:wpg="http://schemas.microsoft.com/office/word/2010/wordprocessingGroup" xmlns:wpi="http://schemas.microsoft.com/office/word/2010/wordprocessingInk" xmlns:wne="http://schemas.microsoft.com/office/word/2006/wordml" xmlns:wps="http://schemas.microsoft.com/office/word/2010/wordprocessingShape" mc:Ignorable="w14 w15 w16se w16cid w16 w16cex w16sdtdh w16sdtfl w16du wp14">
+<w:document xmlns:wpc="http://schemas.microsoft.com/office/word/2010/wordprocessingCanvas" xmlns:cx="http://schemas.microsoft.com/office/drawing/2014/chartex" xmlns:cx1="http://schemas.microsoft.com/office/drawing/2015/9/8/chartex" xmlns:cx2="http://schemas.microsoft.com/office/drawing/2015/10/21/chartex" xmlns:cx3="http://schemas.microsoft.com/office/drawing/2016/5/9/chartex" xmlns:cx4="http://schemas.microsoft.com/office/drawing/2016/5/10/chartex" xmlns:cx5="http://schemas.microsoft.com/office/drawing/2016/5/11/chartex" xmlns:cx6="http://schemas.microsoft.com/office/drawing/2016/5/12/chartex" xmlns:cx7="http://schemas.microsoft.com/office/drawing/2016/5/13/chartex" xmlns:cx8="http://schemas.microsoft.com/office/drawing/2016/5/14/chartex" xmlns:mc="http://schemas.openxmlformats.org/markup-compatibility/2006" xmlns:aink="http://schemas.microsoft.com/office/drawing/2016/ink" xmlns:am3d="http://schemas.microsoft.com/office/drawing/2017/model3d" xmlns:o="urn:schemas-microsoft-com:office:office" xmlns:oel="http://schemas.microsoft.com/office/2019/extlst" xmlns:r="http://schemas.openxmlformats.org/officeDocument/2006/relationships" xmlns:m="http://schemas.openxmlformats.org/officeDocument/2006/math" xmlns:v="urn:schemas-microsoft-com:vml" xmlns:wp14="http://schemas.microsoft.com/office/word/2010/wordprocessingDrawing" xmlns:wp="http://schemas.openxmlformats.org/drawingml/2006/wordprocessingDrawing" xmlns:w10="urn:schemas-microsoft-com:office:word" xmlns:w="http://schemas.openxmlformats.org/wordprocessingml/2006/main" xmlns:w14="http://schemas.microsoft.com/office/word/2010/wordml" xmlns:w15="http://schemas.microsoft.com/office/word/2012/wordml" xmlns:w16cei="http://schemas.microsoft.com/office/word/2026/wordml/cei" xmlns:w16cex="http://schemas.microsoft.com/office/word/2018/wordml/cex" xmlns:w16cid="http://schemas.microsoft.com/office/word/2016/wordml/cid" xmlns:w16="http://schemas.microsoft.com/office/word/2018/wordml" xmlns:w16du="http://schemas.microsoft.com/office/word/2023/wordml/word16du" xmlns:w16sdtdh="http://schemas.microsoft.com/office/word/2020/wordml/sdtdatahash" xmlns:w16sdtfl="http://schemas.microsoft.com/office/word/2024/wordml/sdtformatlock" xmlns:w16se="http://schemas.microsoft.com/office/word/2015/wordml/symex" xmlns:wpg="http://schemas.microsoft.com/office/word/2010/wordprocessingGroup" xmlns:wpi="http://schemas.microsoft.com/office/word/2010/wordprocessingInk" xmlns:wne="http://schemas.microsoft.com/office/word/2006/wordml" xmlns:wps="http://schemas.microsoft.com/office/word/2010/wordprocessingShape" mc:Ignorable="w14 w15 w16se w16cid w16 w16cex w16sdtdh w16sdtfl w16du wp14">
   <w:body>
     <w:tbl>
       <w:tblPr>
-        <w:tblStyle w:val="Default2"/>
-        <w:tblW w:w="10498" w:type="dxa"/>
-        <w:tblBorders>
-          <w:top w:val="none" w:color="auto" w:sz="0" w:space="0"/>
-          <w:left w:val="none" w:color="auto" w:sz="0" w:space="0"/>
-          <w:bottom w:val="none" w:color="auto" w:sz="0" w:space="0"/>
-          <w:right w:val="none" w:color="auto" w:sz="0" w:space="0"/>
-          <w:insideH w:val="none" w:color="auto" w:sz="0" w:space="0"/>
-          <w:insideV w:val="none" w:color="auto" w:sz="0" w:space="0"/>
-        </w:tblBorders>
-        <w:tblCellMar>
-          <w:left w:w="0" w:type="dxa"/>
-          <w:right w:w="0" w:type="dxa"/>
-        </w:tblCellMar>
-        <w:tblLook w:val="04A0" w:firstRow="1" w:lastRow="0" w:firstColumn="1" w:lastColumn="0" w:noHBand="0" w:noVBand="1"/>
+        <w:tblStyle w:val="BCBlockTable"/>
+        <w:tblW w:w="5000" w:type="pct"/>
+        <w:tblLook w:val="0620" w:firstRow="1" w:lastRow="0" w:firstColumn="0" w:lastColumn="0" w:noHBand="1" w:noVBand="1"/>
+        <w:tblCaption w:val="Table 1"/>
+        <w:tblDescription w:val="Layout table. Used for positioning, not for tabular data."/>
       </w:tblPr>
       <w:tblGrid>
-        <w:gridCol w:w="2620"/>
-        <w:gridCol w:w="4378"/>
-        <w:gridCol w:w="3500"/>
+        <w:gridCol w:w="2619"/>
+        <w:gridCol w:w="4376"/>
+        <w:gridCol w:w="3499"/>
       </w:tblGrid>
       <w:tr>
         <w:trPr>
           <w:cnfStyle w:val="100000000000" w:firstRow="1" w:lastRow="0" w:firstColumn="0" w:lastColumn="0" w:oddVBand="0" w:evenVBand="0" w:oddHBand="0" w:evenHBand="0" w:firstRowFirstColumn="0" w:firstRowLastColumn="0" w:lastRowFirstColumn="0" w:lastRowLastColumn="0"/>
+          <w:cantSplit/>
           <w:trHeight w:val="302"/>
         </w:trPr>
         <w:tc>
           <w:tcPr>
-            <w:tcW w:w="2620" w:type="dxa"/>
+            <w:tcW w:w="1248" w:type="pct"/>
           </w:tcPr>
           <w:p>
             <w:pPr>
+              <w:pStyle w:val="NoSpacing"/>
               <w:spacing w:line="276" w:lineRule="auto"/>
-              <w:rPr>
-                <w:rFonts w:ascii="Segoe UI Semibold" w:hAnsi="Segoe UI Semibold" w:cs="Segoe UI Semibold"/>
-                <w:color w:val="242424"/>
-                <w:sz w:val="22"/>
-                <w:szCs w:val="22"/>
-              </w:rPr>
             </w:pPr>
           </w:p>
         </w:tc>
         <w:tc>
           <w:tcPr>
-            <w:tcW w:w="4378" w:type="dxa"/>
+            <w:tcW w:w="2085" w:type="pct"/>
           </w:tcPr>
           <w:p>
             <w:pPr>
+              <w:pStyle w:val="NoSpacing"/>
               <w:spacing w:line="276" w:lineRule="auto"/>
-              <w:rPr>
-                <w:rFonts w:ascii="Segoe UI Semibold" w:hAnsi="Segoe UI Semibold" w:cs="Segoe UI Semibold"/>
-                <w:color w:val="242424"/>
-                <w:sz w:val="22"/>
-                <w:szCs w:val="22"/>
-              </w:rPr>
             </w:pPr>
           </w:p>
         </w:tc>
         <w:sdt>
           <w:sdtPr>
-            <w:rPr>
-              <w:rFonts w:ascii="Segoe UI Semibold" w:hAnsi="Segoe UI Semibold" w:cs="Segoe UI Semibold"/>
-              <w:color w:val="242424"/>
-              <w:sz w:val="22"/>
-              <w:szCs w:val="22"/>
-            </w:rPr>
             <w:alias w:val="CompanyAddress1"/>
             <w:tag w:val="#BC:InsertDataItem,DataItems/Purchase_Header/CompanyAddress1"/>
             <w:id w:val="-279179041"/>
             <w:placeholder>
               <w:docPart w:val="DefaultPlaceholder_-1854013440"/>
             </w:placeholder>
+            <w:dataBinding w:prefixMappings="&lt;xmlns:ns0='urn:microsoft-dynamics-nav/reports/Standard_Purchase_Order/1322/' " w:xpath="/ns0:NavWordReportXmlPart[1]/ns0:Purchase_Header[1]/ns0:CompanyAddress1[1]" w:storeItemID="{00000000-0000-0000-0000-000000000000}"/>
             <w15:color w:val="808080"/>
             <w:text/>
-            <w:dataBinding w:prefixMappings="xmlns:ns0='urn:microsoft-dynamics-nav/reports/Standard_Purchase_Order/1322/'" w:xpath="/ns0:NavWordReportXmlPart[1]/ns0:Purchase_Header[1]/ns0:CompanyAddress1[1]"/>
           </w:sdtPr>
+          <w:sdtEndPr/>
           <w:sdtContent>
             <w:tc>
               <w:tcPr>
-                <w:tcW w:w="3500" w:type="dxa"/>
+                <w:tcW w:w="1667" w:type="pct"/>
               </w:tcPr>
               <w:p>
                 <w:pPr>
-                  <w:spacing w:line="276" w:lineRule="auto"/>
+                  <w:pStyle w:val="BCLabelNumber"/>
                   <w:jc w:val="right"/>
-                  <w:rPr>
-                    <w:rFonts w:ascii="Segoe UI Semibold" w:hAnsi="Segoe UI Semibold" w:cs="Segoe UI Semibold"/>
-                    <w:color w:val="242424"/>
-                    <w:sz w:val="22"/>
-                    <w:szCs w:val="22"/>
-                  </w:rPr>
                 </w:pPr>
                 <w:r>
-                  <w:rPr>
-                    <w:rFonts w:ascii="Segoe UI Semibold" w:hAnsi="Segoe UI Semibold" w:cs="Segoe UI Semibold"/>
-                    <w:color w:val="242424"/>
-                    <w:sz w:val="22"/>
-                    <w:szCs w:val="22"/>
-                  </w:rPr>
                   <w:t>CompanyAddress1</w:t>
                 </w:r>
               </w:p>
@@ -112,78 +76,53 @@
       </w:tr>
       <w:tr>
         <w:trPr>
+          <w:cantSplit/>
           <w:trHeight w:val="274"/>
         </w:trPr>
         <w:tc>
           <w:tcPr>
-            <w:tcW w:w="2620" w:type="dxa"/>
+            <w:tcW w:w="1248" w:type="pct"/>
           </w:tcPr>
           <w:p>
             <w:pPr>
-              <w:rPr>
-                <w:rFonts w:cs="Segoe UI"/>
-                <w:color w:val="242424"/>
-                <w:sz w:val="22"/>
-                <w:szCs w:val="22"/>
-              </w:rPr>
+              <w:pStyle w:val="NoSpacing"/>
             </w:pPr>
           </w:p>
         </w:tc>
         <w:tc>
           <w:tcPr>
-            <w:tcW w:w="4378" w:type="dxa"/>
+            <w:tcW w:w="2085" w:type="pct"/>
           </w:tcPr>
           <w:p>
             <w:pPr>
-              <w:rPr>
-                <w:rFonts w:cs="Segoe UI"/>
-                <w:color w:val="242424"/>
-                <w:sz w:val="22"/>
-                <w:szCs w:val="22"/>
-              </w:rPr>
+              <w:pStyle w:val="NoSpacing"/>
             </w:pPr>
           </w:p>
         </w:tc>
         <w:sdt>
           <w:sdtPr>
-            <w:rPr>
-              <w:rFonts w:cs="Segoe UI"/>
-              <w:color w:val="242424"/>
-              <w:sz w:val="22"/>
-              <w:szCs w:val="22"/>
-            </w:rPr>
             <w:alias w:val="CompanyAddress2"/>
             <w:tag w:val="#BC:InsertDataItem,DataItems/Purchase_Header/CompanyAddress2"/>
             <w:id w:val="1722100033"/>
             <w:placeholder>
               <w:docPart w:val="DefaultPlaceholder_-1854013440"/>
             </w:placeholder>
+            <w:dataBinding w:prefixMappings="&lt;xmlns:ns0='urn:microsoft-dynamics-nav/reports/Standard_Purchase_Order/1322/' " w:xpath="/ns0:NavWordReportXmlPart[1]/ns0:Purchase_Header[1]/ns0:CompanyAddress2[1]" w:storeItemID="{00000000-0000-0000-0000-000000000000}"/>
             <w15:color w:val="808080"/>
             <w:text/>
-            <w:dataBinding w:prefixMappings="xmlns:ns0='urn:microsoft-dynamics-nav/reports/Standard_Purchase_Order/1322/'" w:xpath="/ns0:NavWordReportXmlPart[1]/ns0:Purchase_Header[1]/ns0:CompanyAddress2[1]"/>
           </w:sdtPr>
+          <w:sdtEndPr/>
           <w:sdtContent>
             <w:tc>
               <w:tcPr>
-                <w:tcW w:w="3500" w:type="dxa"/>
+                <w:tcW w:w="1667" w:type="pct"/>
               </w:tcPr>
               <w:p>
                 <w:pPr>
+                  <w:pStyle w:val="BCNumber"/>
                   <w:jc w:val="right"/>
-                  <w:rPr>
-                    <w:rFonts w:cs="Segoe UI"/>
-                    <w:color w:val="242424"/>
-                    <w:sz w:val="22"/>
-                    <w:szCs w:val="22"/>
-                  </w:rPr>
                 </w:pPr>
                 <w:r>
-                  <w:rPr>
-                    <w:rFonts w:cs="Segoe UI"/>
-                    <w:color w:val="242424"/>
-                    <w:sz w:val="22"/>
-                    <w:szCs w:val="22"/>
-                  </w:rPr>
                   <w:t>CompanyAddress2</w:t>
                 </w:r>
               </w:p>
@@ -193,78 +132,53 @@
       </w:tr>
       <w:tr>
         <w:trPr>
+          <w:cantSplit/>
           <w:trHeight w:val="274"/>
         </w:trPr>
         <w:tc>
           <w:tcPr>
-            <w:tcW w:w="2620" w:type="dxa"/>
+            <w:tcW w:w="1248" w:type="pct"/>
           </w:tcPr>
           <w:p>
             <w:pPr>
-              <w:rPr>
-                <w:rFonts w:cs="Segoe UI"/>
-                <w:color w:val="242424"/>
-                <w:sz w:val="22"/>
-                <w:szCs w:val="22"/>
-              </w:rPr>
+              <w:pStyle w:val="NoSpacing"/>
             </w:pPr>
           </w:p>
         </w:tc>
         <w:tc>
           <w:tcPr>
-            <w:tcW w:w="4378" w:type="dxa"/>
+            <w:tcW w:w="2085" w:type="pct"/>
           </w:tcPr>
           <w:p>
             <w:pPr>
-              <w:rPr>
-                <w:rFonts w:cs="Segoe UI"/>
-                <w:color w:val="242424"/>
-                <w:sz w:val="22"/>
-                <w:szCs w:val="22"/>
-              </w:rPr>
+              <w:pStyle w:val="NoSpacing"/>
             </w:pPr>
           </w:p>
         </w:tc>
         <w:sdt>
           <w:sdtPr>
-            <w:rPr>
-              <w:rFonts w:cs="Segoe UI"/>
-              <w:color w:val="242424"/>
-              <w:sz w:val="22"/>
-              <w:szCs w:val="22"/>
-            </w:rPr>
             <w:alias w:val="CompanyAddress3"/>
             <w:tag w:val="#BC:InsertDataItem,DataItems/Purchase_Header/CompanyAddress3"/>
             <w:id w:val="-1313871227"/>
             <w:placeholder>
               <w:docPart w:val="DefaultPlaceholder_-1854013440"/>
             </w:placeholder>
+            <w:dataBinding w:prefixMappings="&lt;xmlns:ns0='urn:microsoft-dynamics-nav/reports/Standard_Purchase_Order/1322/' " w:xpath="/ns0:NavWordReportXmlPart[1]/ns0:Purchase_Header[1]/ns0:CompanyAddress3[1]" w:storeItemID="{00000000-0000-0000-0000-000000000000}"/>
             <w15:color w:val="808080"/>
             <w:text/>
-            <w:dataBinding w:prefixMappings="xmlns:ns0='urn:microsoft-dynamics-nav/reports/Standard_Purchase_Order/1322/'" w:xpath="/ns0:NavWordReportXmlPart[1]/ns0:Purchase_Header[1]/ns0:CompanyAddress3[1]"/>
           </w:sdtPr>
+          <w:sdtEndPr/>
           <w:sdtContent>
             <w:tc>
               <w:tcPr>
-                <w:tcW w:w="3500" w:type="dxa"/>
+                <w:tcW w:w="1667" w:type="pct"/>
               </w:tcPr>
               <w:p>
                 <w:pPr>
+                  <w:pStyle w:val="BCNumber"/>
                   <w:jc w:val="right"/>
-                  <w:rPr>
-                    <w:rFonts w:cs="Segoe UI"/>
-                    <w:color w:val="242424"/>
-                    <w:sz w:val="22"/>
-                    <w:szCs w:val="22"/>
-                  </w:rPr>
                 </w:pPr>
                 <w:r>
-                  <w:rPr>
-                    <w:rFonts w:cs="Segoe UI"/>
-                    <w:color w:val="242424"/>
-                    <w:sz w:val="22"/>
-                    <w:szCs w:val="22"/>
-                  </w:rPr>
                   <w:t>CompanyAddress3</w:t>
                 </w:r>
               </w:p>
@@ -274,78 +188,53 @@
       </w:tr>
       <w:tr>
         <w:trPr>
+          <w:cantSplit/>
           <w:trHeight w:val="274"/>
         </w:trPr>
         <w:tc>
           <w:tcPr>
-            <w:tcW w:w="2620" w:type="dxa"/>
+            <w:tcW w:w="1248" w:type="pct"/>
           </w:tcPr>
           <w:p>
             <w:pPr>
-              <w:rPr>
-                <w:rFonts w:cs="Segoe UI"/>
-                <w:color w:val="242424"/>
-                <w:sz w:val="22"/>
-                <w:szCs w:val="22"/>
-              </w:rPr>
+              <w:pStyle w:val="NoSpacing"/>
             </w:pPr>
           </w:p>
         </w:tc>
         <w:tc>
           <w:tcPr>
-            <w:tcW w:w="4378" w:type="dxa"/>
+            <w:tcW w:w="2085" w:type="pct"/>
           </w:tcPr>
           <w:p>
             <w:pPr>
-              <w:rPr>
-                <w:rFonts w:cs="Segoe UI"/>
-                <w:color w:val="242424"/>
-                <w:sz w:val="22"/>
-                <w:szCs w:val="22"/>
-              </w:rPr>
+              <w:pStyle w:val="NoSpacing"/>
             </w:pPr>
           </w:p>
         </w:tc>
         <w:sdt>
           <w:sdtPr>
-            <w:rPr>
-              <w:rFonts w:cs="Segoe UI"/>
-              <w:color w:val="242424"/>
-              <w:sz w:val="22"/>
-              <w:szCs w:val="22"/>
-            </w:rPr>
             <w:alias w:val="CompanyAddress4"/>
             <w:tag w:val="#BC:InsertDataItem,DataItems/Purchase_Header/CompanyAddress4"/>
             <w:id w:val="-2045905766"/>
             <w:placeholder>
               <w:docPart w:val="DefaultPlaceholder_-1854013440"/>
             </w:placeholder>
+            <w:dataBinding w:prefixMappings="&lt;xmlns:ns0='urn:microsoft-dynamics-nav/reports/Standard_Purchase_Order/1322/' " w:xpath="/ns0:NavWordReportXmlPart[1]/ns0:Purchase_Header[1]/ns0:CompanyAddress4[1]" w:storeItemID="{00000000-0000-0000-0000-000000000000}"/>
             <w15:color w:val="808080"/>
             <w:text/>
-            <w:dataBinding w:prefixMappings="xmlns:ns0='urn:microsoft-dynamics-nav/reports/Standard_Purchase_Order/1322/'" w:xpath="/ns0:NavWordReportXmlPart[1]/ns0:Purchase_Header[1]/ns0:CompanyAddress4[1]"/>
           </w:sdtPr>
+          <w:sdtEndPr/>
           <w:sdtContent>
             <w:tc>
               <w:tcPr>
-                <w:tcW w:w="3500" w:type="dxa"/>
+                <w:tcW w:w="1667" w:type="pct"/>
               </w:tcPr>
               <w:p>
                 <w:pPr>
+                  <w:pStyle w:val="BCNumber"/>
                   <w:jc w:val="right"/>
-                  <w:rPr>
-                    <w:rFonts w:cs="Segoe UI"/>
-                    <w:color w:val="242424"/>
-                    <w:sz w:val="22"/>
-                    <w:szCs w:val="22"/>
-                  </w:rPr>
                 </w:pPr>
                 <w:r>
-                  <w:rPr>
-                    <w:rFonts w:cs="Segoe UI"/>
-                    <w:color w:val="242424"/>
-                    <w:sz w:val="22"/>
-                    <w:szCs w:val="22"/>
-                  </w:rPr>
                   <w:t>CompanyAddress4</w:t>
                 </w:r>
               </w:p>
@@ -355,78 +244,53 @@
       </w:tr>
       <w:tr>
         <w:trPr>
+          <w:cantSplit/>
           <w:trHeight w:val="274"/>
         </w:trPr>
         <w:tc>
           <w:tcPr>
-            <w:tcW w:w="2620" w:type="dxa"/>
+            <w:tcW w:w="1248" w:type="pct"/>
           </w:tcPr>
           <w:p>
             <w:pPr>
-              <w:rPr>
-                <w:rFonts w:cs="Segoe UI"/>
-                <w:color w:val="242424"/>
-                <w:sz w:val="22"/>
-                <w:szCs w:val="22"/>
-              </w:rPr>
+              <w:pStyle w:val="NoSpacing"/>
             </w:pPr>
           </w:p>
         </w:tc>
         <w:tc>
           <w:tcPr>
-            <w:tcW w:w="4378" w:type="dxa"/>
+            <w:tcW w:w="2085" w:type="pct"/>
           </w:tcPr>
           <w:p>
             <w:pPr>
-              <w:rPr>
-                <w:rFonts w:cs="Segoe UI"/>
-                <w:color w:val="242424"/>
-                <w:sz w:val="22"/>
-                <w:szCs w:val="22"/>
-              </w:rPr>
+              <w:pStyle w:val="NoSpacing"/>
             </w:pPr>
           </w:p>
         </w:tc>
         <w:sdt>
           <w:sdtPr>
-            <w:rPr>
-              <w:rFonts w:cs="Segoe UI"/>
-              <w:color w:val="242424"/>
-              <w:sz w:val="22"/>
-              <w:szCs w:val="22"/>
-            </w:rPr>
             <w:alias w:val="CompanyAddress5"/>
             <w:tag w:val="#BC:InsertDataItem,DataItems/Purchase_Header/CompanyAddress5"/>
             <w:id w:val="1591655821"/>
             <w:placeholder>
               <w:docPart w:val="DefaultPlaceholder_-1854013440"/>
             </w:placeholder>
+            <w:dataBinding w:prefixMappings="&lt;xmlns:ns0='urn:microsoft-dynamics-nav/reports/Standard_Purchase_Order/1322/' " w:xpath="/ns0:NavWordReportXmlPart[1]/ns0:Purchase_Header[1]/ns0:CompanyAddress5[1]" w:storeItemID="{00000000-0000-0000-0000-000000000000}"/>
             <w15:color w:val="808080"/>
             <w:text/>
-            <w:dataBinding w:prefixMappings="xmlns:ns0='urn:microsoft-dynamics-nav/reports/Standard_Purchase_Order/1322/'" w:xpath="/ns0:NavWordReportXmlPart[1]/ns0:Purchase_Header[1]/ns0:CompanyAddress5[1]"/>
           </w:sdtPr>
+          <w:sdtEndPr/>
           <w:sdtContent>
             <w:tc>
               <w:tcPr>
-                <w:tcW w:w="3500" w:type="dxa"/>
+                <w:tcW w:w="1667" w:type="pct"/>
               </w:tcPr>
               <w:p>
                 <w:pPr>
+                  <w:pStyle w:val="BCNumber"/>
                   <w:jc w:val="right"/>
-                  <w:rPr>
-                    <w:rFonts w:cs="Segoe UI"/>
-                    <w:color w:val="242424"/>
-                    <w:sz w:val="22"/>
-                    <w:szCs w:val="22"/>
-                  </w:rPr>
                 </w:pPr>
                 <w:r>
-                  <w:rPr>
-                    <w:rFonts w:cs="Segoe UI"/>
-                    <w:color w:val="242424"/>
-                    <w:sz w:val="22"/>
-                    <w:szCs w:val="22"/>
-                  </w:rPr>
                   <w:t>CompanyAddress5</w:t>
                 </w:r>
               </w:p>
@@ -436,82 +300,57 @@
       </w:tr>
       <w:tr>
         <w:trPr>
+          <w:cantSplit/>
           <w:trHeight w:val="126"/>
         </w:trPr>
         <w:tc>
           <w:tcPr>
-            <w:tcW w:w="2620" w:type="dxa"/>
+            <w:tcW w:w="1248" w:type="pct"/>
             <w:vAlign w:val="bottom"/>
           </w:tcPr>
           <w:p>
             <w:pPr>
+              <w:pStyle w:val="BCNumber"/>
               <w:jc w:val="right"/>
-              <w:rPr>
-                <w:rFonts w:cs="Segoe UI"/>
-                <w:color w:val="242424"/>
-                <w:sz w:val="22"/>
-                <w:szCs w:val="22"/>
-              </w:rPr>
             </w:pPr>
           </w:p>
         </w:tc>
         <w:tc>
           <w:tcPr>
-            <w:tcW w:w="4378" w:type="dxa"/>
+            <w:tcW w:w="2085" w:type="pct"/>
             <w:vAlign w:val="bottom"/>
           </w:tcPr>
           <w:p>
             <w:pPr>
+              <w:pStyle w:val="BCNumber"/>
               <w:jc w:val="right"/>
-              <w:rPr>
-                <w:rFonts w:cs="Segoe UI"/>
-                <w:color w:val="242424"/>
-                <w:sz w:val="22"/>
-                <w:szCs w:val="22"/>
-              </w:rPr>
             </w:pPr>
           </w:p>
         </w:tc>
         <w:sdt>
           <w:sdtPr>
-            <w:rPr>
-              <w:rFonts w:cs="Segoe UI"/>
-              <w:color w:val="242424"/>
-              <w:sz w:val="22"/>
-              <w:szCs w:val="22"/>
-            </w:rPr>
             <w:alias w:val="CompanyAddress6"/>
             <w:tag w:val="#BC:InsertDataItem,DataItems/Purchase_Header/CompanyAddress6"/>
             <w:id w:val="887531574"/>
             <w:placeholder>
               <w:docPart w:val="DefaultPlaceholder_-1854013440"/>
             </w:placeholder>
+            <w:dataBinding w:prefixMappings="&lt;xmlns:ns0='urn:microsoft-dynamics-nav/reports/Standard_Purchase_Order/1322/' " w:xpath="/ns0:NavWordReportXmlPart[1]/ns0:Purchase_Header[1]/ns0:CompanyAddress6[1]" w:storeItemID="{00000000-0000-0000-0000-000000000000}"/>
             <w15:color w:val="808080"/>
             <w:text/>
-            <w:dataBinding w:prefixMappings="xmlns:ns0='urn:microsoft-dynamics-nav/reports/Standard_Purchase_Order/1322/'" w:xpath="/ns0:NavWordReportXmlPart[1]/ns0:Purchase_Header[1]/ns0:CompanyAddress6[1]"/>
           </w:sdtPr>
+          <w:sdtEndPr/>
           <w:sdtContent>
             <w:tc>
               <w:tcPr>
-                <w:tcW w:w="3500" w:type="dxa"/>
+                <w:tcW w:w="1667" w:type="pct"/>
               </w:tcPr>
               <w:p>
                 <w:pPr>
+                  <w:pStyle w:val="BCNumber"/>
                   <w:jc w:val="right"/>
-                  <w:rPr>
-                    <w:rFonts w:cs="Segoe UI"/>
-                    <w:color w:val="242424"/>
-                    <w:sz w:val="22"/>
-                    <w:szCs w:val="22"/>
-                  </w:rPr>
                 </w:pPr>
                 <w:r>
-                  <w:rPr>
-                    <w:rFonts w:cs="Segoe UI"/>
-                    <w:color w:val="242424"/>
-                    <w:sz w:val="22"/>
-                    <w:szCs w:val="22"/>
-                  </w:rPr>
                   <w:t>CompanyAddress6</w:t>
                 </w:r>
               </w:p>
@@ -521,86 +360,59 @@
       </w:tr>
       <w:tr>
         <w:trPr>
+          <w:cantSplit/>
           <w:trHeight w:val="126"/>
         </w:trPr>
         <w:tc>
           <w:tcPr>
-            <w:tcW w:w="2620" w:type="dxa"/>
+            <w:tcW w:w="1248" w:type="pct"/>
             <w:vAlign w:val="bottom"/>
           </w:tcPr>
           <w:p>
             <w:pPr>
+              <w:pStyle w:val="BCNumber"/>
               <w:jc w:val="right"/>
-              <w:rPr>
-                <w:rFonts w:cs="Segoe UI"/>
-                <w:color w:val="242424"/>
-                <w:sz w:val="22"/>
-                <w:szCs w:val="22"/>
-              </w:rPr>
             </w:pPr>
           </w:p>
         </w:tc>
         <w:tc>
           <w:tcPr>
-            <w:tcW w:w="4378" w:type="dxa"/>
+            <w:tcW w:w="2085" w:type="pct"/>
             <w:vAlign w:val="bottom"/>
           </w:tcPr>
           <w:p>
             <w:pPr>
+              <w:pStyle w:val="BCNumber"/>
               <w:jc w:val="right"/>
-              <w:rPr>
-                <w:rFonts w:cs="Segoe UI"/>
-                <w:color w:val="242424"/>
-                <w:sz w:val="22"/>
-                <w:szCs w:val="22"/>
-              </w:rPr>
             </w:pPr>
           </w:p>
         </w:tc>
         <w:sdt>
           <w:sdtPr>
-            <w:rPr>
-              <w:rFonts w:cs="Segoe UI"/>
-              <w:color w:val="242424"/>
-              <w:sz w:val="22"/>
-              <w:szCs w:val="22"/>
-            </w:rPr>
             <w:alias w:val="CompanyLegalOffice"/>
             <w:tag w:val="#BC:InsertDataItem,DataItems/Purchase_Header/CompanyLegalOffice"/>
             <w:id w:val="1285387886"/>
             <w:placeholder>
               <w:docPart w:val="DefaultPlaceholder_-1854013440"/>
             </w:placeholder>
+            <w:dataBinding w:prefixMappings="&lt;xmlns:ns0='urn:microsoft-dynamics-nav/reports/Standard_Purchase_Order/1322/' " w:xpath="/ns0:NavWordReportXmlPart[1]/ns0:Purchase_Header[1]/ns0:CompanyLegalOffice[1]" w:storeItemID="{00000000-0000-0000-0000-000000000000}"/>
             <w15:color w:val="808080"/>
             <w:text/>
-            <w:dataBinding w:prefixMappings="xmlns:ns0='urn:microsoft-dynamics-nav/reports/Standard_Purchase_Order/1322/'" w:xpath="/ns0:NavWordReportXmlPart[1]/ns0:Purchase_Header[1]/ns0:CompanyLegalOffice[1]"/>
           </w:sdtPr>
+          <w:sdtEndPr/>
           <w:sdtContent>
             <w:tc>
               <w:tcPr>
-                <w:tcW w:w="3500" w:type="dxa"/>
+                <w:tcW w:w="1667" w:type="pct"/>
               </w:tcPr>
               <w:p>
                 <w:pPr>
+                  <w:pStyle w:val="BCNumber"/>
                   <w:jc w:val="right"/>
-                  <w:rPr>
-                    <w:rFonts w:cs="Segoe UI"/>
-                    <w:color w:val="242424"/>
-                    <w:sz w:val="22"/>
-                    <w:szCs w:val="22"/>
-                  </w:rPr>
                 </w:pPr>
-                <w:proofErr w:type="spellStart"/>
                 <w:r>
-                  <w:rPr>
-                    <w:rFonts w:cs="Segoe UI"/>
-                    <w:color w:val="242424"/>
-                    <w:sz w:val="22"/>
-                    <w:szCs w:val="22"/>
-                  </w:rPr>
                   <w:t>CompanyLegalOffice</w:t>
                 </w:r>
-                <w:proofErr w:type="spellEnd"/>
               </w:p>
             </w:tc>
           </w:sdtContent>
@@ -610,226 +422,149 @@
     <w:p/>
     <w:tbl>
       <w:tblPr>
-        <w:tblStyle w:val="Default1"/>
-        <w:tblW w:w="10497" w:type="dxa"/>
-        <w:tblBorders>
-          <w:top w:val="none" w:color="auto" w:sz="0" w:space="0"/>
-          <w:left w:val="none" w:color="auto" w:sz="0" w:space="0"/>
-          <w:bottom w:val="none" w:color="auto" w:sz="0" w:space="0"/>
-          <w:right w:val="none" w:color="auto" w:sz="0" w:space="0"/>
-          <w:insideH w:val="none" w:color="auto" w:sz="0" w:space="0"/>
-          <w:insideV w:val="none" w:color="auto" w:sz="0" w:space="0"/>
-        </w:tblBorders>
-        <w:tblCellMar>
-          <w:left w:w="0" w:type="dxa"/>
-          <w:right w:w="0" w:type="dxa"/>
-        </w:tblCellMar>
-        <w:tblLook w:val="04A0" w:firstRow="1" w:lastRow="0" w:firstColumn="1" w:lastColumn="0" w:noHBand="0" w:noVBand="1"/>
+        <w:tblStyle w:val="BCBlockTable"/>
+        <w:tblW w:w="5000" w:type="pct"/>
+        <w:tblLook w:val="0620" w:firstRow="1" w:lastRow="0" w:firstColumn="0" w:lastColumn="0" w:noHBand="1" w:noVBand="1"/>
         <w:tblCaption w:val="Document Information Block"/>
+        <w:tblDescription w:val="Layout table. Used for positioning, not for tabular data."/>
       </w:tblPr>
       <w:tblGrid>
-        <w:gridCol w:w="2840"/>
-        <w:gridCol w:w="2552"/>
-        <w:gridCol w:w="2552"/>
-        <w:gridCol w:w="2553"/>
+        <w:gridCol w:w="3098"/>
+        <w:gridCol w:w="2466"/>
+        <w:gridCol w:w="2466"/>
+        <w:gridCol w:w="2464"/>
       </w:tblGrid>
       <w:tr>
         <w:trPr>
           <w:cnfStyle w:val="100000000000" w:firstRow="1" w:lastRow="0" w:firstColumn="0" w:lastColumn="0" w:oddVBand="0" w:evenVBand="0" w:oddHBand="0" w:evenHBand="0" w:firstRowFirstColumn="0" w:firstRowLastColumn="0" w:lastRowFirstColumn="0" w:lastRowLastColumn="0"/>
+          <w:cantSplit/>
           <w:trHeight w:val="254"/>
         </w:trPr>
         <w:sdt>
           <w:sdtPr>
-            <w:rPr>
-              <w:rFonts w:ascii="Segoe UI Semibold" w:hAnsi="Segoe UI Semibold" w:eastAsia="Yu Gothic Light" w:cs="Segoe UI Semibold"/>
-              <w:color w:val="auto"/>
-              <w:sz w:val="22"/>
-              <w:szCs w:val="22"/>
-            </w:rPr>
             <w:alias w:val="VendNo_Lbl"/>
             <w:tag w:val="#BC:InsertDataItem,DataItems/Purchase_Header/VendNo_Lbl"/>
             <w:id w:val="-321739546"/>
             <w:placeholder>
               <w:docPart w:val="DefaultPlaceholder_-1854013440"/>
             </w:placeholder>
+            <w:dataBinding w:prefixMappings="&lt;xmlns:ns0='urn:microsoft-dynamics-nav/reports/Standard_Purchase_Order/1322/' " w:xpath="/ns0:NavWordReportXmlPart[1]/ns0:Purchase_Header[1]/ns0:VendNo_Lbl[1]" w:storeItemID="{00000000-0000-0000-0000-000000000000}"/>
             <w15:color w:val="808080"/>
             <w:text/>
-            <w:dataBinding w:prefixMappings="xmlns:ns0='urn:microsoft-dynamics-nav/reports/Standard_Purchase_Order/1322/'" w:xpath="/ns0:NavWordReportXmlPart[1]/ns0:Purchase_Header[1]/ns0:VendNo_Lbl[1]"/>
           </w:sdtPr>
+          <w:sdtEndPr/>
           <w:sdtContent>
             <w:tc>
               <w:tcPr>
-                <w:tcW w:w="2624" w:type="dxa"/>
+                <w:tcW w:w="1353" w:type="pct"/>
               </w:tcPr>
               <w:p>
                 <w:pPr>
-                  <w:pStyle w:val="Heading2"/>
-                  <w:spacing w:before="0" w:line="276" w:lineRule="auto"/>
-                  <w:rPr>
-                    <w:rFonts w:ascii="Segoe UI Semibold" w:hAnsi="Segoe UI Semibold" w:eastAsia="Yu Gothic Light" w:cs="Segoe UI Semibold"/>
-                    <w:color w:val="auto"/>
-                    <w:sz w:val="22"/>
-                    <w:szCs w:val="22"/>
-                  </w:rPr>
+                  <w:pStyle w:val="BCLabel"/>
+                  <w:spacing w:line="276" w:lineRule="auto"/>
                 </w:pPr>
-                <w:proofErr w:type="spellStart"/>
                 <w:r>
-                  <w:rPr>
-                    <w:rFonts w:ascii="Segoe UI Semibold" w:hAnsi="Segoe UI Semibold" w:eastAsia="Yu Gothic Light" w:cs="Segoe UI Semibold"/>
-                    <w:color w:val="auto"/>
-                    <w:sz w:val="22"/>
-                    <w:szCs w:val="22"/>
-                  </w:rPr>
                   <w:t>VendNo_Lbl</w:t>
                 </w:r>
-                <w:proofErr w:type="spellEnd"/>
               </w:p>
             </w:tc>
           </w:sdtContent>
         </w:sdt>
         <w:tc>
           <w:tcPr>
-            <w:tcW w:w="2624" w:type="dxa"/>
+            <w:tcW w:w="1216" w:type="pct"/>
           </w:tcPr>
           <w:p>
             <w:pPr>
-              <w:pStyle w:val="Heading2"/>
-              <w:spacing w:before="0" w:line="276" w:lineRule="auto"/>
-              <w:rPr>
-                <w:rFonts w:ascii="Segoe UI Semibold" w:hAnsi="Segoe UI Semibold" w:eastAsia="Aptos" w:cs="Segoe UI Semibold"/>
-                <w:color w:val="auto"/>
-                <w:sz w:val="22"/>
-                <w:szCs w:val="22"/>
-              </w:rPr>
+              <w:pStyle w:val="BCLabel"/>
+              <w:spacing w:line="276" w:lineRule="auto"/>
             </w:pPr>
           </w:p>
         </w:tc>
         <w:tc>
           <w:tcPr>
-            <w:tcW w:w="2624" w:type="dxa"/>
+            <w:tcW w:w="1216" w:type="pct"/>
           </w:tcPr>
           <w:p>
             <w:pPr>
+              <w:pStyle w:val="NoSpacing"/>
               <w:spacing w:line="276" w:lineRule="auto"/>
-              <w:rPr>
-                <w:rFonts w:ascii="Aptos" w:hAnsi="Aptos" w:cs="Segoe UI Semibold"/>
-                <w:color w:val="242424"/>
-                <w:sz w:val="22"/>
-                <w:szCs w:val="22"/>
-              </w:rPr>
             </w:pPr>
           </w:p>
         </w:tc>
         <w:tc>
           <w:tcPr>
-            <w:tcW w:w="2625" w:type="dxa"/>
+            <w:tcW w:w="1215" w:type="pct"/>
           </w:tcPr>
           <w:p>
             <w:pPr>
+              <w:pStyle w:val="NoSpacing"/>
               <w:spacing w:line="276" w:lineRule="auto"/>
-              <w:rPr>
-                <w:rFonts w:ascii="Aptos" w:hAnsi="Aptos" w:cs="Segoe UI Semibold"/>
-                <w:color w:val="242424"/>
-                <w:sz w:val="22"/>
-                <w:szCs w:val="22"/>
-              </w:rPr>
             </w:pPr>
           </w:p>
         </w:tc>
       </w:tr>
       <w:tr>
         <w:trPr>
+          <w:cantSplit/>
           <w:trHeight w:val="242"/>
         </w:trPr>
         <w:sdt>
           <w:sdtPr>
-            <w:rPr>
-              <w:rFonts w:ascii="Aptos" w:hAnsi="Aptos" w:cs="Segoe UI"/>
-              <w:color w:val="242424"/>
-              <w:sz w:val="22"/>
-              <w:szCs w:val="22"/>
-            </w:rPr>
             <w:alias w:val="BuyFrmVendNo_PurchHeader"/>
             <w:tag w:val="#BC:InsertDataItem,DataItems/Purchase_Header/BuyFrmVendNo_PurchHeader"/>
             <w:id w:val="1721475125"/>
             <w:placeholder>
               <w:docPart w:val="DefaultPlaceholder_-1854013440"/>
             </w:placeholder>
+            <w:dataBinding w:prefixMappings="&lt;xmlns:ns0='urn:microsoft-dynamics-nav/reports/Standard_Purchase_Order/1322/' " w:xpath="/ns0:NavWordReportXmlPart[1]/ns0:Purchase_Header[1]/ns0:BuyFrmVendNo_PurchHeader[1]" w:storeItemID="{00000000-0000-0000-0000-000000000000}"/>
             <w15:color w:val="808080"/>
             <w:text/>
-            <w:dataBinding w:prefixMappings="xmlns:ns0='urn:microsoft-dynamics-nav/reports/Standard_Purchase_Order/1322/'" w:xpath="/ns0:NavWordReportXmlPart[1]/ns0:Purchase_Header[1]/ns0:BuyFrmVendNo_PurchHeader[1]"/>
           </w:sdtPr>
+          <w:sdtEndPr/>
           <w:sdtContent>
             <w:tc>
               <w:tcPr>
-                <w:tcW w:w="2624" w:type="dxa"/>
+                <w:tcW w:w="1353" w:type="pct"/>
               </w:tcPr>
               <w:p>
                 <w:pPr>
-                  <w:rPr>
-                    <w:rFonts w:ascii="Aptos" w:hAnsi="Aptos" w:cs="Segoe UI"/>
-                    <w:color w:val="242424"/>
-                    <w:sz w:val="22"/>
-                    <w:szCs w:val="22"/>
-                  </w:rPr>
+                  <w:pStyle w:val="NoSpacing"/>
                 </w:pPr>
-                <w:proofErr w:type="spellStart"/>
                 <w:r>
-                  <w:rPr>
-                    <w:rFonts w:ascii="Aptos" w:hAnsi="Aptos" w:cs="Segoe UI"/>
-                    <w:color w:val="242424"/>
-                    <w:sz w:val="22"/>
-                    <w:szCs w:val="22"/>
-                  </w:rPr>
                   <w:t>BuyFrmVendNo_PurchHeader</w:t>
                 </w:r>
-                <w:proofErr w:type="spellEnd"/>
               </w:p>
             </w:tc>
           </w:sdtContent>
         </w:sdt>
         <w:tc>
           <w:tcPr>
-            <w:tcW w:w="2624" w:type="dxa"/>
+            <w:tcW w:w="1216" w:type="pct"/>
           </w:tcPr>
           <w:p>
             <w:pPr>
-              <w:rPr>
-                <w:rFonts w:ascii="Aptos" w:hAnsi="Aptos" w:cs="Segoe UI"/>
-                <w:color w:val="242424"/>
-                <w:sz w:val="22"/>
-                <w:szCs w:val="22"/>
-              </w:rPr>
+              <w:pStyle w:val="NoSpacing"/>
             </w:pPr>
           </w:p>
         </w:tc>
         <w:tc>
           <w:tcPr>
-            <w:tcW w:w="2624" w:type="dxa"/>
+            <w:tcW w:w="1216" w:type="pct"/>
           </w:tcPr>
           <w:p>
             <w:pPr>
-              <w:rPr>
-                <w:rFonts w:ascii="Aptos" w:hAnsi="Aptos" w:cs="Segoe UI"/>
-                <w:color w:val="242424"/>
-                <w:sz w:val="22"/>
-                <w:szCs w:val="22"/>
-              </w:rPr>
+              <w:pStyle w:val="NoSpacing"/>
             </w:pPr>
           </w:p>
         </w:tc>
         <w:tc>
           <w:tcPr>
-            <w:tcW w:w="2625" w:type="dxa"/>
+            <w:tcW w:w="1215" w:type="pct"/>
           </w:tcPr>
           <w:p>
             <w:pPr>
-              <w:rPr>
-                <w:rFonts w:ascii="Aptos" w:hAnsi="Aptos" w:cs="Segoe UI"/>
-                <w:color w:val="242424"/>
-                <w:sz w:val="22"/>
-                <w:szCs w:val="22"/>
-              </w:rPr>
+              <w:pStyle w:val="NoSpacing"/>
             </w:pPr>
           </w:p>
         </w:tc>
@@ -842,586 +577,106 @@
     </w:p>
     <w:tbl>
       <w:tblPr>
-        <w:tblW w:w="10498" w:type="dxa"/>
-        <w:tblCellMar>
-          <w:left w:w="0" w:type="dxa"/>
-          <w:right w:w="0" w:type="dxa"/>
-        </w:tblCellMar>
-        <w:tblLook w:val="0000" w:firstRow="0" w:lastRow="0" w:firstColumn="0" w:lastColumn="0" w:noHBand="0" w:noVBand="0"/>
+        <w:tblStyle w:val="BCBlockTable"/>
+        <w:tblW w:w="5000" w:type="pct"/>
+        <w:tblLook w:val="0620" w:firstRow="1" w:lastRow="0" w:firstColumn="0" w:lastColumn="0" w:noHBand="1" w:noVBand="1"/>
         <w:tblCaption w:val="Notes Block"/>
+        <w:tblDescription w:val="Layout table. Used for positioning, not for tabular data."/>
       </w:tblPr>
       <w:tblGrid>
-        <w:gridCol w:w="10498"/>
+        <w:gridCol w:w="10494"/>
       </w:tblGrid>
       <w:tr>
+        <w:trPr>
+          <w:cnfStyle w:val="100000000000" w:firstRow="1" w:lastRow="0" w:firstColumn="0" w:lastColumn="0" w:oddVBand="0" w:evenVBand="0" w:oddHBand="0" w:evenHBand="0" w:firstRowFirstColumn="0" w:firstRowLastColumn="0" w:lastRowFirstColumn="0" w:lastRowLastColumn="0"/>
+          <w:cantSplit/>
+        </w:trPr>
         <w:tc>
           <w:tcPr>
-            <w:tcW w:w="10484" w:type="dxa"/>
+            <w:tcW w:w="5000" w:type="pct"/>
           </w:tcPr>
           <w:p>
             <w:pPr>
-              <w:spacing w:after="0"/>
+              <w:pStyle w:val="NoSpacing"/>
               <w:ind w:right="29"/>
-              <w:rPr>
-                <w:iCs/>
-              </w:rPr>
             </w:pPr>
             <w:sdt>
               <w:sdtPr>
-                <w:rPr>
-                  <w:iCs/>
-                </w:rPr>
                 <w:alias w:val="GreetingText"/>
                 <w:tag w:val="#BC:InsertDataItem,DataItems/Purchase_Header/LetterText/GreetingText"/>
                 <w:id w:val="-407389588"/>
                 <w:placeholder>
                   <w:docPart w:val="DefaultPlaceholder_-1854013440"/>
                 </w:placeholder>
+                <w:dataBinding w:prefixMappings="&lt;xmlns:ns0='urn:microsoft-dynamics-nav/reports/Standard_Purchase_Order/1322/' " w:xpath="/ns0:NavWordReportXmlPart[1]/ns0:Purchase_Header[1]/ns0:LetterText[1]/ns0:GreetingText[1]" w:storeItemID="{00000000-0000-0000-0000-000000000000}"/>
                 <w15:color w:val="808080"/>
                 <w:text/>
-                <w:dataBinding w:prefixMappings="xmlns:ns0='urn:microsoft-dynamics-nav/reports/Standard_Purchase_Order/1322/'" w:xpath="/ns0:NavWordReportXmlPart[1]/ns0:Purchase_Header[1]/ns0:LetterText[1]/ns0:GreetingText[1]"/>
               </w:sdtPr>
+              <w:sdtEndPr/>
               <w:sdtContent>
-                <w:proofErr w:type="spellStart"/>
                 <w:r>
-                  <w:rPr>
-                    <w:iCs/>
-                  </w:rPr>
                   <w:t>GreetingText</w:t>
                 </w:r>
-                <w:proofErr w:type="spellEnd"/>
               </w:sdtContent>
             </w:sdt>
             <w:r>
-              <w:rPr>
-                <w:iCs/>
-              </w:rPr>
               <w:t xml:space="preserve"> </w:t>
             </w:r>
             <w:sdt>
               <w:sdtPr>
-                <w:rPr>
-                  <w:iCs/>
-                </w:rPr>
                 <w:alias w:val="BuyFromAddr1"/>
                 <w:tag w:val="#BC:InsertDataItem,DataItems/Purchase_Header/BuyFromAddr1"/>
                 <w:id w:val="-607737201"/>
                 <w:placeholder>
                   <w:docPart w:val="DefaultPlaceholder_-1854013440"/>
                 </w:placeholder>
+                <w:dataBinding w:prefixMappings="&lt;xmlns:ns0='urn:microsoft-dynamics-nav/reports/Standard_Purchase_Order/1322/' " w:xpath="/ns0:NavWordReportXmlPart[1]/ns0:Purchase_Header[1]/ns0:BuyFromAddr1[1]" w:storeItemID="{00000000-0000-0000-0000-000000000000}"/>
                 <w15:color w:val="808080"/>
                 <w:text/>
-                <w:dataBinding w:prefixMappings="xmlns:ns0='urn:microsoft-dynamics-nav/reports/Standard_Purchase_Order/1322/'" w:xpath="/ns0:NavWordReportXmlPart[1]/ns0:Purchase_Header[1]/ns0:BuyFromAddr1[1]"/>
               </w:sdtPr>
+              <w:sdtEndPr/>
               <w:sdtContent>
                 <w:r>
-                  <w:rPr>
-                    <w:iCs/>
-                  </w:rPr>
                   <w:t>BuyFromAddr1</w:t>
                 </w:r>
               </w:sdtContent>
             </w:sdt>
             <w:r>
-              <w:rPr>
-                <w:iCs/>
-              </w:rPr>
               <w:t>,</w:t>
             </w:r>
           </w:p>
         </w:tc>
       </w:tr>
       <w:tr>
+        <w:trPr>
+          <w:cantSplit/>
+        </w:trPr>
         <w:sdt>
           <w:sdtPr>
-            <w:rPr>
-              <w:iCs/>
-            </w:rPr>
             <w:alias w:val="BodyText"/>
             <w:tag w:val="#BC:InsertDataItem,DataItems/Purchase_Header/LetterText/BodyText"/>
             <w:id w:val="398487014"/>
             <w:placeholder>
               <w:docPart w:val="DefaultPlaceholder_-1854013440"/>
             </w:placeholder>
+            <w:dataBinding w:prefixMappings="&lt;xmlns:ns0='urn:microsoft-dynamics-nav/reports/Standard_Purchase_Order/1322/' " w:xpath="/ns0:NavWordReportXmlPart[1]/ns0:Purchase_Header[1]/ns0:LetterText[1]/ns0:BodyText[1]" w:storeItemID="{00000000-0000-0000-0000-000000000000}"/>
             <w15:color w:val="808080"/>
             <w:text/>
-            <w:dataBinding w:prefixMappings="xmlns:ns0='urn:microsoft-dynamics-nav/reports/Standard_Purchase_Order/1322/'" w:xpath="/ns0:NavWordReportXmlPart[1]/ns0:Purchase_Header[1]/ns0:LetterText[1]/ns0:BodyText[1]"/>
           </w:sdtPr>
+          <w:sdtEndPr/>
           <w:sdtContent>
             <w:tc>
               <w:tcPr>
-                <w:tcW w:w="10484" w:type="dxa"/>
+                <w:tcW w:w="5000" w:type="pct"/>
               </w:tcPr>
               <w:p>
                 <w:pPr>
-                  <w:spacing w:after="0"/>
+                  <w:pStyle w:val="NoSpacing"/>
                   <w:ind w:right="29"/>
-                  <w:rPr>
-                    <w:iCs/>
-                  </w:rPr>
                 </w:pPr>
-                <w:proofErr w:type="spellStart"/>
                 <w:r>
-                  <w:rPr>
-                    <w:iCs/>
-                  </w:rPr>
                   <w:t>BodyText</w:t>
                 </w:r>
-                <w:proofErr w:type="spellEnd"/>
-              </w:p>
-            </w:tc>
-          </w:sdtContent>
-        </w:sdt>
-      </w:tr>
-    </w:tbl>
-    <w:p>
-      <w:pPr>
-        <w:spacing w:after="0" w:line="240" w:lineRule="auto"/>
-        <w:rPr>
-          <w:sz w:val="22"/>
-          <w:szCs w:val="22"/>
-        </w:rPr>
-      </w:pPr>
-    </w:p>
-    <w:p>
-      <w:pPr>
-        <w:spacing w:after="0" w:line="240" w:lineRule="auto"/>
-        <w:rPr>
-          <w:sz w:val="22"/>
-          <w:szCs w:val="22"/>
-        </w:rPr>
-      </w:pPr>
-    </w:p>
-    <w:tbl>
-      <w:tblPr>
-        <w:tblStyle w:val="CLSequoiatablestyle021"/>
-        <w:tblW w:w="10498" w:type="dxa"/>
-        <w:tblLook w:val="04A0" w:firstRow="1" w:lastRow="0" w:firstColumn="1" w:lastColumn="0" w:noHBand="0" w:noVBand="1"/>
-        <w:tblCaption w:val="Data Table Block"/>
-      </w:tblPr>
-      <w:tblGrid>
-        <w:gridCol w:w="2541"/>
-        <w:gridCol w:w="4392"/>
-        <w:gridCol w:w="3565"/>
-      </w:tblGrid>
-      <w:tr>
-        <w:trPr>
-          <w:cnfStyle w:val="100000000000" w:firstRow="1" w:lastRow="0" w:firstColumn="0" w:lastColumn="0" w:oddVBand="0" w:evenVBand="0" w:oddHBand="0" w:evenHBand="0" w:firstRowFirstColumn="0" w:firstRowLastColumn="0" w:lastRowFirstColumn="0" w:lastRowLastColumn="0"/>
-          <w:trHeight w:val="490"/>
-        </w:trPr>
-        <w:sdt>
-          <w:sdtPr>
-            <w:rPr>
-              <w:rFonts w:ascii="Segoe UI Semibold" w:hAnsi="Segoe UI Semibold" w:eastAsia="Aptos" w:cs="Segoe UI Semibold"/>
-              <w:color w:val="auto"/>
-              <w:sz w:val="22"/>
-              <w:szCs w:val="22"/>
-              <w:lang w:eastAsia="en-US"/>
-            </w:rPr>
-            <w:alias w:val="OrderNo_Lbl"/>
-            <w:tag w:val="#BC:InsertDataItem,DataItems/Purchase_Header/OrderNo_Lbl"/>
-            <w:id w:val="1190571341"/>
-            <w:placeholder>
-              <w:docPart w:val="DefaultPlaceholder_-1854013440"/>
-            </w:placeholder>
-            <w15:color w:val="808080"/>
-            <w:text/>
-            <w:dataBinding w:prefixMappings="xmlns:ns0='urn:microsoft-dynamics-nav/reports/Standard_Purchase_Order/1322/'" w:xpath="/ns0:NavWordReportXmlPart[1]/ns0:Purchase_Header[1]/ns0:OrderNo_Lbl[1]"/>
-          </w:sdtPr>
-          <w:sdtContent>
-            <w:tc>
-              <w:tcPr>
-                <w:cnfStyle w:val="001000000000" w:firstRow="0" w:lastRow="0" w:firstColumn="1" w:lastColumn="0" w:oddVBand="0" w:evenVBand="0" w:oddHBand="0" w:evenHBand="0" w:firstRowFirstColumn="0" w:firstRowLastColumn="0" w:lastRowFirstColumn="0" w:lastRowLastColumn="0"/>
-                <w:tcW w:w="1210" w:type="pct"/>
-                <w:tcBorders>
-                  <w:bottom w:val="single" w:color="000000" w:sz="4" w:space="0"/>
-                </w:tcBorders>
-              </w:tcPr>
-              <w:p>
-                <w:pPr>
-                  <w:pStyle w:val="Heading2"/>
-                  <w:spacing w:before="160" w:after="80"/>
-                  <w:rPr>
-                    <w:rFonts w:ascii="Segoe UI Semibold" w:hAnsi="Segoe UI Semibold" w:eastAsia="Aptos" w:cs="Segoe UI Semibold"/>
-                    <w:color w:val="auto"/>
-                    <w:sz w:val="22"/>
-                    <w:szCs w:val="22"/>
-                    <w:lang w:eastAsia="en-US"/>
-                  </w:rPr>
-                </w:pPr>
-                <w:proofErr w:type="spellStart"/>
-                <w:r>
-                  <w:rPr>
-                    <w:rFonts w:ascii="Segoe UI Semibold" w:hAnsi="Segoe UI Semibold" w:eastAsia="Aptos" w:cs="Segoe UI Semibold"/>
-                    <w:color w:val="auto"/>
-                    <w:sz w:val="22"/>
-                    <w:szCs w:val="22"/>
-                    <w:lang w:eastAsia="en-US"/>
-                  </w:rPr>
-                  <w:t>OrderNo_Lbl</w:t>
-                </w:r>
-                <w:proofErr w:type="spellEnd"/>
-              </w:p>
-            </w:tc>
-          </w:sdtContent>
-        </w:sdt>
-        <w:sdt>
-          <w:sdtPr>
-            <w:rPr>
-              <w:rFonts w:ascii="Segoe UI Semibold" w:hAnsi="Segoe UI Semibold" w:eastAsia="Aptos" w:cs="Segoe UI Semibold"/>
-              <w:color w:val="auto"/>
-              <w:sz w:val="22"/>
-              <w:szCs w:val="22"/>
-              <w:lang w:eastAsia="en-US"/>
-            </w:rPr>
-            <w:alias w:val="OrderDate_Lbl"/>
-            <w:tag w:val="#BC:InsertDataItem,DataItems/Purchase_Header/OrderDate_Lbl"/>
-            <w:id w:val="1819457101"/>
-            <w:placeholder>
-              <w:docPart w:val="DefaultPlaceholder_-1854013440"/>
-            </w:placeholder>
-            <w15:color w:val="808080"/>
-            <w:text/>
-            <w:dataBinding w:prefixMappings="xmlns:ns0='urn:microsoft-dynamics-nav/reports/Standard_Purchase_Order/1322/'" w:xpath="/ns0:NavWordReportXmlPart[1]/ns0:Purchase_Header[1]/ns0:OrderDate_Lbl[1]"/>
-          </w:sdtPr>
-          <w:sdtContent>
-            <w:tc>
-              <w:tcPr>
-                <w:tcW w:w="2092" w:type="pct"/>
-                <w:tcBorders>
-                  <w:bottom w:val="single" w:color="000000" w:sz="4" w:space="0"/>
-                </w:tcBorders>
-              </w:tcPr>
-              <w:p>
-                <w:pPr>
-                  <w:pStyle w:val="Heading2"/>
-                  <w:spacing w:before="160" w:after="80"/>
-                  <w:cnfStyle w:val="100000000000" w:firstRow="1" w:lastRow="0" w:firstColumn="0" w:lastColumn="0" w:oddVBand="0" w:evenVBand="0" w:oddHBand="0" w:evenHBand="0" w:firstRowFirstColumn="0" w:firstRowLastColumn="0" w:lastRowFirstColumn="0" w:lastRowLastColumn="0"/>
-                  <w:rPr>
-                    <w:rFonts w:ascii="Segoe UI Semibold" w:hAnsi="Segoe UI Semibold" w:eastAsia="Aptos" w:cs="Segoe UI Semibold"/>
-                    <w:color w:val="auto"/>
-                    <w:sz w:val="22"/>
-                    <w:szCs w:val="22"/>
-                    <w:lang w:eastAsia="en-US"/>
-                  </w:rPr>
-                </w:pPr>
-                <w:proofErr w:type="spellStart"/>
-                <w:r>
-                  <w:rPr>
-                    <w:rFonts w:ascii="Segoe UI Semibold" w:hAnsi="Segoe UI Semibold" w:eastAsia="Aptos" w:cs="Segoe UI Semibold"/>
-                    <w:color w:val="auto"/>
-                    <w:sz w:val="22"/>
-                    <w:szCs w:val="22"/>
-                    <w:lang w:eastAsia="en-US"/>
-                  </w:rPr>
-                  <w:t>OrderDate_Lbl</w:t>
-                </w:r>
-                <w:proofErr w:type="spellEnd"/>
-              </w:p>
-            </w:tc>
-          </w:sdtContent>
-        </w:sdt>
-        <w:sdt>
-          <w:sdtPr>
-            <w:rPr>
-              <w:rFonts w:ascii="Segoe UI Semibold" w:hAnsi="Segoe UI Semibold" w:eastAsia="Aptos" w:cs="Segoe UI Semibold"/>
-              <w:b/>
-              <w:bCs w:val="0"/>
-              <w:color w:val="auto"/>
-              <w:sz w:val="22"/>
-              <w:szCs w:val="22"/>
-              <w:lang w:eastAsia="en-US"/>
-            </w:rPr>
-            <w:alias w:val="TotalText"/>
-            <w:tag w:val="#BC:InsertDataItem,DataItems/Purchase_Header/Totals/TotalText"/>
-            <w:id w:val="686336473"/>
-            <w:placeholder>
-              <w:docPart w:val="DefaultPlaceholder_-1854013440"/>
-            </w:placeholder>
-            <w15:color w:val="808080"/>
-            <w:text/>
-            <w:dataBinding w:prefixMappings="xmlns:ns0='urn:microsoft-dynamics-nav/reports/Standard_Purchase_Order/1322/'" w:xpath="/ns0:NavWordReportXmlPart[1]/ns0:Purchase_Header[1]/ns0:Totals[1]/ns0:TotalText[1]"/>
-          </w:sdtPr>
-          <w:sdtContent>
-            <w:tc>
-              <w:tcPr>
-                <w:tcW w:w="1698" w:type="pct"/>
-                <w:tcBorders>
-                  <w:bottom w:val="single" w:color="000000" w:sz="4" w:space="0"/>
-                </w:tcBorders>
-              </w:tcPr>
-              <w:p>
-                <w:pPr>
-                  <w:pStyle w:val="Heading2"/>
-                  <w:spacing w:before="160" w:after="80"/>
-                  <w:jc w:val="right"/>
-                  <w:cnfStyle w:val="100000000000" w:firstRow="1" w:lastRow="0" w:firstColumn="0" w:lastColumn="0" w:oddVBand="0" w:evenVBand="0" w:oddHBand="0" w:evenHBand="0" w:firstRowFirstColumn="0" w:firstRowLastColumn="0" w:lastRowFirstColumn="0" w:lastRowLastColumn="0"/>
-                  <w:rPr>
-                    <w:rFonts w:ascii="Segoe UI Semibold" w:hAnsi="Segoe UI Semibold" w:eastAsia="Aptos" w:cs="Segoe UI Semibold"/>
-                    <w:b/>
-                    <w:bCs w:val="0"/>
-                    <w:color w:val="auto"/>
-                    <w:sz w:val="22"/>
-                    <w:szCs w:val="22"/>
-                    <w:lang w:eastAsia="en-US"/>
-                  </w:rPr>
-                </w:pPr>
-                <w:proofErr w:type="spellStart"/>
-                <w:r>
-                  <w:rPr>
-                    <w:rFonts w:ascii="Segoe UI Semibold" w:hAnsi="Segoe UI Semibold" w:eastAsia="Aptos" w:cs="Segoe UI Semibold"/>
-                    <w:b/>
-                    <w:bCs w:val="0"/>
-                    <w:color w:val="auto"/>
-                    <w:sz w:val="22"/>
-                    <w:szCs w:val="22"/>
-                    <w:lang w:eastAsia="en-US"/>
-                  </w:rPr>
-                  <w:t>TotalText</w:t>
-                </w:r>
-                <w:proofErr w:type="spellEnd"/>
-              </w:p>
-            </w:tc>
-          </w:sdtContent>
-        </w:sdt>
-      </w:tr>
-      <w:tr>
-        <w:trPr>
-          <w:cnfStyle w:val="000000100000" w:firstRow="0" w:lastRow="0" w:firstColumn="0" w:lastColumn="0" w:oddVBand="0" w:evenVBand="0" w:oddHBand="1" w:evenHBand="0" w:firstRowFirstColumn="0" w:firstRowLastColumn="0" w:lastRowFirstColumn="0" w:lastRowLastColumn="0"/>
-          <w:trHeight w:val="245" w:hRule="exact"/>
-        </w:trPr>
-        <w:tc>
-          <w:tcPr>
-            <w:cnfStyle w:val="001000000000" w:firstRow="0" w:lastRow="0" w:firstColumn="1" w:lastColumn="0" w:oddVBand="0" w:evenVBand="0" w:oddHBand="0" w:evenHBand="0" w:firstRowFirstColumn="0" w:firstRowLastColumn="0" w:lastRowFirstColumn="0" w:lastRowLastColumn="0"/>
-            <w:tcW w:w="1210" w:type="pct"/>
-            <w:tcBorders>
-              <w:top w:val="single" w:color="000000" w:sz="4" w:space="0"/>
-            </w:tcBorders>
-            <w:vAlign w:val="center"/>
-          </w:tcPr>
-          <w:p>
-            <w:pPr>
-              <w:rPr>
-                <w:rFonts w:ascii="Segoe UI Semibold" w:hAnsi="Segoe UI Semibold" w:cs="Segoe UI Semibold"/>
-                <w:sz w:val="22"/>
-                <w:szCs w:val="22"/>
-                <w:lang w:eastAsia="en-US"/>
-              </w:rPr>
-            </w:pPr>
-          </w:p>
-        </w:tc>
-        <w:tc>
-          <w:tcPr>
-            <w:tcW w:w="2092" w:type="pct"/>
-            <w:tcBorders>
-              <w:top w:val="single" w:color="000000" w:sz="4" w:space="0"/>
-            </w:tcBorders>
-            <w:vAlign w:val="center"/>
-          </w:tcPr>
-          <w:p>
-            <w:pPr>
-              <w:cnfStyle w:val="000000100000" w:firstRow="0" w:lastRow="0" w:firstColumn="0" w:lastColumn="0" w:oddVBand="0" w:evenVBand="0" w:oddHBand="1" w:evenHBand="0" w:firstRowFirstColumn="0" w:firstRowLastColumn="0" w:lastRowFirstColumn="0" w:lastRowLastColumn="0"/>
-              <w:rPr>
-                <w:rFonts w:ascii="Segoe UI Semibold" w:hAnsi="Segoe UI Semibold" w:cs="Segoe UI Semibold"/>
-                <w:sz w:val="22"/>
-                <w:szCs w:val="22"/>
-                <w:lang w:eastAsia="en-US"/>
-              </w:rPr>
-            </w:pPr>
-          </w:p>
-        </w:tc>
-        <w:tc>
-          <w:tcPr>
-            <w:tcW w:w="1698" w:type="pct"/>
-            <w:tcBorders>
-              <w:top w:val="single" w:color="000000" w:sz="4" w:space="0"/>
-            </w:tcBorders>
-            <w:vAlign w:val="center"/>
-          </w:tcPr>
-          <w:p>
-            <w:pPr>
-              <w:jc w:val="right"/>
-              <w:cnfStyle w:val="000000100000" w:firstRow="0" w:lastRow="0" w:firstColumn="0" w:lastColumn="0" w:oddVBand="0" w:evenVBand="0" w:oddHBand="1" w:evenHBand="0" w:firstRowFirstColumn="0" w:firstRowLastColumn="0" w:lastRowFirstColumn="0" w:lastRowLastColumn="0"/>
-              <w:rPr>
-                <w:rFonts w:ascii="Segoe UI Semibold" w:hAnsi="Segoe UI Semibold" w:cs="Segoe UI Semibold"/>
-                <w:b/>
-                <w:sz w:val="22"/>
-                <w:szCs w:val="22"/>
-                <w:lang w:eastAsia="en-US"/>
-              </w:rPr>
-            </w:pPr>
-          </w:p>
-        </w:tc>
-      </w:tr>
-      <w:tr>
-        <w:trPr>
-          <w:cnfStyle w:val="000000010000" w:firstRow="0" w:lastRow="0" w:firstColumn="0" w:lastColumn="0" w:oddVBand="0" w:evenVBand="0" w:oddHBand="0" w:evenHBand="1" w:firstRowFirstColumn="0" w:firstRowLastColumn="0" w:lastRowFirstColumn="0" w:lastRowLastColumn="0"/>
-          <w:trHeight w:val="490"/>
-        </w:trPr>
-        <w:sdt>
-          <w:sdtPr>
-            <w:rPr>
-              <w:rFonts w:cs="Arial" w:asciiTheme="minorHAnsi" w:hAnsiTheme="minorHAnsi"/>
-              <w:bCs w:val="0"/>
-              <w:sz w:val="22"/>
-              <w:szCs w:val="22"/>
-              <w:lang w:eastAsia="en-US"/>
-            </w:rPr>
-            <w:alias w:val="No_PurchHeader"/>
-            <w:tag w:val="#BC:InsertDataItem,DataItems/Purchase_Header/No_PurchHeader"/>
-            <w:id w:val="1924995124"/>
-            <w:placeholder>
-              <w:docPart w:val="DefaultPlaceholder_-1854013440"/>
-            </w:placeholder>
-            <w15:color w:val="808080"/>
-            <w:text/>
-            <w:dataBinding w:prefixMappings="xmlns:ns0='urn:microsoft-dynamics-nav/reports/Standard_Purchase_Order/1322/'" w:xpath="/ns0:NavWordReportXmlPart[1]/ns0:Purchase_Header[1]/ns0:No_PurchHeader[1]"/>
-          </w:sdtPr>
-          <w:sdtContent>
-            <w:tc>
-              <w:tcPr>
-                <w:cnfStyle w:val="001000000000" w:firstRow="0" w:lastRow="0" w:firstColumn="1" w:lastColumn="0" w:oddVBand="0" w:evenVBand="0" w:oddHBand="0" w:evenHBand="0" w:firstRowFirstColumn="0" w:firstRowLastColumn="0" w:lastRowFirstColumn="0" w:lastRowLastColumn="0"/>
-                <w:tcW w:w="1210" w:type="pct"/>
-                <w:tcBorders>
-                  <w:bottom w:val="single" w:color="EEF0F1" w:sz="4" w:space="0"/>
-                </w:tcBorders>
-                <w:vAlign w:val="center"/>
-              </w:tcPr>
-              <w:p>
-                <w:pPr>
-                  <w:rPr>
-                    <w:rFonts w:cs="Arial" w:asciiTheme="minorHAnsi" w:hAnsiTheme="minorHAnsi"/>
-                    <w:bCs w:val="0"/>
-                    <w:sz w:val="22"/>
-                    <w:szCs w:val="22"/>
-                    <w:lang w:eastAsia="en-US"/>
-                  </w:rPr>
-                </w:pPr>
-                <w:proofErr w:type="spellStart"/>
-                <w:r>
-                  <w:rPr>
-                    <w:rFonts w:cs="Arial" w:asciiTheme="minorHAnsi" w:hAnsiTheme="minorHAnsi"/>
-                    <w:bCs w:val="0"/>
-                    <w:sz w:val="22"/>
-                    <w:szCs w:val="22"/>
-                    <w:lang w:eastAsia="en-US"/>
-                  </w:rPr>
-                  <w:t>No_PurchHeader</w:t>
-                </w:r>
-                <w:proofErr w:type="spellEnd"/>
-              </w:p>
-            </w:tc>
-          </w:sdtContent>
-        </w:sdt>
-        <w:sdt>
-          <w:sdtPr>
-            <w:rPr>
-              <w:rFonts w:cs="Arial" w:asciiTheme="minorHAnsi" w:hAnsiTheme="minorHAnsi"/>
-              <w:sz w:val="22"/>
-              <w:szCs w:val="22"/>
-              <w:lang w:eastAsia="en-US"/>
-            </w:rPr>
-            <w:alias w:val="OrderDate_PurchaseHeader"/>
-            <w:tag w:val="#BC:InsertDataItem,DataItems/Purchase_Header/OrderDate_PurchaseHeader"/>
-            <w:id w:val="649786755"/>
-            <w:placeholder>
-              <w:docPart w:val="DefaultPlaceholder_-1854013440"/>
-            </w:placeholder>
-            <w15:color w:val="808080"/>
-            <w:text/>
-            <w:dataBinding w:prefixMappings="xmlns:ns0='urn:microsoft-dynamics-nav/reports/Standard_Purchase_Order/1322/'" w:xpath="/ns0:NavWordReportXmlPart[1]/ns0:Purchase_Header[1]/ns0:OrderDate_PurchaseHeader[1]"/>
-          </w:sdtPr>
-          <w:sdtContent>
-            <w:tc>
-              <w:tcPr>
-                <w:tcW w:w="2092" w:type="pct"/>
-                <w:tcBorders>
-                  <w:bottom w:val="single" w:color="EEF0F1" w:sz="4" w:space="0"/>
-                </w:tcBorders>
-                <w:vAlign w:val="center"/>
-              </w:tcPr>
-              <w:p>
-                <w:pPr>
-                  <w:cnfStyle w:val="000000010000" w:firstRow="0" w:lastRow="0" w:firstColumn="0" w:lastColumn="0" w:oddVBand="0" w:evenVBand="0" w:oddHBand="0" w:evenHBand="1" w:firstRowFirstColumn="0" w:firstRowLastColumn="0" w:lastRowFirstColumn="0" w:lastRowLastColumn="0"/>
-                  <w:rPr>
-                    <w:rFonts w:cs="Arial" w:asciiTheme="minorHAnsi" w:hAnsiTheme="minorHAnsi"/>
-                    <w:sz w:val="22"/>
-                    <w:szCs w:val="22"/>
-                    <w:lang w:eastAsia="en-US"/>
-                  </w:rPr>
-                </w:pPr>
-                <w:proofErr w:type="spellStart"/>
-                <w:r>
-                  <w:rPr>
-                    <w:rFonts w:cs="Arial" w:asciiTheme="minorHAnsi" w:hAnsiTheme="minorHAnsi"/>
-                    <w:sz w:val="22"/>
-                    <w:szCs w:val="22"/>
-                    <w:lang w:eastAsia="en-US"/>
-                  </w:rPr>
-                  <w:t>OrderDate_PurchaseHeader</w:t>
-                </w:r>
-                <w:proofErr w:type="spellEnd"/>
-              </w:p>
-            </w:tc>
-          </w:sdtContent>
-        </w:sdt>
-        <w:sdt>
-          <w:sdtPr>
-            <w:rPr>
-              <w:rStyle w:val="Heading2Char"/>
-              <w:rFonts w:ascii="Segoe UI Semibold" w:hAnsi="Segoe UI Semibold" w:cs="Segoe UI Semibold"/>
-              <w:b/>
-              <w:bCs/>
-              <w:sz w:val="22"/>
-              <w:szCs w:val="22"/>
-              <w:lang w:eastAsia="en-US"/>
-            </w:rPr>
-            <w:alias w:val="TotalAmountInclVAT"/>
-            <w:tag w:val="#BC:InsertDataItem,DataItems/Purchase_Header/Totals/TotalAmountInclVAT"/>
-            <w:id w:val="-1378926866"/>
-            <w:placeholder>
-              <w:docPart w:val="DefaultPlaceholder_-1854013440"/>
-            </w:placeholder>
-            <w15:color w:val="808080"/>
-            <w:text/>
-            <w:dataBinding w:prefixMappings="xmlns:ns0='urn:microsoft-dynamics-nav/reports/Standard_Purchase_Order/1322/'" w:xpath="/ns0:NavWordReportXmlPart[1]/ns0:Purchase_Header[1]/ns0:Totals[1]/ns0:TotalAmountInclVAT[1]"/>
-          </w:sdtPr>
-          <w:sdtContent>
-            <w:tc>
-              <w:tcPr>
-                <w:tcW w:w="1698" w:type="pct"/>
-                <w:tcBorders>
-                  <w:bottom w:val="single" w:color="EEF0F1" w:sz="4" w:space="0"/>
-                </w:tcBorders>
-                <w:vAlign w:val="center"/>
-              </w:tcPr>
-              <w:p>
-                <w:pPr>
-                  <w:jc w:val="right"/>
-                  <w:cnfStyle w:val="000000010000" w:firstRow="0" w:lastRow="0" w:firstColumn="0" w:lastColumn="0" w:oddVBand="0" w:evenVBand="0" w:oddHBand="0" w:evenHBand="1" w:firstRowFirstColumn="0" w:firstRowLastColumn="0" w:lastRowFirstColumn="0" w:lastRowLastColumn="0"/>
-                  <w:rPr>
-                    <w:rFonts w:cs="Arial" w:asciiTheme="minorHAnsi" w:hAnsiTheme="minorHAnsi"/>
-                    <w:b/>
-                    <w:bCs/>
-                    <w:sz w:val="22"/>
-                    <w:szCs w:val="22"/>
-                    <w:lang w:eastAsia="en-US"/>
-                  </w:rPr>
-                </w:pPr>
-                <w:proofErr w:type="spellStart"/>
-                <w:r>
-                  <w:rPr>
-                    <w:rStyle w:val="Heading2Char"/>
-                    <w:rFonts w:ascii="Segoe UI Semibold" w:hAnsi="Segoe UI Semibold" w:cs="Segoe UI Semibold"/>
-                    <w:b/>
-                    <w:bCs/>
-                    <w:sz w:val="22"/>
-                    <w:szCs w:val="22"/>
-                    <w:lang w:eastAsia="en-US"/>
-                  </w:rPr>
-                  <w:t>TotalAmountInclVAT</w:t>
-                </w:r>
-                <w:proofErr w:type="spellEnd"/>
               </w:p>
             </w:tc>
           </w:sdtContent>
@@ -1440,60 +695,373 @@
     </w:p>
     <w:tbl>
       <w:tblPr>
-        <w:tblW w:w="10498" w:type="dxa"/>
-        <w:tblCellMar>
-          <w:left w:w="0" w:type="dxa"/>
-          <w:right w:w="0" w:type="dxa"/>
-        </w:tblCellMar>
-        <w:tblLook w:val="0000" w:firstRow="0" w:lastRow="0" w:firstColumn="0" w:lastColumn="0" w:noHBand="0" w:noVBand="0"/>
-        <w:tblCaption w:val="Notes Block"/>
+        <w:tblStyle w:val="BCDataTable"/>
+        <w:tblW w:w="5000" w:type="pct"/>
+        <w:tblLook w:val="0420" w:firstRow="1" w:lastRow="0" w:firstColumn="0" w:lastColumn="0" w:noHBand="0" w:noVBand="1"/>
+        <w:tblCaption w:val="Data Table Block"/>
+        <w:tblDescription w:val="Layout table. Used for positioning, not for tabular data."/>
       </w:tblPr>
       <w:tblGrid>
-        <w:gridCol w:w="10498"/>
+        <w:gridCol w:w="2539"/>
+        <w:gridCol w:w="4391"/>
+        <w:gridCol w:w="3564"/>
       </w:tblGrid>
       <w:tr>
+        <w:trPr>
+          <w:cnfStyle w:val="100000000000" w:firstRow="1" w:lastRow="0" w:firstColumn="0" w:lastColumn="0" w:oddVBand="0" w:evenVBand="0" w:oddHBand="0" w:evenHBand="0" w:firstRowFirstColumn="0" w:firstRowLastColumn="0" w:lastRowFirstColumn="0" w:lastRowLastColumn="0"/>
+          <w:trHeight w:val="490"/>
+        </w:trPr>
+        <w:sdt>
+          <w:sdtPr>
+            <w:rPr>
+              <w:lang w:eastAsia="en-US"/>
+            </w:rPr>
+            <w:alias w:val="OrderNo_Lbl"/>
+            <w:tag w:val="#BC:InsertDataItem,DataItems/Purchase_Header/OrderNo_Lbl"/>
+            <w:id w:val="1190571341"/>
+            <w:placeholder>
+              <w:docPart w:val="DefaultPlaceholder_-1854013440"/>
+            </w:placeholder>
+            <w:dataBinding w:prefixMappings="&lt;xmlns:ns0='urn:microsoft-dynamics-nav/reports/Standard_Purchase_Order/1322/' " w:xpath="/ns0:NavWordReportXmlPart[1]/ns0:Purchase_Header[1]/ns0:OrderNo_Lbl[1]" w:storeItemID="{00000000-0000-0000-0000-000000000000}"/>
+            <w15:color w:val="808080"/>
+            <w:text/>
+          </w:sdtPr>
+          <w:sdtEndPr/>
+          <w:sdtContent>
+            <w:tc>
+              <w:tcPr>
+                <w:tcW w:w="1210" w:type="pct"/>
+              </w:tcPr>
+              <w:p>
+                <w:pPr>
+                  <w:pStyle w:val="BCLabel"/>
+                  <w:spacing w:before="160" w:after="80"/>
+                  <w:rPr>
+                    <w:lang w:eastAsia="en-US"/>
+                  </w:rPr>
+                </w:pPr>
+                <w:r>
+                  <w:rPr>
+                    <w:lang w:eastAsia="en-US"/>
+                  </w:rPr>
+                  <w:t>OrderNo_Lbl</w:t>
+                </w:r>
+              </w:p>
+            </w:tc>
+          </w:sdtContent>
+        </w:sdt>
+        <w:sdt>
+          <w:sdtPr>
+            <w:rPr>
+              <w:lang w:eastAsia="en-US"/>
+            </w:rPr>
+            <w:alias w:val="OrderDate_Lbl"/>
+            <w:tag w:val="#BC:InsertDataItem,DataItems/Purchase_Header/OrderDate_Lbl"/>
+            <w:id w:val="1819457101"/>
+            <w:placeholder>
+              <w:docPart w:val="DefaultPlaceholder_-1854013440"/>
+            </w:placeholder>
+            <w:dataBinding w:prefixMappings="&lt;xmlns:ns0='urn:microsoft-dynamics-nav/reports/Standard_Purchase_Order/1322/' " w:xpath="/ns0:NavWordReportXmlPart[1]/ns0:Purchase_Header[1]/ns0:OrderDate_Lbl[1]" w:storeItemID="{00000000-0000-0000-0000-000000000000}"/>
+            <w15:color w:val="808080"/>
+            <w:text/>
+          </w:sdtPr>
+          <w:sdtEndPr/>
+          <w:sdtContent>
+            <w:tc>
+              <w:tcPr>
+                <w:tcW w:w="2092" w:type="pct"/>
+              </w:tcPr>
+              <w:p>
+                <w:pPr>
+                  <w:pStyle w:val="BCLabel"/>
+                  <w:spacing w:before="160" w:after="80"/>
+                  <w:rPr>
+                    <w:lang w:eastAsia="en-US"/>
+                  </w:rPr>
+                </w:pPr>
+                <w:r>
+                  <w:rPr>
+                    <w:lang w:eastAsia="en-US"/>
+                  </w:rPr>
+                  <w:t>OrderDate_Lbl</w:t>
+                </w:r>
+              </w:p>
+            </w:tc>
+          </w:sdtContent>
+        </w:sdt>
+        <w:sdt>
+          <w:sdtPr>
+            <w:rPr>
+              <w:lang w:eastAsia="en-US"/>
+            </w:rPr>
+            <w:alias w:val="TotalText"/>
+            <w:tag w:val="#BC:InsertDataItem,DataItems/Purchase_Header/Totals/TotalText"/>
+            <w:id w:val="686336473"/>
+            <w:placeholder>
+              <w:docPart w:val="DefaultPlaceholder_-1854013440"/>
+            </w:placeholder>
+            <w:dataBinding w:prefixMappings="&lt;xmlns:ns0='urn:microsoft-dynamics-nav/reports/Standard_Purchase_Order/1322/' " w:xpath="/ns0:NavWordReportXmlPart[1]/ns0:Purchase_Header[1]/ns0:Totals[1]/ns0:TotalText[1]" w:storeItemID="{00000000-0000-0000-0000-000000000000}"/>
+            <w15:color w:val="808080"/>
+            <w:text/>
+          </w:sdtPr>
+          <w:sdtEndPr/>
+          <w:sdtContent>
+            <w:tc>
+              <w:tcPr>
+                <w:tcW w:w="1698" w:type="pct"/>
+              </w:tcPr>
+              <w:p>
+                <w:pPr>
+                  <w:pStyle w:val="BCLabelNumber"/>
+                  <w:spacing w:before="160" w:after="80"/>
+                  <w:jc w:val="right"/>
+                  <w:rPr>
+                    <w:lang w:eastAsia="en-US"/>
+                  </w:rPr>
+                </w:pPr>
+                <w:r>
+                  <w:rPr>
+                    <w:lang w:eastAsia="en-US"/>
+                  </w:rPr>
+                  <w:t>TotalText</w:t>
+                </w:r>
+              </w:p>
+            </w:tc>
+          </w:sdtContent>
+        </w:sdt>
+      </w:tr>
+      <w:tr>
+        <w:trPr>
+          <w:cnfStyle w:val="000000100000" w:firstRow="0" w:lastRow="0" w:firstColumn="0" w:lastColumn="0" w:oddVBand="0" w:evenVBand="0" w:oddHBand="1" w:evenHBand="0" w:firstRowFirstColumn="0" w:firstRowLastColumn="0" w:lastRowFirstColumn="0" w:lastRowLastColumn="0"/>
+          <w:trHeight w:val="245"/>
+        </w:trPr>
         <w:tc>
           <w:tcPr>
-            <w:tcW w:w="10498" w:type="dxa"/>
+            <w:tcW w:w="1210" w:type="pct"/>
           </w:tcPr>
           <w:p>
             <w:pPr>
-              <w:spacing w:after="0"/>
+              <w:pStyle w:val="NoSpacing"/>
+              <w:rPr>
+                <w:lang w:eastAsia="en-US"/>
+              </w:rPr>
+            </w:pPr>
+          </w:p>
+        </w:tc>
+        <w:tc>
+          <w:tcPr>
+            <w:tcW w:w="2092" w:type="pct"/>
+          </w:tcPr>
+          <w:p>
+            <w:pPr>
+              <w:pStyle w:val="NoSpacing"/>
+              <w:rPr>
+                <w:lang w:eastAsia="en-US"/>
+              </w:rPr>
+            </w:pPr>
+          </w:p>
+        </w:tc>
+        <w:tc>
+          <w:tcPr>
+            <w:tcW w:w="1698" w:type="pct"/>
+          </w:tcPr>
+          <w:p>
+            <w:pPr>
+              <w:pStyle w:val="BCNumber"/>
+              <w:jc w:val="right"/>
+              <w:rPr>
+                <w:lang w:eastAsia="en-US"/>
+              </w:rPr>
+            </w:pPr>
+          </w:p>
+        </w:tc>
+      </w:tr>
+      <w:tr>
+        <w:trPr>
+          <w:cnfStyle w:val="000000010000" w:firstRow="0" w:lastRow="0" w:firstColumn="0" w:lastColumn="0" w:oddVBand="0" w:evenVBand="0" w:oddHBand="0" w:evenHBand="1" w:firstRowFirstColumn="0" w:firstRowLastColumn="0" w:lastRowFirstColumn="0" w:lastRowLastColumn="0"/>
+          <w:trHeight w:val="490"/>
+        </w:trPr>
+        <w:sdt>
+          <w:sdtPr>
+            <w:rPr>
+              <w:lang w:eastAsia="en-US"/>
+            </w:rPr>
+            <w:alias w:val="No_PurchHeader"/>
+            <w:tag w:val="#BC:InsertDataItem,DataItems/Purchase_Header/No_PurchHeader"/>
+            <w:id w:val="1924995124"/>
+            <w:placeholder>
+              <w:docPart w:val="DefaultPlaceholder_-1854013440"/>
+            </w:placeholder>
+            <w:dataBinding w:prefixMappings="&lt;xmlns:ns0='urn:microsoft-dynamics-nav/reports/Standard_Purchase_Order/1322/' " w:xpath="/ns0:NavWordReportXmlPart[1]/ns0:Purchase_Header[1]/ns0:No_PurchHeader[1]" w:storeItemID="{00000000-0000-0000-0000-000000000000}"/>
+            <w15:color w:val="808080"/>
+            <w:text/>
+          </w:sdtPr>
+          <w:sdtEndPr/>
+          <w:sdtContent>
+            <w:tc>
+              <w:tcPr>
+                <w:tcW w:w="1210" w:type="pct"/>
+              </w:tcPr>
+              <w:p>
+                <w:pPr>
+                  <w:pStyle w:val="NoSpacing"/>
+                  <w:rPr>
+                    <w:lang w:eastAsia="en-US"/>
+                  </w:rPr>
+                </w:pPr>
+                <w:r>
+                  <w:rPr>
+                    <w:lang w:eastAsia="en-US"/>
+                  </w:rPr>
+                  <w:t>No_PurchHeader</w:t>
+                </w:r>
+              </w:p>
+            </w:tc>
+          </w:sdtContent>
+        </w:sdt>
+        <w:sdt>
+          <w:sdtPr>
+            <w:rPr>
+              <w:lang w:eastAsia="en-US"/>
+            </w:rPr>
+            <w:alias w:val="OrderDate_PurchaseHeader"/>
+            <w:tag w:val="#BC:InsertDataItem,DataItems/Purchase_Header/OrderDate_PurchaseHeader"/>
+            <w:id w:val="649786755"/>
+            <w:placeholder>
+              <w:docPart w:val="DefaultPlaceholder_-1854013440"/>
+            </w:placeholder>
+            <w:dataBinding w:prefixMappings="&lt;xmlns:ns0='urn:microsoft-dynamics-nav/reports/Standard_Purchase_Order/1322/' " w:xpath="/ns0:NavWordReportXmlPart[1]/ns0:Purchase_Header[1]/ns0:OrderDate_PurchaseHeader[1]" w:storeItemID="{00000000-0000-0000-0000-000000000000}"/>
+            <w15:color w:val="808080"/>
+            <w:text/>
+          </w:sdtPr>
+          <w:sdtEndPr/>
+          <w:sdtContent>
+            <w:tc>
+              <w:tcPr>
+                <w:tcW w:w="2092" w:type="pct"/>
+              </w:tcPr>
+              <w:p>
+                <w:pPr>
+                  <w:pStyle w:val="NoSpacing"/>
+                  <w:rPr>
+                    <w:lang w:eastAsia="en-US"/>
+                  </w:rPr>
+                </w:pPr>
+                <w:r>
+                  <w:rPr>
+                    <w:lang w:eastAsia="en-US"/>
+                  </w:rPr>
+                  <w:t>OrderDate_PurchaseHeader</w:t>
+                </w:r>
+              </w:p>
+            </w:tc>
+          </w:sdtContent>
+        </w:sdt>
+        <w:sdt>
+          <w:sdtPr>
+            <w:rPr>
+              <w:rStyle w:val="Heading2Char"/>
+              <w:rFonts w:asciiTheme="minorHAnsi" w:eastAsiaTheme="minorHAnsi" w:hAnsiTheme="minorHAnsi" w:cstheme="minorBidi"/>
+              <w:color w:val="000000" w:themeColor="text1"/>
+              <w:sz w:val="24"/>
+              <w:szCs w:val="24"/>
+            </w:rPr>
+            <w:alias w:val="TotalAmountInclVAT"/>
+            <w:tag w:val="#BC:InsertDataItem,DataItems/Purchase_Header/Totals/TotalAmountInclVAT"/>
+            <w:id w:val="-1378926866"/>
+            <w:placeholder>
+              <w:docPart w:val="DefaultPlaceholder_-1854013440"/>
+            </w:placeholder>
+            <w:dataBinding w:prefixMappings="&lt;xmlns:ns0='urn:microsoft-dynamics-nav/reports/Standard_Purchase_Order/1322/' " w:xpath="/ns0:NavWordReportXmlPart[1]/ns0:Purchase_Header[1]/ns0:Totals[1]/ns0:TotalAmountInclVAT[1]" w:storeItemID="{00000000-0000-0000-0000-000000000000}"/>
+            <w15:color w:val="808080"/>
+            <w:text/>
+          </w:sdtPr>
+          <w:sdtEndPr>
+            <w:rPr>
+              <w:rStyle w:val="Heading2Char"/>
+            </w:rPr>
+          </w:sdtEndPr>
+          <w:sdtContent>
+            <w:tc>
+              <w:tcPr>
+                <w:tcW w:w="1698" w:type="pct"/>
+              </w:tcPr>
+              <w:p>
+                <w:pPr>
+                  <w:pStyle w:val="BCNumber"/>
+                  <w:jc w:val="right"/>
+                </w:pPr>
+                <w:r>
+                  <w:rPr>
+                    <w:rStyle w:val="Heading2Char"/>
+                    <w:rFonts w:asciiTheme="minorHAnsi" w:eastAsiaTheme="minorHAnsi" w:hAnsiTheme="minorHAnsi" w:cstheme="minorBidi"/>
+                    <w:color w:val="000000" w:themeColor="text1"/>
+                    <w:sz w:val="24"/>
+                    <w:szCs w:val="24"/>
+                  </w:rPr>
+                  <w:t>TotalAmountInclVAT</w:t>
+                </w:r>
+              </w:p>
+            </w:tc>
+          </w:sdtContent>
+        </w:sdt>
+      </w:tr>
+    </w:tbl>
+    <w:p>
+      <w:pPr>
+        <w:spacing w:after="0" w:line="240" w:lineRule="auto"/>
+      </w:pPr>
+    </w:p>
+    <w:p>
+      <w:pPr>
+        <w:spacing w:after="0" w:line="240" w:lineRule="auto"/>
+      </w:pPr>
+    </w:p>
+    <w:tbl>
+      <w:tblPr>
+        <w:tblStyle w:val="BCBlockTable"/>
+        <w:tblW w:w="5000" w:type="pct"/>
+        <w:tblLook w:val="0620" w:firstRow="1" w:lastRow="0" w:firstColumn="0" w:lastColumn="0" w:noHBand="1" w:noVBand="1"/>
+        <w:tblCaption w:val="Notes Block"/>
+        <w:tblDescription w:val="Layout table. Used for positioning, not for tabular data."/>
+      </w:tblPr>
+      <w:tblGrid>
+        <w:gridCol w:w="10494"/>
+      </w:tblGrid>
+      <w:tr>
+        <w:trPr>
+          <w:cnfStyle w:val="100000000000" w:firstRow="1" w:lastRow="0" w:firstColumn="0" w:lastColumn="0" w:oddVBand="0" w:evenVBand="0" w:oddHBand="0" w:evenHBand="0" w:firstRowFirstColumn="0" w:firstRowLastColumn="0" w:lastRowFirstColumn="0" w:lastRowLastColumn="0"/>
+          <w:cantSplit/>
+        </w:trPr>
+        <w:tc>
+          <w:tcPr>
+            <w:tcW w:w="5000" w:type="pct"/>
+          </w:tcPr>
+          <w:p>
+            <w:pPr>
+              <w:pStyle w:val="NoSpacing"/>
               <w:ind w:right="29"/>
-              <w:rPr>
-                <w:iCs/>
-              </w:rPr>
             </w:pPr>
             <w:sdt>
               <w:sdtPr>
-                <w:rPr>
-                  <w:iCs/>
-                </w:rPr>
                 <w:alias w:val="ClosingText"/>
                 <w:tag w:val="#BC:InsertDataItem,DataItems/Purchase_Header/LetterText/ClosingText"/>
                 <w:id w:val="331411832"/>
                 <w:placeholder>
                   <w:docPart w:val="DefaultPlaceholder_-1854013440"/>
                 </w:placeholder>
+                <w:dataBinding w:prefixMappings="&lt;xmlns:ns0='urn:microsoft-dynamics-nav/reports/Standard_Purchase_Order/1322/' " w:xpath="/ns0:NavWordReportXmlPart[1]/ns0:Purchase_Header[1]/ns0:LetterText[1]/ns0:ClosingText[1]" w:storeItemID="{00000000-0000-0000-0000-000000000000}"/>
                 <w15:color w:val="808080"/>
                 <w:text/>
-                <w:dataBinding w:prefixMappings="xmlns:ns0='urn:microsoft-dynamics-nav/reports/Standard_Purchase_Order/1322/'" w:xpath="/ns0:NavWordReportXmlPart[1]/ns0:Purchase_Header[1]/ns0:LetterText[1]/ns0:ClosingText[1]"/>
               </w:sdtPr>
+              <w:sdtEndPr/>
               <w:sdtContent>
-                <w:proofErr w:type="spellStart"/>
                 <w:r>
-                  <w:rPr>
-                    <w:iCs/>
-                  </w:rPr>
                   <w:t>ClosingText</w:t>
                 </w:r>
-                <w:proofErr w:type="spellEnd"/>
               </w:sdtContent>
             </w:sdt>
             <w:r>
-              <w:rPr>
-                <w:iCs/>
-              </w:rPr>
               <w:t>,</w:t>
             </w:r>
           </w:p>
@@ -1501,44 +1069,35 @@
       </w:tr>
       <w:tr>
         <w:trPr>
+          <w:cantSplit/>
           <w:trHeight w:val="80"/>
         </w:trPr>
         <w:sdt>
           <w:sdtPr>
-            <w:rPr>
-              <w:iCs/>
-            </w:rPr>
             <w:alias w:val="SalesPurchPersonName"/>
             <w:tag w:val="#BC:InsertDataItem,DataItems/Purchase_Header/SalesPurchPersonName"/>
             <w:id w:val="-244104247"/>
             <w:placeholder>
               <w:docPart w:val="DefaultPlaceholder_-1854013440"/>
             </w:placeholder>
+            <w:dataBinding w:prefixMappings="&lt;xmlns:ns0='urn:microsoft-dynamics-nav/reports/Standard_Purchase_Order/1322/' " w:xpath="/ns0:NavWordReportXmlPart[1]/ns0:Purchase_Header[1]/ns0:SalesPurchPersonName[1]" w:storeItemID="{00000000-0000-0000-0000-000000000000}"/>
             <w15:color w:val="808080"/>
             <w:text/>
-            <w:dataBinding w:prefixMappings="xmlns:ns0='urn:microsoft-dynamics-nav/reports/Standard_Purchase_Order/1322/'" w:xpath="/ns0:NavWordReportXmlPart[1]/ns0:Purchase_Header[1]/ns0:SalesPurchPersonName[1]"/>
           </w:sdtPr>
+          <w:sdtEndPr/>
           <w:sdtContent>
             <w:tc>
               <w:tcPr>
-                <w:tcW w:w="10498" w:type="dxa"/>
+                <w:tcW w:w="5000" w:type="pct"/>
               </w:tcPr>
               <w:p>
                 <w:pPr>
-                  <w:spacing w:after="0"/>
+                  <w:pStyle w:val="NoSpacing"/>
                   <w:ind w:right="29"/>
-                  <w:rPr>
-                    <w:iCs/>
-                  </w:rPr>
                 </w:pPr>
-                <w:proofErr w:type="spellStart"/>
                 <w:r>
-                  <w:rPr>
-                    <w:iCs/>
-                  </w:rPr>
                   <w:t>SalesPurchPersonName</w:t>
                 </w:r>
-                <w:proofErr w:type="spellEnd"/>
               </w:p>
             </w:tc>
           </w:sdtContent>
@@ -1557,6 +1116,10 @@
 </w:document>
 </file>
 
+<file path=word/numbering.xml><?xml version="1.0" encoding="utf-8"?>
+<w:numbering xmlns:wpc="http://schemas.microsoft.com/office/word/2010/wordprocessingCanvas" xmlns:cx="http://schemas.microsoft.com/office/drawing/2014/chartex" xmlns:cx1="http://schemas.microsoft.com/office/drawing/2015/9/8/chartex" xmlns:cx2="http://schemas.microsoft.com/office/drawing/2015/10/21/chartex" xmlns:cx3="http://schemas.microsoft.com/office/drawing/2016/5/9/chartex" xmlns:cx4="http://schemas.microsoft.com/office/drawing/2016/5/10/chartex" xmlns:cx5="http://schemas.microsoft.com/office/drawing/2016/5/11/chartex" xmlns:cx6="http://schemas.microsoft.com/office/drawing/2016/5/12/chartex" xmlns:cx7="http://schemas.microsoft.com/office/drawing/2016/5/13/chartex" xmlns:cx8="http://schemas.microsoft.com/office/drawing/2016/5/14/chartex" xmlns:mc="http://schemas.openxmlformats.org/markup-compatibility/2006" xmlns:aink="http://schemas.microsoft.com/office/drawing/2016/ink" xmlns:am3d="http://schemas.microsoft.com/office/drawing/2017/model3d" xmlns:o="urn:schemas-microsoft-com:office:office" xmlns:oel="http://schemas.microsoft.com/office/2019/extlst" xmlns:r="http://schemas.openxmlformats.org/officeDocument/2006/relationships" xmlns:m="http://schemas.openxmlformats.org/officeDocument/2006/math" xmlns:v="urn:schemas-microsoft-com:vml" xmlns:wp14="http://schemas.microsoft.com/office/word/2010/wordprocessingDrawing" xmlns:wp="http://schemas.openxmlformats.org/drawingml/2006/wordprocessingDrawing" xmlns:w10="urn:schemas-microsoft-com:office:word" xmlns:w="http://schemas.openxmlformats.org/wordprocessingml/2006/main" xmlns:w14="http://schemas.microsoft.com/office/word/2010/wordml" xmlns:w15="http://schemas.microsoft.com/office/word/2012/wordml" xmlns:w16cei="http://schemas.microsoft.com/office/word/2026/wordml/cei" xmlns:w16cex="http://schemas.microsoft.com/office/word/2018/wordml/cex" xmlns:w16cid="http://schemas.microsoft.com/office/word/2016/wordml/cid" xmlns:w16="http://schemas.microsoft.com/office/word/2018/wordml" xmlns:w16du="http://schemas.microsoft.com/office/word/2023/wordml/word16du" xmlns:w16sdtdh="http://schemas.microsoft.com/office/word/2020/wordml/sdtdatahash" xmlns:w16sdtfl="http://schemas.microsoft.com/office/word/2024/wordml/sdtformatlock" xmlns:w16se="http://schemas.microsoft.com/office/word/2015/wordml/symex" xmlns:wpg="http://schemas.microsoft.com/office/word/2010/wordprocessingGroup" xmlns:wpi="http://schemas.microsoft.com/office/word/2010/wordprocessingInk" xmlns:wne="http://schemas.microsoft.com/office/word/2006/wordml" xmlns:wps="http://schemas.microsoft.com/office/word/2010/wordprocessingShape" mc:Ignorable="w14 w15 w16se w16cid w16 w16cex w16sdtdh w16sdtfl w16du wp14"/>
+</file>
+
 <file path=word/styles.xml><?xml version="1.0" encoding="utf-8"?>
 <w:styles xmlns:mc="http://schemas.openxmlformats.org/markup-compatibility/2006" xmlns:r="http://schemas.openxmlformats.org/officeDocument/2006/relationships" xmlns:w="http://schemas.openxmlformats.org/wordprocessingml/2006/main" xmlns:w14="http://schemas.microsoft.com/office/word/2010/wordml" xmlns:w15="http://schemas.microsoft.com/office/word/2012/wordml" xmlns:w16cex="http://schemas.microsoft.com/office/word/2018/wordml/cex" xmlns:w16cid="http://schemas.microsoft.com/office/word/2016/wordml/cid" xmlns:w16="http://schemas.microsoft.com/office/word/2018/wordml" xmlns:w16du="http://schemas.microsoft.com/office/word/2023/wordml/word16du" xmlns:w16sdtdh="http://schemas.microsoft.com/office/word/2020/wordml/sdtdatahash" xmlns:w16sdtfl="http://schemas.microsoft.com/office/word/2024/wordml/sdtformatlock" xmlns:w16se="http://schemas.microsoft.com/office/word/2015/wordml/symex" mc:Ignorable="w14 w15 w16se w16cid w16 w16cex w16sdtdh w16sdtfl w16du">
   <w:docDefaults>
@@ -1566,7 +1129,7 @@
         <w:kern w:val="2"/>
         <w:sz w:val="24"/>
         <w:szCs w:val="24"/>
-        <w:lang w:val="en-DK" w:eastAsia="en-DK" w:bidi="ar-SA"/>
+        <w:lang w:bidi="ar-SA"/>
         <w14:ligatures w14:val="standardContextual"/>
       </w:rPr>
     </w:rPrDefault>
@@ -1983,6 +1546,7 @@
   <w:style w:type="character" w:default="1" w:styleId="DefaultParagraphFont">
     <w:name w:val="Default Paragraph Font"/>
     <w:uiPriority w:val="1"/>
+    <w:semiHidden/>
     <w:unhideWhenUsed/>
   </w:style>
   <w:style w:type="table" w:default="1" w:styleId="TableNormal">
@@ -2303,11 +1867,237 @@
       <w:color w:val="666666"/>
     </w:rPr>
   </w:style>
+  <w:style w:type="paragraph" w:styleId="NoSpacing">
+    <w:name w:val="No Spacing"/>
+    <w:uiPriority w:val="1"/>
+    <w:qFormat/>
+    <w:rsid w:val="00416FC2"/>
+    <w:pPr>
+      <w:spacing w:after="0" w:line="240" w:lineRule="auto"/>
+    </w:pPr>
+    <w:rPr>
+      <w:rFonts w:eastAsiaTheme="minorHAnsi"/>
+      <w:color w:val="000000" w:themeColor="text1"/>
+    </w:rPr>
+  </w:style>
+  <w:style w:type="paragraph" w:customStyle="1" w:styleId="BCNumber">
+    <w:name w:val="BC Number"/>
+    <w:basedOn w:val="NoSpacing"/>
+    <w:next w:val="Normal"/>
+    <w:uiPriority w:val="2"/>
+    <w:qFormat/>
+    <w:rPr>
+      <w14:numSpacing w14:val="tabular"/>
+    </w:rPr>
+  </w:style>
+  <w:style w:type="paragraph" w:customStyle="1" w:styleId="BCLabel">
+    <w:name w:val="BC Label"/>
+    <w:basedOn w:val="NoSpacing"/>
+    <w:next w:val="Normal"/>
+    <w:uiPriority w:val="2"/>
+    <w:qFormat/>
+    <w:pPr>
+      <w:keepNext/>
+    </w:pPr>
+    <w:rPr>
+      <w:rFonts w:asciiTheme="majorHAnsi" w:eastAsiaTheme="majorEastAsia" w:hAnsiTheme="majorHAnsi" w:cstheme="majorBidi"/>
+    </w:rPr>
+  </w:style>
+  <w:style w:type="paragraph" w:customStyle="1" w:styleId="BCLabelNumber">
+    <w:name w:val="BC Label Number"/>
+    <w:basedOn w:val="BCLabel"/>
+    <w:next w:val="Normal"/>
+    <w:uiPriority w:val="2"/>
+    <w:qFormat/>
+    <w:rPr>
+      <w14:numSpacing w14:val="tabular"/>
+    </w:rPr>
+  </w:style>
+  <w:style w:type="table" w:customStyle="1" w:styleId="BCBlockTable">
+    <w:name w:val="BC Block Table"/>
+    <w:basedOn w:val="TableNormal"/>
+    <w:uiPriority w:val="99"/>
+    <w:qFormat/>
+    <w:pPr>
+      <w:spacing w:after="0" w:line="240" w:lineRule="auto"/>
+    </w:pPr>
+    <w:tblPr>
+      <w:tblStyleRowBandSize w:val="1"/>
+      <w:tblStyleColBandSize w:val="1"/>
+      <w:tblCellMar>
+        <w:left w:w="0" w:type="dxa"/>
+        <w:right w:w="0" w:type="dxa"/>
+      </w:tblCellMar>
+    </w:tblPr>
+    <w:tblStylePr w:type="firstRow">
+      <w:rPr>
+        <w:rFonts w:asciiTheme="majorHAnsi" w:hAnsiTheme="majorHAnsi" w:cstheme="majorBidi"/>
+      </w:rPr>
+      <w:tblPr/>
+      <w:tcPr>
+        <w:vAlign w:val="top"/>
+      </w:tcPr>
+    </w:tblStylePr>
+  </w:style>
+  <w:style w:type="table" w:customStyle="1" w:styleId="BCDataTable">
+    <w:name w:val="BC Data Table"/>
+    <w:basedOn w:val="TableNormal"/>
+    <w:uiPriority w:val="99"/>
+    <w:qFormat/>
+    <w:pPr>
+      <w:spacing w:after="0" w:line="240" w:lineRule="auto"/>
+    </w:pPr>
+    <w:tblPr>
+      <w:tblStyleRowBandSize w:val="1"/>
+      <w:tblStyleColBandSize w:val="1"/>
+      <w:tblCellMar>
+        <w:left w:w="115" w:type="dxa"/>
+        <w:right w:w="115" w:type="dxa"/>
+      </w:tblCellMar>
+    </w:tblPr>
+    <w:tcPr>
+      <w:vAlign w:val="center"/>
+    </w:tcPr>
+    <w:tblStylePr w:type="firstRow">
+      <w:pPr>
+        <w:spacing w:before="160" w:after="80"/>
+      </w:pPr>
+      <w:rPr>
+        <w:rFonts w:asciiTheme="majorHAnsi" w:hAnsiTheme="majorHAnsi" w:cstheme="majorBidi"/>
+      </w:rPr>
+      <w:tblPr/>
+      <w:tcPr>
+        <w:tcBorders>
+          <w:bottom w:val="single" w:sz="4" w:space="0" w:color="000000" w:themeColor="text1"/>
+        </w:tcBorders>
+        <w:vAlign w:val="top"/>
+      </w:tcPr>
+    </w:tblStylePr>
+    <w:tblStylePr w:type="lastRow">
+      <w:tblPr/>
+      <w:tcPr>
+        <w:tcBorders>
+          <w:bottom w:val="single" w:sz="4" w:space="0" w:color="E8E8E8" w:themeColor="background2"/>
+        </w:tcBorders>
+      </w:tcPr>
+    </w:tblStylePr>
+    <w:tblStylePr w:type="band1Horz">
+      <w:tblPr/>
+      <w:tcPr>
+        <w:shd w:val="clear" w:color="auto" w:fill="auto"/>
+      </w:tcPr>
+    </w:tblStylePr>
+    <w:tblStylePr w:type="band2Horz">
+      <w:tblPr/>
+      <w:tcPr>
+        <w:shd w:val="clear" w:color="auto" w:fill="FAE2D5" w:themeFill="accent2" w:themeFillTint="33"/>
+      </w:tcPr>
+    </w:tblStylePr>
+  </w:style>
+  <w:style w:type="table" w:customStyle="1" w:styleId="BCTotalsTable">
+    <w:name w:val="BC Totals Table"/>
+    <w:basedOn w:val="TableNormal"/>
+    <w:uiPriority w:val="99"/>
+    <w:qFormat/>
+    <w:pPr>
+      <w:spacing w:after="0" w:line="240" w:lineRule="auto"/>
+    </w:pPr>
+    <w:tblPr>
+      <w:tblStyleRowBandSize w:val="1"/>
+      <w:tblStyleColBandSize w:val="1"/>
+      <w:tblCellMar>
+        <w:left w:w="115" w:type="dxa"/>
+        <w:right w:w="115" w:type="dxa"/>
+      </w:tblCellMar>
+    </w:tblPr>
+    <w:tcPr>
+      <w:vAlign w:val="center"/>
+    </w:tcPr>
+    <w:tblStylePr w:type="lastRow">
+      <w:rPr>
+        <w:rFonts w:asciiTheme="majorHAnsi" w:hAnsiTheme="majorHAnsi" w:cstheme="majorBidi"/>
+      </w:rPr>
+      <w:tblPr/>
+      <w:tcPr>
+        <w:tcBorders>
+          <w:top w:val="single" w:sz="4" w:space="0" w:color="000000" w:themeColor="text1"/>
+          <w:bottom w:val="single" w:sz="8" w:space="0" w:color="000000" w:themeColor="text1"/>
+        </w:tcBorders>
+      </w:tcPr>
+    </w:tblStylePr>
+  </w:style>
+  <w:style w:type="table" w:customStyle="1" w:styleId="BCCalculationTable">
+    <w:name w:val="BC Calculation Table"/>
+    <w:basedOn w:val="TableNormal"/>
+    <w:uiPriority w:val="99"/>
+    <w:qFormat/>
+    <w:pPr>
+      <w:spacing w:after="0" w:line="240" w:lineRule="auto"/>
+    </w:pPr>
+    <w:tblPr>
+      <w:tblStyleRowBandSize w:val="1"/>
+      <w:tblStyleColBandSize w:val="1"/>
+      <w:tblCellMar>
+        <w:top w:w="58" w:type="dxa"/>
+        <w:left w:w="0" w:type="dxa"/>
+        <w:bottom w:w="58" w:type="dxa"/>
+        <w:right w:w="0" w:type="dxa"/>
+      </w:tblCellMar>
+    </w:tblPr>
+    <w:tcPr>
+      <w:vAlign w:val="center"/>
+    </w:tcPr>
+    <w:tblStylePr w:type="firstRow">
+      <w:rPr>
+        <w:rFonts w:asciiTheme="majorHAnsi" w:hAnsiTheme="majorHAnsi" w:cstheme="majorBidi"/>
+      </w:rPr>
+      <w:tblPr/>
+      <w:tcPr>
+        <w:vAlign w:val="bottom"/>
+      </w:tcPr>
+    </w:tblStylePr>
+    <w:tblStylePr w:type="lastRow">
+      <w:rPr>
+        <w:rFonts w:asciiTheme="majorHAnsi" w:hAnsiTheme="majorHAnsi" w:cstheme="majorBidi"/>
+      </w:rPr>
+      <w:tblPr/>
+      <w:tcPr>
+        <w:tcBorders>
+          <w:top w:val="single" w:sz="4" w:space="0" w:color="000000" w:themeColor="text1"/>
+        </w:tcBorders>
+      </w:tcPr>
+    </w:tblStylePr>
+  </w:style>
+  <w:style w:type="table" w:customStyle="1" w:styleId="BCSignatureTable">
+    <w:name w:val="BC Signature Table"/>
+    <w:basedOn w:val="TableNormal"/>
+    <w:uiPriority w:val="99"/>
+    <w:qFormat/>
+    <w:pPr>
+      <w:spacing w:after="0" w:line="240" w:lineRule="auto"/>
+    </w:pPr>
+    <w:tblPr>
+      <w:tblStyleRowBandSize w:val="1"/>
+      <w:tblStyleColBandSize w:val="1"/>
+      <w:tblCellMar>
+        <w:left w:w="0" w:type="dxa"/>
+        <w:right w:w="0" w:type="dxa"/>
+      </w:tblCellMar>
+    </w:tblPr>
+    <w:tblStylePr w:type="lastRow">
+      <w:tblPr/>
+      <w:tcPr>
+        <w:tcBorders>
+          <w:bottom w:val="single" w:sz="4" w:space="0" w:color="000000" w:themeColor="text1"/>
+        </w:tcBorders>
+      </w:tcPr>
+    </w:tblStylePr>
+  </w:style>
 </w:styles>
 </file>
 
 <file path=word/glossary/document.xml><?xml version="1.0" encoding="utf-8"?>
-<w:glossaryDocument xmlns:wpc="http://schemas.microsoft.com/office/word/2010/wordprocessingCanvas" xmlns:cx="http://schemas.microsoft.com/office/drawing/2014/chartex" xmlns:cx1="http://schemas.microsoft.com/office/drawing/2015/9/8/chartex" xmlns:cx2="http://schemas.microsoft.com/office/drawing/2015/10/21/chartex" xmlns:cx3="http://schemas.microsoft.com/office/drawing/2016/5/9/chartex" xmlns:cx4="http://schemas.microsoft.com/office/drawing/2016/5/10/chartex" xmlns:cx5="http://schemas.microsoft.com/office/drawing/2016/5/11/chartex" xmlns:cx6="http://schemas.microsoft.com/office/drawing/2016/5/12/chartex" xmlns:cx7="http://schemas.microsoft.com/office/drawing/2016/5/13/chartex" xmlns:cx8="http://schemas.microsoft.com/office/drawing/2016/5/14/chartex" xmlns:mc="http://schemas.openxmlformats.org/markup-compatibility/2006" xmlns:aink="http://schemas.microsoft.com/office/drawing/2016/ink" xmlns:am3d="http://schemas.microsoft.com/office/drawing/2017/model3d" xmlns:o="urn:schemas-microsoft-com:office:office" xmlns:oel="http://schemas.microsoft.com/office/2019/extlst" xmlns:r="http://schemas.openxmlformats.org/officeDocument/2006/relationships" xmlns:m="http://schemas.openxmlformats.org/officeDocument/2006/math" xmlns:v="urn:schemas-microsoft-com:vml" xmlns:wp14="http://schemas.microsoft.com/office/word/2010/wordprocessingDrawing" xmlns:wp="http://schemas.openxmlformats.org/drawingml/2006/wordprocessingDrawing" xmlns:w10="urn:schemas-microsoft-com:office:word" xmlns:w="http://schemas.openxmlformats.org/wordprocessingml/2006/main" xmlns:w14="http://schemas.microsoft.com/office/word/2010/wordml" xmlns:w15="http://schemas.microsoft.com/office/word/2012/wordml" xmlns:w16cex="http://schemas.microsoft.com/office/word/2018/wordml/cex" xmlns:w16cid="http://schemas.microsoft.com/office/word/2016/wordml/cid" xmlns:w16="http://schemas.microsoft.com/office/word/2018/wordml" xmlns:w16du="http://schemas.microsoft.com/office/word/2023/wordml/word16du" xmlns:w16sdtdh="http://schemas.microsoft.com/office/word/2020/wordml/sdtdatahash" xmlns:w16sdtfl="http://schemas.microsoft.com/office/word/2024/wordml/sdtformatlock" xmlns:w16se="http://schemas.microsoft.com/office/word/2015/wordml/symex" xmlns:wpg="http://schemas.microsoft.com/office/word/2010/wordprocessingGroup" xmlns:wpi="http://schemas.microsoft.com/office/word/2010/wordprocessingInk" xmlns:wne="http://schemas.microsoft.com/office/word/2006/wordml" xmlns:wps="http://schemas.microsoft.com/office/word/2010/wordprocessingShape" mc:Ignorable="w14 w15 w16se w16cid w16 w16cex w16sdtdh w16sdtfl w16du wp14">
+<w:glossaryDocument xmlns:wpc="http://schemas.microsoft.com/office/word/2010/wordprocessingCanvas" xmlns:cx="http://schemas.microsoft.com/office/drawing/2014/chartex" xmlns:cx1="http://schemas.microsoft.com/office/drawing/2015/9/8/chartex" xmlns:cx2="http://schemas.microsoft.com/office/drawing/2015/10/21/chartex" xmlns:cx3="http://schemas.microsoft.com/office/drawing/2016/5/9/chartex" xmlns:cx4="http://schemas.microsoft.com/office/drawing/2016/5/10/chartex" xmlns:cx5="http://schemas.microsoft.com/office/drawing/2016/5/11/chartex" xmlns:cx6="http://schemas.microsoft.com/office/drawing/2016/5/12/chartex" xmlns:cx7="http://schemas.microsoft.com/office/drawing/2016/5/13/chartex" xmlns:cx8="http://schemas.microsoft.com/office/drawing/2016/5/14/chartex" xmlns:mc="http://schemas.openxmlformats.org/markup-compatibility/2006" xmlns:aink="http://schemas.microsoft.com/office/drawing/2016/ink" xmlns:am3d="http://schemas.microsoft.com/office/drawing/2017/model3d" xmlns:o="urn:schemas-microsoft-com:office:office" xmlns:oel="http://schemas.microsoft.com/office/2019/extlst" xmlns:r="http://schemas.openxmlformats.org/officeDocument/2006/relationships" xmlns:m="http://schemas.openxmlformats.org/officeDocument/2006/math" xmlns:v="urn:schemas-microsoft-com:vml" xmlns:wp14="http://schemas.microsoft.com/office/word/2010/wordprocessingDrawing" xmlns:wp="http://schemas.openxmlformats.org/drawingml/2006/wordprocessingDrawing" xmlns:w10="urn:schemas-microsoft-com:office:word" xmlns:w="http://schemas.openxmlformats.org/wordprocessingml/2006/main" xmlns:w14="http://schemas.microsoft.com/office/word/2010/wordml" xmlns:w15="http://schemas.microsoft.com/office/word/2012/wordml" xmlns:w16cei="http://schemas.microsoft.com/office/word/2026/wordml/cei" xmlns:w16cex="http://schemas.microsoft.com/office/word/2018/wordml/cex" xmlns:w16cid="http://schemas.microsoft.com/office/word/2016/wordml/cid" xmlns:w16="http://schemas.microsoft.com/office/word/2018/wordml" xmlns:w16du="http://schemas.microsoft.com/office/word/2023/wordml/word16du" xmlns:w16sdtdh="http://schemas.microsoft.com/office/word/2020/wordml/sdtdatahash" xmlns:w16sdtfl="http://schemas.microsoft.com/office/word/2024/wordml/sdtformatlock" xmlns:w16se="http://schemas.microsoft.com/office/word/2015/wordml/symex" xmlns:wpg="http://schemas.microsoft.com/office/word/2010/wordprocessingGroup" xmlns:wpi="http://schemas.microsoft.com/office/word/2010/wordprocessingInk" xmlns:wne="http://schemas.microsoft.com/office/word/2006/wordml" xmlns:wps="http://schemas.microsoft.com/office/word/2010/wordprocessingShape" mc:Ignorable="w14 w15 w16se w16cid w16 w16cex w16sdtdh w16sdtfl w16du wp14">
   <w:docParts>
     <w:docPart>
       <w:docPartPr>
@@ -2342,7 +2132,6 @@
 <file path=word/glossary/fontTable.xml><?xml version="1.0" encoding="utf-8"?>
 <w:fonts xmlns:mc="http://schemas.openxmlformats.org/markup-compatibility/2006" xmlns:r="http://schemas.openxmlformats.org/officeDocument/2006/relationships" xmlns:w="http://schemas.openxmlformats.org/wordprocessingml/2006/main" xmlns:w14="http://schemas.microsoft.com/office/word/2010/wordml" xmlns:w15="http://schemas.microsoft.com/office/word/2012/wordml" xmlns:w16cex="http://schemas.microsoft.com/office/word/2018/wordml/cex" xmlns:w16cid="http://schemas.microsoft.com/office/word/2016/wordml/cid" xmlns:w16="http://schemas.microsoft.com/office/word/2018/wordml" xmlns:w16du="http://schemas.microsoft.com/office/word/2023/wordml/word16du" xmlns:w16sdtdh="http://schemas.microsoft.com/office/word/2020/wordml/sdtdatahash" xmlns:w16sdtfl="http://schemas.microsoft.com/office/word/2024/wordml/sdtformatlock" xmlns:w16se="http://schemas.microsoft.com/office/word/2015/wordml/symex" mc:Ignorable="w14 w15 w16se w16cid w16 w16cex w16sdtdh w16sdtfl w16du">
   <w:font w:name="Aptos">
-    <w:panose1 w:val="020B0004020202020204"/>
     <w:charset w:val="00"/>
     <w:family w:val="swiss"/>
     <w:pitch w:val="variable"/>
@@ -2356,7 +2145,6 @@
     <w:sig w:usb0="E0002EFF" w:usb1="C000785B" w:usb2="00000009" w:usb3="00000000" w:csb0="000001FF" w:csb1="00000000"/>
   </w:font>
   <w:font w:name="Aptos Display">
-    <w:panose1 w:val="020B0004020202020204"/>
     <w:charset w:val="00"/>
     <w:family w:val="swiss"/>
     <w:pitch w:val="variable"/>
@@ -2390,28 +2178,6 @@
     <w:pitch w:val="variable"/>
     <w:sig w:usb0="80000287" w:usb1="2ACF3C50" w:usb2="00000016" w:usb3="00000000" w:csb0="0004001F" w:csb1="00000000"/>
   </w:font>
-  <w:font w:name="Segoe UI Semibold">
-    <w:panose1 w:val="020B0702040204020203"/>
-    <w:charset w:val="00"/>
-    <w:family w:val="swiss"/>
-    <w:pitch w:val="variable"/>
-    <w:sig w:usb0="E4002EFF" w:usb1="C000E47F" w:usb2="00000009" w:usb3="00000000" w:csb0="000001FF" w:csb1="00000000"/>
-  </w:font>
-  <w:font w:name="Yu Gothic Light">
-    <w:altName w:val="游ゴシック Light"/>
-    <w:panose1 w:val="020B0300000000000000"/>
-    <w:charset w:val="80"/>
-    <w:family w:val="swiss"/>
-    <w:pitch w:val="variable"/>
-    <w:sig w:usb0="E00002FF" w:usb1="2AC7FDFF" w:usb2="00000016" w:usb3="00000000" w:csb0="0002009F" w:csb1="00000000"/>
-  </w:font>
-  <w:font w:name="Arial">
-    <w:panose1 w:val="020B0604020202020204"/>
-    <w:charset w:val="00"/>
-    <w:family w:val="swiss"/>
-    <w:pitch w:val="variable"/>
-    <w:sig w:usb0="E0002EFF" w:usb1="C000785B" w:usb2="00000009" w:usb3="00000000" w:csb0="000001FF" w:csb1="00000000"/>
-  </w:font>
 </w:fonts>
 </file>
 
@@ -2431,8 +2197,13 @@
   </w:compat>
   <w:rsids>
     <w:rsidRoot w:val="00A5654A"/>
+    <w:rsid w:val="004424A6"/>
+    <w:rsid w:val="008E7FCD"/>
+    <w:rsid w:val="00962B3D"/>
     <w:rsid w:val="00A5654A"/>
+    <w:rsid w:val="00B20FF8"/>
     <w:rsid w:val="00B42511"/>
+    <w:rsid w:val="00E5711F"/>
     <w:rsid w:val="00EC12F1"/>
   </w:rsids>
   <m:mathPr>
@@ -2448,7 +2219,7 @@
     <m:intLim m:val="subSup"/>
     <m:naryLim m:val="undOvr"/>
   </m:mathPr>
-  <w:themeFontLang w:val="en-DK"/>
+  <w:themeFontLang/>
   <w:clrSchemeMapping w:bg1="light1" w:t1="dark1" w:bg2="light2" w:t2="dark2" w:accent1="accent1" w:accent2="accent2" w:accent3="accent3" w:accent4="accent4" w:accent5="accent5" w:accent6="accent6" w:hyperlink="hyperlink" w:followedHyperlink="followedHyperlink"/>
   <w:decimalSymbol w:val="."/>
   <w:listSeparator w:val=","/>
@@ -2465,7 +2236,7 @@
         <w:kern w:val="2"/>
         <w:sz w:val="24"/>
         <w:szCs w:val="24"/>
-        <w:lang w:val="en-DK" w:eastAsia="en-DK" w:bidi="ar-SA"/>
+        <w:lang w:bidi="ar-SA"/>
         <w14:ligatures w14:val="standardContextual"/>
       </w:rPr>
     </w:rPrDefault>
@@ -2894,26 +2665,6 @@
       <w:color w:val="666666"/>
     </w:rPr>
   </w:style>
-  <w:style w:type="paragraph" w:customStyle="1" w:styleId="E46041A9FDFC4FE187ED55F68EDC7671">
-    <w:name w:val="E46041A9FDFC4FE187ED55F68EDC7671"/>
-    <w:rsid w:val="00A5654A"/>
-  </w:style>
-  <w:style w:type="paragraph" w:customStyle="1" w:styleId="7667AA62410141C2BF71BACA6E387E96">
-    <w:name w:val="7667AA62410141C2BF71BACA6E387E96"/>
-    <w:rsid w:val="00A5654A"/>
-  </w:style>
-  <w:style w:type="paragraph" w:customStyle="1" w:styleId="7645F004059541759F8B1D61522DB4A7">
-    <w:name w:val="7645F004059541759F8B1D61522DB4A7"/>
-    <w:rsid w:val="00A5654A"/>
-  </w:style>
-  <w:style w:type="paragraph" w:customStyle="1" w:styleId="1DC0882DFD484A228DBBA0FB9C3AF53A">
-    <w:name w:val="1DC0882DFD484A228DBBA0FB9C3AF53A"/>
-    <w:rsid w:val="00A5654A"/>
-  </w:style>
-  <w:style w:type="paragraph" w:customStyle="1" w:styleId="2C35F597195F45F9A368BD1C55A39895">
-    <w:name w:val="2C35F597195F45F9A368BD1C55A39895"/>
-    <w:rsid w:val="00A5654A"/>
-  </w:style>
 </w:styles>
 </file>
 
@@ -3259,9 +3010,7 @@
 </we:webextension>
 </file>
 
-<file path=customXml/item1.xml>��< ? x m l   v e r s i o n = " 1 . 0 "   e n c o d i n g = " u t f - 1 6 " ? > - 
- < N a v W o r d R e p o r t X m l P a r t   x m l n s = " u r n : m i c r o s o f t - d y n a m i c s - n a v / r e p o r t s / S t a n d a r d _ P u r c h a s e _ O r d e r / 1 3 2 2 / " > +<file path=customXml/item1.xml>��< ? x m l   v e r s i o n = " 1 . 0 "   e n c o d i n g = " u t f - 1 6 " ? > < N a v W o r d R e p o r t X m l P a r t   x m l n s = " u r n : m i c r o s o f t - d y n a m i c s - n a v / r e p o r t s / S t a n d a r d _ P u r c h a s e _ O r d e r / 1 3 2 2 / " >   
      < B C R e p o r t I n f o r m a t i o n >   
@@ -3325,84 +3074,6 @@
  
          < / R e p o r t R e q u e s t >   
-         < C o m p a n y M e t a d a t a > - 
-             < C o m p a n y N a m e > C o m p a n y   N a m e < / C o m p a n y N a m e > - 
-             < C o m p a n y D i s p l a y N a m e > C o m p a n y   D i s p l a y   N a m e < / C o m p a n y D i s p l a y N a m e > - 
-             < C o m p a n y A d d r e s s L i n e s > - 
-                 < C o m p a n y A d d r e s s L i n e > C o m p a n y   A d d r e s s   L i n e   1 < / C o m p a n y A d d r e s s L i n e > - 
-                 < C o m p a n y A d d r e s s L i n e > C o m p a n y   A d d r e s s   L i n e   2 < / C o m p a n y A d d r e s s L i n e > - 
-                 < C o m p a n y A d d r e s s L i n e > C o m p a n y   A d d r e s s   L i n e   3 < / C o m p a n y A d d r e s s L i n e > - 
-                 < C o m p a n y A d d r e s s L i n e > C o m p a n y   A d d r e s s   L i n e   4 < / C o m p a n y A d d r e s s L i n e > - 
-                 < C o m p a n y A d d r e s s L i n e > C o m p a n y   A d d r e s s   L i n e   5 < / C o m p a n y A d d r e s s L i n e > - 
-                 < C o m p a n y A d d r e s s L i n e > C o m p a n y   A d d r e s s   L i n e   6 < / C o m p a n y A d d r e s s L i n e > - 
-                 < C o m p a n y A d d r e s s L i n e > C o m p a n y   A d d r e s s   L i n e   7 < / C o m p a n y A d d r e s s L i n e > - 
-                 < C o m p a n y A d d r e s s L i n e > C o m p a n y   A d d r e s s   L i n e   8 < / C o m p a n y A d d r e s s L i n e > - 
-             < / C o m p a n y A d d r e s s L i n e s > - 
-             < C o m p a n y P h o n e > C o m p a n y   P h o n e < / C o m p a n y P h o n e > - 
-             < C o m p a n y P h o n e C a p t i o n > C o m p a n y   P h o n e   C a p t i o n < / C o m p a n y P h o n e C a p t i o n > - 
-             < C o m p a n y F a x N o > C o m p a n y   F a x   N o . < / C o m p a n y F a x N o > - 
-             < C o m p a n y F a x N o C a p t i o n > C o m p a n y   F a x   N o .   C a p t i o n < / C o m p a n y F a x N o C a p t i o n > - 
-             < C o m p a n y E m a i l > C o m p a n y   E m a i l < / C o m p a n y E m a i l > - 
-             < C o m p a n y E m a i l C a p t i o n > C o m p a n y   E m a i l   C a p t i o n < / C o m p a n y E m a i l C a p t i o n > - 
-             < C o m p a n y H o m e P a g e > C o m p a n y   H o m e   P a g e < / C o m p a n y H o m e P a g e > - 
-             < C o m p a n y H o m e P a g e C a p t i o n > C o m p a n y   H o m e   P a g e   C a p t i o n < / C o m p a n y H o m e P a g e C a p t i o n > - 
-             < C o m p a n y L o g o > C o m p a n y   L o g o < / C o m p a n y L o g o > - 
-             < C o m p a n y V A T R e g i s t r a t i o n N o > C o m p a n y   V A T   R e g i s t r a t i o n   N o . < / C o m p a n y V A T R e g i s t r a t i o n N o > - 
-             < C o m p a n y V A T R e g i s t r a t i o n N o C a p t i o n > C o m p a n y   V A T   R e g i s t r a t i o n   N o .   C a p t i o n < / C o m p a n y V A T R e g i s t r a t i o n N o C a p t i o n > - 
-             < C o m p a n y R e g i s t r a t i o n N o > C o m p a n y   R e g i s t r a t i o n   N o . < / C o m p a n y R e g i s t r a t i o n N o > - 
-             < C o m p a n y R e g i s t r a t i o n N o C a p t i o n > C o m p a n y   R e g i s t r a t i o n   N o .   C a p t i o n < / C o m p a n y R e g i s t r a t i o n N o C a p t i o n > - 
-             < C o m p a n y B a n k N a m e > C o m p a n y   B a n k   N a m e < / C o m p a n y B a n k N a m e > - 
-             < C o m p a n y B a n k N a m e C a p t i o n > C o m p a n y   B a n k   N a m e   C a p t i o n < / C o m p a n y B a n k N a m e C a p t i o n > - 
-             < C o m p a n y B a n k A c c o u n t N o > C o m p a n y   B a n k   A c c o u n t   N o . < / C o m p a n y B a n k A c c o u n t N o > - 
-             < C o m p a n y B a n k A c c o u n t N o C a p t i o n > C o m p a n y   B a n k   A c c o u n t   N o .   C a p t i o n < / C o m p a n y B a n k A c c o u n t N o C a p t i o n > - 
-             < C o m p a n y B a n k B r a n c h N o > C o m p a n y   B a n k   B r a n c h   N o . < / C o m p a n y B a n k B r a n c h N o > - 
-             < C o m p a n y B a n k B r a n c h N o C a p t i o n > C o m p a n y   B a n k   B r a n c h   N o .   C a p t i o n < / C o m p a n y B a n k B r a n c h N o C a p t i o n > - 
-             < C o m p a n y I B A N > C o m p a n y   I B A N < / C o m p a n y I B A N > - 
-             < C o m p a n y I B A N C a p t i o n > C o m p a n y   I B A N   C a p t i o n < / C o m p a n y I B A N C a p t i o n > - 
-             < C o m p a n y B a n k S W I F T > C o m p a n y   B a n k   S W I F T < / C o m p a n y B a n k S W I F T > - 
-             < C o m p a n y B a n k S W I F T C a p t i o n > C o m p a n y   B a n k   S W I F T   C a p t i o n < / C o m p a n y B a n k S W I F T C a p t i o n > - 
-             < C o m p a n y G i r o N o > C o m p a n y   G i r o   N o . < / C o m p a n y G i r o N o > - 
-             < C o m p a n y G i r o N o C a p t i o n > C o m p a n y   G i r o   N o .   C a p t i o n < / C o m p a n y G i r o N o C a p t i o n > - 
-         < / C o m p a n y M e t a d a t a > - 
      < / B C R e p o r t I n f o r m a t i o n >   
      < P u r c h a s e _ H e a d e r > @@ -3503,7 +3174,7 @@
  
          < C o m p a n y P h o n e N o _ L b l > C o m p a n y P h o n e N o _ L b l < / C o m p a n y P h o n e N o _ L b l >   
-         < C o m p a n y P i c t u r e   / > +         < C o m p a n y P i c t u r e / >   
          < C o m p a n y R e g i s t r a t i o n N u m b e r > C o m p a n y R e g i s t r a t i o n N u m b e r < / C o m p a n y R e g i s t r a t i o n N u m b e r >   
@@ -3549,10 +3220,10 @@
  
          < I t e m Q u a n t i t y _ L b l > I t e m Q u a n t i t y _ L b l < / I t e m Q u a n t i t y _ L b l >   
+         < I t e m U n i t _ L b l > I t e m U n i t _ L b l < / I t e m U n i t _ L b l > + 
          < I t e m U n i t P r i c e _ L b l > I t e m U n i t P r i c e _ L b l < / I t e m U n i t P r i c e _ L b l >   
-         < I t e m U n i t _ L b l > I t e m U n i t _ L b l < / I t e m U n i t _ L b l > - 
          < N o _ P u r c h H e a d e r > N o _ P u r c h H e a d e r < / N o _ P u r c h H e a d e r >   
          < O r d e r D a t e _ L b l > O r d e r D a t e _ L b l < / O r d e r D a t e _ L b l > @@ -3591,12 +3262,12 @@
  
          < P r i c e s I n c l u d i n g V A T _ L b l > P r i c e s I n c l u d i n g V A T _ L b l < / P r i c e s I n c l u d i n g V A T _ L b l >   
+         < P r i c e s I n c l V A T _ P u r c h H e a d e r > P r i c e s I n c l V A T _ P u r c h H e a d e r < / P r i c e s I n c l V A T _ P u r c h H e a d e r > + 
+         < P r i c e s I n c l V A T _ P u r c h H e a d e r _ L b l > P r i c e s I n c l V A T _ P u r c h H e a d e r _ L b l < / P r i c e s I n c l V A T _ P u r c h H e a d e r _ L b l > + 
          < P r i c e s I n c l V A T t x t > P r i c e s I n c l V A T t x t < / P r i c e s I n c l V A T t x t >   
-         < P r i c e s I n c l V A T _ P u r c h H e a d e r > P r i c e s I n c l V A T _ P u r c h H e a d e r < / P r i c e s I n c l V A T _ P u r c h H e a d e r > - 
-         < P r i c e s I n c l V A T _ P u r c h H e a d e r _ L b l > P r i c e s I n c l V A T _ P u r c h H e a d e r _ L b l < / P r i c e s I n c l V A T _ P u r c h H e a d e r _ L b l > - 
          < P u r c h a s e r T e x t > P u r c h a s e r T e x t < / P u r c h a s e r T e x t >   
          < P u r c h L i n e I n v D i s c A m t _ L b l > P u r c h L i n e I n v D i s c A m t _ L b l < / P u r c h L i n e I n v D i s c A m t _ L b l > @@ -3655,10 +3326,10 @@
  
          < V A T A m t L i n e L i n e A m t _ L b l > V A T A m t L i n e L i n e A m t _ L b l < / V A T A m t L i n e L i n e A m t _ L b l >   
+         < V A T A m t L i n e V A T _ L b l > V A T A m t L i n e V A T _ L b l < / V A T A m t L i n e V A T _ L b l > + 
          < V A T A m t L i n e V A T A m t _ L b l > V A T A m t L i n e V A T A m t _ L b l < / V A T A m t L i n e V A T A m t _ L b l >   
-         < V A T A m t L i n e V A T _ L b l > V A T A m t L i n e V A T _ L b l < / V A T A m t L i n e V A T _ L b l > - 
          < V A T A m t S p e c _ L b l > V A T A m t S p e c _ L b l < / V A T A m t S p e c _ L b l >   
          < V A T B a s e D i s c _ P u r c h H e a d e r > V A T B a s e D i s c _ P u r c h H e a d e r < / V A T B a s e D i s c _ P u r c h H e a d e r > @@ -3701,10 +3372,10 @@
  
          < P u r c h a s e _ L i n e >   
+             < A l l o w I n v D i s c _ P u r c h L i n e > A l l o w I n v D i s c _ P u r c h L i n e < / A l l o w I n v D i s c _ P u r c h L i n e > + 
              < A l l o w I n v D i s c t x t > A l l o w I n v D i s c t x t < / A l l o w I n v D i s c t x t >   
-             < A l l o w I n v D i s c _ P u r c h L i n e > A l l o w I n v D i s c _ P u r c h L i n e < / A l l o w I n v D i s c _ P u r c h L i n e > - 
              < A m o u n t I n c l u d i n g V A T > A m o u n t I n c l u d i n g V A T < / A m o u n t I n c l u d i n g V A T >   
              < D e s c _ P u r c h L i n e > D e s c _ P u r c h L i n e < / D e s c _ P u r c h L i n e > @@ -3753,9 +3424,9 @@
  
              < P r o m i s e d R e c e i p t D a t e L b l > P r o m i s e d R e c e i p t D a t e L b l < / P r o m i s e d R e c e i p t D a t e L b l >   
+             < P u r c h L i n e _ V A T P c t > P u r c h L i n e _ V A T P c t < / P u r c h L i n e _ V A T P c t > + 
              < P u r c h L i n e L i n e D i s c _ L b l > P u r c h L i n e L i n e D i s c _ L b l < / P u r c h L i n e L i n e D i s c _ L b l > - 
-             < P u r c h L i n e _ V A T P c t > P u r c h L i n e _ V A T P c t < / P u r c h L i n e _ V A T P c t >   
              < Q t y _ P u r c h L i n e > Q t y _ P u r c h L i n e < / Q t y _ P u r c h L i n e >   
@@ -3906,9 +3577,7 @@
  < / N a v W o r d R e p o r t X m l P a r t > 
 </file>
 
-<file path=customXml/item2.xml>��< ? x m l   v e r s i o n = " 1 . 0 "   e n c o d i n g = " u t f - 1 6 " ? > - 
- < N a v W o r d R e p o r t X m l P a r t   x m l n s = " u r n : m i c r o s o f t - d y n a m i c s - b u s i n e s s c e n t r a l / i n t e r n a l / e x t e n d e d / r e p o r t s / S t a n d a r d _ P u r c h a s e _ O r d e r / 1 3 2 2 / " > +<file path=customXml/item2.xml>��< ? x m l   v e r s i o n = " 1 . 0 "   e n c o d i n g = " u t f - 1 6 " ? > < N a v W o r d R e p o r t X m l P a r t   x m l n s = " u r n : m i c r o s o f t - d y n a m i c s - b u s i n e s s c e n t r a l / i n t e r n a l / e x t e n d e d / r e p o r t s / S t a n d a r d _ P u r c h a s e _ O r d e r / 1 3 2 2 / " >   
      < B C R e p o r t I n f o r m a t i o n >   
@@ -3972,403 +3641,17 @@
  
          < / R e p o r t R e q u e s t >   
-         < C o m p a n y M e t a d a t a > - 
-             < C o m p a n y N a m e > C o m p a n y   N a m e < / C o m p a n y N a m e > - 
-             < C o m p a n y D i s p l a y N a m e > C o m p a n y   D i s p l a y   N a m e < / C o m p a n y D i s p l a y N a m e > - 
-             < C o m p a n y A d d r e s s L i n e s > - 
-                 < C o m p a n y A d d r e s s L i n e > C o m p a n y   A d d r e s s   L i n e   1 < / C o m p a n y A d d r e s s L i n e > - 
-                 < C o m p a n y A d d r e s s L i n e > C o m p a n y   A d d r e s s   L i n e   2 < / C o m p a n y A d d r e s s L i n e > - 
-                 < C o m p a n y A d d r e s s L i n e > C o m p a n y   A d d r e s s   L i n e   3 < / C o m p a n y A d d r e s s L i n e > - 
-                 < C o m p a n y A d d r e s s L i n e > C o m p a n y   A d d r e s s   L i n e   4 < / C o m p a n y A d d r e s s L i n e > - 
-                 < C o m p a n y A d d r e s s L i n e > C o m p a n y   A d d r e s s   L i n e   5 < / C o m p a n y A d d r e s s L i n e > - 
-                 < C o m p a n y A d d r e s s L i n e > C o m p a n y   A d d r e s s   L i n e   6 < / C o m p a n y A d d r e s s L i n e > - 
-                 < C o m p a n y A d d r e s s L i n e > C o m p a n y   A d d r e s s   L i n e   7 < / C o m p a n y A d d r e s s L i n e > - 
-                 < C o m p a n y A d d r e s s L i n e > C o m p a n y   A d d r e s s   L i n e   8 < / C o m p a n y A d d r e s s L i n e > - 
-             < / C o m p a n y A d d r e s s L i n e s > - 
-             < C o m p a n y P h o n e > C o m p a n y   P h o n e < / C o m p a n y P h o n e > - 
-             < C o m p a n y P h o n e C a p t i o n > C o m p a n y   P h o n e   C a p t i o n < / C o m p a n y P h o n e C a p t i o n > - 
-             < C o m p a n y F a x N o > C o m p a n y   F a x   N o . < / C o m p a n y F a x N o > - 
-             < C o m p a n y F a x N o C a p t i o n > C o m p a n y   F a x   N o .   C a p t i o n < / C o m p a n y F a x N o C a p t i o n > - 
-             < C o m p a n y E m a i l > C o m p a n y   E m a i l < / C o m p a n y E m a i l > - 
-             < C o m p a n y E m a i l C a p t i o n > C o m p a n y   E m a i l   C a p t i o n < / C o m p a n y E m a i l C a p t i o n > - 
-             < C o m p a n y H o m e P a g e > C o m p a n y   H o m e   P a g e < / C o m p a n y H o m e P a g e > - 
-             < C o m p a n y H o m e P a g e C a p t i o n > C o m p a n y   H o m e   P a g e   C a p t i o n < / C o m p a n y H o m e P a g e C a p t i o n > - 
-             < C o m p a n y L o g o > C o m p a n y   L o g o < / C o m p a n y L o g o > - 
-             < C o m p a n y V A T R e g i s t r a t i o n N o > C o m p a n y   V A T   R e g i s t r a t i o n   N o . < / C o m p a n y V A T R e g i s t r a t i o n N o > - 
-             < C o m p a n y V A T R e g i s t r a t i o n N o C a p t i o n > C o m p a n y   V A T   R e g i s t r a t i o n   N o .   C a p t i o n < / C o m p a n y V A T R e g i s t r a t i o n N o C a p t i o n > - 
-             < C o m p a n y R e g i s t r a t i o n N o > C o m p a n y   R e g i s t r a t i o n   N o . < / C o m p a n y R e g i s t r a t i o n N o > - 
-             < C o m p a n y R e g i s t r a t i o n N o C a p t i o n > C o m p a n y   R e g i s t r a t i o n   N o .   C a p t i o n < / C o m p a n y R e g i s t r a t i o n N o C a p t i o n > - 
-             < C o m p a n y B a n k N a m e > C o m p a n y   B a n k   N a m e < / C o m p a n y B a n k N a m e > - 
-             < C o m p a n y B a n k N a m e C a p t i o n > C o m p a n y   B a n k   N a m e   C a p t i o n < / C o m p a n y B a n k N a m e C a p t i o n > - 
-             < C o m p a n y B a n k A c c o u n t N o > C o m p a n y   B a n k   A c c o u n t   N o . < / C o m p a n y B a n k A c c o u n t N o > - 
-             < C o m p a n y B a n k A c c o u n t N o C a p t i o n > C o m p a n y   B a n k   A c c o u n t   N o .   C a p t i o n < / C o m p a n y B a n k A c c o u n t N o C a p t i o n > - 
-             < C o m p a n y B a n k B r a n c h N o > C o m p a n y   B a n k   B r a n c h   N o . < / C o m p a n y B a n k B r a n c h N o > - 
-             < C o m p a n y B a n k B r a n c h N o C a p t i o n > C o m p a n y   B a n k   B r a n c h   N o .   C a p t i o n < / C o m p a n y B a n k B r a n c h N o C a p t i o n > - 
-             < C o m p a n y I B A N > C o m p a n y   I B A N < / C o m p a n y I B A N > - 
-             < C o m p a n y I B A N C a p t i o n > C o m p a n y   I B A N   C a p t i o n < / C o m p a n y I B A N C a p t i o n > - 
-             < C o m p a n y B a n k S W I F T > C o m p a n y   B a n k   S W I F T < / C o m p a n y B a n k S W I F T > - 
-             < C o m p a n y B a n k S W I F T C a p t i o n > C o m p a n y   B a n k   S W I F T   C a p t i o n < / C o m p a n y B a n k S W I F T C a p t i o n > - 
-             < C o m p a n y G i r o N o > C o m p a n y   G i r o   N o . < / C o m p a n y G i r o N o > - 
-             < C o m p a n y G i r o N o C a p t i o n > C o m p a n y   G i r o   N o .   C a p t i o n < / C o m p a n y G i r o N o C a p t i o n > - 
-         < / C o m p a n y M e t a d a t a > - 
      < / B C R e p o r t I n f o r m a t i o n >   
-     < T o o l t i p s > - 
-         < T o o l t i p   c o l u m n = " C o m p a n y H o m e P a g e "   E l e m e n t I d = " 1 9 8 9 1 8 8 7 0 " > - 
-             < T o o l t i p T e x t   l a n g = " e n - U S " > S p e c i f i e s   y o u r   c o m p a n y ' s   w e b   s i t e . < / T o o l t i p T e x t > - 
-         < / T o o l t i p > - 
-         < T o o l t i p   c o l u m n = " C o m p a n y E M a i l "   E l e m e n t I d = " 1 6 7 7 0 7 4 0 5 8 " > - 
-             < T o o l t i p T e x t   l a n g = " e n - U S " > S p e c i f i e s   t h e   c o m p a n y ' s   e m a i l   a d d r e s s . < / T o o l t i p T e x t > - 
-         < / T o o l t i p > - 
-         < T o o l t i p   c o l u m n = " C o m p a n y P i c t u r e "   E l e m e n t I d = " 1 3 9 7 4 1 1 0 7 4 " > - 
-             < T o o l t i p T e x t   l a n g = " e n - U S " > S p e c i f i e s   t h e   p i c t u r e   t h a t   h a s   b e e n   s e t   u p   f o r   t h e   c o m p a n y ,   s u c h   a s   a   c o m p a n y   l o g o . < / T o o l t i p T e x t > - 
-         < / T o o l t i p > - 
-         < T o o l t i p   c o l u m n = " C o m p a n y P h o n e N o "   E l e m e n t I d = " 2 5 0 4 4 0 6 5 5 " > - 
-             < T o o l t i p T e x t   l a n g = " e n - U S " > S p e c i f i e s   t h e   c o m p a n y ' s   t e l e p h o n e   n u m b e r . < / T o o l t i p T e x t > - 
-         < / T o o l t i p > - 
-         < T o o l t i p   c o l u m n = " C o m p a n y G i r o N o "   E l e m e n t I d = " 1 3 6 0 1 9 6 3 2 0 " > - 
-             < T o o l t i p T e x t   l a n g = " e n - U S " > S p e c i f i e s   t h e   c o m p a n y ' s   g i r o   n u m b e r . < / T o o l t i p T e x t > - 
-         < / T o o l t i p > - 
-         < T o o l t i p   c o l u m n = " C o m p a n y B a n k N a m e "   E l e m e n t I d = " 1 5 3 4 9 0 5 6 0 5 " > - 
-             < T o o l t i p T e x t   l a n g = " e n - U S " > S p e c i f i e s   t h e   n a m e   o f   t h e   b a n k   t h e   c o m p a n y   u s e s . < / T o o l t i p T e x t > - 
-         < / T o o l t i p > - 
-         < T o o l t i p   c o l u m n = " C o m p a n y B a n k B r a n c h N o "   E l e m e n t I d = " 7 9 3 1 3 3 0 5 7 " > - 
-             < T o o l t i p T e x t   l a n g = " e n - U S " > S p e c i f i e s   t h e   b a n k ' s   b r a n c h   n u m b e r . < / T o o l t i p T e x t > - 
-         < / T o o l t i p > - 
-         < T o o l t i p   c o l u m n = " C o m p a n y B a n k A c c o u n t N o "   E l e m e n t I d = " 3 0 1 4 0 2 0 4 " > - 
-             < T o o l t i p T e x t   l a n g = " e n - U S " > S p e c i f i e s   t h e   c o m p a n y ' s   b a n k   a c c o u n t   n u m b e r . < / T o o l t i p T e x t > - 
-         < / T o o l t i p > - 
-         < T o o l t i p   c o l u m n = " C o m p a n y I B A N "   E l e m e n t I d = " 9 0 6 5 4 9 1 8 2 " > - 
-             < T o o l t i p T e x t   l a n g = " e n - U S " > S p e c i f i e s   t h e   i n t e r n a t i o n a l   b a n k   a c c o u n t   n u m b e r   o f   y o u r   p r i m a r y   b a n k   a c c o u n t . < / T o o l t i p T e x t > - 
-         < / T o o l t i p > - 
-         < T o o l t i p   c o l u m n = " C o m p a n y S W I F T "   E l e m e n t I d = " 6 6 8 2 5 0 2 4 5 " > - 
-             < T o o l t i p T e x t   l a n g = " e n - U S " > S p e c i f i e s   t h e   S W I F T   c o d e   ( i n t e r n a t i o n a l   b a n k   i d e n t i f i e r   c o d e )   o f   y o u r   p r i m a r y   b a n k . < / T o o l t i p T e x t > - 
-         < / T o o l t i p > - 
-         < T o o l t i p   c o l u m n = " N o _ P u r c h H e a d e r "   E l e m e n t I d = " 5 2 0 3 3 9 3 5 2 " > - 
-             < T o o l t i p T e x t   l a n g = " e n - U S " > S p e c i f i e s   a   u n i q u e   n u m b e r   t h a t   i d e n t i f i e s   t h e   p u r c h a s e   o r d e r .   T h e   n u m b e r   c a n   b e   g e n e r a t e d   a u t o m a t i c a l l y   f r o m   a   n u m b e r   s e r i e s ,   o r   y o u   c a n   n u m b e r   e a c h   o f   t h e m   m a n u a l l y . < / T o o l t i p T e x t > - 
-         < / T o o l t i p > - 
-         < T o o l t i p   c o l u m n = " S a l e s P u r c h P e r s o n N a m e "   E l e m e n t I d = " 1 3 7 3 7 6 8 5 5 7 " > - 
-             < T o o l t i p T e x t   l a n g = " e n - U S " > S p e c i f i e s   t h e   n a m e   o f   t h e   s a l e s p e r s o n   o r   p u r c h a s e r . < / T o o l t i p T e x t > - 
-         < / T o o l t i p > - 
-         < T o o l t i p   c o l u m n = " Y o u r R e f _ P u r c h H e a d e r "   E l e m e n t I d = " 1 9 8 5 3 6 8 6 3 1 " > - 
-             < T o o l t i p T e x t   l a n g = " e n - U S " > S p e c i f i e s   t h e   v e n d o r ' s   r e f e r e n c e . < / T o o l t i p T e x t > - 
-         < / T o o l t i p > - 
-         < T o o l t i p   c o l u m n = " B u y F r m V e n d N o _ P u r c h H e a d e r "   E l e m e n t I d = " 1 1 4 1 1 5 6 0 2 " > - 
-             < T o o l t i p T e x t   l a n g = " e n - U S " > S p e c i f i e s   t h e   v e n d o r   w h o   w i l l   d e l i v e r   t h e   g o o d s   o r   s e r v i c e s .   E a c h   v e n d o r   h a s   a   u n i q u e   n u m b e r   t o   h e l p   y o u   t r a c k   r e l a t e d   d o c u m e n t s .   T h e   n u m b e r   c a n   c o m e   f r o m   a   n u m b e r   s e r i e s   o r   b e   a d d e d   m a n u a l l y . < / T o o l t i p T e x t > - 
-         < / T o o l t i p > - 
-         < T o o l t i p   c o l u m n = " B u y F r o m C o n t a c t P h o n e N o "   E l e m e n t I d = " 1 6 2 4 1 1 6 4 9 6 " > - 
-             < T o o l t i p T e x t   l a n g = " e n - U S " > S p e c i f i e s   t h e   c o n t a c t ' s   p h o n e   n u m b e r . < / T o o l t i p T e x t > - 
-         < / T o o l t i p > - 
-         < T o o l t i p   c o l u m n = " B u y F r o m C o n t a c t M o b i l e P h o n e N o "   E l e m e n t I d = " 6 8 2 3 8 6 3 9 2 " > - 
-             < T o o l t i p T e x t   l a n g = " e n - U S " > S p e c i f i e s   t h e   c o n t a c t ' s   m o b i l e   t e l e p h o n e   n u m b e r . < / T o o l t i p T e x t > - 
-         < / T o o l t i p > - 
-         < T o o l t i p   c o l u m n = " B u y F r o m C o n t a c t E m a i l "   E l e m e n t I d = " 1 4 6 0 8 4 1 4 4 9 " > - 
-             < T o o l t i p T e x t   l a n g = " e n - U S " > S p e c i f i e s   t h e   e m a i l   a d d r e s s   o f   t h e   c o n t a c t . < / T o o l t i p T e x t > - 
-         < / T o o l t i p > - 
-         < T o o l t i p   c o l u m n = " P a y T o C o n t a c t P h o n e N o "   E l e m e n t I d = " 1 9 2 3 7 9 6 7 0 9 " > - 
-             < T o o l t i p T e x t   l a n g = " e n - U S " > S p e c i f i e s   t h e   c o n t a c t ' s   p h o n e   n u m b e r . < / T o o l t i p T e x t > - 
-         < / T o o l t i p > - 
-         < T o o l t i p   c o l u m n = " P a y T o C o n t a c t M o b i l e P h o n e N o "   E l e m e n t I d = " 1 9 0 1 4 6 6 0 5 " > - 
-             < T o o l t i p T e x t   l a n g = " e n - U S " > S p e c i f i e s   t h e   c o n t a c t ' s   m o b i l e   t e l e p h o n e   n u m b e r . < / T o o l t i p T e x t > - 
-         < / T o o l t i p > - 
-         < T o o l t i p   c o l u m n = " P a y T o C o n t a c t E m a i l "   E l e m e n t I d = " 1 9 8 4 8 9 3 3 1 0 " > - 
-             < T o o l t i p T e x t   l a n g = " e n - U S " > S p e c i f i e s   t h e   e m a i l   a d d r e s s   o f   t h e   c o n t a c t . < / T o o l t i p T e x t > - 
-         < / T o o l t i p > - 
-         < T o o l t i p   c o l u m n = " P r i c e s I n c l V A T _ P u r c h H e a d e r "   E l e m e n t I d = " 1 8 0 5 5 0 7 9 8 0 " > - 
-             < T o o l t i p T e x t   l a n g = " e n - U S " > S p e c i f i e s   i f   t h e   U n i t   P r i c e   a n d   L i n e   A m o u n t   f i e l d s   o n   d o c u m e n t   l i n e s   s h o u l d   b e   s h o w n   w i t h   o r   w i t h o u t   V A T . < / T o o l t i p T e x t > - 
-         < / T o o l t i p > - 
-         < T o o l t i p   c o l u m n = " P a y m e n t T e r m s D e s c "   E l e m e n t I d = " 1 9 8 3 0 0 2 7 7 9 " > - 
-             < T o o l t i p T e x t   l a n g = " e n - U S " > S p e c i f i e s   a n   e x p l a n a t i o n   o f   t h e   p a y m e n t   t e r m s . < / T o o l t i p T e x t > - 
-         < / T o o l t i p > - 
-         < T o o l t i p   c o l u m n = " S h i p m e n t M e t h o d D e s c "   E l e m e n t I d = " 6 8 6 3 4 3 1 7 9 " > - 
-             < T o o l t i p T e x t   l a n g = " e n - U S " > S p e c i f i e s   a   d e s c r i p t i o n   o f   t h e   s h i p m e n t   m e t h o d . < / T o o l t i p T e x t > - 
-         < / T o o l t i p > - 
-         < T o o l t i p   c o l u m n = " P r e p m t P a y m e n t T e r m s D e s c "   E l e m e n t I d = " 4 2 9 7 6 4 9 1 " > - 
-             < T o o l t i p T e x t   l a n g = " e n - U S " > S p e c i f i e s   a n   e x p l a n a t i o n   o f   t h e   p a y m e n t   t e r m s . < / T o o l t i p T e x t > - 
-         < / T o o l t i p > - 
-         < T o o l t i p   c o l u m n = " P a y T o V e n d N o _ P u r c h H e a d e r "   E l e m e n t I d = " 6 3 5 5 6 4 4 9 8 " > - 
-             < T o o l t i p T e x t   l a n g = " e n - U S " > S p e c i f i e s   t h e   n u m b e r   o f   t h e   v e n d o r   t h a t   y o u   r e c e i v e d   t h e   i n v o i c e   f r o m . < / T o o l t i p T e x t > - 
-         < / T o o l t i p > - 
-         < T o o l t i p   c o l u m n = " S e l l T o C u s t N o _ P u r c h H e a d e r "   E l e m e n t I d = " 9 6 4 8 7 3 2 0 4 " > - 
-             < T o o l t i p T e x t   l a n g = " e n - U S " > S p e c i f i e s   t h e   n u m b e r   o f   t h e   c u s t o m e r   t h a t   t h e   i t e m s   a r e   s h i p p e d   t o   d i r e c t l y   f r o m   y o u r   v e n d o r ,   a s   a   d r o p   s h i p m e n t . < / T o o l t i p T e x t > - 
-         < / T o o l t i p > - 
-         < T o o l t i p   c o l u m n = " S h i p T o P h o n e N o "   E l e m e n t I d = " 3 6 9 7 0 2 2 5 5 " > - 
-             < T o o l t i p T e x t   l a n g = " e n - U S " > S p e c i f i e s   t h e   t e l e p h o n e   n u m b e r   o f   t h e   c o m p a n y ' s   s h i p p i n g   a d d r e s s . < / T o o l t i p T e x t > - 
-         < / T o o l t i p > - 
-         < T o o l t i p   c o l u m n = " V e n d o r I n v o i c e N o "   E l e m e n t I d = " 8 8 7 3 7 6 2 2 5 " > - 
-             < T o o l t i p T e x t   l a n g = " e n - U S " > S p e c i f i e s   t h e   d o c u m e n t   n u m b e r   o f   t h e   o r i g i n a l   d o c u m e n t   y o u   r e c e i v e d   f r o m   t h e   v e n d o r .   Y o u   c a n   r e q u i r e   t h e   d o c u m e n t   n u m b e r   f o r   p o s t i n g ,   o r   l e t   i t   b e   o p t i o n a l .   B y   d e f a u l t ,   i t ' s   r e q u i r e d ,   s o   t h a t   t h i s   d o c u m e n t   r e f e r e n c e s   t h e   o r i g i n a l .   M a k i n g   d o c u m e n t   n u m b e r s   o p t i o n a l   r e m o v e s   a   s t e p   f r o m   t h e   p o s t i n g   p r o c e s s .   F o r   e x a m p l e ,   i f   y o u   a t t a c h   t h e   o r i g i n a l   i n v o i c e   a s   a   P D F ,   y o u   m i g h t   n o t   n e e d   t o   e n t e r   t h e   d o c u m e n t   n u m b e r .   T o   s p e c i f y   w h e t h e r   d o c u m e n t   n u m b e r s   a r e   r e q u i r e d ,   i n   t h e   P u r c h a s e s   & a m p ;   P a y a b l e s   S e t u p   w i n d o w ,   s e l e c t   o r   c l e a r   t h e   E x t .   D o c .   N o .   M a n d a t o r y   f i e l d . < / T o o l t i p T e x t > - 
-         < / T o o l t i p > - 
-         < T o o l t i p   c o l u m n = " V e n d o r O r d e r N o "   E l e m e n t I d = " 1 6 4 1 9 6 8 4 4 6 " > - 
-             < T o o l t i p T e x t   l a n g = " e n - U S " > S p e c i f i e s   t h e   v e n d o r ' s   o r d e r   n u m b e r . < / T o o l t i p T e x t > - 
-         < / T o o l t i p > - 
-         < T o o l t i p   c o l u m n = " L i n e N o _ P u r c h L i n e "   E l e m e n t I d = " 1 7 4 8 8 4 8 6 5 " > - 
-             < T o o l t i p T e x t   l a n g = " e n - U S " > S p e c i f i e s   t h e   l i n e ' s   n u m b e r . < / T o o l t i p T e x t > - 
-         < / T o o l t i p > - 
-         < T o o l t i p   c o l u m n = " I t e m N o _ P u r c h L i n e "   E l e m e n t I d = " 1 0 5 7 2 2 4 1 4 0 " > - 
-             < T o o l t i p T e x t   l a n g = " e n - U S " > S p e c i f i e s   t h e   n u m b e r   o f   t h e   i n v o l v e d   e n t r y   o r   r e c o r d ,   a c c o r d i n g   t o   t h e   s p e c i f i e d   n u m b e r   s e r i e s . < / T o o l t i p T e x t > - 
-         < / T o o l t i p > - 
-         < T o o l t i p   c o l u m n = " I t e m R e f e r e n c e N o _ P u r c h L i n e "   E l e m e n t I d = " 1 1 5 8 3 9 2 0 3 1 " > - 
-             < T o o l t i p T e x t   l a n g = " e n - U S " > S p e c i f i e s   t h e   r e f e r e n c e d   i t e m   n u m b e r . < / T o o l t i p T e x t > - 
-         < / T o o l t i p > - 
-         < T o o l t i p   c o l u m n = " D e s c _ P u r c h L i n e "   E l e m e n t I d = " 1 1 6 1 7 0 2 0 8 9 " > - 
-             < T o o l t i p T e x t   l a n g = " e n - U S " > S p e c i f i e s   a   d e s c r i p t i o n   o f   t h e   e n t r y   o f   t h e   p r o d u c t   t o   b e   p u r c h a s e d .   T o   a d d   a   n o n - t r a n s a c t i o n a l   t e x t   l i n e ,   f i l l   i n   t h e   D e s c r i p t i o n   f i e l d   o n l y . < / T o o l t i p T e x t > - 
-         < / T o o l t i p > - 
-         < T o o l t i p   c o l u m n = " U O M _ P u r c h L i n e "   E l e m e n t I d = " 4 4 1 1 3 9 0 4 9 " > - 
-             < T o o l t i p T e x t   l a n g = " e n - U S " > S p e c i f i e s   t h e   u n i t   o f   m e a s u r e . < / T o o l t i p T e x t > - 
-         < / T o o l t i p > - 
-         < T o o l t i p   c o l u m n = " L i n e D i s c _ P u r c h L i n e "   E l e m e n t I d = " 2 1 3 3 2 3 3 9 7 3 " > - 
-             < T o o l t i p T e x t   l a n g = " e n - U S " > S p e c i f i e s   t h e   d i s c o u n t   p e r c e n t a g e   t h a t   i s   g r a n t e d   f o r   t h e   i t e m   o n   t h e   l i n e . < / T o o l t i p T e x t > - 
-         < / T o o l t i p > - 
-         < T o o l t i p   c o l u m n = " A l l o w I n v D i s c _ P u r c h L i n e "   E l e m e n t I d = " 9 8 2 2 2 1 3 6 3 " > - 
-             < T o o l t i p T e x t   l a n g = " e n - U S " > S p e c i f i e s   i f   t h e   i n v o i c e   l i n e   i s   i n c l u d e d   w h e n   t h e   i n v o i c e   d i s c o u n t   i s   c a l c u l a t e d . < / T o o l t i p T e x t > - 
-         < / T o o l t i p > - 
-         < T o o l t i p   c o l u m n = " U n i t P r i c e _ P u r c h L i n e "   E l e m e n t I d = " 2 0 6 3 2 5 9 8 1 9 " > - 
-             < T o o l t i p T e x t   l a n g = " e n - U S " > S p e c i f i e s   t h e   p r i c e ,   i n   L C Y ,   o f   o n e   u n i t   o f   t h e   i t e m   o r   r e s o u r c e .   Y o u   c a n   e n t e r   a   p r i c e   m a n u a l l y   o r   h a v e   i t   e n t e r e d   a c c o r d i n g   t o   t h e   P r i c e / P r o f i t   C a l c u l a t i o n   f i e l d   o n   t h e   r e l a t e d   c a r d . < / T o o l t i p T e x t > - 
-         < / T o o l t i p > - 
-         < T o o l t i p   c o l u m n = " J o b N o _ P u r c h L i n e "   E l e m e n t I d = " 2 7 7 7 0 3 3 2 6 " > - 
-             < T o o l t i p T e x t   l a n g = " e n - U S " > S p e c i f i e s   t h e   n u m b e r   o f   t h e   r e l a t e d   p r o j e c t .   I f   y o u   f i l l   i n   t h i s   f i e l d   a n d   t h e   P r o j e c t   T a s k   N o .   f i e l d ,   t h e n   a   p r o j e c t   l e d g e r   e n t r y   w i l l   b e   p o s t e d   t o g e t h e r   w i t h   t h e   p u r c h a s e   l i n e . < / T o o l t i p T e x t > - 
-         < / T o o l t i p > - 
-         < T o o l t i p   c o l u m n = " J o b T a s k N o _ P u r c h L i n e "   E l e m e n t I d = " 7 2 6 6 6 9 0 1 1 " > - 
-             < T o o l t i p T e x t   l a n g = " e n - U S " > S p e c i f i e s   t h e   n u m b e r   o f   t h e   r e l a t e d   p r o j e c t   t a s k . < / T o o l t i p T e x t > - 
-         < / T o o l t i p > - 
-         < T o o l t i p   c o l u m n = " V A T A m t L i n e V A T B a s e "   E l e m e n t I d = " 1 4 1 9 8 1 6 2 1 8 " > - 
-             < T o o l t i p T e x t   l a n g = " e n - U S " > S p e c i f i e s   t h e   t o t a l   n e t   a m o u n t   ( a m o u n t   e x c l u d i n g   V A T )   f o r   s a l e s   o r   p u r c h a s e   l i n e s   w i t h   a   s p e c i f i c   V A T   I d e n t i f i e r . < / T o o l t i p T e x t > - 
-         < / T o o l t i p > - 
-         < T o o l t i p   c o l u m n = " V A T A m t L i n e V A T A m t "   E l e m e n t I d = " 8 4 9 9 7 4 3 4 1 " > - 
-             < T o o l t i p T e x t   l a n g = " e n - U S " > S p e c i f i e s   t h e   a m o u n t   o f   V A T   t h a t   i s   i n c l u d e d   i n   t h e   t o t a l   a m o u n t . < / T o o l t i p T e x t > - 
-         < / T o o l t i p > - 
-         < T o o l t i p   c o l u m n = " V A T A m t L i n e L i n e A m t "   E l e m e n t I d = " 1 8 8 2 1 0 3 2 6 2 " > - 
-             < T o o l t i p T e x t   l a n g = " e n - U S " > S p e c i f i e s   t h e   t o t a l   a m o u n t   f o r   s a l e s   o r   p u r c h a s e   l i n e s   w i t h   a   s p e c i f i c   V A T   i d e n t i f i e r . < / T o o l t i p T e x t > - 
-         < / T o o l t i p > - 
-         < T o o l t i p   c o l u m n = " V A T A m t L i n e I n v D i s c B a s e A m t "   E l e m e n t I d = " 1 6 9 1 0 0 3 4 1 5 " > - 
-             < T o o l t i p T e x t   l a n g = " e n - U S " > S p e c i f i e s   t h e   i n v o i c e   d i s c o u n t   b a s e   a m o u n t . < / T o o l t i p T e x t > - 
-         < / T o o l t i p > - 
-         < T o o l t i p   c o l u m n = " V A T A m t L i n e I n v D i s c A m t "   E l e m e n t I d = " 1 0 0 7 8 2 8 6 0 " > - 
-             < T o o l t i p T e x t   l a n g = " e n - U S " > S p e c i f i e s   t h e   i n v o i c e   d i s c o u n t   a m o u n t   f o r   a   s p e c i f i c   V A T   i d e n t i f i e r . < / T o o l t i p T e x t > - 
-         < / T o o l t i p > - 
-         < T o o l t i p   c o l u m n = " V A T A m t L i n e V A T "   E l e m e n t I d = " 2 9 9 0 4 8 9 2 5 " > - 
-             < T o o l t i p T e x t   l a n g = " e n - U S " > S p e c i f i e s   t h e   V A T   %   t h a t   w a s   u s e d   o n   t h e   s a l e s   o r   p u r c h a s e   l i n e s   w i t h   t h i s   V A T   I d e n t i f i e r . < / T o o l t i p T e x t > - 
-         < / T o o l t i p > - 
-         < T o o l t i p   c o l u m n = " V A T A m t L i n e V A T I d e n t i f i e r "   E l e m e n t I d = " 4 6 1 3 9 9 7 9 2 " > - 
-             < T o o l t i p T e x t   l a n g = " e n - U S " > S p e c i f i e s   t h e   V A T   I d e n t i f i e r   v a l u e . < / T o o l t i p T e x t > - 
-         < / T o o l t i p > - 
-         < T o o l t i p   c o l u m n = " P r e p m t V A T A m t L i n e V A T A m t "   E l e m e n t I d = " 1 8 7 1 3 0 1 8 2 9 " > - 
-             < T o o l t i p T e x t   l a n g = " e n - U S " > S p e c i f i e s   t h e   a m o u n t   o f   V A T   t h a t   i s   i n c l u d e d   i n   t h e   t o t a l   a m o u n t . < / T o o l t i p T e x t > - 
-         < / T o o l t i p > - 
-         < T o o l t i p   c o l u m n = " P r e p m t V A T A m t L i n e V A T B a s e "   E l e m e n t I d = " 1 2 2 6 9 0 4 6 9 6 " > - 
-             < T o o l t i p T e x t   l a n g = " e n - U S " > S p e c i f i e s   t h e   t o t a l   n e t   a m o u n t   ( a m o u n t   e x c l u d i n g   V A T )   f o r   s a l e s   o r   p u r c h a s e   l i n e s   w i t h   a   s p e c i f i c   V A T   I d e n t i f i e r . < / T o o l t i p T e x t > - 
-         < / T o o l t i p > - 
-         < T o o l t i p   c o l u m n = " P r e p m t V A T A m t L i n e L i n e A m t "   E l e m e n t I d = " 4 0 2 6 8 5 8 2 4 " > - 
-             < T o o l t i p T e x t   l a n g = " e n - U S " > S p e c i f i e s   t h e   t o t a l   a m o u n t   f o r   s a l e s   o r   p u r c h a s e   l i n e s   w i t h   a   s p e c i f i c   V A T   i d e n t i f i e r . < / T o o l t i p T e x t > - 
-         < / T o o l t i p > - 
-         < T o o l t i p   c o l u m n = " P r e p m t V A T A m t L i n e V A T "   E l e m e n t I d = " 1 9 1 5 4 9 4 8 5 " > - 
-             < T o o l t i p T e x t   l a n g = " e n - U S " > S p e c i f i e s   t h e   V A T   %   t h a t   w a s   u s e d   o n   t h e   s a l e s   o r   p u r c h a s e   l i n e s   w i t h   t h i s   V A T   I d e n t i f i e r . < / T o o l t i p T e x t > - 
-         < / T o o l t i p > - 
-         < T o o l t i p   c o l u m n = " P r e p m t V A T A m t L i n e V A T I d "   E l e m e n t I d = " 9 8 2 2 2 4 8 0 0 " > - 
-             < T o o l t i p T e x t   l a n g = " e n - U S " > S p e c i f i e s   t h e   V A T   I d e n t i f i e r   v a l u e . < / T o o l t i p T e x t > - 
-         < / T o o l t i p > - 
-     < / T o o l t i p s > - 
-     < P u r c h a s e _ H e a d e r   E l e m e n t T y p e = " D a t a I t e m "   E l e m e n t I d = " 3 0 1 5 4 4 2 5 8 " > - 
-         < A l l o w I n v o i c e D i s c _ L b l   E l e m e n t T y p e = " C o l u m n "   E l e m e n t I d = " 1 4 4 9 1 1 7 7 6 3 "   D a t a T y p e = " L a b e l " > A l l o w I n v o i c e D i s c _ L b l < / A l l o w I n v o i c e D i s c _ L b l > - 
-         < A m o u n t _ L b l   E l e m e n t T y p e = " C o l u m n "   E l e m e n t I d = " 1 8 5 7 4 6 5 8 6 0 "   D a t a T y p e = " L a b e l " > A m o u n t _ L b l < / A m o u n t _ L b l > - 
-         < B u y e r _ L b l   E l e m e n t T y p e = " C o l u m n "   E l e m e n t I d = " 1 7 4 6 3 3 5 4 8 9 "   D a t a T y p e = " L a b e l " > B u y e r _ L b l < / B u y e r _ L b l > +     < T o o l t i p s / > + 
+     < P u r c h a s e _ H e a d e r   E l e m e n t T y p e = " D a t a I t e m "   E l e m e n t I d = " 7 4 4 9 0 9 8 3 " > + 
+         < A l l o w I n v o i c e D i s c _ L b l   E l e m e n t T y p e = " C o l u m n "   E l e m e n t I d = " 1 4 4 9 1 1 7 7 6 3 "   D a t a T y p e = " T e x t C o n s t " > A l l o w I n v o i c e D i s c _ L b l < / A l l o w I n v o i c e D i s c _ L b l > + 
+         < A m o u n t _ L b l   E l e m e n t T y p e = " C o l u m n "   E l e m e n t I d = " 1 8 5 7 4 6 5 8 6 0 "   D a t a T y p e = " T e x t C o n s t " > A m o u n t _ L b l < / A m o u n t _ L b l > + 
+         < B u y e r _ L b l   E l e m e n t T y p e = " C o l u m n "   E l e m e n t I d = " 1 7 4 6 3 3 5 4 8 9 "   D a t a T y p e = " T e x t C o n s t " > B u y e r _ L b l < / B u y e r _ L b l >   
          < B u y F r m V e n d N o _ P u r c h H e a d e r   E l e m e n t T y p e = " C o l u m n "   E l e m e n t I d = " 1 1 4 1 1 5 6 0 2 "   D a t a T y p e = " C o d e " > B u y F r m V e n d N o _ P u r c h H e a d e r < / B u y F r m V e n d N o _ P u r c h H e a d e r >   
@@ -4392,15 +3675,15 @@
  
          < B u y F r o m C o n t a c t E m a i l   E l e m e n t T y p e = " C o l u m n "   E l e m e n t I d = " 1 4 6 0 8 4 1 4 4 9 "   D a t a T y p e = " T e x t " > B u y F r o m C o n t a c t E m a i l < / B u y F r o m C o n t a c t E m a i l >   
-         < B u y F r o m C o n t a c t E m a i l L b l   E l e m e n t T y p e = " C o l u m n "   E l e m e n t I d = " 4 6 2 0 6 3 8 7 5 "   D a t a T y p e = " L a b e l " > B u y F r o m C o n t a c t E m a i l L b l < / B u y F r o m C o n t a c t E m a i l L b l > +         < B u y F r o m C o n t a c t E m a i l L b l   E l e m e n t T y p e = " C o l u m n "   E l e m e n t I d = " 4 6 2 0 6 3 8 7 5 "   D a t a T y p e = " T e x t C o n s t " > B u y F r o m C o n t a c t E m a i l L b l < / B u y F r o m C o n t a c t E m a i l L b l >   
          < B u y F r o m C o n t a c t M o b i l e P h o n e N o   E l e m e n t T y p e = " C o l u m n "   E l e m e n t I d = " 6 8 2 3 8 6 3 9 2 "   D a t a T y p e = " T e x t " > B u y F r o m C o n t a c t M o b i l e P h o n e N o < / B u y F r o m C o n t a c t M o b i l e P h o n e N o >   
-         < B u y F r o m C o n t a c t M o b i l e P h o n e N o L b l   E l e m e n t T y p e = " C o l u m n "   E l e m e n t I d = " 3 5 0 1 9 3 3 8 "   D a t a T y p e = " L a b e l " > B u y F r o m C o n t a c t M o b i l e P h o n e N o L b l < / B u y F r o m C o n t a c t M o b i l e P h o n e N o L b l > +         < B u y F r o m C o n t a c t M o b i l e P h o n e N o L b l   E l e m e n t T y p e = " C o l u m n "   E l e m e n t I d = " 3 5 0 1 9 3 3 8 "   D a t a T y p e = " T e x t C o n s t " > B u y F r o m C o n t a c t M o b i l e P h o n e N o L b l < / B u y F r o m C o n t a c t M o b i l e P h o n e N o L b l >   
          < B u y F r o m C o n t a c t P h o n e N o   E l e m e n t T y p e = " C o l u m n "   E l e m e n t I d = " 1 6 2 4 1 1 6 4 9 6 "   D a t a T y p e = " T e x t " > B u y F r o m C o n t a c t P h o n e N o < / B u y F r o m C o n t a c t P h o n e N o >   
-         < B u y F r o m C o n t a c t P h o n e N o L b l   E l e m e n t T y p e = " C o l u m n "   E l e m e n t I d = " 3 6 1 4 5 0 8 0 2 "   D a t a T y p e = " L a b e l " > B u y F r o m C o n t a c t P h o n e N o L b l < / B u y F r o m C o n t a c t P h o n e N o L b l > +         < B u y F r o m C o n t a c t P h o n e N o L b l   E l e m e n t T y p e = " C o l u m n "   E l e m e n t I d = " 3 6 1 4 5 0 8 0 2 "   D a t a T y p e = " T e x t C o n s t " > B u y F r o m C o n t a c t P h o n e N o L b l < / B u y F r o m C o n t a c t P h o n e N o L b l >   
          < C o m p a n y A d d r e s s 1   E l e m e n t T y p e = " C o l u m n "   E l e m e n t I d = " 1 8 8 4 1 6 4 3 2 3 "   D a t a T y p e = " T e x t " > C o m p a n y A d d r e s s 1 < / C o m p a n y A d d r e s s 1 >   
@@ -4420,7 +3703,7 @@
  
          < C o m p a n y B a n k A c c o u n t N o   E l e m e n t T y p e = " C o l u m n "   E l e m e n t I d = " 3 0 1 4 0 2 0 4 "   D a t a T y p e = " T e x t " > C o m p a n y B a n k A c c o u n t N o < / C o m p a n y B a n k A c c o u n t N o >   
-         < C o m p a n y B a n k A c c o u n t N o _ L b l   E l e m e n t T y p e = " C o l u m n "   E l e m e n t I d = " 1 0 9 7 7 4 3 3 4 5 "   D a t a T y p e = " L a b e l " > C o m p a n y B a n k A c c o u n t N o _ L b l < / C o m p a n y B a n k A c c o u n t N o _ L b l > +         < C o m p a n y B a n k A c c o u n t N o _ L b l   E l e m e n t T y p e = " C o l u m n "   E l e m e n t I d = " 1 0 9 7 7 4 3 3 4 5 "   D a t a T y p e = " T e x t C o n s t " > C o m p a n y B a n k A c c o u n t N o _ L b l < / C o m p a n y B a n k A c c o u n t N o _ L b l >   
          < C o m p a n y B a n k B r a n c h N o   E l e m e n t T y p e = " C o l u m n "   E l e m e n t I d = " 7 9 3 1 3 3 0 5 7 "   D a t a T y p e = " T e x t " > C o m p a n y B a n k B r a n c h N o < / C o m p a n y B a n k B r a n c h N o >   
@@ -4428,7 +3711,7 @@
  
          < C o m p a n y B a n k N a m e   E l e m e n t T y p e = " C o l u m n "   E l e m e n t I d = " 1 5 3 4 9 0 5 6 0 5 "   D a t a T y p e = " T e x t " > C o m p a n y B a n k N a m e < / C o m p a n y B a n k N a m e >   
-         < C o m p a n y B a n k N a m e _ L b l   E l e m e n t T y p e = " C o l u m n "   E l e m e n t I d = " 1 2 0 4 3 0 7 0 1 4 "   D a t a T y p e = " L a b e l " > C o m p a n y B a n k N a m e _ L b l < / C o m p a n y B a n k N a m e _ L b l > +         < C o m p a n y B a n k N a m e _ L b l   E l e m e n t T y p e = " C o l u m n "   E l e m e n t I d = " 1 2 0 4 3 0 7 0 1 4 "   D a t a T y p e = " T e x t C o n s t " > C o m p a n y B a n k N a m e _ L b l < / C o m p a n y B a n k N a m e _ L b l >   
          < C o m p a n y C u s t o m G i r o   E l e m e n t T y p e = " C o l u m n "   E l e m e n t I d = " 1 6 7 0 4 7 5 7 9 8 "   D a t a T y p e = " T e x t " > C o m p a n y C u s t o m G i r o < / C o m p a n y C u s t o m G i r o >   
@@ -4436,15 +3719,15 @@
  
          < C o m p a n y E M a i l   E l e m e n t T y p e = " C o l u m n "   E l e m e n t I d = " 1 6 7 7 0 7 4 0 5 8 "   D a t a T y p e = " T e x t " > C o m p a n y E M a i l < / C o m p a n y E M a i l >   
-         < C o m p a n y E m a i l _ L b l   E l e m e n t T y p e = " C o l u m n "   E l e m e n t I d = " 8 0 8 1 5 9 1 7 9 "   D a t a T y p e = " L a b e l " > C o m p a n y E m a i l _ L b l < / C o m p a n y E m a i l _ L b l > +         < C o m p a n y E m a i l _ L b l   E l e m e n t T y p e = " C o l u m n "   E l e m e n t I d = " 8 0 8 1 5 9 1 7 9 "   D a t a T y p e = " T e x t C o n s t " > C o m p a n y E m a i l _ L b l < / C o m p a n y E m a i l _ L b l >   
          < C o m p a n y G i r o N o   E l e m e n t T y p e = " C o l u m n "   E l e m e n t I d = " 1 3 6 0 1 9 6 3 2 0 "   D a t a T y p e = " T e x t " > C o m p a n y G i r o N o < / C o m p a n y G i r o N o >   
-         < C o m p a n y G i r o N o _ L b l   E l e m e n t T y p e = " C o l u m n "   E l e m e n t I d = " 8 6 1 6 0 2 1 1 5 "   D a t a T y p e = " L a b e l " > C o m p a n y G i r o N o _ L b l < / C o m p a n y G i r o N o _ L b l > +         < C o m p a n y G i r o N o _ L b l   E l e m e n t T y p e = " C o l u m n "   E l e m e n t I d = " 8 6 1 6 0 2 1 1 5 "   D a t a T y p e = " T e x t C o n s t " > C o m p a n y G i r o N o _ L b l < / C o m p a n y G i r o N o _ L b l >   
          < C o m p a n y H o m e P a g e   E l e m e n t T y p e = " C o l u m n "   E l e m e n t I d = " 1 9 8 9 1 8 8 7 0 "   D a t a T y p e = " T e x t " > C o m p a n y H o m e P a g e < / C o m p a n y H o m e P a g e >   
-         < C o m p a n y H o m e P a g e _ L b l   E l e m e n t T y p e = " C o l u m n "   E l e m e n t I d = " 1 5 2 9 3 4 8 1 7 1 "   D a t a T y p e = " L a b e l " > C o m p a n y H o m e P a g e _ L b l < / C o m p a n y H o m e P a g e _ L b l > +         < C o m p a n y H o m e P a g e _ L b l   E l e m e n t T y p e = " C o l u m n "   E l e m e n t I d = " 1 5 2 9 3 4 8 1 7 1 "   D a t a T y p e = " T e x t C o n s t " > C o m p a n y H o m e P a g e _ L b l < / C o m p a n y H o m e P a g e _ L b l >   
          < C o m p a n y I B A N   E l e m e n t T y p e = " C o l u m n "   E l e m e n t I d = " 9 0 6 5 4 9 1 8 2 "   D a t a T y p e = " C o d e " > C o m p a n y I B A N < / C o m p a n y I B A N >   
@@ -4458,9 +3741,9 @@
  
          < C o m p a n y P h o n e N o   E l e m e n t T y p e = " C o l u m n "   E l e m e n t I d = " 2 5 0 4 4 0 6 5 5 "   D a t a T y p e = " T e x t " > C o m p a n y P h o n e N o < / C o m p a n y P h o n e N o >   
-         < C o m p a n y P h o n e N o _ L b l   E l e m e n t T y p e = " C o l u m n "   E l e m e n t I d = " 5 5 8 5 9 3 5 8 6 "   D a t a T y p e = " L a b e l " > C o m p a n y P h o n e N o _ L b l < / C o m p a n y P h o n e N o _ L b l > - 
-         < C o m p a n y P i c t u r e   E l e m e n t T y p e = " C o l u m n "   E l e m e n t I d = " 1 3 9 7 4 1 1 0 7 4 "   D a t a T y p e = " B l o b "   / > +         < C o m p a n y P h o n e N o _ L b l   E l e m e n t T y p e = " C o l u m n "   E l e m e n t I d = " 5 5 8 5 9 3 5 8 6 "   D a t a T y p e = " T e x t C o n s t " > C o m p a n y P h o n e N o _ L b l < / C o m p a n y P h o n e N o _ L b l > + 
+         < C o m p a n y P i c t u r e   E l e m e n t T y p e = " C o l u m n "   E l e m e n t I d = " 1 3 9 7 4 1 1 0 7 4 "   D a t a T y p e = " B L O B " / >   
          < C o m p a n y R e g i s t r a t i o n N u m b e r   E l e m e n t T y p e = " C o l u m n "   E l e m e n t I d = " 2 0 2 3 6 3 9 4 2 4 "   D a t a T y p e = " T e x t " > C o m p a n y R e g i s t r a t i o n N u m b e r < / C o m p a n y R e g i s t r a t i o n N u m b e r >   
@@ -4478,93 +3761,93 @@
  
          < C o m p a n y V A T R e g N o _ L b l   E l e m e n t T y p e = " C o l u m n "   E l e m e n t I d = " 7 7 3 2 0 1 5 0 1 "   D a t a T y p e = " T e x t " > C o m p a n y V A T R e g N o _ L b l < / C o m p a n y V A T R e g N o _ L b l >   
-         < C o n f i r m T o C a p t i o n _ L b l   E l e m e n t T y p e = " C o l u m n "   E l e m e n t I d = " 1 7 0 5 6 7 2 8 4 1 "   D a t a T y p e = " L a b e l " > C o n f i r m T o C a p t i o n _ L b l < / C o n f i r m T o C a p t i o n _ L b l > +         < C o n f i r m T o C a p t i o n _ L b l   E l e m e n t T y p e = " C o l u m n "   E l e m e n t I d = " 1 7 0 5 6 7 2 8 4 1 "   D a t a T y p e = " T e x t C o n s t " > C o n f i r m T o C a p t i o n _ L b l < / C o n f i r m T o C a p t i o n _ L b l >   
          < D i m T e x t   E l e m e n t T y p e = " C o l u m n "   E l e m e n t I d = " 1 7 6 4 8 3 2 3 2 "   D a t a T y p e = " T e x t " > D i m T e x t < / D i m T e x t >   
-         < D o c T y p e _ P u r c h H e a d e r   E l e m e n t T y p e = " C o l u m n "   E l e m e n t I d = " 1 9 1 3 4 4 6 4 3 3 "   D a t a T y p e = " E n u m " > D o c T y p e _ P u r c h H e a d e r < / D o c T y p e _ P u r c h H e a d e r > +         < D o c T y p e _ P u r c h H e a d e r   E l e m e n t T y p e = " C o l u m n "   E l e m e n t I d = " 1 9 1 3 4 4 6 4 3 3 "   D a t a T y p e = " O p t i o n " > D o c T y p e _ P u r c h H e a d e r < / D o c T y p e _ P u r c h H e a d e r >   
          < D o c u m e n t D a t e   E l e m e n t T y p e = " C o l u m n "   E l e m e n t I d = " 5 5 2 8 7 1 9 1 4 "   D a t a T y p e = " S t r i n g " > D o c u m e n t D a t e < / D o c u m e n t D a t e >   
-         < D o c u m e n t D a t e _ L b l   E l e m e n t T y p e = " C o l u m n "   E l e m e n t I d = " 1 0 2 6 4 9 4 8 3 "   D a t a T y p e = " L a b e l " > D o c u m e n t D a t e _ L b l < / D o c u m e n t D a t e _ L b l > - 
-         < D o c u m e n t T i t l e _ L b l   E l e m e n t T y p e = " C o l u m n "   E l e m e n t I d = " 8 5 8 4 2 3 9 2 9 "   D a t a T y p e = " L a b e l " > D o c u m e n t T i t l e _ L b l < / D o c u m e n t T i t l e _ L b l > +         < D o c u m e n t D a t e _ L b l   E l e m e n t T y p e = " C o l u m n "   E l e m e n t I d = " 1 0 2 6 4 9 4 8 3 "   D a t a T y p e = " T e x t C o n s t " > D o c u m e n t D a t e _ L b l < / D o c u m e n t D a t e _ L b l > + 
+         < D o c u m e n t T i t l e _ L b l   E l e m e n t T y p e = " C o l u m n "   E l e m e n t I d = " 8 5 8 4 2 3 9 2 9 "   D a t a T y p e = " T e x t C o n s t " > D o c u m e n t T i t l e _ L b l < / D o c u m e n t T i t l e _ L b l >   
          < D u e D a t e   E l e m e n t T y p e = " C o l u m n "   E l e m e n t I d = " 7 4 5 1 7 0 2 0 3 "   D a t a T y p e = " S t r i n g " > D u e D a t e < / D u e D a t e >   
-         < E m a i l I D _ L b l   E l e m e n t T y p e = " C o l u m n "   E l e m e n t I d = " 1 0 8 1 3 5 7 8 8 9 "   D a t a T y p e = " L a b e l " > E m a i l I D _ L b l < / E m a i l I D _ L b l > +         < E m a i l I D _ L b l   E l e m e n t T y p e = " C o l u m n "   E l e m e n t I d = " 1 0 8 1 3 5 7 8 8 9 "   D a t a T y p e = " T e x t C o n s t " > E m a i l I D _ L b l < / E m a i l I D _ L b l >   
          < E x p t R e c p t D t _ P u r c h a s e H e a d e r   E l e m e n t T y p e = " C o l u m n "   E l e m e n t I d = " 7 5 1 5 1 3 9 8 3 "   D a t a T y p e = " S t r i n g " > E x p t R e c p t D t _ P u r c h a s e H e a d e r < / E x p t R e c p t D t _ P u r c h a s e H e a d e r >   
-         < H o m e P a g e _ L b l   E l e m e n t T y p e = " C o l u m n "   E l e m e n t I d = " 1 4 3 3 5 9 2 3 0 0 "   D a t a T y p e = " L a b e l " > H o m e P a g e _ L b l < / H o m e P a g e _ L b l > - 
-         < I t e m D e s c r i p t i o n _ L b l   E l e m e n t T y p e = " C o l u m n "   E l e m e n t I d = " 8 3 5 8 4 5 8 5 3 "   D a t a T y p e = " L a b e l " > I t e m D e s c r i p t i o n _ L b l < / I t e m D e s c r i p t i o n _ L b l > - 
-         < I t e m L i n e A m o u n t _ L b l   E l e m e n t T y p e = " C o l u m n "   E l e m e n t I d = " 4 8 8 7 0 7 2 7 "   D a t a T y p e = " L a b e l " > I t e m L i n e A m o u n t _ L b l < / I t e m L i n e A m o u n t _ L b l > - 
-         < I t e m N u m b e r _ L b l   E l e m e n t T y p e = " C o l u m n "   E l e m e n t I d = " 1 3 3 2 2 2 5 7 7 4 "   D a t a T y p e = " L a b e l " > I t e m N u m b e r _ L b l < / I t e m N u m b e r _ L b l > - 
-         < I t e m Q u a n t i t y _ L b l   E l e m e n t T y p e = " C o l u m n "   E l e m e n t I d = " 1 8 0 2 5 9 1 7 6 6 "   D a t a T y p e = " L a b e l " > I t e m Q u a n t i t y _ L b l < / I t e m Q u a n t i t y _ L b l > - 
-         < I t e m U n i t P r i c e _ L b l   E l e m e n t T y p e = " C o l u m n "   E l e m e n t I d = " 4 6 6 8 5 2 9 8 "   D a t a T y p e = " L a b e l " > I t e m U n i t P r i c e _ L b l < / I t e m U n i t P r i c e _ L b l > - 
-         < I t e m U n i t _ L b l   E l e m e n t T y p e = " C o l u m n "   E l e m e n t I d = " 1 9 8 1 4 0 3 7 7 3 "   D a t a T y p e = " L a b e l " > I t e m U n i t _ L b l < / I t e m U n i t _ L b l > +         < H o m e P a g e _ L b l   E l e m e n t T y p e = " C o l u m n "   E l e m e n t I d = " 1 4 3 3 5 9 2 3 0 0 "   D a t a T y p e = " T e x t C o n s t " > H o m e P a g e _ L b l < / H o m e P a g e _ L b l > + 
+         < I t e m D e s c r i p t i o n _ L b l   E l e m e n t T y p e = " C o l u m n "   E l e m e n t I d = " 8 3 5 8 4 5 8 5 3 "   D a t a T y p e = " T e x t C o n s t " > I t e m D e s c r i p t i o n _ L b l < / I t e m D e s c r i p t i o n _ L b l > + 
+         < I t e m L i n e A m o u n t _ L b l   E l e m e n t T y p e = " C o l u m n "   E l e m e n t I d = " 4 8 8 7 0 7 2 7 "   D a t a T y p e = " T e x t C o n s t " > I t e m L i n e A m o u n t _ L b l < / I t e m L i n e A m o u n t _ L b l > + 
+         < I t e m N u m b e r _ L b l   E l e m e n t T y p e = " C o l u m n "   E l e m e n t I d = " 1 3 3 2 2 2 5 7 7 4 "   D a t a T y p e = " T e x t C o n s t " > I t e m N u m b e r _ L b l < / I t e m N u m b e r _ L b l > + 
+         < I t e m Q u a n t i t y _ L b l   E l e m e n t T y p e = " C o l u m n "   E l e m e n t I d = " 1 8 0 2 5 9 1 7 6 6 "   D a t a T y p e = " T e x t C o n s t " > I t e m Q u a n t i t y _ L b l < / I t e m Q u a n t i t y _ L b l > + 
+         < I t e m U n i t _ L b l   E l e m e n t T y p e = " C o l u m n "   E l e m e n t I d = " 1 9 8 1 4 0 3 7 7 3 "   D a t a T y p e = " T e x t C o n s t " > I t e m U n i t _ L b l < / I t e m U n i t _ L b l > + 
+         < I t e m U n i t P r i c e _ L b l   E l e m e n t T y p e = " C o l u m n "   E l e m e n t I d = " 4 6 6 8 5 2 9 8 "   D a t a T y p e = " T e x t C o n s t " > I t e m U n i t P r i c e _ L b l < / I t e m U n i t P r i c e _ L b l >   
          < N o _ P u r c h H e a d e r   E l e m e n t T y p e = " C o l u m n "   E l e m e n t I d = " 5 2 0 3 3 9 3 5 2 "   D a t a T y p e = " C o d e " > N o _ P u r c h H e a d e r < / N o _ P u r c h H e a d e r >   
-         < O r d e r D a t e _ L b l   E l e m e n t T y p e = " C o l u m n "   E l e m e n t I d = " 4 1 7 6 9 0 3 9 8 "   D a t a T y p e = " L a b e l " > O r d e r D a t e _ L b l < / O r d e r D a t e _ L b l > +         < O r d e r D a t e _ L b l   E l e m e n t T y p e = " C o l u m n "   E l e m e n t I d = " 4 1 7 6 9 0 3 9 8 "   D a t a T y p e = " T e x t C o n s t " > O r d e r D a t e _ L b l < / O r d e r D a t e _ L b l >   
          < O r d e r D a t e _ P u r c h a s e H e a d e r   E l e m e n t T y p e = " C o l u m n "   E l e m e n t I d = " 1 1 1 9 3 3 8 5 4 0 "   D a t a T y p e = " S t r i n g " > O r d e r D a t e _ P u r c h a s e H e a d e r < / O r d e r D a t e _ P u r c h a s e H e a d e r >   
-         < O r d e r N o _ L b l   E l e m e n t T y p e = " C o l u m n "   E l e m e n t I d = " 1 9 9 1 0 6 2 5 2 9 "   D a t a T y p e = " L a b e l " > O r d e r N o _ L b l < / O r d e r N o _ L b l > +         < O r d e r N o _ L b l   E l e m e n t T y p e = " C o l u m n "   E l e m e n t I d = " 1 9 9 1 0 6 2 5 2 9 "   D a t a T y p e = " T e x t C o n s t " > O r d e r N o _ L b l < / O r d e r N o _ L b l >   
          < O u t p u t N o   E l e m e n t T y p e = " C o l u m n "   E l e m e n t I d = " 1 5 2 4 6 3 6 1 8 1 "   D a t a T y p e = " I n t e g e r " > O u t p u t N o < / O u t p u t N o >   
-         < P a g e _ L b l   E l e m e n t T y p e = " C o l u m n "   E l e m e n t I d = " 6 8 0 6 4 8 0 9 1 "   D a t a T y p e = " L a b e l " > P a g e _ L b l < / P a g e _ L b l > - 
-         < P a y m e n t D e t a i l s _ L b l   E l e m e n t T y p e = " C o l u m n "   E l e m e n t I d = " 1 0 2 9 7 4 8 9 9 2 "   D a t a T y p e = " L a b e l " > P a y m e n t D e t a i l s _ L b l < / P a y m e n t D e t a i l s _ L b l > +         < P a g e _ L b l   E l e m e n t T y p e = " C o l u m n "   E l e m e n t I d = " 6 8 0 6 4 8 0 9 1 "   D a t a T y p e = " T e x t C o n s t " > P a g e _ L b l < / P a g e _ L b l > + 
+         < P a y m e n t D e t a i l s _ L b l   E l e m e n t T y p e = " C o l u m n "   E l e m e n t I d = " 1 0 2 9 7 4 8 9 9 2 "   D a t a T y p e = " T e x t C o n s t " > P a y m e n t D e t a i l s _ L b l < / P a y m e n t D e t a i l s _ L b l >   
          < P a y m e n t T e r m s D e s c   E l e m e n t T y p e = " C o l u m n "   E l e m e n t I d = " 1 9 8 3 0 0 2 7 7 9 "   D a t a T y p e = " T e x t " > P a y m e n t T e r m s D e s c < / P a y m e n t T e r m s D e s c >   
-         < P a y m e n t T e r m s D e s c _ L b l   E l e m e n t T y p e = " C o l u m n "   E l e m e n t I d = " 1 4 3 7 8 0 9 5 6 2 "   D a t a T y p e = " L a b e l " > P a y m e n t T e r m s D e s c _ L b l < / P a y m e n t T e r m s D e s c _ L b l > +         < P a y m e n t T e r m s D e s c _ L b l   E l e m e n t T y p e = " C o l u m n "   E l e m e n t I d = " 1 4 3 7 8 0 9 5 6 2 "   D a t a T y p e = " T e x t C o n s t " > P a y m e n t T e r m s D e s c _ L b l < / P a y m e n t T e r m s D e s c _ L b l >   
          < P a y T o C o n t a c t E m a i l   E l e m e n t T y p e = " C o l u m n "   E l e m e n t I d = " 1 9 8 4 8 9 3 3 1 0 "   D a t a T y p e = " T e x t " > P a y T o C o n t a c t E m a i l < / P a y T o C o n t a c t E m a i l >   
-         < P a y T o C o n t a c t E m a i l L b l   E l e m e n t T y p e = " C o l u m n "   E l e m e n t I d = " 6 8 4 6 8 8 4 8 "   D a t a T y p e = " L a b e l " > P a y T o C o n t a c t E m a i l L b l < / P a y T o C o n t a c t E m a i l L b l > +         < P a y T o C o n t a c t E m a i l L b l   E l e m e n t T y p e = " C o l u m n "   E l e m e n t I d = " 6 8 4 6 8 8 4 8 "   D a t a T y p e = " T e x t C o n s t " > P a y T o C o n t a c t E m a i l L b l < / P a y T o C o n t a c t E m a i l L b l >   
          < P a y T o C o n t a c t M o b i l e P h o n e N o   E l e m e n t T y p e = " C o l u m n "   E l e m e n t I d = " 1 9 0 1 4 6 6 0 5 "   D a t a T y p e = " T e x t " > P a y T o C o n t a c t M o b i l e P h o n e N o < / P a y T o C o n t a c t M o b i l e P h o n e N o >   
-         < P a y T o C o n t a c t M o b i l e P h o n e N o L b l   E l e m e n t T y p e = " C o l u m n "   E l e m e n t I d = " 1 2 5 4 4 4 0 0 8 9 "   D a t a T y p e = " L a b e l " > P a y T o C o n t a c t M o b i l e P h o n e N o L b l < / P a y T o C o n t a c t M o b i l e P h o n e N o L b l > +         < P a y T o C o n t a c t M o b i l e P h o n e N o L b l   E l e m e n t T y p e = " C o l u m n "   E l e m e n t I d = " 1 2 5 4 4 4 0 0 8 9 "   D a t a T y p e = " T e x t C o n s t " > P a y T o C o n t a c t M o b i l e P h o n e N o L b l < / P a y T o C o n t a c t M o b i l e P h o n e N o L b l >   
          < P a y T o C o n t a c t P h o n e N o   E l e m e n t T y p e = " C o l u m n "   E l e m e n t I d = " 1 9 2 3 7 9 6 7 0 9 "   D a t a T y p e = " T e x t " > P a y T o C o n t a c t P h o n e N o < / P a y T o C o n t a c t P h o n e N o >   
-         < P a y T o C o n t a c t P h o n e N o L b l   E l e m e n t T y p e = " C o l u m n "   E l e m e n t I d = " 2 9 3 4 6 1 0 8 7 "   D a t a T y p e = " L a b e l " > P a y T o C o n t a c t P h o n e N o L b l < / P a y T o C o n t a c t P h o n e N o L b l > +         < P a y T o C o n t a c t P h o n e N o L b l   E l e m e n t T y p e = " C o l u m n "   E l e m e n t I d = " 2 9 3 4 6 1 0 8 7 "   D a t a T y p e = " T e x t C o n s t " > P a y T o C o n t a c t P h o n e N o L b l < / P a y T o C o n t a c t P h o n e N o L b l >   
          < P a y T o V e n d N o _ P u r c h H e a d e r   E l e m e n t T y p e = " C o l u m n "   E l e m e n t I d = " 6 3 5 5 6 4 4 9 8 "   D a t a T y p e = " C o d e " > P a y T o V e n d N o _ P u r c h H e a d e r < / P a y T o V e n d N o _ P u r c h H e a d e r >   
          < P r e p m t P a y m e n t T e r m s D e s c   E l e m e n t T y p e = " C o l u m n "   E l e m e n t I d = " 4 2 9 7 6 4 9 1 "   D a t a T y p e = " T e x t " > P r e p m t P a y m e n t T e r m s D e s c < / P r e p m t P a y m e n t T e r m s D e s c >   
-         < P r e p y m t T e r m s D e s c _ L b l   E l e m e n t T y p e = " C o l u m n "   E l e m e n t I d = " 1 8 4 2 9 3 9 4 8 5 "   D a t a T y p e = " L a b e l " > P r e p y m t T e r m s D e s c _ L b l < / P r e p y m t T e r m s D e s c _ L b l > - 
-         < P r i c e s I n c l u d i n g V A T _ L b l   E l e m e n t T y p e = " C o l u m n "   E l e m e n t I d = " 1 3 7 7 9 7 9 4 4 4 "   D a t a T y p e = " L a b e l " > P r i c e s I n c l u d i n g V A T _ L b l < / P r i c e s I n c l u d i n g V A T _ L b l > - 
-         < P r i c e s I n c l V A T t x t   E l e m e n t T y p e = " C o l u m n "   E l e m e n t I d = " 1 1 2 3 7 2 4 4 4 8 "   D a t a T y p e = " L a b e l " > P r i c e s I n c l V A T t x t < / P r i c e s I n c l V A T t x t > +         < P r e p y m t T e r m s D e s c _ L b l   E l e m e n t T y p e = " C o l u m n "   E l e m e n t I d = " 1 8 4 2 9 3 9 4 8 5 "   D a t a T y p e = " T e x t C o n s t " > P r e p y m t T e r m s D e s c _ L b l < / P r e p y m t T e r m s D e s c _ L b l > + 
+         < P r i c e s I n c l u d i n g V A T _ L b l   E l e m e n t T y p e = " C o l u m n "   E l e m e n t I d = " 1 3 7 7 9 7 9 4 4 4 "   D a t a T y p e = " T e x t C o n s t " > P r i c e s I n c l u d i n g V A T _ L b l < / P r i c e s I n c l u d i n g V A T _ L b l >   
          < P r i c e s I n c l V A T _ P u r c h H e a d e r   E l e m e n t T y p e = " C o l u m n "   E l e m e n t I d = " 1 8 0 5 5 0 7 9 8 0 "   D a t a T y p e = " B o o l e a n " > P r i c e s I n c l V A T _ P u r c h H e a d e r < / P r i c e s I n c l V A T _ P u r c h H e a d e r >   
          < P r i c e s I n c l V A T _ P u r c h H e a d e r _ L b l   E l e m e n t T y p e = " C o l u m n "   E l e m e n t I d = " 1 7 9 9 5 0 1 7 4 3 "   D a t a T y p e = " S t r i n g " > P r i c e s I n c l V A T _ P u r c h H e a d e r _ L b l < / P r i c e s I n c l V A T _ P u r c h H e a d e r _ L b l >   
+         < P r i c e s I n c l V A T t x t   E l e m e n t T y p e = " C o l u m n "   E l e m e n t I d = " 1 1 2 3 7 2 4 4 4 8 "   D a t a T y p e = " T e x t C o n s t " > P r i c e s I n c l V A T t x t < / P r i c e s I n c l V A T t x t > + 
          < P u r c h a s e r T e x t   E l e m e n t T y p e = " C o l u m n "   E l e m e n t I d = " 1 2 9 1 4 2 3 8 3 3 "   D a t a T y p e = " T e x t " > P u r c h a s e r T e x t < / P u r c h a s e r T e x t >   
-         < P u r c h L i n e I n v D i s c A m t _ L b l   E l e m e n t T y p e = " C o l u m n "   E l e m e n t I d = " 9 2 6 7 0 5 4 6 2 "   D a t a T y p e = " L a b e l " > P u r c h L i n e I n v D i s c A m t _ L b l < / P u r c h L i n e I n v D i s c A m t _ L b l > - 
-         < P u r c h O r d e r C a p t i o n _ L b l   E l e m e n t T y p e = " C o l u m n "   E l e m e n t I d = " 6 3 3 7 2 3 3 7 2 "   D a t a T y p e = " L a b e l " > P u r c h O r d e r C a p t i o n _ L b l < / P u r c h O r d e r C a p t i o n _ L b l > - 
-         < P u r c h O r d e r D a t e C a p t i o n _ L b l   E l e m e n t T y p e = " C o l u m n "   E l e m e n t I d = " 1 6 3 4 1 8 6 4 0 "   D a t a T y p e = " L a b e l " > P u r c h O r d e r D a t e C a p t i o n _ L b l < / P u r c h O r d e r D a t e C a p t i o n _ L b l > - 
-         < P u r c h O r d e r N u m C a p t i o n _ L b l   E l e m e n t T y p e = " C o l u m n "   E l e m e n t I d = " 4 6 4 1 4 9 4 5 4 "   D a t a T y p e = " L a b e l " > P u r c h O r d e r N u m C a p t i o n _ L b l < / P u r c h O r d e r N u m C a p t i o n _ L b l > - 
-         < R e c e i v e b y _ L b l   E l e m e n t T y p e = " C o l u m n "   E l e m e n t I d = " 9 4 4 0 6 3 6 8 "   D a t a T y p e = " L a b e l " > R e c e i v e b y _ L b l < / R e c e i v e b y _ L b l > +         < P u r c h L i n e I n v D i s c A m t _ L b l   E l e m e n t T y p e = " C o l u m n "   E l e m e n t I d = " 9 2 6 7 0 5 4 6 2 "   D a t a T y p e = " T e x t C o n s t " > P u r c h L i n e I n v D i s c A m t _ L b l < / P u r c h L i n e I n v D i s c A m t _ L b l > + 
+         < P u r c h O r d e r C a p t i o n _ L b l   E l e m e n t T y p e = " C o l u m n "   E l e m e n t I d = " 6 3 3 7 2 3 3 7 2 "   D a t a T y p e = " T e x t C o n s t " > P u r c h O r d e r C a p t i o n _ L b l < / P u r c h O r d e r C a p t i o n _ L b l > + 
+         < P u r c h O r d e r D a t e C a p t i o n _ L b l   E l e m e n t T y p e = " C o l u m n "   E l e m e n t I d = " 1 6 3 4 1 8 6 4 0 "   D a t a T y p e = " T e x t C o n s t " > P u r c h O r d e r D a t e C a p t i o n _ L b l < / P u r c h O r d e r D a t e C a p t i o n _ L b l > + 
+         < P u r c h O r d e r N u m C a p t i o n _ L b l   E l e m e n t T y p e = " C o l u m n "   E l e m e n t I d = " 4 6 4 1 4 9 4 5 4 "   D a t a T y p e = " T e x t C o n s t " > P u r c h O r d e r N u m C a p t i o n _ L b l < / P u r c h O r d e r N u m C a p t i o n _ L b l > + 
+         < R e c e i v e b y _ L b l   E l e m e n t T y p e = " C o l u m n "   E l e m e n t I d = " 9 4 4 0 6 3 6 8 "   D a t a T y p e = " T e x t C o n s t " > R e c e i v e b y _ L b l < / R e c e i v e b y _ L b l >   
          < R e f e r e n c e T e x t   E l e m e n t T y p e = " C o l u m n "   E l e m e n t I d = " 4 4 5 3 5 3 4 5 1 "   D a t a T y p e = " T e x t " > R e f e r e n c e T e x t < / R e f e r e n c e T e x t >   
@@ -4576,7 +3859,7 @@
  
          < S h i p m e n t M e t h o d D e s c   E l e m e n t T y p e = " C o l u m n "   E l e m e n t I d = " 6 8 6 3 4 3 1 7 9 "   D a t a T y p e = " T e x t " > S h i p m e n t M e t h o d D e s c < / S h i p m e n t M e t h o d D e s c >   
-         < S h i p m e n t M e t h o d D e s c _ L b l   E l e m e n t T y p e = " C o l u m n "   E l e m e n t I d = " 5 7 9 9 0 1 3 6 6 "   D a t a T y p e = " L a b e l " > S h i p m e n t M e t h o d D e s c _ L b l < / S h i p m e n t M e t h o d D e s c _ L b l > +         < S h i p m e n t M e t h o d D e s c _ L b l   E l e m e n t T y p e = " C o l u m n "   E l e m e n t I d = " 5 7 9 9 0 1 3 6 6 "   D a t a T y p e = " T e x t C o n s t " > S h i p m e n t M e t h o d D e s c _ L b l < / S h i p m e n t M e t h o d D e s c _ L b l >   
          < S h i p T o A d d r 1   E l e m e n t T y p e = " C o l u m n "   E l e m e n t I d = " 5 1 2 9 7 9 8 5 0 "   D a t a T y p e = " T e x t " > S h i p T o A d d r 1 < / S h i p T o A d d r 1 >   
@@ -4594,33 +3877,33 @@
  
          < S h i p T o A d d r 8   E l e m e n t T y p e = " C o l u m n "   E l e m e n t I d = " 9 3 1 3 2 2 4 0 7 "   D a t a T y p e = " T e x t " > S h i p T o A d d r 8 < / S h i p T o A d d r 8 >   
-         < S h i p t o A d d r e s s _ L b l   E l e m e n t T y p e = " C o l u m n "   E l e m e n t I d = " 1 0 4 3 5 1 9 5 7 7 "   D a t a T y p e = " L a b e l " > S h i p t o A d d r e s s _ L b l < / S h i p t o A d d r e s s _ L b l > +         < S h i p t o A d d r e s s _ L b l   E l e m e n t T y p e = " C o l u m n "   E l e m e n t I d = " 1 0 4 3 5 1 9 5 7 7 "   D a t a T y p e = " T e x t C o n s t " > S h i p t o A d d r e s s _ L b l < / S h i p t o A d d r e s s _ L b l >   
          < S h i p T o P h o n e N o   E l e m e n t T y p e = " C o l u m n "   E l e m e n t I d = " 3 6 9 7 0 2 2 5 5 "   D a t a T y p e = " T e x t " > S h i p T o P h o n e N o < / S h i p T o P h o n e N o >   
-         < S u b t o t a l _ L b l   E l e m e n t T y p e = " C o l u m n "   E l e m e n t I d = " 1 9 6 7 7 9 5 1 4 2 "   D a t a T y p e = " L a b e l " > S u b t o t a l _ L b l < / S u b t o t a l _ L b l > - 
-         < T a x I d e n t T y p e C a p t i o n _ L b l   E l e m e n t T y p e = " C o l u m n "   E l e m e n t I d = " 1 2 3 4 9 8 1 3 2 1 "   D a t a T y p e = " L a b e l " > T a x I d e n t T y p e C a p t i o n _ L b l < / T a x I d e n t T y p e C a p t i o n _ L b l > - 
-         < T o C a p t i o n _ L b l   E l e m e n t T y p e = " C o l u m n "   E l e m e n t I d = " 2 0 3 0 5 3 2 2 2 9 "   D a t a T y p e = " L a b e l " > T o C a p t i o n _ L b l < / T o C a p t i o n _ L b l > - 
-         < T o t a l _ L b l   E l e m e n t T y p e = " C o l u m n "   E l e m e n t I d = " 1 2 1 0 1 0 0 8 7 8 "   D a t a T y p e = " L a b e l " > T o t a l _ L b l < / T o t a l _ L b l > - 
-         < V A L V A T B a s e L C Y _ L b l   E l e m e n t T y p e = " C o l u m n "   E l e m e n t I d = " 1 7 0 5 4 3 5 8 1 1 "   D a t a T y p e = " L a b e l " > V A L V A T B a s e L C Y _ L b l < / V A L V A T B a s e L C Y _ L b l > - 
-         < V A T A m t L i n e I n v D i s c B a s e A m t _ L b l   E l e m e n t T y p e = " C o l u m n "   E l e m e n t I d = " 1 6 4 7 3 8 4 9 1 6 "   D a t a T y p e = " L a b e l " > V A T A m t L i n e I n v D i s c B a s e A m t _ L b l < / V A T A m t L i n e I n v D i s c B a s e A m t _ L b l > - 
-         < V A T A m t L i n e L i n e A m t _ L b l   E l e m e n t T y p e = " C o l u m n "   E l e m e n t I d = " 1 1 3 2 2 4 5 2 5 1 "   D a t a T y p e = " L a b e l " > V A T A m t L i n e L i n e A m t _ L b l < / V A T A m t L i n e L i n e A m t _ L b l > - 
-         < V A T A m t L i n e V A T A m t _ L b l   E l e m e n t T y p e = " C o l u m n "   E l e m e n t I d = " 5 0 9 5 8 8 9 9 8 "   D a t a T y p e = " L a b e l " > V A T A m t L i n e V A T A m t _ L b l < / V A T A m t L i n e V A T A m t _ L b l > - 
-         < V A T A m t L i n e V A T _ L b l   E l e m e n t T y p e = " C o l u m n "   E l e m e n t I d = " 1 1 6 2 6 0 3 1 0 2 "   D a t a T y p e = " L a b e l " > V A T A m t L i n e V A T _ L b l < / V A T A m t L i n e V A T _ L b l > - 
-         < V A T A m t S p e c _ L b l   E l e m e n t T y p e = " C o l u m n "   E l e m e n t I d = " 1 5 0 9 9 9 9 3 4 6 "   D a t a T y p e = " L a b e l " > V A T A m t S p e c _ L b l < / V A T A m t S p e c _ L b l > +         < S u b t o t a l _ L b l   E l e m e n t T y p e = " C o l u m n "   E l e m e n t I d = " 1 9 6 7 7 9 5 1 4 2 "   D a t a T y p e = " T e x t C o n s t " > S u b t o t a l _ L b l < / S u b t o t a l _ L b l > + 
+         < T a x I d e n t T y p e C a p t i o n _ L b l   E l e m e n t T y p e = " C o l u m n "   E l e m e n t I d = " 1 2 3 4 9 8 1 3 2 1 "   D a t a T y p e = " T e x t C o n s t " > T a x I d e n t T y p e C a p t i o n _ L b l < / T a x I d e n t T y p e C a p t i o n _ L b l > + 
+         < T o C a p t i o n _ L b l   E l e m e n t T y p e = " C o l u m n "   E l e m e n t I d = " 2 0 3 0 5 3 2 2 2 9 "   D a t a T y p e = " T e x t C o n s t " > T o C a p t i o n _ L b l < / T o C a p t i o n _ L b l > + 
+         < T o t a l _ L b l   E l e m e n t T y p e = " C o l u m n "   E l e m e n t I d = " 1 2 1 0 1 0 0 8 7 8 "   D a t a T y p e = " T e x t C o n s t " > T o t a l _ L b l < / T o t a l _ L b l > + 
+         < V A L V A T B a s e L C Y _ L b l   E l e m e n t T y p e = " C o l u m n "   E l e m e n t I d = " 1 7 0 5 4 3 5 8 1 1 "   D a t a T y p e = " T e x t C o n s t " > V A L V A T B a s e L C Y _ L b l < / V A L V A T B a s e L C Y _ L b l > + 
+         < V A T A m t L i n e I n v D i s c B a s e A m t _ L b l   E l e m e n t T y p e = " C o l u m n "   E l e m e n t I d = " 1 6 4 7 3 8 4 9 1 6 "   D a t a T y p e = " T e x t C o n s t " > V A T A m t L i n e I n v D i s c B a s e A m t _ L b l < / V A T A m t L i n e I n v D i s c B a s e A m t _ L b l > + 
+         < V A T A m t L i n e L i n e A m t _ L b l   E l e m e n t T y p e = " C o l u m n "   E l e m e n t I d = " 1 1 3 2 2 4 5 2 5 1 "   D a t a T y p e = " T e x t C o n s t " > V A T A m t L i n e L i n e A m t _ L b l < / V A T A m t L i n e L i n e A m t _ L b l > + 
+         < V A T A m t L i n e V A T _ L b l   E l e m e n t T y p e = " C o l u m n "   E l e m e n t I d = " 1 1 6 2 6 0 3 1 0 2 "   D a t a T y p e = " T e x t C o n s t " > V A T A m t L i n e V A T _ L b l < / V A T A m t L i n e V A T _ L b l > + 
+         < V A T A m t L i n e V A T A m t _ L b l   E l e m e n t T y p e = " C o l u m n "   E l e m e n t I d = " 5 0 9 5 8 8 9 9 8 "   D a t a T y p e = " T e x t C o n s t " > V A T A m t L i n e V A T A m t _ L b l < / V A T A m t L i n e V A T A m t _ L b l > + 
+         < V A T A m t S p e c _ L b l   E l e m e n t T y p e = " C o l u m n "   E l e m e n t I d = " 1 5 0 9 9 9 9 3 4 6 "   D a t a T y p e = " T e x t C o n s t " > V A T A m t S p e c _ L b l < / V A T A m t S p e c _ L b l >   
          < V A T B a s e D i s c _ P u r c h H e a d e r   E l e m e n t T y p e = " C o l u m n "   E l e m e n t I d = " 1 6 3 9 7 3 7 3 5 8 "   D a t a T y p e = " D e c i m a l " > V A T B a s e D i s c _ P u r c h H e a d e r < / V A T B a s e D i s c _ P u r c h H e a d e r >   
-         < V A T I d e n t i f i e r _ L b l   E l e m e n t T y p e = " C o l u m n "   E l e m e n t I d = " 1 6 8 6 6 2 3 9 8 4 "   D a t a T y p e = " L a b e l " > V A T I d e n t i f i e r _ L b l < / V A T I d e n t i f i e r _ L b l > +         < V A T I d e n t i f i e r _ L b l   E l e m e n t T y p e = " C o l u m n "   E l e m e n t I d = " 1 6 8 6 6 2 3 9 8 4 "   D a t a T y p e = " T e x t C o n s t " > V A T I d e n t i f i e r _ L b l < / V A T I d e n t i f i e r _ L b l >   
          < V A T N o T e x t   E l e m e n t T y p e = " C o l u m n "   E l e m e n t I d = " 1 9 5 9 6 6 3 4 2 6 "   D a t a T y p e = " T e x t " > V A T N o T e x t < / V A T N o T e x t >   
@@ -4642,43 +3925,43 @@
  
          < V e n d A d d r 8   E l e m e n t T y p e = " C o l u m n "   E l e m e n t I d = " 1 2 4 0 4 4 8 6 7 9 "   D a t a T y p e = " T e x t " > V e n d A d d r 8 < / V e n d A d d r 8 >   
-         < V e n d N o _ L b l   E l e m e n t T y p e = " C o l u m n "   E l e m e n t I d = " 1 1 9 1 1 1 2 2 4 0 "   D a t a T y p e = " L a b e l " > V e n d N o _ L b l < / V e n d N o _ L b l > - 
-         < V e n d o r I D C a p t i o n _ L b l   E l e m e n t T y p e = " C o l u m n "   E l e m e n t I d = " 1 1 2 9 2 1 9 5 9 3 "   D a t a T y p e = " L a b e l " > V e n d o r I D C a p t i o n _ L b l < / V e n d o r I D C a p t i o n _ L b l > +         < V e n d N o _ L b l   E l e m e n t T y p e = " C o l u m n "   E l e m e n t I d = " 1 1 9 1 1 1 2 2 4 0 "   D a t a T y p e = " T e x t C o n s t " > V e n d N o _ L b l < / V e n d N o _ L b l > + 
+         < V e n d o r I D C a p t i o n _ L b l   E l e m e n t T y p e = " C o l u m n "   E l e m e n t I d = " 1 1 2 9 2 1 9 5 9 3 "   D a t a T y p e = " T e x t C o n s t " > V e n d o r I D C a p t i o n _ L b l < / V e n d o r I D C a p t i o n _ L b l >   
          < V e n d o r I n v o i c e N o   E l e m e n t T y p e = " C o l u m n "   E l e m e n t I d = " 8 8 7 3 7 6 2 2 5 "   D a t a T y p e = " C o d e " > V e n d o r I n v o i c e N o < / V e n d o r I n v o i c e N o >   
-         < V e n d o r I n v o i c e N o _ L b l   E l e m e n t T y p e = " C o l u m n "   E l e m e n t I d = " 1 0 3 4 9 0 0 7 0 0 "   D a t a T y p e = " L a b e l " > V e n d o r I n v o i c e N o _ L b l < / V e n d o r I n v o i c e N o _ L b l > +         < V e n d o r I n v o i c e N o _ L b l   E l e m e n t T y p e = " C o l u m n "   E l e m e n t I d = " 1 0 3 4 9 0 0 7 0 0 "   D a t a T y p e = " T e x t C o n s t " > V e n d o r I n v o i c e N o _ L b l < / V e n d o r I n v o i c e N o _ L b l >   
          < V e n d o r O r d e r N o   E l e m e n t T y p e = " C o l u m n "   E l e m e n t I d = " 1 6 4 1 9 6 8 4 4 6 "   D a t a T y p e = " C o d e " > V e n d o r O r d e r N o < / V e n d o r O r d e r N o >   
-         < V e n d o r O r d e r N o _ L b l   E l e m e n t T y p e = " C o l u m n "   E l e m e n t I d = " 1 5 7 1 7 5 2 4 7 7 "   D a t a T y p e = " L a b e l " > V e n d o r O r d e r N o _ L b l < / V e n d o r O r d e r N o _ L b l > +         < V e n d o r O r d e r N o _ L b l   E l e m e n t T y p e = " C o l u m n "   E l e m e n t I d = " 1 5 7 1 7 5 2 4 7 7 "   D a t a T y p e = " T e x t C o n s t " > V e n d o r O r d e r N o _ L b l < / V e n d o r O r d e r N o _ L b l >   
          < Y o u r R e f _ P u r c h H e a d e r   E l e m e n t T y p e = " C o l u m n "   E l e m e n t I d = " 1 9 8 5 3 6 8 6 3 1 "   D a t a T y p e = " T e x t " > Y o u r R e f _ P u r c h H e a d e r < / Y o u r R e f _ P u r c h H e a d e r >   
-         < P u r c h a s e _ L i n e   E l e m e n t T y p e = " D a t a I t e m "   E l e m e n t I d = " 1 2 9 1 3 1 7 9 1 1 " > +         < P u r c h a s e _ L i n e   E l e m e n t T y p e = " D a t a I t e m "   E l e m e n t I d = " 6 2 7 5 7 4 0 4 8 " > + 
+             < A l l o w I n v D i s c _ P u r c h L i n e   E l e m e n t T y p e = " C o l u m n "   E l e m e n t I d = " 9 8 2 2 2 1 3 6 3 "   D a t a T y p e = " B o o l e a n " > A l l o w I n v D i s c _ P u r c h L i n e < / A l l o w I n v D i s c _ P u r c h L i n e >   
              < A l l o w I n v D i s c t x t   E l e m e n t T y p e = " C o l u m n "   E l e m e n t I d = " 2 0 1 2 9 2 1 6 0 8 "   D a t a T y p e = " T e x t " > A l l o w I n v D i s c t x t < / A l l o w I n v D i s c t x t >   
-             < A l l o w I n v D i s c _ P u r c h L i n e   E l e m e n t T y p e = " C o l u m n "   E l e m e n t I d = " 9 8 2 2 2 1 3 6 3 "   D a t a T y p e = " B o o l e a n " > A l l o w I n v D i s c _ P u r c h L i n e < / A l l o w I n v D i s c _ P u r c h L i n e > - 
              < A m o u n t I n c l u d i n g V A T   E l e m e n t T y p e = " C o l u m n "   E l e m e n t I d = " 8 9 1 0 4 9 5 7 1 "   D a t a T y p e = " D e c i m a l " > A m o u n t I n c l u d i n g V A T < / A m o u n t I n c l u d i n g V A T >   
              < D e s c _ P u r c h L i n e   E l e m e n t T y p e = " C o l u m n "   E l e m e n t I d = " 1 1 6 1 7 0 2 0 8 9 "   D a t a T y p e = " T e x t " > D e s c _ P u r c h L i n e < / D e s c _ P u r c h L i n e >   
              < D e s c _ P u r c h L i n e _ L b l   E l e m e n t T y p e = " C o l u m n "   E l e m e n t I d = " 6 6 5 1 1 3 6 5 2 "   D a t a T y p e = " S t r i n g " > D e s c _ P u r c h L i n e _ L b l < / D e s c _ P u r c h L i n e _ L b l >   
-             < D i r e c t U n i C o s t _ L b l   E l e m e n t T y p e = " C o l u m n "   E l e m e n t I d = " 7 2 1 4 7 6 6 8 4 "   D a t a T y p e = " L a b e l " > D i r e c t U n i C o s t _ L b l < / D i r e c t U n i C o s t _ L b l > +             < D i r e c t U n i C o s t _ L b l   E l e m e n t T y p e = " C o l u m n "   E l e m e n t I d = " 7 2 1 4 7 6 6 8 4 "   D a t a T y p e = " T e x t C o n s t " > D i r e c t U n i C o s t _ L b l < / D i r e c t U n i C o s t _ L b l >   
              < D i r U n i t C o s t _ P u r c h L i n e   E l e m e n t T y p e = " C o l u m n "   E l e m e n t I d = " 9 5 0 9 6 2 5 8 6 "   D a t a T y p e = " T e x t " > D i r U n i t C o s t _ P u r c h L i n e < / D i r U n i t C o s t _ P u r c h L i n e >   
              < E x p e c t e d R e c e i p t D a t e   E l e m e n t T y p e = " C o l u m n "   E l e m e n t I d = " 1 9 8 8 0 4 6 2 0 5 "   D a t a T y p e = " S t r i n g " > E x p e c t e d R e c e i p t D a t e < / E x p e c t e d R e c e i p t D a t e >   
-             < E x p e c t e d R e c e i p t D a t e L b l   E l e m e n t T y p e = " C o l u m n "   E l e m e n t I d = " 1 8 0 6 8 4 1 2 7 1 "   D a t a T y p e = " L a b e l " > E x p e c t e d R e c e i p t D a t e L b l < / E x p e c t e d R e c e i p t D a t e L b l > +             < E x p e c t e d R e c e i p t D a t e L b l   E l e m e n t T y p e = " C o l u m n "   E l e m e n t I d = " 1 8 0 6 8 4 1 2 7 1 "   D a t a T y p e = " T e x t C o n s t " > E x p e c t e d R e c e i p t D a t e L b l < / E x p e c t e d R e c e i p t D a t e L b l >   
              < I n v D i s c A m t _ P u r c h L i n e   E l e m e n t T y p e = " C o l u m n "   E l e m e n t I d = " 1 4 5 3 0 9 9 5 8 0 "   D a t a T y p e = " D e c i m a l " > I n v D i s c A m t _ P u r c h L i n e < / I n v D i s c A m t _ P u r c h L i n e >   
-             < I n v D i s c C a p t i o n _ L b l   E l e m e n t T y p e = " C o l u m n "   E l e m e n t I d = " 1 9 3 9 0 5 8 9 7 4 "   D a t a T y p e = " L a b e l " > I n v D i s c C a p t i o n _ L b l < / I n v D i s c C a p t i o n _ L b l > +             < I n v D i s c C a p t i o n _ L b l   E l e m e n t T y p e = " C o l u m n "   E l e m e n t I d = " 1 9 3 9 0 5 8 9 7 4 "   D a t a T y p e = " T e x t C o n s t " > I n v D i s c C a p t i o n _ L b l < / I n v D i s c C a p t i o n _ L b l >   
              < I t e m N o _ P u r c h L i n e   E l e m e n t T y p e = " C o l u m n "   E l e m e n t I d = " 1 0 5 7 2 2 4 1 4 0 "   D a t a T y p e = " C o d e " > I t e m N o _ P u r c h L i n e < / I t e m N o _ P u r c h L i n e >   
@@ -4686,11 +3969,11 @@
  
              < J o b N o _ P u r c h L i n e   E l e m e n t T y p e = " C o l u m n "   E l e m e n t I d = " 2 7 7 7 0 3 3 2 6 "   D a t a T y p e = " C o d e " > J o b N o _ P u r c h L i n e < / J o b N o _ P u r c h L i n e >   
-             < J o b N o _ P u r c h L i n e _ L b l   E l e m e n t T y p e = " C o l u m n "   E l e m e n t I d = " 9 6 0 0 7 3 4 1 1 "   D a t a T y p e = " L a b e l " > J o b N o _ P u r c h L i n e _ L b l < / J o b N o _ P u r c h L i n e _ L b l > +             < J o b N o _ P u r c h L i n e _ L b l   E l e m e n t T y p e = " C o l u m n "   E l e m e n t I d = " 9 6 0 0 7 3 4 1 1 "   D a t a T y p e = " T e x t C o n s t " > J o b N o _ P u r c h L i n e _ L b l < / J o b N o _ P u r c h L i n e _ L b l >   
              < J o b T a s k N o _ P u r c h L i n e   E l e m e n t T y p e = " C o l u m n "   E l e m e n t I d = " 7 2 6 6 6 9 0 1 1 "   D a t a T y p e = " C o d e " > J o b T a s k N o _ P u r c h L i n e < / J o b T a s k N o _ P u r c h L i n e >   
-             < J o b T a s k N o _ P u r c h L i n e _ L b l   E l e m e n t T y p e = " C o l u m n "   E l e m e n t I d = " 2 0 4 9 1 3 1 1 8 2 "   D a t a T y p e = " L a b e l " > J o b T a s k N o _ P u r c h L i n e _ L b l < / J o b T a s k N o _ P u r c h L i n e _ L b l > +             < J o b T a s k N o _ P u r c h L i n e _ L b l   E l e m e n t T y p e = " C o l u m n "   E l e m e n t I d = " 2 0 4 9 1 3 1 1 8 2 "   D a t a T y p e = " T e x t C o n s t " > J o b T a s k N o _ P u r c h L i n e _ L b l < / J o b T a s k N o _ P u r c h L i n e _ L b l >   
              < L i n e A m t _ P u r c h L i n e   E l e m e n t T y p e = " C o l u m n "   E l e m e n t I d = " 1 5 9 3 7 5 8 6 7 4 "   D a t a T y p e = " T e x t " > L i n e A m t _ P u r c h L i n e < / L i n e A m t _ P u r c h L i n e >   
@@ -4704,39 +3987,39 @@
  
              < P l a n n e d R e c e i p t D a t e   E l e m e n t T y p e = " C o l u m n "   E l e m e n t I d = " 1 1 4 0 0 3 3 3 2 1 "   D a t a T y p e = " S t r i n g " > P l a n n e d R e c e i p t D a t e < / P l a n n e d R e c e i p t D a t e >   
-             < P l a n n e d R e c e i p t D a t e L b l   E l e m e n t T y p e = " C o l u m n "   E l e m e n t I d = " 1 4 7 8 7 6 7 2 9 9 "   D a t a T y p e = " L a b e l " > P l a n n e d R e c e i p t D a t e L b l < / P l a n n e d R e c e i p t D a t e L b l > +             < P l a n n e d R e c e i p t D a t e L b l   E l e m e n t T y p e = " C o l u m n "   E l e m e n t I d = " 1 4 7 8 7 6 7 2 9 9 "   D a t a T y p e = " T e x t C o n s t " > P l a n n e d R e c e i p t D a t e L b l < / P l a n n e d R e c e i p t D a t e L b l >   
              < P r o m i s e d R e c e i p t D a t e   E l e m e n t T y p e = " C o l u m n "   E l e m e n t I d = " 2 9 4 5 3 0 7 8 "   D a t a T y p e = " S t r i n g " > P r o m i s e d R e c e i p t D a t e < / P r o m i s e d R e c e i p t D a t e >   
-             < P r o m i s e d R e c e i p t D a t e L b l   E l e m e n t T y p e = " C o l u m n "   E l e m e n t I d = " 2 0 2 4 9 3 8 1 7 2 "   D a t a T y p e = " L a b e l " > P r o m i s e d R e c e i p t D a t e L b l < / P r o m i s e d R e c e i p t D a t e L b l > - 
-             < P u r c h L i n e L i n e D i s c _ L b l   E l e m e n t T y p e = " C o l u m n "   E l e m e n t I d = " 5 7 3 7 9 3 8 4 1 "   D a t a T y p e = " L a b e l " > P u r c h L i n e L i n e D i s c _ L b l < / P u r c h L i n e L i n e D i s c _ L b l > +             < P r o m i s e d R e c e i p t D a t e L b l   E l e m e n t T y p e = " C o l u m n "   E l e m e n t I d = " 2 0 2 4 9 3 8 1 7 2 "   D a t a T y p e = " T e x t C o n s t " > P r o m i s e d R e c e i p t D a t e L b l < / P r o m i s e d R e c e i p t D a t e L b l >   
              < P u r c h L i n e _ V A T P c t   E l e m e n t T y p e = " C o l u m n "   E l e m e n t I d = " 1 7 7 5 5 5 6 6 3 6 "   D a t a T y p e = " D e c i m a l " > P u r c h L i n e _ V A T P c t < / P u r c h L i n e _ V A T P c t >   
+             < P u r c h L i n e L i n e D i s c _ L b l   E l e m e n t T y p e = " C o l u m n "   E l e m e n t I d = " 5 7 3 7 9 3 8 4 1 "   D a t a T y p e = " T e x t C o n s t " > P u r c h L i n e L i n e D i s c _ L b l < / P u r c h L i n e L i n e D i s c _ L b l > + 
              < Q t y _ P u r c h L i n e   E l e m e n t T y p e = " C o l u m n "   E l e m e n t I d = " 7 8 0 8 5 8 6 7 6 "   D a t a T y p e = " T e x t " > Q t y _ P u r c h L i n e < / Q t y _ P u r c h L i n e >   
              < Q t y _ P u r c h L i n e _ L b l   E l e m e n t T y p e = " C o l u m n "   E l e m e n t I d = " 6 6 5 5 0 9 2 9 "   D a t a T y p e = " S t r i n g " > Q t y _ P u r c h L i n e _ L b l < / Q t y _ P u r c h L i n e _ L b l >   
              < R e q u e s t e d R e c e i p t D a t e   E l e m e n t T y p e = " C o l u m n "   E l e m e n t I d = " 9 3 3 1 1 2 9 3 1 "   D a t a T y p e = " S t r i n g " > R e q u e s t e d R e c e i p t D a t e < / R e q u e s t e d R e c e i p t D a t e >   
-             < R e q u e s t e d R e c e i p t D a t e L b l   E l e m e n t T y p e = " C o l u m n "   E l e m e n t I d = " 1 4 4 2 7 6 8 2 3 "   D a t a T y p e = " L a b e l " > R e q u e s t e d R e c e i p t D a t e L b l < / R e q u e s t e d R e c e i p t D a t e L b l > +             < R e q u e s t e d R e c e i p t D a t e L b l   E l e m e n t T y p e = " C o l u m n "   E l e m e n t I d = " 1 4 4 2 7 6 8 2 3 "   D a t a T y p e = " T e x t C o n s t " > R e q u e s t e d R e c e i p t D a t e L b l < / R e q u e s t e d R e c e i p t D a t e L b l >   
              < T o t a l I n c l V A T   E l e m e n t T y p e = " C o l u m n "   E l e m e n t I d = " 2 0 6 6 5 7 4 0 8 4 "   D a t a T y p e = " D e c i m a l " > T o t a l I n c l V A T < / T o t a l I n c l V A T >   
-             < T o t a l P r i c e C a p t i o n _ L b l   E l e m e n t T y p e = " C o l u m n "   E l e m e n t I d = " 1 7 4 8 7 7 2 0 5 5 "   D a t a T y p e = " L a b e l " > T o t a l P r i c e C a p t i o n _ L b l < / T o t a l P r i c e C a p t i o n _ L b l > +             < T o t a l P r i c e C a p t i o n _ L b l   E l e m e n t T y p e = " C o l u m n "   E l e m e n t I d = " 1 7 4 8 7 7 2 0 5 5 "   D a t a T y p e = " T e x t C o n s t " > T o t a l P r i c e C a p t i o n _ L b l < / T o t a l P r i c e C a p t i o n _ L b l >   
              < T y p e _ P u r c h L i n e   E l e m e n t T y p e = " C o l u m n "   E l e m e n t I d = " 8 0 9 4 7 1 0 8 8 "   D a t a T y p e = " S t r i n g " > T y p e _ P u r c h L i n e < / T y p e _ P u r c h L i n e >   
              < U n i t P r i c e _ P u r c h L i n e   E l e m e n t T y p e = " C o l u m n "   E l e m e n t I d = " 2 0 6 3 2 5 9 8 1 9 "   D a t a T y p e = " D e c i m a l " > U n i t P r i c e _ P u r c h L i n e < / U n i t P r i c e _ P u r c h L i n e >   
-             < U n i t P r i c e _ P u r c h L i n e _ L b l   E l e m e n t T y p e = " C o l u m n "   E l e m e n t I d = " 7 0 4 0 2 1 4 6 2 "   D a t a T y p e = " L a b e l " > U n i t P r i c e _ P u r c h L i n e _ L b l < / U n i t P r i c e _ P u r c h L i n e _ L b l > +             < U n i t P r i c e _ P u r c h L i n e _ L b l   E l e m e n t T y p e = " C o l u m n "   E l e m e n t I d = " 7 0 4 0 2 1 4 6 2 "   D a t a T y p e = " T e x t C o n s t " > U n i t P r i c e _ P u r c h L i n e _ L b l < / U n i t P r i c e _ P u r c h L i n e _ L b l >   
              < U O M _ P u r c h L i n e   E l e m e n t T y p e = " C o l u m n "   E l e m e n t I d = " 4 4 1 1 3 9 0 4 9 "   D a t a T y p e = " T e x t " > U O M _ P u r c h L i n e < / U O M _ P u r c h L i n e >   
-             < U O M _ P u r c h L i n e _ L b l   E l e m e n t T y p e = " C o l u m n "   E l e m e n t I d = " 1 8 5 6 1 1 3 1 9 4 "   D a t a T y p e = " L a b e l " > U O M _ P u r c h L i n e _ L b l < / U O M _ P u r c h L i n e _ L b l > - 
-             < V A T D i s c o u n t A m o u n t _ L b l   E l e m e n t T y p e = " C o l u m n "   E l e m e n t I d = " 1 3 5 5 1 2 6 5 3 8 "   D a t a T y p e = " L a b e l " > V A T D i s c o u n t A m o u n t _ L b l < / V A T D i s c o u n t A m o u n t _ L b l > +             < U O M _ P u r c h L i n e _ L b l   E l e m e n t T y p e = " C o l u m n "   E l e m e n t I d = " 1 8 5 6 1 1 3 1 9 4 "   D a t a T y p e = " T e x t C o n s t " > U O M _ P u r c h L i n e _ L b l < / U O M _ P u r c h L i n e _ L b l > + 
+             < V A T D i s c o u n t A m o u n t _ L b l   E l e m e n t T y p e = " C o l u m n "   E l e m e n t I d = " 1 3 5 5 1 2 6 5 3 8 "   D a t a T y p e = " T e x t C o n s t " > V A T D i s c o u n t A m o u n t _ L b l < / V A T D i s c o u n t A m o u n t _ L b l >   
              < V A T I d e n t i f i e r _ P u r c h L i n e   E l e m e n t T y p e = " C o l u m n "   E l e m e n t I d = " 1 0 5 5 6 1 2 1 2 8 "   D a t a T y p e = " C o d e " > V A T I d e n t i f i e r _ P u r c h L i n e < / V A T I d e n t i f i e r _ P u r c h L i n e >   
@@ -4804,9 +4087,9 @@
  
          < P r e p m t L o o p   E l e m e n t T y p e = " D a t a I t e m "   E l e m e n t I d = " 1 1 5 9 7 3 9 4 0 7 " >   
-             < P r e p a y m e n t S p e c C a p t i o n   E l e m e n t T y p e = " C o l u m n "   E l e m e n t I d = " 1 6 2 3 2 2 2 3 0 1 "   D a t a T y p e = " L a b e l " > P r e p a y m e n t S p e c C a p t i o n < / P r e p a y m e n t S p e c C a p t i o n > - 
-             < P r e p m t I n v B u D e s c C a p t i o n   E l e m e n t T y p e = " C o l u m n "   E l e m e n t I d = " 1 8 0 7 4 4 6 7 8 "   D a t a T y p e = " L a b e l " > P r e p m t I n v B u D e s c C a p t i o n < / P r e p m t I n v B u D e s c C a p t i o n > +             < P r e p a y m e n t S p e c C a p t i o n   E l e m e n t T y p e = " C o l u m n "   E l e m e n t I d = " 1 6 2 3 2 2 2 3 0 1 "   D a t a T y p e = " T e x t C o n s t " > P r e p a y m e n t S p e c C a p t i o n < / P r e p a y m e n t S p e c C a p t i o n > + 
+             < P r e p m t I n v B u D e s c C a p t i o n   E l e m e n t T y p e = " C o l u m n "   E l e m e n t I d = " 1 8 0 7 4 4 6 7 8 "   D a t a T y p e = " T e x t C o n s t " > P r e p m t I n v B u D e s c C a p t i o n < / P r e p m t I n v B u D e s c C a p t i o n >   
              < P r e p m t I n v B u f A m t   E l e m e n t T y p e = " C o l u m n "   E l e m e n t I d = " 1 0 9 6 9 7 6 1 9 5 "   D a t a T y p e = " D e c i m a l " > P r e p m t I n v B u f A m t < / P r e p m t I n v B u f A m t >   
@@ -4814,7 +4097,7 @@
  
              < P r e p m t I n v B u f G L A c c N o   E l e m e n t T y p e = " C o l u m n "   E l e m e n t I d = " 8 7 1 9 7 7 4 0 0 "   D a t a T y p e = " C o d e " > P r e p m t I n v B u f G L A c c N o < / P r e p m t I n v B u f G L A c c N o >   
-             < P r e p m t I n v B u f G L A c c N o C a p t i o n   E l e m e n t T y p e = " C o l u m n "   E l e m e n t I d = " 6 6 7 6 9 7 1 8 "   D a t a T y p e = " L a b e l " > P r e p m t I n v B u f G L A c c N o C a p t i o n < / P r e p m t I n v B u f G L A c c N o C a p t i o n > +             < P r e p m t I n v B u f G L A c c N o C a p t i o n   E l e m e n t T y p e = " C o l u m n "   E l e m e n t I d = " 6 6 7 6 9 7 1 8 "   D a t a T y p e = " T e x t C o n s t " > P r e p m t I n v B u f G L A c c N o C a p t i o n < / P r e p m t I n v B u f G L A c c N o C a p t i o n >   
              < P r e p m t L i n e A m o u n t   E l e m e n t T y p e = " C o l u m n "   E l e m e n t I d = " 1 3 0 2 3 0 2 1 5 "   D a t a T y p e = " D e c i m a l " > P r e p m t L i n e A m o u n t < / P r e p m t L i n e A m o u n t >   
@@ -4844,17 +4127,17 @@
  
              < P r e p m t V A T A m t L i n e V A T I d   E l e m e n t T y p e = " C o l u m n "   E l e m e n t I d = " 9 8 2 2 2 4 8 0 0 "   D a t a T y p e = " C o d e " > P r e p m t V A T A m t L i n e V A T I d < / P r e p m t V A T A m t L i n e V A T I d >   
-             < P r e p y m t V A T A m t S p e c C a p t i o n   E l e m e n t T y p e = " C o l u m n "   E l e m e n t I d = " 2 0 0 9 6 4 9 1 3 8 "   D a t a T y p e = " L a b e l " > P r e p y m t V A T A m t S p e c C a p t i o n < / P r e p y m t V A T A m t S p e c C a p t i o n > +             < P r e p y m t V A T A m t S p e c C a p t i o n   E l e m e n t T y p e = " C o l u m n "   E l e m e n t I d = " 2 0 0 9 6 4 9 1 3 8 "   D a t a T y p e = " T e x t C o n s t " > P r e p y m t V A T A m t S p e c C a p t i o n < / P r e p y m t V A T A m t S p e c C a p t i o n >   
          < / P r e p m t V A T C o u n t e r >   
          < L e t t e r T e x t   E l e m e n t T y p e = " D a t a I t e m "   E l e m e n t I d = " 1 5 1 0 3 5 3 8 3 4 " >   
-             < B o d y T e x t   E l e m e n t T y p e = " C o l u m n "   E l e m e n t I d = " 1 4 9 7 5 9 8 0 8 "   D a t a T y p e = " L a b e l " > B o d y T e x t < / B o d y T e x t > - 
-             < C l o s i n g T e x t   E l e m e n t T y p e = " C o l u m n "   E l e m e n t I d = " 5 1 2 1 3 5 9 0 9 "   D a t a T y p e = " L a b e l " > C l o s i n g T e x t < / C l o s i n g T e x t > - 
-             < G r e e t i n g T e x t   E l e m e n t T y p e = " C o l u m n "   E l e m e n t I d = " 1 1 7 5 2 7 9 2 8 9 "   D a t a T y p e = " L a b e l " > G r e e t i n g T e x t < / G r e e t i n g T e x t > +             < B o d y T e x t   E l e m e n t T y p e = " C o l u m n "   E l e m e n t I d = " 1 4 9 7 5 9 8 0 8 "   D a t a T y p e = " T e x t C o n s t " > B o d y T e x t < / B o d y T e x t > + 
+             < C l o s i n g T e x t   E l e m e n t T y p e = " C o l u m n "   E l e m e n t I d = " 5 1 2 1 3 5 9 0 9 "   D a t a T y p e = " T e x t C o n s t " > C l o s i n g T e x t < / C l o s i n g T e x t > + 
+             < G r e e t i n g T e x t   E l e m e n t T y p e = " C o l u m n "   E l e m e n t I d = " 1 1 7 5 2 7 9 2 8 9 "   D a t a T y p e = " T e x t C o n s t " > G r e e t i n g T e x t < / G r e e t i n g T e x t >   
          < / L e t t e r T e x t >   
@@ -4877,4 +4160,10 @@
     <ds:schemaRef ds:uri="urn:microsoft-dynamics-businesscentral/internal/extended/reports/Standard_Purchase_Order/1322/"/>
   </ds:schemaRefs>
 </ds:datastoreItem>
+</file>
+
+<file path=docMetadata/LabelInfo.xml><?xml version="1.0" encoding="utf-8"?>
+<clbl:labelList xmlns:clbl="http://schemas.microsoft.com/office/2020/mipLabelMetadata">
+  <clbl:label id="{f42aa342-8706-4288-bd11-ebb85995028c}" enabled="1" method="Standard" siteId="{72f988bf-86f1-41af-91ab-2d7cd011db47}" removed="0"/>
+</clbl:labelList>
 </file>
--- a/src/Layers/W1/BaseApp/Purchases/Document/StandardPurchaseOrderEmailBody.docx
+++ b/src/Layers/W1/BaseApp/Purchases/Document/StandardPurchaseOrderEmailBody.docx
@@ -55,7 +55,6 @@
             <w15:color w:val="808080"/>
             <w:text/>
           </w:sdtPr>
-          <w:sdtEndPr/>
           <w:sdtContent>
             <w:tc>
               <w:tcPr>
@@ -111,7 +110,6 @@
             <w15:color w:val="808080"/>
             <w:text/>
           </w:sdtPr>
-          <w:sdtEndPr/>
           <w:sdtContent>
             <w:tc>
               <w:tcPr>
@@ -167,7 +165,6 @@
             <w15:color w:val="808080"/>
             <w:text/>
           </w:sdtPr>
-          <w:sdtEndPr/>
           <w:sdtContent>
             <w:tc>
               <w:tcPr>
@@ -223,7 +220,6 @@
             <w15:color w:val="808080"/>
             <w:text/>
           </w:sdtPr>
-          <w:sdtEndPr/>
           <w:sdtContent>
             <w:tc>
               <w:tcPr>
@@ -279,7 +275,6 @@
             <w15:color w:val="808080"/>
             <w:text/>
           </w:sdtPr>
-          <w:sdtEndPr/>
           <w:sdtContent>
             <w:tc>
               <w:tcPr>
@@ -339,7 +334,6 @@
             <w15:color w:val="808080"/>
             <w:text/>
           </w:sdtPr>
-          <w:sdtEndPr/>
           <w:sdtContent>
             <w:tc>
               <w:tcPr>
@@ -399,7 +393,6 @@
             <w15:color w:val="808080"/>
             <w:text/>
           </w:sdtPr>
-          <w:sdtEndPr/>
           <w:sdtContent>
             <w:tc>
               <w:tcPr>
@@ -452,7 +445,6 @@
             <w15:color w:val="808080"/>
             <w:text/>
           </w:sdtPr>
-          <w:sdtEndPr/>
           <w:sdtContent>
             <w:tc>
               <w:tcPr>
@@ -521,7 +513,6 @@
             <w15:color w:val="808080"/>
             <w:text/>
           </w:sdtPr>
-          <w:sdtEndPr/>
           <w:sdtContent>
             <w:tc>
               <w:tcPr>
@@ -612,7 +603,6 @@
                 <w15:color w:val="808080"/>
                 <w:text/>
               </w:sdtPr>
-              <w:sdtEndPr/>
               <w:sdtContent>
                 <w:r>
                   <w:t>GreetingText</w:t>
@@ -634,7 +624,6 @@
                 <w15:color w:val="808080"/>
                 <w:text/>
               </w:sdtPr>
-              <w:sdtEndPr/>
               <w:sdtContent>
                 <w:r>
                   <w:t>BuyFromAddr1</w:t>
@@ -663,7 +652,6 @@
             <w15:color w:val="808080"/>
             <w:text/>
           </w:sdtPr>
-          <w:sdtEndPr/>
           <w:sdtContent>
             <w:tc>
               <w:tcPr>
@@ -695,7 +683,7 @@
     </w:p>
     <w:tbl>
       <w:tblPr>
-        <w:tblStyle w:val="BCDataTable"/>
+        <w:tblStyle w:val="BCBlockTable"/>
         <w:tblW w:w="5000" w:type="pct"/>
         <w:tblLook w:val="0420" w:firstRow="1" w:lastRow="0" w:firstColumn="0" w:lastColumn="0" w:noHBand="0" w:noVBand="1"/>
         <w:tblCaption w:val="Data Table Block"/>
@@ -726,16 +714,18 @@
             <w15:color w:val="808080"/>
             <w:text/>
           </w:sdtPr>
-          <w:sdtEndPr/>
           <w:sdtContent>
             <w:tc>
               <w:tcPr>
                 <w:tcW w:w="1210" w:type="pct"/>
+                <w:tcBorders>
+                  <w:bottom w:val="single" w:sz="4" w:space="0" w:color="auto"/>
+                </w:tcBorders>
               </w:tcPr>
               <w:p>
                 <w:pPr>
                   <w:pStyle w:val="BCLabel"/>
-                  <w:spacing w:before="160" w:after="80"/>
+                  <w:spacing w:after="80"/>
                   <w:rPr>
                     <w:lang w:eastAsia="en-US"/>
                   </w:rPr>
@@ -765,16 +755,18 @@
             <w15:color w:val="808080"/>
             <w:text/>
           </w:sdtPr>
-          <w:sdtEndPr/>
           <w:sdtContent>
             <w:tc>
               <w:tcPr>
                 <w:tcW w:w="2092" w:type="pct"/>
+                <w:tcBorders>
+                  <w:bottom w:val="single" w:sz="4" w:space="0" w:color="auto"/>
+                </w:tcBorders>
               </w:tcPr>
               <w:p>
                 <w:pPr>
                   <w:pStyle w:val="BCLabel"/>
-                  <w:spacing w:before="160" w:after="80"/>
+                  <w:spacing w:after="80"/>
                   <w:rPr>
                     <w:lang w:eastAsia="en-US"/>
                   </w:rPr>
@@ -804,16 +796,18 @@
             <w15:color w:val="808080"/>
             <w:text/>
           </w:sdtPr>
-          <w:sdtEndPr/>
           <w:sdtContent>
             <w:tc>
               <w:tcPr>
                 <w:tcW w:w="1698" w:type="pct"/>
+                <w:tcBorders>
+                  <w:bottom w:val="single" w:sz="4" w:space="0" w:color="auto"/>
+                </w:tcBorders>
               </w:tcPr>
               <w:p>
                 <w:pPr>
                   <w:pStyle w:val="BCLabelNumber"/>
-                  <w:spacing w:before="160" w:after="80"/>
+                  <w:spacing w:after="80"/>
                   <w:jc w:val="right"/>
                   <w:rPr>
                     <w:lang w:eastAsia="en-US"/>
@@ -832,12 +826,14 @@
       </w:tr>
       <w:tr>
         <w:trPr>
-          <w:cnfStyle w:val="000000100000" w:firstRow="0" w:lastRow="0" w:firstColumn="0" w:lastColumn="0" w:oddVBand="0" w:evenVBand="0" w:oddHBand="1" w:evenHBand="0" w:firstRowFirstColumn="0" w:firstRowLastColumn="0" w:lastRowFirstColumn="0" w:lastRowLastColumn="0"/>
           <w:trHeight w:val="245"/>
         </w:trPr>
         <w:tc>
           <w:tcPr>
             <w:tcW w:w="1210" w:type="pct"/>
+            <w:tcBorders>
+              <w:top w:val="single" w:sz="4" w:space="0" w:color="auto"/>
+            </w:tcBorders>
           </w:tcPr>
           <w:p>
             <w:pPr>
@@ -851,6 +847,9 @@
         <w:tc>
           <w:tcPr>
             <w:tcW w:w="2092" w:type="pct"/>
+            <w:tcBorders>
+              <w:top w:val="single" w:sz="4" w:space="0" w:color="auto"/>
+            </w:tcBorders>
           </w:tcPr>
           <w:p>
             <w:pPr>
@@ -864,6 +863,9 @@
         <w:tc>
           <w:tcPr>
             <w:tcW w:w="1698" w:type="pct"/>
+            <w:tcBorders>
+              <w:top w:val="single" w:sz="4" w:space="0" w:color="auto"/>
+            </w:tcBorders>
           </w:tcPr>
           <w:p>
             <w:pPr>
@@ -878,7 +880,6 @@
       </w:tr>
       <w:tr>
         <w:trPr>
-          <w:cnfStyle w:val="000000010000" w:firstRow="0" w:lastRow="0" w:firstColumn="0" w:lastColumn="0" w:oddVBand="0" w:evenVBand="0" w:oddHBand="0" w:evenHBand="1" w:firstRowFirstColumn="0" w:firstRowLastColumn="0" w:lastRowFirstColumn="0" w:lastRowLastColumn="0"/>
           <w:trHeight w:val="490"/>
         </w:trPr>
         <w:sdt>
@@ -896,7 +897,6 @@
             <w15:color w:val="808080"/>
             <w:text/>
           </w:sdtPr>
-          <w:sdtEndPr/>
           <w:sdtContent>
             <w:tc>
               <w:tcPr>
@@ -934,7 +934,6 @@
             <w15:color w:val="808080"/>
             <w:text/>
           </w:sdtPr>
-          <w:sdtEndPr/>
           <w:sdtContent>
             <w:tc>
               <w:tcPr>
@@ -976,11 +975,6 @@
             <w15:color w:val="808080"/>
             <w:text/>
           </w:sdtPr>
-          <w:sdtEndPr>
-            <w:rPr>
-              <w:rStyle w:val="Heading2Char"/>
-            </w:rPr>
-          </w:sdtEndPr>
           <w:sdtContent>
             <w:tc>
               <w:tcPr>
@@ -1054,7 +1048,6 @@
                 <w15:color w:val="808080"/>
                 <w:text/>
               </w:sdtPr>
-              <w:sdtEndPr/>
               <w:sdtContent>
                 <w:r>
                   <w:t>ClosingText</w:t>
@@ -1084,7 +1077,6 @@
             <w15:color w:val="808080"/>
             <w:text/>
           </w:sdtPr>
-          <w:sdtEndPr/>
           <w:sdtContent>
             <w:tc>
               <w:tcPr>
@@ -1116,10 +1108,6 @@
 </w:document>
 </file>
 
-<file path=word/numbering.xml><?xml version="1.0" encoding="utf-8"?>
-<w:numbering xmlns:wpc="http://schemas.microsoft.com/office/word/2010/wordprocessingCanvas" xmlns:cx="http://schemas.microsoft.com/office/drawing/2014/chartex" xmlns:cx1="http://schemas.microsoft.com/office/drawing/2015/9/8/chartex" xmlns:cx2="http://schemas.microsoft.com/office/drawing/2015/10/21/chartex" xmlns:cx3="http://schemas.microsoft.com/office/drawing/2016/5/9/chartex" xmlns:cx4="http://schemas.microsoft.com/office/drawing/2016/5/10/chartex" xmlns:cx5="http://schemas.microsoft.com/office/drawing/2016/5/11/chartex" xmlns:cx6="http://schemas.microsoft.com/office/drawing/2016/5/12/chartex" xmlns:cx7="http://schemas.microsoft.com/office/drawing/2016/5/13/chartex" xmlns:cx8="http://schemas.microsoft.com/office/drawing/2016/5/14/chartex" xmlns:mc="http://schemas.openxmlformats.org/markup-compatibility/2006" xmlns:aink="http://schemas.microsoft.com/office/drawing/2016/ink" xmlns:am3d="http://schemas.microsoft.com/office/drawing/2017/model3d" xmlns:o="urn:schemas-microsoft-com:office:office" xmlns:oel="http://schemas.microsoft.com/office/2019/extlst" xmlns:r="http://schemas.openxmlformats.org/officeDocument/2006/relationships" xmlns:m="http://schemas.openxmlformats.org/officeDocument/2006/math" xmlns:v="urn:schemas-microsoft-com:vml" xmlns:wp14="http://schemas.microsoft.com/office/word/2010/wordprocessingDrawing" xmlns:wp="http://schemas.openxmlformats.org/drawingml/2006/wordprocessingDrawing" xmlns:w10="urn:schemas-microsoft-com:office:word" xmlns:w="http://schemas.openxmlformats.org/wordprocessingml/2006/main" xmlns:w14="http://schemas.microsoft.com/office/word/2010/wordml" xmlns:w15="http://schemas.microsoft.com/office/word/2012/wordml" xmlns:w16cei="http://schemas.microsoft.com/office/word/2026/wordml/cei" xmlns:w16cex="http://schemas.microsoft.com/office/word/2018/wordml/cex" xmlns:w16cid="http://schemas.microsoft.com/office/word/2016/wordml/cid" xmlns:w16="http://schemas.microsoft.com/office/word/2018/wordml" xmlns:w16du="http://schemas.microsoft.com/office/word/2023/wordml/word16du" xmlns:w16sdtdh="http://schemas.microsoft.com/office/word/2020/wordml/sdtdatahash" xmlns:w16sdtfl="http://schemas.microsoft.com/office/word/2024/wordml/sdtformatlock" xmlns:w16se="http://schemas.microsoft.com/office/word/2015/wordml/symex" xmlns:wpg="http://schemas.microsoft.com/office/word/2010/wordprocessingGroup" xmlns:wpi="http://schemas.microsoft.com/office/word/2010/wordprocessingInk" xmlns:wne="http://schemas.microsoft.com/office/word/2006/wordml" xmlns:wps="http://schemas.microsoft.com/office/word/2010/wordprocessingShape" mc:Ignorable="w14 w15 w16se w16cid w16 w16cex w16sdtdh w16sdtfl w16du wp14"/>
-</file>
-
 <file path=word/styles.xml><?xml version="1.0" encoding="utf-8"?>
 <w:styles xmlns:mc="http://schemas.openxmlformats.org/markup-compatibility/2006" xmlns:r="http://schemas.openxmlformats.org/officeDocument/2006/relationships" xmlns:w="http://schemas.openxmlformats.org/wordprocessingml/2006/main" xmlns:w14="http://schemas.microsoft.com/office/word/2010/wordml" xmlns:w15="http://schemas.microsoft.com/office/word/2012/wordml" xmlns:w16cex="http://schemas.microsoft.com/office/word/2018/wordml/cex" xmlns:w16cid="http://schemas.microsoft.com/office/word/2016/wordml/cid" xmlns:w16="http://schemas.microsoft.com/office/word/2018/wordml" xmlns:w16du="http://schemas.microsoft.com/office/word/2023/wordml/word16du" xmlns:w16sdtdh="http://schemas.microsoft.com/office/word/2020/wordml/sdtdatahash" xmlns:w16sdtfl="http://schemas.microsoft.com/office/word/2024/wordml/sdtformatlock" xmlns:w16se="http://schemas.microsoft.com/office/word/2015/wordml/symex" mc:Ignorable="w14 w15 w16se w16cid w16 w16cex w16sdtdh w16sdtfl w16du">
   <w:docDefaults>
@@ -1129,7 +1117,7 @@
         <w:kern w:val="2"/>
         <w:sz w:val="24"/>
         <w:szCs w:val="24"/>
-        <w:lang w:bidi="ar-SA"/>
+        <w:lang w:val="da-DK" w:eastAsia="da-DK" w:bidi="ar-SA"/>
         <w14:ligatures w14:val="standardContextual"/>
       </w:rPr>
     </w:rPrDefault>
@@ -2185,6 +2173,7 @@
 <w:settings xmlns:mc="http://schemas.openxmlformats.org/markup-compatibility/2006" xmlns:o="urn:schemas-microsoft-com:office:office" xmlns:r="http://schemas.openxmlformats.org/officeDocument/2006/relationships" xmlns:m="http://schemas.openxmlformats.org/officeDocument/2006/math" xmlns:v="urn:schemas-microsoft-com:vml" xmlns:w10="urn:schemas-microsoft-com:office:word" xmlns:w="http://schemas.openxmlformats.org/wordprocessingml/2006/main" xmlns:w14="http://schemas.microsoft.com/office/word/2010/wordml" xmlns:w15="http://schemas.microsoft.com/office/word/2012/wordml" xmlns:w16cex="http://schemas.microsoft.com/office/word/2018/wordml/cex" xmlns:w16cid="http://schemas.microsoft.com/office/word/2016/wordml/cid" xmlns:w16="http://schemas.microsoft.com/office/word/2018/wordml" xmlns:w16du="http://schemas.microsoft.com/office/word/2023/wordml/word16du" xmlns:w16sdtdh="http://schemas.microsoft.com/office/word/2020/wordml/sdtdatahash" xmlns:w16sdtfl="http://schemas.microsoft.com/office/word/2024/wordml/sdtformatlock" xmlns:w16se="http://schemas.microsoft.com/office/word/2015/wordml/symex" xmlns:sl="http://schemas.openxmlformats.org/schemaLibrary/2006/main" mc:Ignorable="w14 w15 w16se w16cid w16 w16cex w16sdtdh w16sdtfl w16du">
   <w:view w:val="normal"/>
   <w:defaultTabStop w:val="720"/>
+  <w:hyphenationZone w:val="425"/>
   <w:characterSpacingControl w:val="doNotCompress"/>
   <w:compat>
     <w:useFELayout/>
@@ -2198,6 +2187,8 @@
   <w:rsids>
     <w:rsidRoot w:val="00A5654A"/>
     <w:rsid w:val="004424A6"/>
+    <w:rsid w:val="00836567"/>
+    <w:rsid w:val="008858E8"/>
     <w:rsid w:val="008E7FCD"/>
     <w:rsid w:val="00962B3D"/>
     <w:rsid w:val="00A5654A"/>
@@ -2219,9 +2210,9 @@
     <m:intLim m:val="subSup"/>
     <m:naryLim m:val="undOvr"/>
   </m:mathPr>
-  <w:themeFontLang/>
+  <w:themeFontLang w:val="da-DK"/>
   <w:clrSchemeMapping w:bg1="light1" w:t1="dark1" w:bg2="light2" w:t2="dark2" w:accent1="accent1" w:accent2="accent2" w:accent3="accent3" w:accent4="accent4" w:accent5="accent5" w:accent6="accent6" w:hyperlink="hyperlink" w:followedHyperlink="followedHyperlink"/>
-  <w:decimalSymbol w:val="."/>
+  <w:decimalSymbol w:val=","/>
   <w:listSeparator w:val=","/>
   <w15:chartTrackingRefBased/>
 </w:settings>
@@ -2236,7 +2227,7 @@
         <w:kern w:val="2"/>
         <w:sz w:val="24"/>
         <w:szCs w:val="24"/>
-        <w:lang w:bidi="ar-SA"/>
+        <w:lang w:val="da-DK" w:eastAsia="da-DK" w:bidi="ar-SA"/>
         <w14:ligatures w14:val="standardContextual"/>
       </w:rPr>
     </w:rPrDefault>
@@ -3010,7 +3001,7 @@
 </we:webextension>
 </file>
 
-<file path=customXml/item1.xml>��< ? x m l   v e r s i o n = " 1 . 0 "   e n c o d i n g = " u t f - 1 6 " ? > < N a v W o r d R e p o r t X m l P a r t   x m l n s = " u r n : m i c r o s o f t - d y n a m i c s - n a v / r e p o r t s / S t a n d a r d _ P u r c h a s e _ O r d e r / 1 3 2 2 / " > +<file path=customXml/item1.xml>��< ? x m l   v e r s i o n = " 1 . 0 "   e n c o d i n g = " u t f - 1 6 " ? > < N a v W o r d R e p o r t X m l P a r t   x m l n s = " u r n : m i c r o s o f t - d y n a m i c s - b u s i n e s s c e n t r a l / i n t e r n a l / e x t e n d e d / r e p o r t s / S t a n d a r d _ P u r c h a s e _ O r d e r / 1 3 2 2 / " >   
      < B C R e p o r t I n f o r m a t i o n >   
@@ -3076,499 +3067,501 @@
  
      < / B C R e p o r t I n f o r m a t i o n >   
-     < P u r c h a s e _ H e a d e r > - 
-         < A l l o w I n v o i c e D i s c _ L b l > A l l o w I n v o i c e D i s c _ L b l < / A l l o w I n v o i c e D i s c _ L b l > - 
-         < A m o u n t _ L b l > A m o u n t _ L b l < / A m o u n t _ L b l > - 
-         < B u y e r _ L b l > B u y e r _ L b l < / B u y e r _ L b l > - 
-         < B u y F r m V e n d N o _ P u r c h H e a d e r > B u y F r m V e n d N o _ P u r c h H e a d e r < / B u y F r m V e n d N o _ P u r c h H e a d e r > - 
-         < B u y F r m V e n d N o _ P u r c h H e a d e r _ L b l > B u y F r m V e n d N o _ P u r c h H e a d e r _ L b l < / B u y F r m V e n d N o _ P u r c h H e a d e r _ L b l > - 
-         < B u y F r o m A d d r 1 > B u y F r o m A d d r 1 < / B u y F r o m A d d r 1 > - 
-         < B u y F r o m A d d r 2 > B u y F r o m A d d r 2 < / B u y F r o m A d d r 2 > - 
-         < B u y F r o m A d d r 3 > B u y F r o m A d d r 3 < / B u y F r o m A d d r 3 > - 
-         < B u y F r o m A d d r 4 > B u y F r o m A d d r 4 < / B u y F r o m A d d r 4 > - 
-         < B u y F r o m A d d r 5 > B u y F r o m A d d r 5 < / B u y F r o m A d d r 5 > - 
-         < B u y F r o m A d d r 6 > B u y F r o m A d d r 6 < / B u y F r o m A d d r 6 > - 
-         < B u y F r o m A d d r 7 > B u y F r o m A d d r 7 < / B u y F r o m A d d r 7 > - 
-         < B u y F r o m A d d r 8 > B u y F r o m A d d r 8 < / B u y F r o m A d d r 8 > - 
-         < B u y F r o m C o n t a c t E m a i l > B u y F r o m C o n t a c t E m a i l < / B u y F r o m C o n t a c t E m a i l > - 
-         < B u y F r o m C o n t a c t E m a i l L b l > B u y F r o m C o n t a c t E m a i l L b l < / B u y F r o m C o n t a c t E m a i l L b l > - 
-         < B u y F r o m C o n t a c t M o b i l e P h o n e N o > B u y F r o m C o n t a c t M o b i l e P h o n e N o < / B u y F r o m C o n t a c t M o b i l e P h o n e N o > - 
-         < B u y F r o m C o n t a c t M o b i l e P h o n e N o L b l > B u y F r o m C o n t a c t M o b i l e P h o n e N o L b l < / B u y F r o m C o n t a c t M o b i l e P h o n e N o L b l > - 
-         < B u y F r o m C o n t a c t P h o n e N o > B u y F r o m C o n t a c t P h o n e N o < / B u y F r o m C o n t a c t P h o n e N o > - 
-         < B u y F r o m C o n t a c t P h o n e N o L b l > B u y F r o m C o n t a c t P h o n e N o L b l < / B u y F r o m C o n t a c t P h o n e N o L b l > - 
-         < C o m p a n y A d d r e s s 1 > C o m p a n y A d d r e s s 1 < / C o m p a n y A d d r e s s 1 > - 
-         < C o m p a n y A d d r e s s 2 > C o m p a n y A d d r e s s 2 < / C o m p a n y A d d r e s s 2 > - 
-         < C o m p a n y A d d r e s s 3 > C o m p a n y A d d r e s s 3 < / C o m p a n y A d d r e s s 3 > - 
-         < C o m p a n y A d d r e s s 4 > C o m p a n y A d d r e s s 4 < / C o m p a n y A d d r e s s 4 > - 
-         < C o m p a n y A d d r e s s 5 > C o m p a n y A d d r e s s 5 < / C o m p a n y A d d r e s s 5 > - 
-         < C o m p a n y A d d r e s s 6 > C o m p a n y A d d r e s s 6 < / C o m p a n y A d d r e s s 6 > - 
-         < C o m p a n y A d d r e s s 7 > C o m p a n y A d d r e s s 7 < / C o m p a n y A d d r e s s 7 > - 
-         < C o m p a n y A d d r e s s 8 > C o m p a n y A d d r e s s 8 < / C o m p a n y A d d r e s s 8 > - 
-         < C o m p a n y B a n k A c c o u n t N o > C o m p a n y B a n k A c c o u n t N o < / C o m p a n y B a n k A c c o u n t N o > - 
-         < C o m p a n y B a n k A c c o u n t N o _ L b l > C o m p a n y B a n k A c c o u n t N o _ L b l < / C o m p a n y B a n k A c c o u n t N o _ L b l > - 
-         < C o m p a n y B a n k B r a n c h N o > C o m p a n y B a n k B r a n c h N o < / C o m p a n y B a n k B r a n c h N o > - 
-         < C o m p a n y B a n k B r a n c h N o _ L b l > C o m p a n y B a n k B r a n c h N o _ L b l < / C o m p a n y B a n k B r a n c h N o _ L b l > - 
-         < C o m p a n y B a n k N a m e > C o m p a n y B a n k N a m e < / C o m p a n y B a n k N a m e > - 
-         < C o m p a n y B a n k N a m e _ L b l > C o m p a n y B a n k N a m e _ L b l < / C o m p a n y B a n k N a m e _ L b l > - 
-         < C o m p a n y C u s t o m G i r o > C o m p a n y C u s t o m G i r o < / C o m p a n y C u s t o m G i r o > - 
-         < C o m p a n y C u s t o m G i r o _ L b l > C o m p a n y C u s t o m G i r o _ L b l < / C o m p a n y C u s t o m G i r o _ L b l > - 
-         < C o m p a n y E M a i l > C o m p a n y E M a i l < / C o m p a n y E M a i l > - 
-         < C o m p a n y E m a i l _ L b l > C o m p a n y E m a i l _ L b l < / C o m p a n y E m a i l _ L b l > - 
-         < C o m p a n y G i r o N o > C o m p a n y G i r o N o < / C o m p a n y G i r o N o > - 
-         < C o m p a n y G i r o N o _ L b l > C o m p a n y G i r o N o _ L b l < / C o m p a n y G i r o N o _ L b l > - 
-         < C o m p a n y H o m e P a g e > C o m p a n y H o m e P a g e < / C o m p a n y H o m e P a g e > - 
-         < C o m p a n y H o m e P a g e _ L b l > C o m p a n y H o m e P a g e _ L b l < / C o m p a n y H o m e P a g e _ L b l > - 
-         < C o m p a n y I B A N > C o m p a n y I B A N < / C o m p a n y I B A N > - 
-         < C o m p a n y I B A N _ L b l > C o m p a n y I B A N _ L b l < / C o m p a n y I B A N _ L b l > - 
-         < C o m p a n y L e g a l O f f i c e > C o m p a n y L e g a l O f f i c e < / C o m p a n y L e g a l O f f i c e > - 
-         < C o m p a n y L e g a l O f f i c e _ L b l > C o m p a n y L e g a l O f f i c e _ L b l < / C o m p a n y L e g a l O f f i c e _ L b l > - 
-         < C o m p a n y L o g o P o s i t i o n > C o m p a n y L o g o P o s i t i o n < / C o m p a n y L o g o P o s i t i o n > - 
-         < C o m p a n y P h o n e N o > C o m p a n y P h o n e N o < / C o m p a n y P h o n e N o > - 
-         < C o m p a n y P h o n e N o _ L b l > C o m p a n y P h o n e N o _ L b l < / C o m p a n y P h o n e N o _ L b l > - 
-         < C o m p a n y P i c t u r e / > - 
-         < C o m p a n y R e g i s t r a t i o n N u m b e r > C o m p a n y R e g i s t r a t i o n N u m b e r < / C o m p a n y R e g i s t r a t i o n N u m b e r > - 
-         < C o m p a n y R e g i s t r a t i o n N u m b e r _ L b l > C o m p a n y R e g i s t r a t i o n N u m b e r _ L b l < / C o m p a n y R e g i s t r a t i o n N u m b e r _ L b l > - 
-         < C o m p a n y S W I F T > C o m p a n y S W I F T < / C o m p a n y S W I F T > - 
-         < C o m p a n y S W I F T _ L b l > C o m p a n y S W I F T _ L b l < / C o m p a n y S W I F T _ L b l > - 
-         < C o m p a n y V A T R e g i s t r a t i o n N o > C o m p a n y V A T R e g i s t r a t i o n N o < / C o m p a n y V A T R e g i s t r a t i o n N o > - 
-         < C o m p a n y V A T R e g i s t r a t i o n N o _ L b l > C o m p a n y V A T R e g i s t r a t i o n N o _ L b l < / C o m p a n y V A T R e g i s t r a t i o n N o _ L b l > - 
-         < C o m p a n y V A T R e g N o > C o m p a n y V A T R e g N o < / C o m p a n y V A T R e g N o > - 
-         < C o m p a n y V A T R e g N o _ L b l > C o m p a n y V A T R e g N o _ L b l < / C o m p a n y V A T R e g N o _ L b l > - 
-         < C o n f i r m T o C a p t i o n _ L b l > C o n f i r m T o C a p t i o n _ L b l < / C o n f i r m T o C a p t i o n _ L b l > - 
-         < D i m T e x t > D i m T e x t < / D i m T e x t > - 
-         < D o c T y p e _ P u r c h H e a d e r > D o c T y p e _ P u r c h H e a d e r < / D o c T y p e _ P u r c h H e a d e r > - 
-         < D o c u m e n t D a t e > D o c u m e n t D a t e < / D o c u m e n t D a t e > - 
-         < D o c u m e n t D a t e _ L b l > D o c u m e n t D a t e _ L b l < / D o c u m e n t D a t e _ L b l > - 
-         < D o c u m e n t T i t l e _ L b l > D o c u m e n t T i t l e _ L b l < / D o c u m e n t T i t l e _ L b l > - 
-         < D u e D a t e > D u e D a t e < / D u e D a t e > - 
-         < E m a i l I D _ L b l > E m a i l I D _ L b l < / E m a i l I D _ L b l > - 
-         < E x p t R e c p t D t _ P u r c h a s e H e a d e r > E x p t R e c p t D t _ P u r c h a s e H e a d e r < / E x p t R e c p t D t _ P u r c h a s e H e a d e r > - 
-         < H o m e P a g e _ L b l > H o m e P a g e _ L b l < / H o m e P a g e _ L b l > - 
-         < I t e m D e s c r i p t i o n _ L b l > I t e m D e s c r i p t i o n _ L b l < / I t e m D e s c r i p t i o n _ L b l > - 
-         < I t e m L i n e A m o u n t _ L b l > I t e m L i n e A m o u n t _ L b l < / I t e m L i n e A m o u n t _ L b l > - 
-         < I t e m N u m b e r _ L b l > I t e m N u m b e r _ L b l < / I t e m N u m b e r _ L b l > - 
-         < I t e m Q u a n t i t y _ L b l > I t e m Q u a n t i t y _ L b l < / I t e m Q u a n t i t y _ L b l > - 
-         < I t e m U n i t _ L b l > I t e m U n i t _ L b l < / I t e m U n i t _ L b l > - 
-         < I t e m U n i t P r i c e _ L b l > I t e m U n i t P r i c e _ L b l < / I t e m U n i t P r i c e _ L b l > - 
-         < N o _ P u r c h H e a d e r > N o _ P u r c h H e a d e r < / N o _ P u r c h H e a d e r > - 
-         < O r d e r D a t e _ L b l > O r d e r D a t e _ L b l < / O r d e r D a t e _ L b l > - 
-         < O r d e r D a t e _ P u r c h a s e H e a d e r > O r d e r D a t e _ P u r c h a s e H e a d e r < / O r d e r D a t e _ P u r c h a s e H e a d e r > - 
-         < O r d e r N o _ L b l > O r d e r N o _ L b l < / O r d e r N o _ L b l > - 
-         < O u t p u t N o > O u t p u t N o < / O u t p u t N o > - 
-         < P a g e _ L b l > P a g e _ L b l < / P a g e _ L b l > - 
-         < P a y m e n t D e t a i l s _ L b l > P a y m e n t D e t a i l s _ L b l < / P a y m e n t D e t a i l s _ L b l > - 
-         < P a y m e n t T e r m s D e s c > P a y m e n t T e r m s D e s c < / P a y m e n t T e r m s D e s c > - 
-         < P a y m e n t T e r m s D e s c _ L b l > P a y m e n t T e r m s D e s c _ L b l < / P a y m e n t T e r m s D e s c _ L b l > - 
-         < P a y T o C o n t a c t E m a i l > P a y T o C o n t a c t E m a i l < / P a y T o C o n t a c t E m a i l > - 
-         < P a y T o C o n t a c t E m a i l L b l > P a y T o C o n t a c t E m a i l L b l < / P a y T o C o n t a c t E m a i l L b l > - 
-         < P a y T o C o n t a c t M o b i l e P h o n e N o > P a y T o C o n t a c t M o b i l e P h o n e N o < / P a y T o C o n t a c t M o b i l e P h o n e N o > - 
-         < P a y T o C o n t a c t M o b i l e P h o n e N o L b l > P a y T o C o n t a c t M o b i l e P h o n e N o L b l < / P a y T o C o n t a c t M o b i l e P h o n e N o L b l > - 
-         < P a y T o C o n t a c t P h o n e N o > P a y T o C o n t a c t P h o n e N o < / P a y T o C o n t a c t P h o n e N o > - 
-         < P a y T o C o n t a c t P h o n e N o L b l > P a y T o C o n t a c t P h o n e N o L b l < / P a y T o C o n t a c t P h o n e N o L b l > - 
-         < P a y T o V e n d N o _ P u r c h H e a d e r > P a y T o V e n d N o _ P u r c h H e a d e r < / P a y T o V e n d N o _ P u r c h H e a d e r > - 
-         < P r e p m t P a y m e n t T e r m s D e s c > P r e p m t P a y m e n t T e r m s D e s c < / P r e p m t P a y m e n t T e r m s D e s c > - 
-         < P r e p y m t T e r m s D e s c _ L b l > P r e p y m t T e r m s D e s c _ L b l < / P r e p y m t T e r m s D e s c _ L b l > - 
-         < P r i c e s I n c l u d i n g V A T _ L b l > P r i c e s I n c l u d i n g V A T _ L b l < / P r i c e s I n c l u d i n g V A T _ L b l > - 
-         < P r i c e s I n c l V A T _ P u r c h H e a d e r > P r i c e s I n c l V A T _ P u r c h H e a d e r < / P r i c e s I n c l V A T _ P u r c h H e a d e r > - 
-         < P r i c e s I n c l V A T _ P u r c h H e a d e r _ L b l > P r i c e s I n c l V A T _ P u r c h H e a d e r _ L b l < / P r i c e s I n c l V A T _ P u r c h H e a d e r _ L b l > - 
-         < P r i c e s I n c l V A T t x t > P r i c e s I n c l V A T t x t < / P r i c e s I n c l V A T t x t > - 
-         < P u r c h a s e r T e x t > P u r c h a s e r T e x t < / P u r c h a s e r T e x t > - 
-         < P u r c h L i n e I n v D i s c A m t _ L b l > P u r c h L i n e I n v D i s c A m t _ L b l < / P u r c h L i n e I n v D i s c A m t _ L b l > - 
-         < P u r c h O r d e r C a p t i o n _ L b l > P u r c h O r d e r C a p t i o n _ L b l < / P u r c h O r d e r C a p t i o n _ L b l > - 
-         < P u r c h O r d e r D a t e C a p t i o n _ L b l > P u r c h O r d e r D a t e C a p t i o n _ L b l < / P u r c h O r d e r D a t e C a p t i o n _ L b l > - 
-         < P u r c h O r d e r N u m C a p t i o n _ L b l > P u r c h O r d e r N u m C a p t i o n _ L b l < / P u r c h O r d e r N u m C a p t i o n _ L b l > - 
-         < R e c e i v e b y _ L b l > R e c e i v e b y _ L b l < / R e c e i v e b y _ L b l > - 
-         < R e f e r e n c e T e x t > R e f e r e n c e T e x t < / R e f e r e n c e T e x t > - 
-         < S a l e s P u r c h P e r s o n N a m e > S a l e s P u r c h P e r s o n N a m e < / S a l e s P u r c h P e r s o n N a m e > - 
-         < S e l l T o C u s t N o _ P u r c h H e a d e r > S e l l T o C u s t N o _ P u r c h H e a d e r < / S e l l T o C u s t N o _ P u r c h H e a d e r > - 
-         < S e l l T o C u s t N o _ P u r c h H e a d e r _ L b l > S e l l T o C u s t N o _ P u r c h H e a d e r _ L b l < / S e l l T o C u s t N o _ P u r c h H e a d e r _ L b l > - 
-         < S h i p m e n t M e t h o d D e s c > S h i p m e n t M e t h o d D e s c < / S h i p m e n t M e t h o d D e s c > - 
-         < S h i p m e n t M e t h o d D e s c _ L b l > S h i p m e n t M e t h o d D e s c _ L b l < / S h i p m e n t M e t h o d D e s c _ L b l > - 
-         < S h i p T o A d d r 1 > S h i p T o A d d r 1 < / S h i p T o A d d r 1 > - 
-         < S h i p T o A d d r 2 > S h i p T o A d d r 2 < / S h i p T o A d d r 2 > - 
-         < S h i p T o A d d r 3 > S h i p T o A d d r 3 < / S h i p T o A d d r 3 > - 
-         < S h i p T o A d d r 4 > S h i p T o A d d r 4 < / S h i p T o A d d r 4 > - 
-         < S h i p T o A d d r 5 > S h i p T o A d d r 5 < / S h i p T o A d d r 5 > - 
-         < S h i p T o A d d r 6 > S h i p T o A d d r 6 < / S h i p T o A d d r 6 > - 
-         < S h i p T o A d d r 7 > S h i p T o A d d r 7 < / S h i p T o A d d r 7 > - 
-         < S h i p T o A d d r 8 > S h i p T o A d d r 8 < / S h i p T o A d d r 8 > - 
-         < S h i p t o A d d r e s s _ L b l > S h i p t o A d d r e s s _ L b l < / S h i p t o A d d r e s s _ L b l > - 
-         < S h i p T o P h o n e N o > S h i p T o P h o n e N o < / S h i p T o P h o n e N o > - 
-         < S u b t o t a l _ L b l > S u b t o t a l _ L b l < / S u b t o t a l _ L b l > - 
-         < T a x I d e n t T y p e C a p t i o n _ L b l > T a x I d e n t T y p e C a p t i o n _ L b l < / T a x I d e n t T y p e C a p t i o n _ L b l > - 
-         < T o C a p t i o n _ L b l > T o C a p t i o n _ L b l < / T o C a p t i o n _ L b l > - 
-         < T o t a l _ L b l > T o t a l _ L b l < / T o t a l _ L b l > - 
-         < V A L V A T B a s e L C Y _ L b l > V A L V A T B a s e L C Y _ L b l < / V A L V A T B a s e L C Y _ L b l > - 
-         < V A T A m t L i n e I n v D i s c B a s e A m t _ L b l > V A T A m t L i n e I n v D i s c B a s e A m t _ L b l < / V A T A m t L i n e I n v D i s c B a s e A m t _ L b l > - 
-         < V A T A m t L i n e L i n e A m t _ L b l > V A T A m t L i n e L i n e A m t _ L b l < / V A T A m t L i n e L i n e A m t _ L b l > - 
-         < V A T A m t L i n e V A T _ L b l > V A T A m t L i n e V A T _ L b l < / V A T A m t L i n e V A T _ L b l > - 
-         < V A T A m t L i n e V A T A m t _ L b l > V A T A m t L i n e V A T A m t _ L b l < / V A T A m t L i n e V A T A m t _ L b l > - 
-         < V A T A m t S p e c _ L b l > V A T A m t S p e c _ L b l < / V A T A m t S p e c _ L b l > - 
-         < V A T B a s e D i s c _ P u r c h H e a d e r > V A T B a s e D i s c _ P u r c h H e a d e r < / V A T B a s e D i s c _ P u r c h H e a d e r > - 
-         < V A T I d e n t i f i e r _ L b l > V A T I d e n t i f i e r _ L b l < / V A T I d e n t i f i e r _ L b l > - 
-         < V A T N o T e x t > V A T N o T e x t < / V A T N o T e x t > - 
-         < V A T R e g N o _ P u r c h H e a d e r > V A T R e g N o _ P u r c h H e a d e r < / V A T R e g N o _ P u r c h H e a d e r > - 
-         < V e n d A d d r 1 > V e n d A d d r 1 < / V e n d A d d r 1 > - 
-         < V e n d A d d r 2 > V e n d A d d r 2 < / V e n d A d d r 2 > - 
-         < V e n d A d d r 3 > V e n d A d d r 3 < / V e n d A d d r 3 > - 
-         < V e n d A d d r 4 > V e n d A d d r 4 < / V e n d A d d r 4 > - 
-         < V e n d A d d r 5 > V e n d A d d r 5 < / V e n d A d d r 5 > - 
-         < V e n d A d d r 6 > V e n d A d d r 6 < / V e n d A d d r 6 > - 
-         < V e n d A d d r 7 > V e n d A d d r 7 < / V e n d A d d r 7 > - 
-         < V e n d A d d r 8 > V e n d A d d r 8 < / V e n d A d d r 8 > - 
-         < V e n d N o _ L b l > V e n d N o _ L b l < / V e n d N o _ L b l > - 
-         < V e n d o r I D C a p t i o n _ L b l > V e n d o r I D C a p t i o n _ L b l < / V e n d o r I D C a p t i o n _ L b l > - 
-         < V e n d o r I n v o i c e N o > V e n d o r I n v o i c e N o < / V e n d o r I n v o i c e N o > - 
-         < V e n d o r I n v o i c e N o _ L b l > V e n d o r I n v o i c e N o _ L b l < / V e n d o r I n v o i c e N o _ L b l > - 
-         < V e n d o r O r d e r N o > V e n d o r O r d e r N o < / V e n d o r O r d e r N o > - 
-         < V e n d o r O r d e r N o _ L b l > V e n d o r O r d e r N o _ L b l < / V e n d o r O r d e r N o _ L b l > - 
-         < Y o u r R e f _ P u r c h H e a d e r > Y o u r R e f _ P u r c h H e a d e r < / Y o u r R e f _ P u r c h H e a d e r > - 
-         < P u r c h a s e _ L i n e > - 
-             < A l l o w I n v D i s c _ P u r c h L i n e > A l l o w I n v D i s c _ P u r c h L i n e < / A l l o w I n v D i s c _ P u r c h L i n e > - 
-             < A l l o w I n v D i s c t x t > A l l o w I n v D i s c t x t < / A l l o w I n v D i s c t x t > - 
-             < A m o u n t I n c l u d i n g V A T > A m o u n t I n c l u d i n g V A T < / A m o u n t I n c l u d i n g V A T > - 
-             < D e s c _ P u r c h L i n e > D e s c _ P u r c h L i n e < / D e s c _ P u r c h L i n e > - 
-             < D e s c _ P u r c h L i n e _ L b l > D e s c _ P u r c h L i n e _ L b l < / D e s c _ P u r c h L i n e _ L b l > - 
-             < D i r e c t U n i C o s t _ L b l > D i r e c t U n i C o s t _ L b l < / D i r e c t U n i C o s t _ L b l > - 
-             < D i r U n i t C o s t _ P u r c h L i n e > D i r U n i t C o s t _ P u r c h L i n e < / D i r U n i t C o s t _ P u r c h L i n e > - 
-             < E x p e c t e d R e c e i p t D a t e > E x p e c t e d R e c e i p t D a t e < / E x p e c t e d R e c e i p t D a t e > - 
-             < E x p e c t e d R e c e i p t D a t e L b l > E x p e c t e d R e c e i p t D a t e L b l < / E x p e c t e d R e c e i p t D a t e L b l > - 
-             < I n v D i s c A m t _ P u r c h L i n e > I n v D i s c A m t _ P u r c h L i n e < / I n v D i s c A m t _ P u r c h L i n e > - 
-             < I n v D i s c C a p t i o n _ L b l > I n v D i s c C a p t i o n _ L b l < / I n v D i s c C a p t i o n _ L b l > - 
-             < I t e m N o _ P u r c h L i n e > I t e m N o _ P u r c h L i n e < / I t e m N o _ P u r c h L i n e > - 
-             < I t e m R e f e r e n c e N o _ P u r c h L i n e > I t e m R e f e r e n c e N o _ P u r c h L i n e < / I t e m R e f e r e n c e N o _ P u r c h L i n e > - 
-             < J o b N o _ P u r c h L i n e > J o b N o _ P u r c h L i n e < / J o b N o _ P u r c h L i n e > - 
-             < J o b N o _ P u r c h L i n e _ L b l > J o b N o _ P u r c h L i n e _ L b l < / J o b N o _ P u r c h L i n e _ L b l > - 
-             < J o b T a s k N o _ P u r c h L i n e > J o b T a s k N o _ P u r c h L i n e < / J o b T a s k N o _ P u r c h L i n e > - 
-             < J o b T a s k N o _ P u r c h L i n e _ L b l > J o b T a s k N o _ P u r c h L i n e _ L b l < / J o b T a s k N o _ P u r c h L i n e _ L b l > - 
-             < L i n e A m t _ P u r c h L i n e > L i n e A m t _ P u r c h L i n e < / L i n e A m t _ P u r c h L i n e > - 
-             < L i n e D i s c _ P u r c h L i n e > L i n e D i s c _ P u r c h L i n e < / L i n e D i s c _ P u r c h L i n e > - 
-             < L i n e N o _ P u r c h L i n e > L i n e N o _ P u r c h L i n e < / L i n e N o _ P u r c h L i n e > - 
-             < N o _ P u r c h L i n e > N o _ P u r c h L i n e < / N o _ P u r c h L i n e > - 
-             < N o _ P u r c h L i n e _ L b l > N o _ P u r c h L i n e _ L b l < / N o _ P u r c h L i n e _ L b l > - 
-             < P l a n n e d R e c e i p t D a t e > P l a n n e d R e c e i p t D a t e < / P l a n n e d R e c e i p t D a t e > - 
-             < P l a n n e d R e c e i p t D a t e L b l > P l a n n e d R e c e i p t D a t e L b l < / P l a n n e d R e c e i p t D a t e L b l > - 
-             < P r o m i s e d R e c e i p t D a t e > P r o m i s e d R e c e i p t D a t e < / P r o m i s e d R e c e i p t D a t e > - 
-             < P r o m i s e d R e c e i p t D a t e L b l > P r o m i s e d R e c e i p t D a t e L b l < / P r o m i s e d R e c e i p t D a t e L b l > - 
-             < P u r c h L i n e _ V A T P c t > P u r c h L i n e _ V A T P c t < / P u r c h L i n e _ V A T P c t > - 
-             < P u r c h L i n e L i n e D i s c _ L b l > P u r c h L i n e L i n e D i s c _ L b l < / P u r c h L i n e L i n e D i s c _ L b l > - 
-             < Q t y _ P u r c h L i n e > Q t y _ P u r c h L i n e < / Q t y _ P u r c h L i n e > - 
-             < Q t y _ P u r c h L i n e _ L b l > Q t y _ P u r c h L i n e _ L b l < / Q t y _ P u r c h L i n e _ L b l > - 
-             < R e q u e s t e d R e c e i p t D a t e > R e q u e s t e d R e c e i p t D a t e < / R e q u e s t e d R e c e i p t D a t e > - 
-             < R e q u e s t e d R e c e i p t D a t e L b l > R e q u e s t e d R e c e i p t D a t e L b l < / R e q u e s t e d R e c e i p t D a t e L b l > - 
-             < T o t a l I n c l V A T > T o t a l I n c l V A T < / T o t a l I n c l V A T > - 
-             < T o t a l P r i c e C a p t i o n _ L b l > T o t a l P r i c e C a p t i o n _ L b l < / T o t a l P r i c e C a p t i o n _ L b l > - 
-             < T y p e _ P u r c h L i n e > T y p e _ P u r c h L i n e < / T y p e _ P u r c h L i n e > - 
-             < U n i t P r i c e _ P u r c h L i n e > U n i t P r i c e _ P u r c h L i n e < / U n i t P r i c e _ P u r c h L i n e > - 
-             < U n i t P r i c e _ P u r c h L i n e _ L b l > U n i t P r i c e _ P u r c h L i n e _ L b l < / U n i t P r i c e _ P u r c h L i n e _ L b l > - 
-             < U O M _ P u r c h L i n e > U O M _ P u r c h L i n e < / U O M _ P u r c h L i n e > - 
-             < U O M _ P u r c h L i n e _ L b l > U O M _ P u r c h L i n e _ L b l < / U O M _ P u r c h L i n e _ L b l > - 
-             < V A T D i s c o u n t A m o u n t _ L b l > V A T D i s c o u n t A m o u n t _ L b l < / V A T D i s c o u n t A m o u n t _ L b l > - 
-             < V A T I d e n t i f i e r _ P u r c h L i n e > V A T I d e n t i f i e r _ P u r c h L i n e < / V A T I d e n t i f i e r _ P u r c h L i n e > - 
-             < V A T I d e n t i f i e r _ P u r c h L i n e _ L b l > V A T I d e n t i f i e r _ P u r c h L i n e _ L b l < / V A T I d e n t i f i e r _ P u r c h L i n e _ L b l > - 
-             < V e n d o r I t e m N o _ P u r c h L i n e > V e n d o r I t e m N o _ P u r c h L i n e < / V e n d o r I t e m N o _ P u r c h L i n e > +     < T o o l t i p s / > + 
+     < P u r c h a s e _ H e a d e r   E l e m e n t T y p e = " D a t a I t e m "   E l e m e n t I d = " 7 4 4 9 0 9 8 3 " > + 
+         < A l l o w I n v o i c e D i s c _ L b l   E l e m e n t T y p e = " C o l u m n "   E l e m e n t I d = " 1 4 4 9 1 1 7 7 6 3 "   D a t a T y p e = " T e x t C o n s t " > A l l o w I n v o i c e D i s c _ L b l < / A l l o w I n v o i c e D i s c _ L b l > + 
+         < A m o u n t _ L b l   E l e m e n t T y p e = " C o l u m n "   E l e m e n t I d = " 1 8 5 7 4 6 5 8 6 0 "   D a t a T y p e = " T e x t C o n s t " > A m o u n t _ L b l < / A m o u n t _ L b l > + 
+         < B u y e r _ L b l   E l e m e n t T y p e = " C o l u m n "   E l e m e n t I d = " 1 7 4 6 3 3 5 4 8 9 "   D a t a T y p e = " T e x t C o n s t " > B u y e r _ L b l < / B u y e r _ L b l > + 
+         < B u y F r m V e n d N o _ P u r c h H e a d e r   E l e m e n t T y p e = " C o l u m n "   E l e m e n t I d = " 1 1 4 1 1 5 6 0 2 "   D a t a T y p e = " C o d e " > B u y F r m V e n d N o _ P u r c h H e a d e r < / B u y F r m V e n d N o _ P u r c h H e a d e r > + 
+         < B u y F r m V e n d N o _ P u r c h H e a d e r _ L b l   E l e m e n t T y p e = " C o l u m n "   E l e m e n t I d = " 1 8 5 3 8 7 0 8 5 "   D a t a T y p e = " S t r i n g " > B u y F r m V e n d N o _ P u r c h H e a d e r _ L b l < / B u y F r m V e n d N o _ P u r c h H e a d e r _ L b l > + 
+         < B u y F r o m A d d r 1   E l e m e n t T y p e = " C o l u m n "   E l e m e n t I d = " 9 9 4 5 5 4 4 3 3 "   D a t a T y p e = " T e x t " > B u y F r o m A d d r 1 < / B u y F r o m A d d r 1 > + 
+         < B u y F r o m A d d r 2   E l e m e n t T y p e = " C o l u m n "   E l e m e n t I d = " 1 3 8 7 3 2 3 0 1 2 "   D a t a T y p e = " T e x t " > B u y F r o m A d d r 2 < / B u y F r o m A d d r 2 > + 
+         < B u y F r o m A d d r 3   E l e m e n t T y p e = " C o l u m n "   E l e m e n t I d = " 2 0 2 5 0 1 9 6 2 9 "   D a t a T y p e = " T e x t " > B u y F r o m A d d r 3 < / B u y F r o m A d d r 3 > + 
+         < B u y F r o m A d d r 4   E l e m e n t T y p e = " C o l u m n "   E l e m e n t I d = " 1 1 1 9 2 9 7 7 8 "   D a t a T y p e = " T e x t " > B u y F r o m A d d r 4 < / B u y F r o m A d d r 4 > + 
+         < B u y F r o m A d d r 5   E l e m e n t T y p e = " C o l u m n "   E l e m e n t I d = " 7 4 9 6 2 6 3 9 5 "   D a t a T y p e = " T e x t " > B u y F r o m A d d r 5 < / B u y F r o m A d d r 5 > + 
+         < B u y F r o m A d d r 6   E l e m e n t T y p e = " C o l u m n "   E l e m e n t I d = " 1 1 6 3 4 6 3 4 5 6 "   D a t a T y p e = " T e x t " > B u y F r o m A d d r 6 < / B u y F r o m A d d r 6 > + 
+         < B u y F r o m A d d r 7   E l e m e n t T y p e = " C o l u m n "   E l e m e n t I d = " 5 2 5 7 6 6 8 3 9 "   D a t a T y p e = " T e x t " > B u y F r o m A d d r 7 < / B u y F r o m A d d r 7 > + 
+         < B u y F r o m A d d r 8   E l e m e n t T y p e = " C o l u m n "   E l e m e n t I d = " 8 2 5 6 4 5 4 1 0 "   D a t a T y p e = " T e x t " > B u y F r o m A d d r 8 < / B u y F r o m A d d r 8 > + 
+         < B u y F r o m C o n t a c t E m a i l   E l e m e n t T y p e = " C o l u m n "   E l e m e n t I d = " 1 4 6 0 8 4 1 4 4 9 "   D a t a T y p e = " T e x t " > B u y F r o m C o n t a c t E m a i l < / B u y F r o m C o n t a c t E m a i l > + 
+         < B u y F r o m C o n t a c t E m a i l L b l   E l e m e n t T y p e = " C o l u m n "   E l e m e n t I d = " 4 6 2 0 6 3 8 7 5 "   D a t a T y p e = " T e x t C o n s t " > B u y F r o m C o n t a c t E m a i l L b l < / B u y F r o m C o n t a c t E m a i l L b l > + 
+         < B u y F r o m C o n t a c t M o b i l e P h o n e N o   E l e m e n t T y p e = " C o l u m n "   E l e m e n t I d = " 6 8 2 3 8 6 3 9 2 "   D a t a T y p e = " T e x t " > B u y F r o m C o n t a c t M o b i l e P h o n e N o < / B u y F r o m C o n t a c t M o b i l e P h o n e N o > + 
+         < B u y F r o m C o n t a c t M o b i l e P h o n e N o L b l   E l e m e n t T y p e = " C o l u m n "   E l e m e n t I d = " 3 5 0 1 9 3 3 8 "   D a t a T y p e = " T e x t C o n s t " > B u y F r o m C o n t a c t M o b i l e P h o n e N o L b l < / B u y F r o m C o n t a c t M o b i l e P h o n e N o L b l > + 
+         < B u y F r o m C o n t a c t P h o n e N o   E l e m e n t T y p e = " C o l u m n "   E l e m e n t I d = " 1 6 2 4 1 1 6 4 9 6 "   D a t a T y p e = " T e x t " > B u y F r o m C o n t a c t P h o n e N o < / B u y F r o m C o n t a c t P h o n e N o > + 
+         < B u y F r o m C o n t a c t P h o n e N o L b l   E l e m e n t T y p e = " C o l u m n "   E l e m e n t I d = " 3 6 1 4 5 0 8 0 2 "   D a t a T y p e = " T e x t C o n s t " > B u y F r o m C o n t a c t P h o n e N o L b l < / B u y F r o m C o n t a c t P h o n e N o L b l > + 
+         < C o m p a n y A d d r e s s 1   E l e m e n t T y p e = " C o l u m n "   E l e m e n t I d = " 1 8 8 4 1 6 4 3 2 3 "   D a t a T y p e = " T e x t " > C o m p a n y A d d r e s s 1 < / C o m p a n y A d d r e s s 1 > + 
+         < C o m p a n y A d d r e s s 2   E l e m e n t T y p e = " C o l u m n "   E l e m e n t I d = " 1 2 4 6 4 6 7 7 0 6 "   D a t a T y p e = " T e x t " > C o m p a n y A d d r e s s 2 < / C o m p a n y A d d r e s s 2 > + 
+         < C o m p a n y A d d r e s s 3   E l e m e n t T y p e = " C o l u m n "   E l e m e n t I d = " 6 0 8 7 7 1 0 8 9 "   D a t a T y p e = " T e x t " > C o m p a n y A d d r e s s 3 < / C o m p a n y A d d r e s s 3 > + 
+         < C o m p a n y A d d r e s s 4   E l e m e n t T y p e = " C o l u m n "   E l e m e n t I d = " 7 7 7 6 8 0 1 1 2 "   D a t a T y p e = " T e x t " > C o m p a n y A d d r e s s 4 < / C o m p a n y A d d r e s s 4 > + 
+         < C o m p a n y A d d r e s s 5   E l e m e n t T y p e = " C o l u m n "   E l e m e n t I d = " 1 3 9 9 8 3 4 9 5 "   D a t a T y p e = " T e x t " > C o m p a n y A d d r e s s 5 < / C o m p a n y A d d r e s s 5 > + 
+         < C o m p a n y A d d r e s s 6   E l e m e n t T y p e = " C o l u m n "   E l e m e n t I d = " 4 9 7 7 1 3 1 2 2 "   D a t a T y p e = " T e x t " > C o m p a n y A d d r e s s 6 < / C o m p a n y A d d r e s s 6 > + 
+         < C o m p a n y A d d r e s s 7   E l e m e n t T y p e = " C o l u m n "   E l e m e n t I d = " 1 1 3 5 4 0 9 7 3 9 "   D a t a T y p e = " T e x t " > C o m p a n y A d d r e s s 7 < / C o m p a n y A d d r e s s 7 > + 
+         < C o m p a n y A d d r e s s 8   E l e m e n t T y p e = " C o l u m n "   E l e m e n t I d = " 1 7 1 5 2 5 5 3 0 0 "   D a t a T y p e = " T e x t " > C o m p a n y A d d r e s s 8 < / C o m p a n y A d d r e s s 8 > + 
+         < C o m p a n y B a n k A c c o u n t N o   E l e m e n t T y p e = " C o l u m n "   E l e m e n t I d = " 3 0 1 4 0 2 0 4 "   D a t a T y p e = " T e x t " > C o m p a n y B a n k A c c o u n t N o < / C o m p a n y B a n k A c c o u n t N o > + 
+         < C o m p a n y B a n k A c c o u n t N o _ L b l   E l e m e n t T y p e = " C o l u m n "   E l e m e n t I d = " 1 0 9 7 7 4 3 3 4 5 "   D a t a T y p e = " T e x t C o n s t " > C o m p a n y B a n k A c c o u n t N o _ L b l < / C o m p a n y B a n k A c c o u n t N o _ L b l > + 
+         < C o m p a n y B a n k B r a n c h N o   E l e m e n t T y p e = " C o l u m n "   E l e m e n t I d = " 7 9 3 1 3 3 0 5 7 "   D a t a T y p e = " T e x t " > C o m p a n y B a n k B r a n c h N o < / C o m p a n y B a n k B r a n c h N o > + 
+         < C o m p a n y B a n k B r a n c h N o _ L b l   E l e m e n t T y p e = " C o l u m n "   E l e m e n t I d = " 3 2 7 9 0 6 6 9 2 "   D a t a T y p e = " S t r i n g " > C o m p a n y B a n k B r a n c h N o _ L b l < / C o m p a n y B a n k B r a n c h N o _ L b l > + 
+         < C o m p a n y B a n k N a m e   E l e m e n t T y p e = " C o l u m n "   E l e m e n t I d = " 1 5 3 4 9 0 5 6 0 5 "   D a t a T y p e = " T e x t " > C o m p a n y B a n k N a m e < / C o m p a n y B a n k N a m e > + 
+         < C o m p a n y B a n k N a m e _ L b l   E l e m e n t T y p e = " C o l u m n "   E l e m e n t I d = " 1 2 0 4 3 0 7 0 1 4 "   D a t a T y p e = " T e x t C o n s t " > C o m p a n y B a n k N a m e _ L b l < / C o m p a n y B a n k N a m e _ L b l > + 
+         < C o m p a n y C u s t o m G i r o   E l e m e n t T y p e = " C o l u m n "   E l e m e n t I d = " 1 6 7 0 4 7 5 7 9 8 "   D a t a T y p e = " T e x t " > C o m p a n y C u s t o m G i r o < / C o m p a n y C u s t o m G i r o > + 
+         < C o m p a n y C u s t o m G i r o _ L b l   E l e m e n t T y p e = " C o l u m n "   E l e m e n t I d = " 8 9 1 4 3 9 6 2 5 "   D a t a T y p e = " T e x t " > C o m p a n y C u s t o m G i r o _ L b l < / C o m p a n y C u s t o m G i r o _ L b l > + 
+         < C o m p a n y E M a i l   E l e m e n t T y p e = " C o l u m n "   E l e m e n t I d = " 1 6 7 7 0 7 4 0 5 8 "   D a t a T y p e = " T e x t " > C o m p a n y E M a i l < / C o m p a n y E M a i l > + 
+         < C o m p a n y E m a i l _ L b l   E l e m e n t T y p e = " C o l u m n "   E l e m e n t I d = " 8 0 8 1 5 9 1 7 9 "   D a t a T y p e = " T e x t C o n s t " > C o m p a n y E m a i l _ L b l < / C o m p a n y E m a i l _ L b l > + 
+         < C o m p a n y G i r o N o   E l e m e n t T y p e = " C o l u m n "   E l e m e n t I d = " 1 3 6 0 1 9 6 3 2 0 "   D a t a T y p e = " T e x t " > C o m p a n y G i r o N o < / C o m p a n y G i r o N o > + 
+         < C o m p a n y G i r o N o _ L b l   E l e m e n t T y p e = " C o l u m n "   E l e m e n t I d = " 8 6 1 6 0 2 1 1 5 "   D a t a T y p e = " T e x t C o n s t " > C o m p a n y G i r o N o _ L b l < / C o m p a n y G i r o N o _ L b l > + 
+         < C o m p a n y H o m e P a g e   E l e m e n t T y p e = " C o l u m n "   E l e m e n t I d = " 1 9 8 9 1 8 8 7 0 "   D a t a T y p e = " T e x t " > C o m p a n y H o m e P a g e < / C o m p a n y H o m e P a g e > + 
+         < C o m p a n y H o m e P a g e _ L b l   E l e m e n t T y p e = " C o l u m n "   E l e m e n t I d = " 1 5 2 9 3 4 8 1 7 1 "   D a t a T y p e = " T e x t C o n s t " > C o m p a n y H o m e P a g e _ L b l < / C o m p a n y H o m e P a g e _ L b l > + 
+         < C o m p a n y I B A N   E l e m e n t T y p e = " C o l u m n "   E l e m e n t I d = " 9 0 6 5 4 9 1 8 2 "   D a t a T y p e = " C o d e " > C o m p a n y I B A N < / C o m p a n y I B A N > + 
+         < C o m p a n y I B A N _ L b l   E l e m e n t T y p e = " C o l u m n "   E l e m e n t I d = " 1 2 6 7 9 5 2 2 2 7 "   D a t a T y p e = " S t r i n g " > C o m p a n y I B A N _ L b l < / C o m p a n y I B A N _ L b l > + 
+         < C o m p a n y L e g a l O f f i c e   E l e m e n t T y p e = " C o l u m n "   E l e m e n t I d = " 7 1 4 2 5 8 1 1 1 "   D a t a T y p e = " T e x t " > C o m p a n y L e g a l O f f i c e < / C o m p a n y L e g a l O f f i c e > + 
+         < C o m p a n y L e g a l O f f i c e _ L b l   E l e m e n t T y p e = " C o l u m n "   E l e m e n t I d = " 1 5 3 3 1 7 5 1 0 8 "   D a t a T y p e = " T e x t " > C o m p a n y L e g a l O f f i c e _ L b l < / C o m p a n y L e g a l O f f i c e _ L b l > + 
+         < C o m p a n y L o g o P o s i t i o n   E l e m e n t T y p e = " C o l u m n "   E l e m e n t I d = " 1 4 2 5 2 6 6 6 8 8 "   D a t a T y p e = " I n t e g e r " > C o m p a n y L o g o P o s i t i o n < / C o m p a n y L o g o P o s i t i o n > + 
+         < C o m p a n y P h o n e N o   E l e m e n t T y p e = " C o l u m n "   E l e m e n t I d = " 2 5 0 4 4 0 6 5 5 "   D a t a T y p e = " T e x t " > C o m p a n y P h o n e N o < / C o m p a n y P h o n e N o > + 
+         < C o m p a n y P h o n e N o _ L b l   E l e m e n t T y p e = " C o l u m n "   E l e m e n t I d = " 5 5 8 5 9 3 5 8 6 "   D a t a T y p e = " T e x t C o n s t " > C o m p a n y P h o n e N o _ L b l < / C o m p a n y P h o n e N o _ L b l > + 
+         < C o m p a n y P i c t u r e   E l e m e n t T y p e = " C o l u m n "   E l e m e n t I d = " 1 3 9 7 4 1 1 0 7 4 "   D a t a T y p e = " B L O B " / > + 
+         < C o m p a n y R e g i s t r a t i o n N u m b e r   E l e m e n t T y p e = " C o l u m n "   E l e m e n t I d = " 2 0 2 3 6 3 9 4 2 4 "   D a t a T y p e = " T e x t " > C o m p a n y R e g i s t r a t i o n N u m b e r < / C o m p a n y R e g i s t r a t i o n N u m b e r > + 
+         < C o m p a n y R e g i s t r a t i o n N u m b e r _ L b l   E l e m e n t T y p e = " C o l u m n "   E l e m e n t I d = " 1 8 3 3 1 0 6 6 5 3 "   D a t a T y p e = " T e x t " > C o m p a n y R e g i s t r a t i o n N u m b e r _ L b l < / C o m p a n y R e g i s t r a t i o n N u m b e r _ L b l > + 
+         < C o m p a n y S W I F T   E l e m e n t T y p e = " C o l u m n "   E l e m e n t I d = " 6 6 8 2 5 0 2 4 5 "   D a t a T y p e = " C o d e " > C o m p a n y S W I F T < / C o m p a n y S W I F T > + 
+         < C o m p a n y S W I F T _ L b l   E l e m e n t T y p e = " C o l u m n "   E l e m e n t I d = " 2 0 2 9 5 9 7 3 8 4 "   D a t a T y p e = " S t r i n g " > C o m p a n y S W I F T _ L b l < / C o m p a n y S W I F T _ L b l > + 
+         < C o m p a n y V A T R e g i s t r a t i o n N o   E l e m e n t T y p e = " C o l u m n "   E l e m e n t I d = " 1 9 1 4 0 1 3 6 4 9 "   D a t a T y p e = " T e x t " > C o m p a n y V A T R e g i s t r a t i o n N o < / C o m p a n y V A T R e g i s t r a t i o n N o > + 
+         < C o m p a n y V A T R e g i s t r a t i o n N o _ L b l   E l e m e n t T y p e = " C o l u m n "   E l e m e n t I d = " 9 2 4 5 0 3 1 2 4 "   D a t a T y p e = " T e x t " > C o m p a n y V A T R e g i s t r a t i o n N o _ L b l < / C o m p a n y V A T R e g i s t r a t i o n N o _ L b l > + 
+         < C o m p a n y V A T R e g N o   E l e m e n t T y p e = " C o l u m n "   E l e m e n t I d = " 1 7 1 4 3 1 9 3 6 "   D a t a T y p e = " T e x t " > C o m p a n y V A T R e g N o < / C o m p a n y V A T R e g N o > + 
+         < C o m p a n y V A T R e g N o _ L b l   E l e m e n t T y p e = " C o l u m n "   E l e m e n t I d = " 7 7 3 2 0 1 5 0 1 "   D a t a T y p e = " T e x t " > C o m p a n y V A T R e g N o _ L b l < / C o m p a n y V A T R e g N o _ L b l > + 
+         < C o n f i r m T o C a p t i o n _ L b l   E l e m e n t T y p e = " C o l u m n "   E l e m e n t I d = " 1 7 0 5 6 7 2 8 4 1 "   D a t a T y p e = " T e x t C o n s t " > C o n f i r m T o C a p t i o n _ L b l < / C o n f i r m T o C a p t i o n _ L b l > + 
+         < D i m T e x t   E l e m e n t T y p e = " C o l u m n "   E l e m e n t I d = " 1 7 6 4 8 3 2 3 2 "   D a t a T y p e = " T e x t " > D i m T e x t < / D i m T e x t > + 
+         < D o c T y p e _ P u r c h H e a d e r   E l e m e n t T y p e = " C o l u m n "   E l e m e n t I d = " 1 9 1 3 4 4 6 4 3 3 "   D a t a T y p e = " O p t i o n " > D o c T y p e _ P u r c h H e a d e r < / D o c T y p e _ P u r c h H e a d e r > + 
+         < D o c u m e n t D a t e   E l e m e n t T y p e = " C o l u m n "   E l e m e n t I d = " 5 5 2 8 7 1 9 1 4 "   D a t a T y p e = " S t r i n g " > D o c u m e n t D a t e < / D o c u m e n t D a t e > + 
+         < D o c u m e n t D a t e _ L b l   E l e m e n t T y p e = " C o l u m n "   E l e m e n t I d = " 1 0 2 6 4 9 4 8 3 "   D a t a T y p e = " T e x t C o n s t " > D o c u m e n t D a t e _ L b l < / D o c u m e n t D a t e _ L b l > + 
+         < D o c u m e n t T i t l e _ L b l   E l e m e n t T y p e = " C o l u m n "   E l e m e n t I d = " 8 5 8 4 2 3 9 2 9 "   D a t a T y p e = " T e x t C o n s t " > D o c u m e n t T i t l e _ L b l < / D o c u m e n t T i t l e _ L b l > + 
+         < D u e D a t e   E l e m e n t T y p e = " C o l u m n "   E l e m e n t I d = " 7 4 5 1 7 0 2 0 3 "   D a t a T y p e = " S t r i n g " > D u e D a t e < / D u e D a t e > + 
+         < E m a i l I D _ L b l   E l e m e n t T y p e = " C o l u m n "   E l e m e n t I d = " 1 0 8 1 3 5 7 8 8 9 "   D a t a T y p e = " T e x t C o n s t " > E m a i l I D _ L b l < / E m a i l I D _ L b l > + 
+         < E x p t R e c p t D t _ P u r c h a s e H e a d e r   E l e m e n t T y p e = " C o l u m n "   E l e m e n t I d = " 7 5 1 5 1 3 9 8 3 "   D a t a T y p e = " S t r i n g " > E x p t R e c p t D t _ P u r c h a s e H e a d e r < / E x p t R e c p t D t _ P u r c h a s e H e a d e r > + 
+         < H o m e P a g e _ L b l   E l e m e n t T y p e = " C o l u m n "   E l e m e n t I d = " 1 4 3 3 5 9 2 3 0 0 "   D a t a T y p e = " T e x t C o n s t " > H o m e P a g e _ L b l < / H o m e P a g e _ L b l > + 
+         < I t e m D e s c r i p t i o n _ L b l   E l e m e n t T y p e = " C o l u m n "   E l e m e n t I d = " 8 3 5 8 4 5 8 5 3 "   D a t a T y p e = " T e x t C o n s t " > I t e m D e s c r i p t i o n _ L b l < / I t e m D e s c r i p t i o n _ L b l > + 
+         < I t e m L i n e A m o u n t _ L b l   E l e m e n t T y p e = " C o l u m n "   E l e m e n t I d = " 4 8 8 7 0 7 2 7 "   D a t a T y p e = " T e x t C o n s t " > I t e m L i n e A m o u n t _ L b l < / I t e m L i n e A m o u n t _ L b l > + 
+         < I t e m N u m b e r _ L b l   E l e m e n t T y p e = " C o l u m n "   E l e m e n t I d = " 1 3 3 2 2 2 5 7 7 4 "   D a t a T y p e = " T e x t C o n s t " > I t e m N u m b e r _ L b l < / I t e m N u m b e r _ L b l > + 
+         < I t e m Q u a n t i t y _ L b l   E l e m e n t T y p e = " C o l u m n "   E l e m e n t I d = " 1 8 0 2 5 9 1 7 6 6 "   D a t a T y p e = " T e x t C o n s t " > I t e m Q u a n t i t y _ L b l < / I t e m Q u a n t i t y _ L b l > + 
+         < I t e m U n i t _ L b l   E l e m e n t T y p e = " C o l u m n "   E l e m e n t I d = " 1 9 8 1 4 0 3 7 7 3 "   D a t a T y p e = " T e x t C o n s t " > I t e m U n i t _ L b l < / I t e m U n i t _ L b l > + 
+         < I t e m U n i t P r i c e _ L b l   E l e m e n t T y p e = " C o l u m n "   E l e m e n t I d = " 4 6 6 8 5 2 9 8 "   D a t a T y p e = " T e x t C o n s t " > I t e m U n i t P r i c e _ L b l < / I t e m U n i t P r i c e _ L b l > + 
+         < N o _ P u r c h H e a d e r   E l e m e n t T y p e = " C o l u m n "   E l e m e n t I d = " 5 2 0 3 3 9 3 5 2 "   D a t a T y p e = " C o d e " > N o _ P u r c h H e a d e r < / N o _ P u r c h H e a d e r > + 
+         < O r d e r D a t e _ L b l   E l e m e n t T y p e = " C o l u m n "   E l e m e n t I d = " 4 1 7 6 9 0 3 9 8 "   D a t a T y p e = " T e x t C o n s t " > O r d e r D a t e _ L b l < / O r d e r D a t e _ L b l > + 
+         < O r d e r D a t e _ P u r c h a s e H e a d e r   E l e m e n t T y p e = " C o l u m n "   E l e m e n t I d = " 1 1 1 9 3 3 8 5 4 0 "   D a t a T y p e = " S t r i n g " > O r d e r D a t e _ P u r c h a s e H e a d e r < / O r d e r D a t e _ P u r c h a s e H e a d e r > + 
+         < O r d e r N o _ L b l   E l e m e n t T y p e = " C o l u m n "   E l e m e n t I d = " 1 9 9 1 0 6 2 5 2 9 "   D a t a T y p e = " T e x t C o n s t " > O r d e r N o _ L b l < / O r d e r N o _ L b l > + 
+         < O u t p u t N o   E l e m e n t T y p e = " C o l u m n "   E l e m e n t I d = " 1 5 2 4 6 3 6 1 8 1 "   D a t a T y p e = " I n t e g e r " > O u t p u t N o < / O u t p u t N o > + 
+         < P a g e _ L b l   E l e m e n t T y p e = " C o l u m n "   E l e m e n t I d = " 6 8 0 6 4 8 0 9 1 "   D a t a T y p e = " T e x t C o n s t " > P a g e _ L b l < / P a g e _ L b l > + 
+         < P a y m e n t D e t a i l s _ L b l   E l e m e n t T y p e = " C o l u m n "   E l e m e n t I d = " 1 0 2 9 7 4 8 9 9 2 "   D a t a T y p e = " T e x t C o n s t " > P a y m e n t D e t a i l s _ L b l < / P a y m e n t D e t a i l s _ L b l > + 
+         < P a y m e n t T e r m s D e s c   E l e m e n t T y p e = " C o l u m n "   E l e m e n t I d = " 1 9 8 3 0 0 2 7 7 9 "   D a t a T y p e = " T e x t " > P a y m e n t T e r m s D e s c < / P a y m e n t T e r m s D e s c > + 
+         < P a y m e n t T e r m s D e s c _ L b l   E l e m e n t T y p e = " C o l u m n "   E l e m e n t I d = " 1 4 3 7 8 0 9 5 6 2 "   D a t a T y p e = " T e x t C o n s t " > P a y m e n t T e r m s D e s c _ L b l < / P a y m e n t T e r m s D e s c _ L b l > + 
+         < P a y T o C o n t a c t E m a i l   E l e m e n t T y p e = " C o l u m n "   E l e m e n t I d = " 1 9 8 4 8 9 3 3 1 0 "   D a t a T y p e = " T e x t " > P a y T o C o n t a c t E m a i l < / P a y T o C o n t a c t E m a i l > + 
+         < P a y T o C o n t a c t E m a i l L b l   E l e m e n t T y p e = " C o l u m n "   E l e m e n t I d = " 6 8 4 6 8 8 4 8 "   D a t a T y p e = " T e x t C o n s t " > P a y T o C o n t a c t E m a i l L b l < / P a y T o C o n t a c t E m a i l L b l > + 
+         < P a y T o C o n t a c t M o b i l e P h o n e N o   E l e m e n t T y p e = " C o l u m n "   E l e m e n t I d = " 1 9 0 1 4 6 6 0 5 "   D a t a T y p e = " T e x t " > P a y T o C o n t a c t M o b i l e P h o n e N o < / P a y T o C o n t a c t M o b i l e P h o n e N o > + 
+         < P a y T o C o n t a c t M o b i l e P h o n e N o L b l   E l e m e n t T y p e = " C o l u m n "   E l e m e n t I d = " 1 2 5 4 4 4 0 0 8 9 "   D a t a T y p e = " T e x t C o n s t " > P a y T o C o n t a c t M o b i l e P h o n e N o L b l < / P a y T o C o n t a c t M o b i l e P h o n e N o L b l > + 
+         < P a y T o C o n t a c t P h o n e N o   E l e m e n t T y p e = " C o l u m n "   E l e m e n t I d = " 1 9 2 3 7 9 6 7 0 9 "   D a t a T y p e = " T e x t " > P a y T o C o n t a c t P h o n e N o < / P a y T o C o n t a c t P h o n e N o > + 
+         < P a y T o C o n t a c t P h o n e N o L b l   E l e m e n t T y p e = " C o l u m n "   E l e m e n t I d = " 2 9 3 4 6 1 0 8 7 "   D a t a T y p e = " T e x t C o n s t " > P a y T o C o n t a c t P h o n e N o L b l < / P a y T o C o n t a c t P h o n e N o L b l > + 
+         < P a y T o V e n d N o _ P u r c h H e a d e r   E l e m e n t T y p e = " C o l u m n "   E l e m e n t I d = " 6 3 5 5 6 4 4 9 8 "   D a t a T y p e = " C o d e " > P a y T o V e n d N o _ P u r c h H e a d e r < / P a y T o V e n d N o _ P u r c h H e a d e r > + 
+         < P r e p m t P a y m e n t T e r m s D e s c   E l e m e n t T y p e = " C o l u m n "   E l e m e n t I d = " 4 2 9 7 6 4 9 1 "   D a t a T y p e = " T e x t " > P r e p m t P a y m e n t T e r m s D e s c < / P r e p m t P a y m e n t T e r m s D e s c > + 
+         < P r e p y m t T e r m s D e s c _ L b l   E l e m e n t T y p e = " C o l u m n "   E l e m e n t I d = " 1 8 4 2 9 3 9 4 8 5 "   D a t a T y p e = " T e x t C o n s t " > P r e p y m t T e r m s D e s c _ L b l < / P r e p y m t T e r m s D e s c _ L b l > + 
+         < P r i c e s I n c l u d i n g V A T _ L b l   E l e m e n t T y p e = " C o l u m n "   E l e m e n t I d = " 1 3 7 7 9 7 9 4 4 4 "   D a t a T y p e = " T e x t C o n s t " > P r i c e s I n c l u d i n g V A T _ L b l < / P r i c e s I n c l u d i n g V A T _ L b l > + 
+         < P r i c e s I n c l V A T _ P u r c h H e a d e r   E l e m e n t T y p e = " C o l u m n "   E l e m e n t I d = " 1 8 0 5 5 0 7 9 8 0 "   D a t a T y p e = " B o o l e a n " > P r i c e s I n c l V A T _ P u r c h H e a d e r < / P r i c e s I n c l V A T _ P u r c h H e a d e r > + 
+         < P r i c e s I n c l V A T _ P u r c h H e a d e r _ L b l   E l e m e n t T y p e = " C o l u m n "   E l e m e n t I d = " 1 7 9 9 5 0 1 7 4 3 "   D a t a T y p e = " S t r i n g " > P r i c e s I n c l V A T _ P u r c h H e a d e r _ L b l < / P r i c e s I n c l V A T _ P u r c h H e a d e r _ L b l > + 
+         < P r i c e s I n c l V A T t x t   E l e m e n t T y p e = " C o l u m n "   E l e m e n t I d = " 1 1 2 3 7 2 4 4 4 8 "   D a t a T y p e = " T e x t C o n s t " > P r i c e s I n c l V A T t x t < / P r i c e s I n c l V A T t x t > + 
+         < P u r c h a s e r T e x t   E l e m e n t T y p e = " C o l u m n "   E l e m e n t I d = " 1 2 9 1 4 2 3 8 3 3 "   D a t a T y p e = " T e x t " > P u r c h a s e r T e x t < / P u r c h a s e r T e x t > + 
+         < P u r c h L i n e I n v D i s c A m t _ L b l   E l e m e n t T y p e = " C o l u m n "   E l e m e n t I d = " 9 2 6 7 0 5 4 6 2 "   D a t a T y p e = " T e x t C o n s t " > P u r c h L i n e I n v D i s c A m t _ L b l < / P u r c h L i n e I n v D i s c A m t _ L b l > + 
+         < P u r c h O r d e r C a p t i o n _ L b l   E l e m e n t T y p e = " C o l u m n "   E l e m e n t I d = " 6 3 3 7 2 3 3 7 2 "   D a t a T y p e = " T e x t C o n s t " > P u r c h O r d e r C a p t i o n _ L b l < / P u r c h O r d e r C a p t i o n _ L b l > + 
+         < P u r c h O r d e r D a t e C a p t i o n _ L b l   E l e m e n t T y p e = " C o l u m n "   E l e m e n t I d = " 1 6 3 4 1 8 6 4 0 "   D a t a T y p e = " T e x t C o n s t " > P u r c h O r d e r D a t e C a p t i o n _ L b l < / P u r c h O r d e r D a t e C a p t i o n _ L b l > + 
+         < P u r c h O r d e r N u m C a p t i o n _ L b l   E l e m e n t T y p e = " C o l u m n "   E l e m e n t I d = " 4 6 4 1 4 9 4 5 4 "   D a t a T y p e = " T e x t C o n s t " > P u r c h O r d e r N u m C a p t i o n _ L b l < / P u r c h O r d e r N u m C a p t i o n _ L b l > + 
+         < R e c e i v e b y _ L b l   E l e m e n t T y p e = " C o l u m n "   E l e m e n t I d = " 9 4 4 0 6 3 6 8 "   D a t a T y p e = " T e x t C o n s t " > R e c e i v e b y _ L b l < / R e c e i v e b y _ L b l > + 
+         < R e f e r e n c e T e x t   E l e m e n t T y p e = " C o l u m n "   E l e m e n t I d = " 4 4 5 3 5 3 4 5 1 "   D a t a T y p e = " T e x t " > R e f e r e n c e T e x t < / R e f e r e n c e T e x t > + 
+         < S a l e s P u r c h P e r s o n N a m e   E l e m e n t T y p e = " C o l u m n "   E l e m e n t I d = " 1 3 7 3 7 6 8 5 5 7 "   D a t a T y p e = " T e x t " > S a l e s P u r c h P e r s o n N a m e < / S a l e s P u r c h P e r s o n N a m e > + 
+         < S e l l T o C u s t N o _ P u r c h H e a d e r   E l e m e n t T y p e = " C o l u m n "   E l e m e n t I d = " 9 6 4 8 7 3 2 0 4 "   D a t a T y p e = " C o d e " > S e l l T o C u s t N o _ P u r c h H e a d e r < / S e l l T o C u s t N o _ P u r c h H e a d e r > + 
+         < S e l l T o C u s t N o _ P u r c h H e a d e r _ L b l   E l e m e n t T y p e = " C o l u m n "   E l e m e n t I d = " 1 9 3 1 5 7 0 8 9 7 "   D a t a T y p e = " S t r i n g " > S e l l T o C u s t N o _ P u r c h H e a d e r _ L b l < / S e l l T o C u s t N o _ P u r c h H e a d e r _ L b l > + 
+         < S h i p m e n t M e t h o d D e s c   E l e m e n t T y p e = " C o l u m n "   E l e m e n t I d = " 6 8 6 3 4 3 1 7 9 "   D a t a T y p e = " T e x t " > S h i p m e n t M e t h o d D e s c < / S h i p m e n t M e t h o d D e s c > + 
+         < S h i p m e n t M e t h o d D e s c _ L b l   E l e m e n t T y p e = " C o l u m n "   E l e m e n t I d = " 5 7 9 9 0 1 3 6 6 "   D a t a T y p e = " T e x t C o n s t " > S h i p m e n t M e t h o d D e s c _ L b l < / S h i p m e n t M e t h o d D e s c _ L b l > + 
+         < S h i p T o A d d r 1   E l e m e n t T y p e = " C o l u m n "   E l e m e n t I d = " 5 1 2 9 7 9 8 5 0 "   D a t a T y p e = " T e x t " > S h i p T o A d d r 1 < / S h i p T o A d d r 1 > + 
+         < S h i p T o A d d r 2   E l e m e n t T y p e = " C o l u m n "   E l e m e n t I d = " 1 1 5 0 6 7 6 4 6 7 "   D a t a T y p e = " T e x t " > S h i p T o A d d r 2 < / S h i p T o A d d r 2 > + 
+         < S h i p T o A d d r 3   E l e m e n t T y p e = " C o l u m n "   E l e m e n t I d = " 1 7 8 8 3 7 3 0 8 4 "   D a t a T y p e = " T e x t " > S h i p T o A d d r 3 < / S h i p T o A d d r 3 > + 
+         < S h i p T o A d d r 4   E l e m e n t T y p e = " C o l u m n "   E l e m e n t I d = " 1 8 6 8 8 9 7 5 9 5 "   D a t a T y p e = " T e x t " > S h i p T o A d d r 4 < / S h i p T o A d d r 4 > + 
+         < S h i p T o A d d r 5   E l e m e n t T y p e = " C o l u m n "   E l e m e n t I d = " 1 2 3 1 2 0 0 9 7 8 "   D a t a T y p e = " T e x t " > S h i p T o A d d r 5 < / S h i p T o A d d r 5 > + 
+         < S h i p T o A d d r 6   E l e m e n t T y p e = " C o l u m n "   E l e m e n t I d = " 5 9 3 5 0 4 3 6 1 "   D a t a T y p e = " T e x t " > S h i p T o A d d r 6 < / S h i p T o A d d r 6 > + 
+         < S h i p T o A d d r 7   E l e m e n t T y p e = " C o l u m n "   E l e m e n t I d = " 4 4 1 9 2 2 5 6 "   D a t a T y p e = " T e x t " > S h i p T o A d d r 7 < / S h i p T o A d d r 7 > + 
+         < S h i p T o A d d r 8   E l e m e n t T y p e = " C o l u m n "   E l e m e n t I d = " 9 3 1 3 2 2 4 0 7 "   D a t a T y p e = " T e x t " > S h i p T o A d d r 8 < / S h i p T o A d d r 8 > + 
+         < S h i p t o A d d r e s s _ L b l   E l e m e n t T y p e = " C o l u m n "   E l e m e n t I d = " 1 0 4 3 5 1 9 5 7 7 "   D a t a T y p e = " T e x t C o n s t " > S h i p t o A d d r e s s _ L b l < / S h i p t o A d d r e s s _ L b l > + 
+         < S h i p T o P h o n e N o   E l e m e n t T y p e = " C o l u m n "   E l e m e n t I d = " 3 6 9 7 0 2 2 5 5 "   D a t a T y p e = " T e x t " > S h i p T o P h o n e N o < / S h i p T o P h o n e N o > + 
+         < S u b t o t a l _ L b l   E l e m e n t T y p e = " C o l u m n "   E l e m e n t I d = " 1 9 6 7 7 9 5 1 4 2 "   D a t a T y p e = " T e x t C o n s t " > S u b t o t a l _ L b l < / S u b t o t a l _ L b l > + 
+         < T a x I d e n t T y p e C a p t i o n _ L b l   E l e m e n t T y p e = " C o l u m n "   E l e m e n t I d = " 1 2 3 4 9 8 1 3 2 1 "   D a t a T y p e = " T e x t C o n s t " > T a x I d e n t T y p e C a p t i o n _ L b l < / T a x I d e n t T y p e C a p t i o n _ L b l > + 
+         < T o C a p t i o n _ L b l   E l e m e n t T y p e = " C o l u m n "   E l e m e n t I d = " 2 0 3 0 5 3 2 2 2 9 "   D a t a T y p e = " T e x t C o n s t " > T o C a p t i o n _ L b l < / T o C a p t i o n _ L b l > + 
+         < T o t a l _ L b l   E l e m e n t T y p e = " C o l u m n "   E l e m e n t I d = " 1 2 1 0 1 0 0 8 7 8 "   D a t a T y p e = " T e x t C o n s t " > T o t a l _ L b l < / T o t a l _ L b l > + 
+         < V A L V A T B a s e L C Y _ L b l   E l e m e n t T y p e = " C o l u m n "   E l e m e n t I d = " 1 7 0 5 4 3 5 8 1 1 "   D a t a T y p e = " T e x t C o n s t " > V A L V A T B a s e L C Y _ L b l < / V A L V A T B a s e L C Y _ L b l > + 
+         < V A T A m t L i n e I n v D i s c B a s e A m t _ L b l   E l e m e n t T y p e = " C o l u m n "   E l e m e n t I d = " 1 6 4 7 3 8 4 9 1 6 "   D a t a T y p e = " T e x t C o n s t " > V A T A m t L i n e I n v D i s c B a s e A m t _ L b l < / V A T A m t L i n e I n v D i s c B a s e A m t _ L b l > + 
+         < V A T A m t L i n e L i n e A m t _ L b l   E l e m e n t T y p e = " C o l u m n "   E l e m e n t I d = " 1 1 3 2 2 4 5 2 5 1 "   D a t a T y p e = " T e x t C o n s t " > V A T A m t L i n e L i n e A m t _ L b l < / V A T A m t L i n e L i n e A m t _ L b l > + 
+         < V A T A m t L i n e V A T _ L b l   E l e m e n t T y p e = " C o l u m n "   E l e m e n t I d = " 1 1 6 2 6 0 3 1 0 2 "   D a t a T y p e = " T e x t C o n s t " > V A T A m t L i n e V A T _ L b l < / V A T A m t L i n e V A T _ L b l > + 
+         < V A T A m t L i n e V A T A m t _ L b l   E l e m e n t T y p e = " C o l u m n "   E l e m e n t I d = " 5 0 9 5 8 8 9 9 8 "   D a t a T y p e = " T e x t C o n s t " > V A T A m t L i n e V A T A m t _ L b l < / V A T A m t L i n e V A T A m t _ L b l > + 
+         < V A T A m t S p e c _ L b l   E l e m e n t T y p e = " C o l u m n "   E l e m e n t I d = " 1 5 0 9 9 9 9 3 4 6 "   D a t a T y p e = " T e x t C o n s t " > V A T A m t S p e c _ L b l < / V A T A m t S p e c _ L b l > + 
+         < V A T B a s e D i s c _ P u r c h H e a d e r   E l e m e n t T y p e = " C o l u m n "   E l e m e n t I d = " 1 6 3 9 7 3 7 3 5 8 "   D a t a T y p e = " D e c i m a l " > V A T B a s e D i s c _ P u r c h H e a d e r < / V A T B a s e D i s c _ P u r c h H e a d e r > + 
+         < V A T I d e n t i f i e r _ L b l   E l e m e n t T y p e = " C o l u m n "   E l e m e n t I d = " 1 6 8 6 6 2 3 9 8 4 "   D a t a T y p e = " T e x t C o n s t " > V A T I d e n t i f i e r _ L b l < / V A T I d e n t i f i e r _ L b l > + 
+         < V A T N o T e x t   E l e m e n t T y p e = " C o l u m n "   E l e m e n t I d = " 1 9 5 9 6 6 3 4 2 6 "   D a t a T y p e = " T e x t " > V A T N o T e x t < / V A T N o T e x t > + 
+         < V A T R e g N o _ P u r c h H e a d e r   E l e m e n t T y p e = " C o l u m n "   E l e m e n t I d = " 9 8 5 0 3 8 1 8 7 "   D a t a T y p e = " T e x t " > V A T R e g N o _ P u r c h H e a d e r < / V A T R e g N o _ P u r c h H e a d e r > + 
+         < V e n d A d d r 1   E l e m e n t T y p e = " C o l u m n "   E l e m e n t I d = " 2 0 3 8 5 3 5 7 8 "   D a t a T y p e = " T e x t " > V e n d A d d r 1 < / V e n d A d d r 1 > + 
+         < V e n d A d d r 2   E l e m e n t T y p e = " C o l u m n "   E l e m e n t I d = " 8 4 1 5 5 0 1 9 5 "   D a t a T y p e = " T e x t " > V e n d A d d r 2 < / V e n d A d d r 2 > + 
+         < V e n d A d d r 3   E l e m e n t T y p e = " C o l u m n "   E l e m e n t I d = " 1 4 7 9 2 4 6 8 1 2 "   D a t a T y p e = " T e x t " > V e n d A d d r 3 < / V e n d A d d r 3 > + 
+         < V e n d A d d r 4   E l e m e n t T y p e = " C o l u m n "   E l e m e n t I d = " 2 1 1 6 9 4 3 4 2 9 "   D a t a T y p e = " T e x t " > V e n d A d d r 4 < / V e n d A d d r 4 > + 
+         < V e n d A d d r 5   E l e m e n t T y p e = " C o l u m n "   E l e m e n t I d = " 1 5 4 0 3 2 7 2 5 0 "   D a t a T y p e = " T e x t " > V e n d A d d r 5 < / V e n d A d d r 5 > + 
+         < V e n d A d d r 6   E l e m e n t T y p e = " C o l u m n "   E l e m e n t I d = " 9 0 2 6 3 0 6 3 3 "   D a t a T y p e = " T e x t " > V e n d A d d r 6 < / V e n d A d d r 6 > + 
+         < V e n d A d d r 7   E l e m e n t T y p e = " C o l u m n "   E l e m e n t I d = " 2 6 4 9 3 4 0 1 6 "   D a t a T y p e = " T e x t " > V e n d A d d r 7 < / V e n d A d d r 7 > + 
+         < V e n d A d d r 8   E l e m e n t T y p e = " C o l u m n "   E l e m e n t I d = " 1 2 4 0 4 4 8 6 7 9 "   D a t a T y p e = " T e x t " > V e n d A d d r 8 < / V e n d A d d r 8 > + 
+         < V e n d N o _ L b l   E l e m e n t T y p e = " C o l u m n "   E l e m e n t I d = " 1 1 9 1 1 1 2 2 4 0 "   D a t a T y p e = " T e x t C o n s t " > V e n d N o _ L b l < / V e n d N o _ L b l > + 
+         < V e n d o r I D C a p t i o n _ L b l   E l e m e n t T y p e = " C o l u m n "   E l e m e n t I d = " 1 1 2 9 2 1 9 5 9 3 "   D a t a T y p e = " T e x t C o n s t " > V e n d o r I D C a p t i o n _ L b l < / V e n d o r I D C a p t i o n _ L b l > + 
+         < V e n d o r I n v o i c e N o   E l e m e n t T y p e = " C o l u m n "   E l e m e n t I d = " 8 8 7 3 7 6 2 2 5 "   D a t a T y p e = " C o d e " > V e n d o r I n v o i c e N o < / V e n d o r I n v o i c e N o > + 
+         < V e n d o r I n v o i c e N o _ L b l   E l e m e n t T y p e = " C o l u m n "   E l e m e n t I d = " 1 0 3 4 9 0 0 7 0 0 "   D a t a T y p e = " T e x t C o n s t " > V e n d o r I n v o i c e N o _ L b l < / V e n d o r I n v o i c e N o _ L b l > + 
+         < V e n d o r O r d e r N o   E l e m e n t T y p e = " C o l u m n "   E l e m e n t I d = " 1 6 4 1 9 6 8 4 4 6 "   D a t a T y p e = " C o d e " > V e n d o r O r d e r N o < / V e n d o r O r d e r N o > + 
+         < V e n d o r O r d e r N o _ L b l   E l e m e n t T y p e = " C o l u m n "   E l e m e n t I d = " 1 5 7 1 7 5 2 4 7 7 "   D a t a T y p e = " T e x t C o n s t " > V e n d o r O r d e r N o _ L b l < / V e n d o r O r d e r N o _ L b l > + 
+         < Y o u r R e f _ P u r c h H e a d e r   E l e m e n t T y p e = " C o l u m n "   E l e m e n t I d = " 1 9 8 5 3 6 8 6 3 1 "   D a t a T y p e = " T e x t " > Y o u r R e f _ P u r c h H e a d e r < / Y o u r R e f _ P u r c h H e a d e r > + 
+         < P u r c h a s e _ L i n e   E l e m e n t T y p e = " D a t a I t e m "   E l e m e n t I d = " 6 2 7 5 7 4 0 4 8 " > + 
+             < A l l o w I n v D i s c _ P u r c h L i n e   E l e m e n t T y p e = " C o l u m n "   E l e m e n t I d = " 9 8 2 2 2 1 3 6 3 "   D a t a T y p e = " B o o l e a n " > A l l o w I n v D i s c _ P u r c h L i n e < / A l l o w I n v D i s c _ P u r c h L i n e > + 
+             < A l l o w I n v D i s c t x t   E l e m e n t T y p e = " C o l u m n "   E l e m e n t I d = " 2 0 1 2 9 2 1 6 0 8 "   D a t a T y p e = " T e x t " > A l l o w I n v D i s c t x t < / A l l o w I n v D i s c t x t > + 
+             < A m o u n t I n c l u d i n g V A T   E l e m e n t T y p e = " C o l u m n "   E l e m e n t I d = " 8 9 1 0 4 9 5 7 1 "   D a t a T y p e = " D e c i m a l " > A m o u n t I n c l u d i n g V A T < / A m o u n t I n c l u d i n g V A T > + 
+             < D e s c _ P u r c h L i n e   E l e m e n t T y p e = " C o l u m n "   E l e m e n t I d = " 1 1 6 1 7 0 2 0 8 9 "   D a t a T y p e = " T e x t " > D e s c _ P u r c h L i n e < / D e s c _ P u r c h L i n e > + 
+             < D e s c _ P u r c h L i n e _ L b l   E l e m e n t T y p e = " C o l u m n "   E l e m e n t I d = " 6 6 5 1 1 3 6 5 2 "   D a t a T y p e = " S t r i n g " > D e s c _ P u r c h L i n e _ L b l < / D e s c _ P u r c h L i n e _ L b l > + 
+             < D i r e c t U n i C o s t _ L b l   E l e m e n t T y p e = " C o l u m n "   E l e m e n t I d = " 7 2 1 4 7 6 6 8 4 "   D a t a T y p e = " T e x t C o n s t " > D i r e c t U n i C o s t _ L b l < / D i r e c t U n i C o s t _ L b l > + 
+             < D i r U n i t C o s t _ P u r c h L i n e   E l e m e n t T y p e = " C o l u m n "   E l e m e n t I d = " 9 5 0 9 6 2 5 8 6 "   D a t a T y p e = " T e x t " > D i r U n i t C o s t _ P u r c h L i n e < / D i r U n i t C o s t _ P u r c h L i n e > + 
+             < E x p e c t e d R e c e i p t D a t e   E l e m e n t T y p e = " C o l u m n "   E l e m e n t I d = " 1 9 8 8 0 4 6 2 0 5 "   D a t a T y p e = " S t r i n g " > E x p e c t e d R e c e i p t D a t e < / E x p e c t e d R e c e i p t D a t e > + 
+             < E x p e c t e d R e c e i p t D a t e L b l   E l e m e n t T y p e = " C o l u m n "   E l e m e n t I d = " 1 8 0 6 8 4 1 2 7 1 "   D a t a T y p e = " T e x t C o n s t " > E x p e c t e d R e c e i p t D a t e L b l < / E x p e c t e d R e c e i p t D a t e L b l > + 
+             < I n v D i s c A m t _ P u r c h L i n e   E l e m e n t T y p e = " C o l u m n "   E l e m e n t I d = " 1 4 5 3 0 9 9 5 8 0 "   D a t a T y p e = " D e c i m a l " > I n v D i s c A m t _ P u r c h L i n e < / I n v D i s c A m t _ P u r c h L i n e > + 
+             < I n v D i s c C a p t i o n _ L b l   E l e m e n t T y p e = " C o l u m n "   E l e m e n t I d = " 1 9 3 9 0 5 8 9 7 4 "   D a t a T y p e = " T e x t C o n s t " > I n v D i s c C a p t i o n _ L b l < / I n v D i s c C a p t i o n _ L b l > + 
+             < I t e m N o _ P u r c h L i n e   E l e m e n t T y p e = " C o l u m n "   E l e m e n t I d = " 1 0 5 7 2 2 4 1 4 0 "   D a t a T y p e = " C o d e " > I t e m N o _ P u r c h L i n e < / I t e m N o _ P u r c h L i n e > + 
+             < I t e m R e f e r e n c e N o _ P u r c h L i n e   E l e m e n t T y p e = " C o l u m n "   E l e m e n t I d = " 1 1 5 8 3 9 2 0 3 1 "   D a t a T y p e = " C o d e " > I t e m R e f e r e n c e N o _ P u r c h L i n e < / I t e m R e f e r e n c e N o _ P u r c h L i n e > + 
+             < J o b N o _ P u r c h L i n e   E l e m e n t T y p e = " C o l u m n "   E l e m e n t I d = " 2 7 7 7 0 3 3 2 6 "   D a t a T y p e = " C o d e " > J o b N o _ P u r c h L i n e < / J o b N o _ P u r c h L i n e > + 
+             < J o b N o _ P u r c h L i n e _ L b l   E l e m e n t T y p e = " C o l u m n "   E l e m e n t I d = " 9 6 0 0 7 3 4 1 1 "   D a t a T y p e = " T e x t C o n s t " > J o b N o _ P u r c h L i n e _ L b l < / J o b N o _ P u r c h L i n e _ L b l > + 
+             < J o b T a s k N o _ P u r c h L i n e   E l e m e n t T y p e = " C o l u m n "   E l e m e n t I d = " 7 2 6 6 6 9 0 1 1 "   D a t a T y p e = " C o d e " > J o b T a s k N o _ P u r c h L i n e < / J o b T a s k N o _ P u r c h L i n e > + 
+             < J o b T a s k N o _ P u r c h L i n e _ L b l   E l e m e n t T y p e = " C o l u m n "   E l e m e n t I d = " 2 0 4 9 1 3 1 1 8 2 "   D a t a T y p e = " T e x t C o n s t " > J o b T a s k N o _ P u r c h L i n e _ L b l < / J o b T a s k N o _ P u r c h L i n e _ L b l > + 
+             < L i n e A m t _ P u r c h L i n e   E l e m e n t T y p e = " C o l u m n "   E l e m e n t I d = " 1 5 9 3 7 5 8 6 7 4 "   D a t a T y p e = " T e x t " > L i n e A m t _ P u r c h L i n e < / L i n e A m t _ P u r c h L i n e > + 
+             < L i n e D i s c _ P u r c h L i n e   E l e m e n t T y p e = " C o l u m n "   E l e m e n t I d = " 2 1 3 3 2 3 3 9 7 3 "   D a t a T y p e = " D e c i m a l " > L i n e D i s c _ P u r c h L i n e < / L i n e D i s c _ P u r c h L i n e > + 
+             < L i n e N o _ P u r c h L i n e   E l e m e n t T y p e = " C o l u m n "   E l e m e n t I d = " 1 7 4 8 8 4 8 6 5 "   D a t a T y p e = " I n t e g e r " > L i n e N o _ P u r c h L i n e < / L i n e N o _ P u r c h L i n e > + 
+             < N o _ P u r c h L i n e   E l e m e n t T y p e = " C o l u m n "   E l e m e n t I d = " 2 8 8 5 5 1 3 4 3 "   D a t a T y p e = " T e x t " > N o _ P u r c h L i n e < / N o _ P u r c h L i n e > + 
+             < N o _ P u r c h L i n e _ L b l   E l e m e n t T y p e = " C o l u m n "   E l e m e n t I d = " 1 8 4 4 9 0 6 5 4 0 "   D a t a T y p e = " S t r i n g " > N o _ P u r c h L i n e _ L b l < / N o _ P u r c h L i n e _ L b l > + 
+             < P l a n n e d R e c e i p t D a t e   E l e m e n t T y p e = " C o l u m n "   E l e m e n t I d = " 1 1 4 0 0 3 3 3 2 1 "   D a t a T y p e = " S t r i n g " > P l a n n e d R e c e i p t D a t e < / P l a n n e d R e c e i p t D a t e > + 
+             < P l a n n e d R e c e i p t D a t e L b l   E l e m e n t T y p e = " C o l u m n "   E l e m e n t I d = " 1 4 7 8 7 6 7 2 9 9 "   D a t a T y p e = " T e x t C o n s t " > P l a n n e d R e c e i p t D a t e L b l < / P l a n n e d R e c e i p t D a t e L b l > + 
+             < P r o m i s e d R e c e i p t D a t e   E l e m e n t T y p e = " C o l u m n "   E l e m e n t I d = " 2 9 4 5 3 0 7 8 "   D a t a T y p e = " S t r i n g " > P r o m i s e d R e c e i p t D a t e < / P r o m i s e d R e c e i p t D a t e > + 
+             < P r o m i s e d R e c e i p t D a t e L b l   E l e m e n t T y p e = " C o l u m n "   E l e m e n t I d = " 2 0 2 4 9 3 8 1 7 2 "   D a t a T y p e = " T e x t C o n s t " > P r o m i s e d R e c e i p t D a t e L b l < / P r o m i s e d R e c e i p t D a t e L b l > + 
+             < P u r c h L i n e _ V A T P c t   E l e m e n t T y p e = " C o l u m n "   E l e m e n t I d = " 1 7 7 5 5 5 6 6 3 6 "   D a t a T y p e = " D e c i m a l " > P u r c h L i n e _ V A T P c t < / P u r c h L i n e _ V A T P c t > + 
+             < P u r c h L i n e L i n e D i s c _ L b l   E l e m e n t T y p e = " C o l u m n "   E l e m e n t I d = " 5 7 3 7 9 3 8 4 1 "   D a t a T y p e = " T e x t C o n s t " > P u r c h L i n e L i n e D i s c _ L b l < / P u r c h L i n e L i n e D i s c _ L b l > + 
+             < Q t y _ P u r c h L i n e   E l e m e n t T y p e = " C o l u m n "   E l e m e n t I d = " 7 8 0 8 5 8 6 7 6 "   D a t a T y p e = " T e x t " > Q t y _ P u r c h L i n e < / Q t y _ P u r c h L i n e > + 
+             < Q t y _ P u r c h L i n e _ L b l   E l e m e n t T y p e = " C o l u m n "   E l e m e n t I d = " 6 6 5 5 0 9 2 9 "   D a t a T y p e = " S t r i n g " > Q t y _ P u r c h L i n e _ L b l < / Q t y _ P u r c h L i n e _ L b l > + 
+             < R e q u e s t e d R e c e i p t D a t e   E l e m e n t T y p e = " C o l u m n "   E l e m e n t I d = " 9 3 3 1 1 2 9 3 1 "   D a t a T y p e = " S t r i n g " > R e q u e s t e d R e c e i p t D a t e < / R e q u e s t e d R e c e i p t D a t e > + 
+             < R e q u e s t e d R e c e i p t D a t e L b l   E l e m e n t T y p e = " C o l u m n "   E l e m e n t I d = " 1 4 4 2 7 6 8 2 3 "   D a t a T y p e = " T e x t C o n s t " > R e q u e s t e d R e c e i p t D a t e L b l < / R e q u e s t e d R e c e i p t D a t e L b l > + 
+             < T o t a l I n c l V A T   E l e m e n t T y p e = " C o l u m n "   E l e m e n t I d = " 2 0 6 6 5 7 4 0 8 4 "   D a t a T y p e = " D e c i m a l " > T o t a l I n c l V A T < / T o t a l I n c l V A T > + 
+             < T o t a l P r i c e C a p t i o n _ L b l   E l e m e n t T y p e = " C o l u m n "   E l e m e n t I d = " 1 7 4 8 7 7 2 0 5 5 "   D a t a T y p e = " T e x t C o n s t " > T o t a l P r i c e C a p t i o n _ L b l < / T o t a l P r i c e C a p t i o n _ L b l > + 
+             < T y p e _ P u r c h L i n e   E l e m e n t T y p e = " C o l u m n "   E l e m e n t I d = " 8 0 9 4 7 1 0 8 8 "   D a t a T y p e = " S t r i n g " > T y p e _ P u r c h L i n e < / T y p e _ P u r c h L i n e > + 
+             < U n i t P r i c e _ P u r c h L i n e   E l e m e n t T y p e = " C o l u m n "   E l e m e n t I d = " 2 0 6 3 2 5 9 8 1 9 "   D a t a T y p e = " D e c i m a l " > U n i t P r i c e _ P u r c h L i n e < / U n i t P r i c e _ P u r c h L i n e > + 
+             < U n i t P r i c e _ P u r c h L i n e _ L b l   E l e m e n t T y p e = " C o l u m n "   E l e m e n t I d = " 7 0 4 0 2 1 4 6 2 "   D a t a T y p e = " T e x t C o n s t " > U n i t P r i c e _ P u r c h L i n e _ L b l < / U n i t P r i c e _ P u r c h L i n e _ L b l > + 
+             < U O M _ P u r c h L i n e   E l e m e n t T y p e = " C o l u m n "   E l e m e n t I d = " 4 4 1 1 3 9 0 4 9 "   D a t a T y p e = " T e x t " > U O M _ P u r c h L i n e < / U O M _ P u r c h L i n e > + 
+             < U O M _ P u r c h L i n e _ L b l   E l e m e n t T y p e = " C o l u m n "   E l e m e n t I d = " 1 8 5 6 1 1 3 1 9 4 "   D a t a T y p e = " T e x t C o n s t " > U O M _ P u r c h L i n e _ L b l < / U O M _ P u r c h L i n e _ L b l > + 
+             < V A T D i s c o u n t A m o u n t _ L b l   E l e m e n t T y p e = " C o l u m n "   E l e m e n t I d = " 1 3 5 5 1 2 6 5 3 8 "   D a t a T y p e = " T e x t C o n s t " > V A T D i s c o u n t A m o u n t _ L b l < / V A T D i s c o u n t A m o u n t _ L b l > + 
+             < V A T I d e n t i f i e r _ P u r c h L i n e   E l e m e n t T y p e = " C o l u m n "   E l e m e n t I d = " 1 0 5 5 6 1 2 1 2 8 "   D a t a T y p e = " C o d e " > V A T I d e n t i f i e r _ P u r c h L i n e < / V A T I d e n t i f i e r _ P u r c h L i n e > + 
+             < V A T I d e n t i f i e r _ P u r c h L i n e _ L b l   E l e m e n t T y p e = " C o l u m n "   E l e m e n t I d = " 1 4 0 4 1 9 4 8 1 9 "   D a t a T y p e = " S t r i n g " > V A T I d e n t i f i e r _ P u r c h L i n e _ L b l < / V A T I d e n t i f i e r _ P u r c h L i n e _ L b l > + 
+             < V e n d o r I t e m N o _ P u r c h L i n e   E l e m e n t T y p e = " C o l u m n "   E l e m e n t I d = " 1 9 1 8 6 5 6 1 6 0 "   D a t a T y p e = " T e x t " > V e n d o r I t e m N o _ P u r c h L i n e < / V e n d o r I t e m N o _ P u r c h L i n e >   
          < / P u r c h a s e _ L i n e >   
-         < T o t a l s > - 
-             < T o t a l A m o u n t > T o t a l A m o u n t < / T o t a l A m o u n t > - 
-             < T o t a l A m o u n t I n c l V A T > T o t a l A m o u n t I n c l V A T < / T o t a l A m o u n t I n c l V A T > - 
-             < T o t a l E x c l V A T T e x t > T o t a l E x c l V A T T e x t < / T o t a l E x c l V A T T e x t > - 
-             < T o t a l I n c l V A T T e x t > T o t a l I n c l V A T T e x t < / T o t a l I n c l V A T T e x t > - 
-             < T o t a l I n v o i c e D i s c o u n t A m o u n t > T o t a l I n v o i c e D i s c o u n t A m o u n t < / T o t a l I n v o i c e D i s c o u n t A m o u n t > - 
-             < T o t a l S u b T o t a l > T o t a l S u b T o t a l < / T o t a l S u b T o t a l > - 
-             < T o t a l T e x t > T o t a l T e x t < / T o t a l T e x t > - 
-             < T o t a l V A T A m o u n t > T o t a l V A T A m o u n t < / T o t a l V A T A m o u n t > - 
-             < T o t a l V A T B a s e A m o u n t > T o t a l V A T B a s e A m o u n t < / T o t a l V A T B a s e A m o u n t > - 
-             < T o t a l V A T D i s c o u n t A m o u n t > T o t a l V A T D i s c o u n t A m o u n t < / T o t a l V A T D i s c o u n t A m o u n t > - 
-             < V A T A m o u n t T e x t > V A T A m o u n t T e x t < / V A T A m o u n t T e x t > +         < T o t a l s   E l e m e n t T y p e = " D a t a I t e m "   E l e m e n t I d = " 1 8 2 3 9 5 0 0 4 4 " > + 
+             < T o t a l A m o u n t   E l e m e n t T y p e = " C o l u m n "   E l e m e n t I d = " 1 5 5 9 1 6 4 8 7 7 "   D a t a T y p e = " D e c i m a l " > T o t a l A m o u n t < / T o t a l A m o u n t > + 
+             < T o t a l A m o u n t I n c l V A T   E l e m e n t T y p e = " C o l u m n "   E l e m e n t I d = " 1 4 2 2 4 2 7 9 5 2 "   D a t a T y p e = " D e c i m a l " > T o t a l A m o u n t I n c l V A T < / T o t a l A m o u n t I n c l V A T > + 
+             < T o t a l E x c l V A T T e x t   E l e m e n t T y p e = " C o l u m n "   E l e m e n t I d = " 1 3 8 4 8 1 6 4 5 "   D a t a T y p e = " T e x t " > T o t a l E x c l V A T T e x t < / T o t a l E x c l V A T T e x t > + 
+             < T o t a l I n c l V A T T e x t   E l e m e n t T y p e = " C o l u m n "   E l e m e n t I d = " 7 6 1 2 0 3 1 7 7 "   D a t a T y p e = " T e x t " > T o t a l I n c l V A T T e x t < / T o t a l I n c l V A T T e x t > + 
+             < T o t a l I n v o i c e D i s c o u n t A m o u n t   E l e m e n t T y p e = " C o l u m n "   E l e m e n t I d = " 4 0 2 1 7 7 5 1 "   D a t a T y p e = " D e c i m a l " > T o t a l I n v o i c e D i s c o u n t A m o u n t < / T o t a l I n v o i c e D i s c o u n t A m o u n t > + 
+             < T o t a l S u b T o t a l   E l e m e n t T y p e = " C o l u m n "   E l e m e n t I d = " 2 0 9 7 8 7 6 8 0 1 "   D a t a T y p e = " D e c i m a l " > T o t a l S u b T o t a l < / T o t a l S u b T o t a l > + 
+             < T o t a l T e x t   E l e m e n t T y p e = " C o l u m n "   E l e m e n t I d = " 2 3 1 9 1 0 5 1 8 "   D a t a T y p e = " T e x t " > T o t a l T e x t < / T o t a l T e x t > + 
+             < T o t a l V A T A m o u n t   E l e m e n t T y p e = " C o l u m n "   E l e m e n t I d = " 1 6 2 7 1 0 2 3 2 8 "   D a t a T y p e = " D e c i m a l " > T o t a l V A T A m o u n t < / T o t a l V A T A m o u n t > + 
+             < T o t a l V A T B a s e A m o u n t   E l e m e n t T y p e = " C o l u m n "   E l e m e n t I d = " 6 6 3 4 5 3 7 0 9 "   D a t a T y p e = " D e c i m a l " > T o t a l V A T B a s e A m o u n t < / T o t a l V A T B a s e A m o u n t > + 
+             < T o t a l V A T D i s c o u n t A m o u n t   E l e m e n t T y p e = " C o l u m n "   E l e m e n t I d = " 6 8 1 2 9 8 4 1 3 "   D a t a T y p e = " D e c i m a l " > T o t a l V A T D i s c o u n t A m o u n t < / T o t a l V A T D i s c o u n t A m o u n t > + 
+             < V A T A m o u n t T e x t   E l e m e n t T y p e = " C o l u m n "   E l e m e n t I d = " 6 5 0 3 5 8 2 4 7 "   D a t a T y p e = " T e x t " > V A T A m o u n t T e x t < / V A T A m o u n t T e x t >   
          < / T o t a l s >   
-         < V A T C o u n t e r > - 
-             < V A T A m t L i n e I n v D i s c A m t > V A T A m t L i n e I n v D i s c A m t < / V A T A m t L i n e I n v D i s c A m t > - 
-             < V A T A m t L i n e I n v D i s c B a s e A m t > V A T A m t L i n e I n v D i s c B a s e A m t < / V A T A m t L i n e I n v D i s c B a s e A m t > - 
-             < V A T A m t L i n e L i n e A m t > V A T A m t L i n e L i n e A m t < / V A T A m t L i n e L i n e A m t > - 
-             < V A T A m t L i n e V A T > V A T A m t L i n e V A T < / V A T A m t L i n e V A T > - 
-             < V A T A m t L i n e V A T A m t > V A T A m t L i n e V A T A m t < / V A T A m t L i n e V A T A m t > - 
-             < V A T A m t L i n e V A T B a s e > V A T A m t L i n e V A T B a s e < / V A T A m t L i n e V A T B a s e > - 
-             < V A T A m t L i n e V A T I d e n t i f i e r > V A T A m t L i n e V A T I d e n t i f i e r < / V A T A m t L i n e V A T I d e n t i f i e r > +         < V A T C o u n t e r   E l e m e n t T y p e = " D a t a I t e m "   E l e m e n t I d = " 5 5 7 1 2 6 5 0 6 " > + 
+             < V A T A m t L i n e I n v D i s c A m t   E l e m e n t T y p e = " C o l u m n "   E l e m e n t I d = " 1 0 0 7 8 2 8 6 0 "   D a t a T y p e = " D e c i m a l " > V A T A m t L i n e I n v D i s c A m t < / V A T A m t L i n e I n v D i s c A m t > + 
+             < V A T A m t L i n e I n v D i s c B a s e A m t   E l e m e n t T y p e = " C o l u m n "   E l e m e n t I d = " 1 6 9 1 0 0 3 4 1 5 "   D a t a T y p e = " D e c i m a l " > V A T A m t L i n e I n v D i s c B a s e A m t < / V A T A m t L i n e I n v D i s c B a s e A m t > + 
+             < V A T A m t L i n e L i n e A m t   E l e m e n t T y p e = " C o l u m n "   E l e m e n t I d = " 1 8 8 2 1 0 3 2 6 2 "   D a t a T y p e = " D e c i m a l " > V A T A m t L i n e L i n e A m t < / V A T A m t L i n e L i n e A m t > + 
+             < V A T A m t L i n e V A T   E l e m e n t T y p e = " C o l u m n "   E l e m e n t I d = " 2 9 9 0 4 8 9 2 5 "   D a t a T y p e = " D e c i m a l " > V A T A m t L i n e V A T < / V A T A m t L i n e V A T > + 
+             < V A T A m t L i n e V A T A m t   E l e m e n t T y p e = " C o l u m n "   E l e m e n t I d = " 8 4 9 9 7 4 3 4 1 "   D a t a T y p e = " D e c i m a l " > V A T A m t L i n e V A T A m t < / V A T A m t L i n e V A T A m t > + 
+             < V A T A m t L i n e V A T B a s e   E l e m e n t T y p e = " C o l u m n "   E l e m e n t I d = " 1 4 1 9 8 1 6 2 1 8 "   D a t a T y p e = " D e c i m a l " > V A T A m t L i n e V A T B a s e < / V A T A m t L i n e V A T B a s e > + 
+             < V A T A m t L i n e V A T I d e n t i f i e r   E l e m e n t T y p e = " C o l u m n "   E l e m e n t I d = " 4 6 1 3 9 9 7 9 2 "   D a t a T y p e = " C o d e " > V A T A m t L i n e V A T I d e n t i f i e r < / V A T A m t L i n e V A T I d e n t i f i e r >   
          < / V A T C o u n t e r >   
-         < V A T C o u n t e r L C Y > - 
-             < V A L E x c h R a t e > V A L E x c h R a t e < / V A L E x c h R a t e > - 
-             < V A L S p e c L C Y H e a d e r > V A L S p e c L C Y H e a d e r < / V A L S p e c L C Y H e a d e r > - 
-             < V A L V A T A m o u n t L C Y > V A L V A T A m o u n t L C Y < / V A L V A T A m o u n t L C Y > - 
-             < V A L V A T B a s e L C Y > V A L V A T B a s e L C Y < / V A L V A T B a s e L C Y > +         < V A T C o u n t e r L C Y   E l e m e n t T y p e = " D a t a I t e m "   E l e m e n t I d = " 9 1 0 2 7 8 4 9 2 " > + 
+             < V A L E x c h R a t e   E l e m e n t T y p e = " C o l u m n "   E l e m e n t I d = " 1 8 3 2 0 7 3 1 5 4 "   D a t a T y p e = " T e x t " > V A L E x c h R a t e < / V A L E x c h R a t e > + 
+             < V A L S p e c L C Y H e a d e r   E l e m e n t T y p e = " C o l u m n "   E l e m e n t I d = " 6 9 9 3 5 8 7 5 8 "   D a t a T y p e = " T e x t " > V A L S p e c L C Y H e a d e r < / V A L S p e c L C Y H e a d e r > + 
+             < V A L V A T A m o u n t L C Y   E l e m e n t T y p e = " C o l u m n "   E l e m e n t I d = " 1 4 4 5 9 7 3 0 8 7 "   D a t a T y p e = " D e c i m a l " > V A L V A T A m o u n t L C Y < / V A L V A T A m o u n t L C Y > + 
+             < V A L V A T B a s e L C Y   E l e m e n t T y p e = " C o l u m n "   E l e m e n t I d = " 1 4 3 9 0 5 7 6 6 6 "   D a t a T y p e = " D e c i m a l " > V A L V A T B a s e L C Y < / V A L V A T B a s e L C Y >   
          < / V A T C o u n t e r L C Y >   
-         < P r e p m t L o o p > - 
-             < P r e p a y m e n t S p e c C a p t i o n > P r e p a y m e n t S p e c C a p t i o n < / P r e p a y m e n t S p e c C a p t i o n > - 
-             < P r e p m t I n v B u D e s c C a p t i o n > P r e p m t I n v B u D e s c C a p t i o n < / P r e p m t I n v B u D e s c C a p t i o n > - 
-             < P r e p m t I n v B u f A m t > P r e p m t I n v B u f A m t < / P r e p m t I n v B u f A m t > - 
-             < P r e p m t I n v B u f D e s c > P r e p m t I n v B u f D e s c < / P r e p m t I n v B u f D e s c > - 
-             < P r e p m t I n v B u f G L A c c N o > P r e p m t I n v B u f G L A c c N o < / P r e p m t I n v B u f G L A c c N o > - 
-             < P r e p m t I n v B u f G L A c c N o C a p t i o n > P r e p m t I n v B u f G L A c c N o C a p t i o n < / P r e p m t I n v B u f G L A c c N o C a p t i o n > - 
-             < P r e p m t L i n e A m o u n t > P r e p m t L i n e A m o u n t < / P r e p m t L i n e A m o u n t > - 
-             < P r e p m t T o t a l A m o u n t I n c l V A T > P r e p m t T o t a l A m o u n t I n c l V A T < / P r e p m t T o t a l A m o u n t I n c l V A T > - 
-             < P r e p m t V A T A m o u n t > P r e p m t V A T A m o u n t < / P r e p m t V A T A m o u n t > - 
-             < P r e p m t V A T A m o u n t T e x t > P r e p m t V A T A m o u n t T e x t < / P r e p m t V A T A m o u n t T e x t > - 
-             < P r e p m t V A T B a s e A m o u n t > P r e p m t V A T B a s e A m o u n t < / P r e p m t V A T B a s e A m o u n t > - 
-             < T o t a l E x c l V A T T e x t 2 > T o t a l E x c l V A T T e x t 2 < / T o t a l E x c l V A T T e x t 2 > - 
-             < T o t a l I n c l V A T T e x t 2 > T o t a l I n c l V A T T e x t 2 < / T o t a l I n c l V A T T e x t 2 > +         < P r e p m t L o o p   E l e m e n t T y p e = " D a t a I t e m "   E l e m e n t I d = " 1 1 5 9 7 3 9 4 0 7 " > + 
+             < P r e p a y m e n t S p e c C a p t i o n   E l e m e n t T y p e = " C o l u m n "   E l e m e n t I d = " 1 6 2 3 2 2 2 3 0 1 "   D a t a T y p e = " T e x t C o n s t " > P r e p a y m e n t S p e c C a p t i o n < / P r e p a y m e n t S p e c C a p t i o n > + 
+             < P r e p m t I n v B u D e s c C a p t i o n   E l e m e n t T y p e = " C o l u m n "   E l e m e n t I d = " 1 8 0 7 4 4 6 7 8 "   D a t a T y p e = " T e x t C o n s t " > P r e p m t I n v B u D e s c C a p t i o n < / P r e p m t I n v B u D e s c C a p t i o n > + 
+             < P r e p m t I n v B u f A m t   E l e m e n t T y p e = " C o l u m n "   E l e m e n t I d = " 1 0 9 6 9 7 6 1 9 5 "   D a t a T y p e = " D e c i m a l " > P r e p m t I n v B u f A m t < / P r e p m t I n v B u f A m t > + 
+             < P r e p m t I n v B u f D e s c   E l e m e n t T y p e = " C o l u m n "   E l e m e n t I d = " 2 2 5 6 0 3 3 1 8 "   D a t a T y p e = " T e x t " > P r e p m t I n v B u f D e s c < / P r e p m t I n v B u f D e s c > + 
+             < P r e p m t I n v B u f G L A c c N o   E l e m e n t T y p e = " C o l u m n "   E l e m e n t I d = " 8 7 1 9 7 7 4 0 0 "   D a t a T y p e = " C o d e " > P r e p m t I n v B u f G L A c c N o < / P r e p m t I n v B u f G L A c c N o > + 
+             < P r e p m t I n v B u f G L A c c N o C a p t i o n   E l e m e n t T y p e = " C o l u m n "   E l e m e n t I d = " 6 6 7 6 9 7 1 8 "   D a t a T y p e = " T e x t C o n s t " > P r e p m t I n v B u f G L A c c N o C a p t i o n < / P r e p m t I n v B u f G L A c c N o C a p t i o n > + 
+             < P r e p m t L i n e A m o u n t   E l e m e n t T y p e = " C o l u m n "   E l e m e n t I d = " 1 3 0 2 3 0 2 1 5 "   D a t a T y p e = " D e c i m a l " > P r e p m t L i n e A m o u n t < / P r e p m t L i n e A m o u n t > + 
+             < P r e p m t T o t a l A m o u n t I n c l V A T   E l e m e n t T y p e = " C o l u m n "   E l e m e n t I d = " 3 2 0 0 3 6 5 9 4 "   D a t a T y p e = " D e c i m a l " > P r e p m t T o t a l A m o u n t I n c l V A T < / P r e p m t T o t a l A m o u n t I n c l V A T > + 
+             < P r e p m t V A T A m o u n t   E l e m e n t T y p e = " C o l u m n "   E l e m e n t I d = " 2 1 0 3 3 9 3 6 6 0 "   D a t a T y p e = " D e c i m a l " > P r e p m t V A T A m o u n t < / P r e p m t V A T A m o u n t > + 
+             < P r e p m t V A T A m o u n t T e x t   E l e m e n t T y p e = " C o l u m n "   E l e m e n t I d = " 1 0 3 1 2 5 7 4 9 5 "   D a t a T y p e = " T e x t " > P r e p m t V A T A m o u n t T e x t < / P r e p m t V A T A m o u n t T e x t > + 
+             < P r e p m t V A T B a s e A m o u n t   E l e m e n t T y p e = " C o l u m n "   E l e m e n t I d = " 1 3 9 2 9 6 6 7 9 "   D a t a T y p e = " D e c i m a l " > P r e p m t V A T B a s e A m o u n t < / P r e p m t V A T B a s e A m o u n t > + 
+             < T o t a l E x c l V A T T e x t 2   E l e m e n t T y p e = " C o l u m n "   E l e m e n t I d = " 1 6 4 4 3 1 2 4 5 7 "   D a t a T y p e = " T e x t " > T o t a l E x c l V A T T e x t 2 < / T o t a l E x c l V A T T e x t 2 > + 
+             < T o t a l I n c l V A T T e x t 2   E l e m e n t T y p e = " C o l u m n "   E l e m e n t I d = " 2 0 8 6 8 8 9 6 8 3 "   D a t a T y p e = " T e x t " > T o t a l I n c l V A T T e x t 2 < / T o t a l I n c l V A T T e x t 2 >   
          < / P r e p m t L o o p >   
-         < P r e p m t V A T C o u n t e r > - 
-             < P r e p m t V A T A m t L i n e L i n e A m t > P r e p m t V A T A m t L i n e L i n e A m t < / P r e p m t V A T A m t L i n e L i n e A m t > - 
-             < P r e p m t V A T A m t L i n e V A T > P r e p m t V A T A m t L i n e V A T < / P r e p m t V A T A m t L i n e V A T > - 
-             < P r e p m t V A T A m t L i n e V A T A m t > P r e p m t V A T A m t L i n e V A T A m t < / P r e p m t V A T A m t L i n e V A T A m t > - 
-             < P r e p m t V A T A m t L i n e V A T B a s e > P r e p m t V A T A m t L i n e V A T B a s e < / P r e p m t V A T A m t L i n e V A T B a s e > - 
-             < P r e p m t V A T A m t L i n e V A T I d > P r e p m t V A T A m t L i n e V A T I d < / P r e p m t V A T A m t L i n e V A T I d > - 
-             < P r e p y m t V A T A m t S p e c C a p t i o n > P r e p y m t V A T A m t S p e c C a p t i o n < / P r e p y m t V A T A m t S p e c C a p t i o n > +         < P r e p m t V A T C o u n t e r   E l e m e n t T y p e = " D a t a I t e m "   E l e m e n t I d = " 1 6 7 7 6 2 3 1 0 8 " > + 
+             < P r e p m t V A T A m t L i n e L i n e A m t   E l e m e n t T y p e = " C o l u m n "   E l e m e n t I d = " 4 0 2 6 8 5 8 2 4 "   D a t a T y p e = " D e c i m a l " > P r e p m t V A T A m t L i n e L i n e A m t < / P r e p m t V A T A m t L i n e L i n e A m t > + 
+             < P r e p m t V A T A m t L i n e V A T   E l e m e n t T y p e = " C o l u m n "   E l e m e n t I d = " 1 9 1 5 4 9 4 8 5 "   D a t a T y p e = " D e c i m a l " > P r e p m t V A T A m t L i n e V A T < / P r e p m t V A T A m t L i n e V A T > + 
+             < P r e p m t V A T A m t L i n e V A T A m t   E l e m e n t T y p e = " C o l u m n "   E l e m e n t I d = " 1 8 7 1 3 0 1 8 2 9 "   D a t a T y p e = " D e c i m a l " > P r e p m t V A T A m t L i n e V A T A m t < / P r e p m t V A T A m t L i n e V A T A m t > + 
+             < P r e p m t V A T A m t L i n e V A T B a s e   E l e m e n t T y p e = " C o l u m n "   E l e m e n t I d = " 1 2 2 6 9 0 4 6 9 6 "   D a t a T y p e = " D e c i m a l " > P r e p m t V A T A m t L i n e V A T B a s e < / P r e p m t V A T A m t L i n e V A T B a s e > + 
+             < P r e p m t V A T A m t L i n e V A T I d   E l e m e n t T y p e = " C o l u m n "   E l e m e n t I d = " 9 8 2 2 2 4 8 0 0 "   D a t a T y p e = " C o d e " > P r e p m t V A T A m t L i n e V A T I d < / P r e p m t V A T A m t L i n e V A T I d > + 
+             < P r e p y m t V A T A m t S p e c C a p t i o n   E l e m e n t T y p e = " C o l u m n "   E l e m e n t I d = " 2 0 0 9 6 4 9 1 3 8 "   D a t a T y p e = " T e x t C o n s t " > P r e p y m t V A T A m t S p e c C a p t i o n < / P r e p y m t V A T A m t S p e c C a p t i o n >   
          < / P r e p m t V A T C o u n t e r >   
-         < L e t t e r T e x t > - 
-             < B o d y T e x t > B o d y T e x t < / B o d y T e x t > - 
-             < C l o s i n g T e x t > C l o s i n g T e x t < / C l o s i n g T e x t > - 
-             < G r e e t i n g T e x t > G r e e t i n g T e x t < / G r e e t i n g T e x t > +         < L e t t e r T e x t   E l e m e n t T y p e = " D a t a I t e m "   E l e m e n t I d = " 1 5 1 0 3 5 3 8 3 4 " > + 
+             < B o d y T e x t   E l e m e n t T y p e = " C o l u m n "   E l e m e n t I d = " 1 4 9 7 5 9 8 0 8 "   D a t a T y p e = " T e x t C o n s t " > B o d y T e x t < / B o d y T e x t > + 
+             < C l o s i n g T e x t   E l e m e n t T y p e = " C o l u m n "   E l e m e n t I d = " 5 1 2 1 3 5 9 0 9 "   D a t a T y p e = " T e x t C o n s t " > C l o s i n g T e x t < / C l o s i n g T e x t > + 
+             < G r e e t i n g T e x t   E l e m e n t T y p e = " C o l u m n "   E l e m e n t I d = " 1 1 7 5 2 7 9 2 8 9 "   D a t a T y p e = " T e x t C o n s t " > G r e e t i n g T e x t < / G r e e t i n g T e x t >   
          < / L e t t e r T e x t >   
@@ -3577,7 +3570,7 @@
  < / N a v W o r d R e p o r t X m l P a r t > 
 </file>
 
-<file path=customXml/item2.xml>��< ? x m l   v e r s i o n = " 1 . 0 "   e n c o d i n g = " u t f - 1 6 " ? > < N a v W o r d R e p o r t X m l P a r t   x m l n s = " u r n : m i c r o s o f t - d y n a m i c s - b u s i n e s s c e n t r a l / i n t e r n a l / e x t e n d e d / r e p o r t s / S t a n d a r d _ P u r c h a s e _ O r d e r / 1 3 2 2 / " > +<file path=customXml/item2.xml>��< ? x m l   v e r s i o n = " 1 . 0 "   e n c o d i n g = " u t f - 1 6 " ? > < N a v W o r d R e p o r t X m l P a r t   x m l n s = " u r n : m i c r o s o f t - d y n a m i c s - n a v / r e p o r t s / S t a n d a r d _ P u r c h a s e _ O r d e r / 1 3 2 2 / " >   
      < B C R e p o r t I n f o r m a t i o n >   
@@ -3643,501 +3636,499 @@
  
      < / B C R e p o r t I n f o r m a t i o n >   
-     < T o o l t i p s / > - 
-     < P u r c h a s e _ H e a d e r   E l e m e n t T y p e = " D a t a I t e m "   E l e m e n t I d = " 7 4 4 9 0 9 8 3 " > - 
-         < A l l o w I n v o i c e D i s c _ L b l   E l e m e n t T y p e = " C o l u m n "   E l e m e n t I d = " 1 4 4 9 1 1 7 7 6 3 "   D a t a T y p e = " T e x t C o n s t " > A l l o w I n v o i c e D i s c _ L b l < / A l l o w I n v o i c e D i s c _ L b l > - 
-         < A m o u n t _ L b l   E l e m e n t T y p e = " C o l u m n "   E l e m e n t I d = " 1 8 5 7 4 6 5 8 6 0 "   D a t a T y p e = " T e x t C o n s t " > A m o u n t _ L b l < / A m o u n t _ L b l > - 
-         < B u y e r _ L b l   E l e m e n t T y p e = " C o l u m n "   E l e m e n t I d = " 1 7 4 6 3 3 5 4 8 9 "   D a t a T y p e = " T e x t C o n s t " > B u y e r _ L b l < / B u y e r _ L b l > - 
-         < B u y F r m V e n d N o _ P u r c h H e a d e r   E l e m e n t T y p e = " C o l u m n "   E l e m e n t I d = " 1 1 4 1 1 5 6 0 2 "   D a t a T y p e = " C o d e " > B u y F r m V e n d N o _ P u r c h H e a d e r < / B u y F r m V e n d N o _ P u r c h H e a d e r > - 
-         < B u y F r m V e n d N o _ P u r c h H e a d e r _ L b l   E l e m e n t T y p e = " C o l u m n "   E l e m e n t I d = " 1 8 5 3 8 7 0 8 5 "   D a t a T y p e = " S t r i n g " > B u y F r m V e n d N o _ P u r c h H e a d e r _ L b l < / B u y F r m V e n d N o _ P u r c h H e a d e r _ L b l > - 
-         < B u y F r o m A d d r 1   E l e m e n t T y p e = " C o l u m n "   E l e m e n t I d = " 9 9 4 5 5 4 4 3 3 "   D a t a T y p e = " T e x t " > B u y F r o m A d d r 1 < / B u y F r o m A d d r 1 > - 
-         < B u y F r o m A d d r 2   E l e m e n t T y p e = " C o l u m n "   E l e m e n t I d = " 1 3 8 7 3 2 3 0 1 2 "   D a t a T y p e = " T e x t " > B u y F r o m A d d r 2 < / B u y F r o m A d d r 2 > - 
-         < B u y F r o m A d d r 3   E l e m e n t T y p e = " C o l u m n "   E l e m e n t I d = " 2 0 2 5 0 1 9 6 2 9 "   D a t a T y p e = " T e x t " > B u y F r o m A d d r 3 < / B u y F r o m A d d r 3 > - 
-         < B u y F r o m A d d r 4   E l e m e n t T y p e = " C o l u m n "   E l e m e n t I d = " 1 1 1 9 2 9 7 7 8 "   D a t a T y p e = " T e x t " > B u y F r o m A d d r 4 < / B u y F r o m A d d r 4 > - 
-         < B u y F r o m A d d r 5   E l e m e n t T y p e = " C o l u m n "   E l e m e n t I d = " 7 4 9 6 2 6 3 9 5 "   D a t a T y p e = " T e x t " > B u y F r o m A d d r 5 < / B u y F r o m A d d r 5 > - 
-         < B u y F r o m A d d r 6   E l e m e n t T y p e = " C o l u m n "   E l e m e n t I d = " 1 1 6 3 4 6 3 4 5 6 "   D a t a T y p e = " T e x t " > B u y F r o m A d d r 6 < / B u y F r o m A d d r 6 > - 
-         < B u y F r o m A d d r 7   E l e m e n t T y p e = " C o l u m n "   E l e m e n t I d = " 5 2 5 7 6 6 8 3 9 "   D a t a T y p e = " T e x t " > B u y F r o m A d d r 7 < / B u y F r o m A d d r 7 > - 
-         < B u y F r o m A d d r 8   E l e m e n t T y p e = " C o l u m n "   E l e m e n t I d = " 8 2 5 6 4 5 4 1 0 "   D a t a T y p e = " T e x t " > B u y F r o m A d d r 8 < / B u y F r o m A d d r 8 > - 
-         < B u y F r o m C o n t a c t E m a i l   E l e m e n t T y p e = " C o l u m n "   E l e m e n t I d = " 1 4 6 0 8 4 1 4 4 9 "   D a t a T y p e = " T e x t " > B u y F r o m C o n t a c t E m a i l < / B u y F r o m C o n t a c t E m a i l > - 
-         < B u y F r o m C o n t a c t E m a i l L b l   E l e m e n t T y p e = " C o l u m n "   E l e m e n t I d = " 4 6 2 0 6 3 8 7 5 "   D a t a T y p e = " T e x t C o n s t " > B u y F r o m C o n t a c t E m a i l L b l < / B u y F r o m C o n t a c t E m a i l L b l > - 
-         < B u y F r o m C o n t a c t M o b i l e P h o n e N o   E l e m e n t T y p e = " C o l u m n "   E l e m e n t I d = " 6 8 2 3 8 6 3 9 2 "   D a t a T y p e = " T e x t " > B u y F r o m C o n t a c t M o b i l e P h o n e N o < / B u y F r o m C o n t a c t M o b i l e P h o n e N o > - 
-         < B u y F r o m C o n t a c t M o b i l e P h o n e N o L b l   E l e m e n t T y p e = " C o l u m n "   E l e m e n t I d = " 3 5 0 1 9 3 3 8 "   D a t a T y p e = " T e x t C o n s t " > B u y F r o m C o n t a c t M o b i l e P h o n e N o L b l < / B u y F r o m C o n t a c t M o b i l e P h o n e N o L b l > - 
-         < B u y F r o m C o n t a c t P h o n e N o   E l e m e n t T y p e = " C o l u m n "   E l e m e n t I d = " 1 6 2 4 1 1 6 4 9 6 "   D a t a T y p e = " T e x t " > B u y F r o m C o n t a c t P h o n e N o < / B u y F r o m C o n t a c t P h o n e N o > - 
-         < B u y F r o m C o n t a c t P h o n e N o L b l   E l e m e n t T y p e = " C o l u m n "   E l e m e n t I d = " 3 6 1 4 5 0 8 0 2 "   D a t a T y p e = " T e x t C o n s t " > B u y F r o m C o n t a c t P h o n e N o L b l < / B u y F r o m C o n t a c t P h o n e N o L b l > - 
-         < C o m p a n y A d d r e s s 1   E l e m e n t T y p e = " C o l u m n "   E l e m e n t I d = " 1 8 8 4 1 6 4 3 2 3 "   D a t a T y p e = " T e x t " > C o m p a n y A d d r e s s 1 < / C o m p a n y A d d r e s s 1 > - 
-         < C o m p a n y A d d r e s s 2   E l e m e n t T y p e = " C o l u m n "   E l e m e n t I d = " 1 2 4 6 4 6 7 7 0 6 "   D a t a T y p e = " T e x t " > C o m p a n y A d d r e s s 2 < / C o m p a n y A d d r e s s 2 > - 
-         < C o m p a n y A d d r e s s 3   E l e m e n t T y p e = " C o l u m n "   E l e m e n t I d = " 6 0 8 7 7 1 0 8 9 "   D a t a T y p e = " T e x t " > C o m p a n y A d d r e s s 3 < / C o m p a n y A d d r e s s 3 > - 
-         < C o m p a n y A d d r e s s 4   E l e m e n t T y p e = " C o l u m n "   E l e m e n t I d = " 7 7 7 6 8 0 1 1 2 "   D a t a T y p e = " T e x t " > C o m p a n y A d d r e s s 4 < / C o m p a n y A d d r e s s 4 > - 
-         < C o m p a n y A d d r e s s 5   E l e m e n t T y p e = " C o l u m n "   E l e m e n t I d = " 1 3 9 9 8 3 4 9 5 "   D a t a T y p e = " T e x t " > C o m p a n y A d d r e s s 5 < / C o m p a n y A d d r e s s 5 > - 
-         < C o m p a n y A d d r e s s 6   E l e m e n t T y p e = " C o l u m n "   E l e m e n t I d = " 4 9 7 7 1 3 1 2 2 "   D a t a T y p e = " T e x t " > C o m p a n y A d d r e s s 6 < / C o m p a n y A d d r e s s 6 > - 
-         < C o m p a n y A d d r e s s 7   E l e m e n t T y p e = " C o l u m n "   E l e m e n t I d = " 1 1 3 5 4 0 9 7 3 9 "   D a t a T y p e = " T e x t " > C o m p a n y A d d r e s s 7 < / C o m p a n y A d d r e s s 7 > - 
-         < C o m p a n y A d d r e s s 8   E l e m e n t T y p e = " C o l u m n "   E l e m e n t I d = " 1 7 1 5 2 5 5 3 0 0 "   D a t a T y p e = " T e x t " > C o m p a n y A d d r e s s 8 < / C o m p a n y A d d r e s s 8 > - 
-         < C o m p a n y B a n k A c c o u n t N o   E l e m e n t T y p e = " C o l u m n "   E l e m e n t I d = " 3 0 1 4 0 2 0 4 "   D a t a T y p e = " T e x t " > C o m p a n y B a n k A c c o u n t N o < / C o m p a n y B a n k A c c o u n t N o > - 
-         < C o m p a n y B a n k A c c o u n t N o _ L b l   E l e m e n t T y p e = " C o l u m n "   E l e m e n t I d = " 1 0 9 7 7 4 3 3 4 5 "   D a t a T y p e = " T e x t C o n s t " > C o m p a n y B a n k A c c o u n t N o _ L b l < / C o m p a n y B a n k A c c o u n t N o _ L b l > - 
-         < C o m p a n y B a n k B r a n c h N o   E l e m e n t T y p e = " C o l u m n "   E l e m e n t I d = " 7 9 3 1 3 3 0 5 7 "   D a t a T y p e = " T e x t " > C o m p a n y B a n k B r a n c h N o < / C o m p a n y B a n k B r a n c h N o > - 
-         < C o m p a n y B a n k B r a n c h N o _ L b l   E l e m e n t T y p e = " C o l u m n "   E l e m e n t I d = " 3 2 7 9 0 6 6 9 2 "   D a t a T y p e = " S t r i n g " > C o m p a n y B a n k B r a n c h N o _ L b l < / C o m p a n y B a n k B r a n c h N o _ L b l > - 
-         < C o m p a n y B a n k N a m e   E l e m e n t T y p e = " C o l u m n "   E l e m e n t I d = " 1 5 3 4 9 0 5 6 0 5 "   D a t a T y p e = " T e x t " > C o m p a n y B a n k N a m e < / C o m p a n y B a n k N a m e > - 
-         < C o m p a n y B a n k N a m e _ L b l   E l e m e n t T y p e = " C o l u m n "   E l e m e n t I d = " 1 2 0 4 3 0 7 0 1 4 "   D a t a T y p e = " T e x t C o n s t " > C o m p a n y B a n k N a m e _ L b l < / C o m p a n y B a n k N a m e _ L b l > - 
-         < C o m p a n y C u s t o m G i r o   E l e m e n t T y p e = " C o l u m n "   E l e m e n t I d = " 1 6 7 0 4 7 5 7 9 8 "   D a t a T y p e = " T e x t " > C o m p a n y C u s t o m G i r o < / C o m p a n y C u s t o m G i r o > - 
-         < C o m p a n y C u s t o m G i r o _ L b l   E l e m e n t T y p e = " C o l u m n "   E l e m e n t I d = " 8 9 1 4 3 9 6 2 5 "   D a t a T y p e = " T e x t " > C o m p a n y C u s t o m G i r o _ L b l < / C o m p a n y C u s t o m G i r o _ L b l > - 
-         < C o m p a n y E M a i l   E l e m e n t T y p e = " C o l u m n "   E l e m e n t I d = " 1 6 7 7 0 7 4 0 5 8 "   D a t a T y p e = " T e x t " > C o m p a n y E M a i l < / C o m p a n y E M a i l > - 
-         < C o m p a n y E m a i l _ L b l   E l e m e n t T y p e = " C o l u m n "   E l e m e n t I d = " 8 0 8 1 5 9 1 7 9 "   D a t a T y p e = " T e x t C o n s t " > C o m p a n y E m a i l _ L b l < / C o m p a n y E m a i l _ L b l > - 
-         < C o m p a n y G i r o N o   E l e m e n t T y p e = " C o l u m n "   E l e m e n t I d = " 1 3 6 0 1 9 6 3 2 0 "   D a t a T y p e = " T e x t " > C o m p a n y G i r o N o < / C o m p a n y G i r o N o > - 
-         < C o m p a n y G i r o N o _ L b l   E l e m e n t T y p e = " C o l u m n "   E l e m e n t I d = " 8 6 1 6 0 2 1 1 5 "   D a t a T y p e = " T e x t C o n s t " > C o m p a n y G i r o N o _ L b l < / C o m p a n y G i r o N o _ L b l > - 
-         < C o m p a n y H o m e P a g e   E l e m e n t T y p e = " C o l u m n "   E l e m e n t I d = " 1 9 8 9 1 8 8 7 0 "   D a t a T y p e = " T e x t " > C o m p a n y H o m e P a g e < / C o m p a n y H o m e P a g e > - 
-         < C o m p a n y H o m e P a g e _ L b l   E l e m e n t T y p e = " C o l u m n "   E l e m e n t I d = " 1 5 2 9 3 4 8 1 7 1 "   D a t a T y p e = " T e x t C o n s t " > C o m p a n y H o m e P a g e _ L b l < / C o m p a n y H o m e P a g e _ L b l > - 
-         < C o m p a n y I B A N   E l e m e n t T y p e = " C o l u m n "   E l e m e n t I d = " 9 0 6 5 4 9 1 8 2 "   D a t a T y p e = " C o d e " > C o m p a n y I B A N < / C o m p a n y I B A N > - 
-         < C o m p a n y I B A N _ L b l   E l e m e n t T y p e = " C o l u m n "   E l e m e n t I d = " 1 2 6 7 9 5 2 2 2 7 "   D a t a T y p e = " S t r i n g " > C o m p a n y I B A N _ L b l < / C o m p a n y I B A N _ L b l > - 
-         < C o m p a n y L e g a l O f f i c e   E l e m e n t T y p e = " C o l u m n "   E l e m e n t I d = " 7 1 4 2 5 8 1 1 1 "   D a t a T y p e = " T e x t " > C o m p a n y L e g a l O f f i c e < / C o m p a n y L e g a l O f f i c e > - 
-         < C o m p a n y L e g a l O f f i c e _ L b l   E l e m e n t T y p e = " C o l u m n "   E l e m e n t I d = " 1 5 3 3 1 7 5 1 0 8 "   D a t a T y p e = " T e x t " > C o m p a n y L e g a l O f f i c e _ L b l < / C o m p a n y L e g a l O f f i c e _ L b l > - 
-         < C o m p a n y L o g o P o s i t i o n   E l e m e n t T y p e = " C o l u m n "   E l e m e n t I d = " 1 4 2 5 2 6 6 6 8 8 "   D a t a T y p e = " I n t e g e r " > C o m p a n y L o g o P o s i t i o n < / C o m p a n y L o g o P o s i t i o n > - 
-         < C o m p a n y P h o n e N o   E l e m e n t T y p e = " C o l u m n "   E l e m e n t I d = " 2 5 0 4 4 0 6 5 5 "   D a t a T y p e = " T e x t " > C o m p a n y P h o n e N o < / C o m p a n y P h o n e N o > - 
-         < C o m p a n y P h o n e N o _ L b l   E l e m e n t T y p e = " C o l u m n "   E l e m e n t I d = " 5 5 8 5 9 3 5 8 6 "   D a t a T y p e = " T e x t C o n s t " > C o m p a n y P h o n e N o _ L b l < / C o m p a n y P h o n e N o _ L b l > - 
-         < C o m p a n y P i c t u r e   E l e m e n t T y p e = " C o l u m n "   E l e m e n t I d = " 1 3 9 7 4 1 1 0 7 4 "   D a t a T y p e = " B L O B " / > - 
-         < C o m p a n y R e g i s t r a t i o n N u m b e r   E l e m e n t T y p e = " C o l u m n "   E l e m e n t I d = " 2 0 2 3 6 3 9 4 2 4 "   D a t a T y p e = " T e x t " > C o m p a n y R e g i s t r a t i o n N u m b e r < / C o m p a n y R e g i s t r a t i o n N u m b e r > - 
-         < C o m p a n y R e g i s t r a t i o n N u m b e r _ L b l   E l e m e n t T y p e = " C o l u m n "   E l e m e n t I d = " 1 8 3 3 1 0 6 6 5 3 "   D a t a T y p e = " T e x t " > C o m p a n y R e g i s t r a t i o n N u m b e r _ L b l < / C o m p a n y R e g i s t r a t i o n N u m b e r _ L b l > - 
-         < C o m p a n y S W I F T   E l e m e n t T y p e = " C o l u m n "   E l e m e n t I d = " 6 6 8 2 5 0 2 4 5 "   D a t a T y p e = " C o d e " > C o m p a n y S W I F T < / C o m p a n y S W I F T > - 
-         < C o m p a n y S W I F T _ L b l   E l e m e n t T y p e = " C o l u m n "   E l e m e n t I d = " 2 0 2 9 5 9 7 3 8 4 "   D a t a T y p e = " S t r i n g " > C o m p a n y S W I F T _ L b l < / C o m p a n y S W I F T _ L b l > - 
-         < C o m p a n y V A T R e g i s t r a t i o n N o   E l e m e n t T y p e = " C o l u m n "   E l e m e n t I d = " 1 9 1 4 0 1 3 6 4 9 "   D a t a T y p e = " T e x t " > C o m p a n y V A T R e g i s t r a t i o n N o < / C o m p a n y V A T R e g i s t r a t i o n N o > - 
-         < C o m p a n y V A T R e g i s t r a t i o n N o _ L b l   E l e m e n t T y p e = " C o l u m n "   E l e m e n t I d = " 9 2 4 5 0 3 1 2 4 "   D a t a T y p e = " T e x t " > C o m p a n y V A T R e g i s t r a t i o n N o _ L b l < / C o m p a n y V A T R e g i s t r a t i o n N o _ L b l > - 
-         < C o m p a n y V A T R e g N o   E l e m e n t T y p e = " C o l u m n "   E l e m e n t I d = " 1 7 1 4 3 1 9 3 6 "   D a t a T y p e = " T e x t " > C o m p a n y V A T R e g N o < / C o m p a n y V A T R e g N o > - 
-         < C o m p a n y V A T R e g N o _ L b l   E l e m e n t T y p e = " C o l u m n "   E l e m e n t I d = " 7 7 3 2 0 1 5 0 1 "   D a t a T y p e = " T e x t " > C o m p a n y V A T R e g N o _ L b l < / C o m p a n y V A T R e g N o _ L b l > - 
-         < C o n f i r m T o C a p t i o n _ L b l   E l e m e n t T y p e = " C o l u m n "   E l e m e n t I d = " 1 7 0 5 6 7 2 8 4 1 "   D a t a T y p e = " T e x t C o n s t " > C o n f i r m T o C a p t i o n _ L b l < / C o n f i r m T o C a p t i o n _ L b l > - 
-         < D i m T e x t   E l e m e n t T y p e = " C o l u m n "   E l e m e n t I d = " 1 7 6 4 8 3 2 3 2 "   D a t a T y p e = " T e x t " > D i m T e x t < / D i m T e x t > - 
-         < D o c T y p e _ P u r c h H e a d e r   E l e m e n t T y p e = " C o l u m n "   E l e m e n t I d = " 1 9 1 3 4 4 6 4 3 3 "   D a t a T y p e = " O p t i o n " > D o c T y p e _ P u r c h H e a d e r < / D o c T y p e _ P u r c h H e a d e r > - 
-         < D o c u m e n t D a t e   E l e m e n t T y p e = " C o l u m n "   E l e m e n t I d = " 5 5 2 8 7 1 9 1 4 "   D a t a T y p e = " S t r i n g " > D o c u m e n t D a t e < / D o c u m e n t D a t e > - 
-         < D o c u m e n t D a t e _ L b l   E l e m e n t T y p e = " C o l u m n "   E l e m e n t I d = " 1 0 2 6 4 9 4 8 3 "   D a t a T y p e = " T e x t C o n s t " > D o c u m e n t D a t e _ L b l < / D o c u m e n t D a t e _ L b l > - 
-         < D o c u m e n t T i t l e _ L b l   E l e m e n t T y p e = " C o l u m n "   E l e m e n t I d = " 8 5 8 4 2 3 9 2 9 "   D a t a T y p e = " T e x t C o n s t " > D o c u m e n t T i t l e _ L b l < / D o c u m e n t T i t l e _ L b l > - 
-         < D u e D a t e   E l e m e n t T y p e = " C o l u m n "   E l e m e n t I d = " 7 4 5 1 7 0 2 0 3 "   D a t a T y p e = " S t r i n g " > D u e D a t e < / D u e D a t e > - 
-         < E m a i l I D _ L b l   E l e m e n t T y p e = " C o l u m n "   E l e m e n t I d = " 1 0 8 1 3 5 7 8 8 9 "   D a t a T y p e = " T e x t C o n s t " > E m a i l I D _ L b l < / E m a i l I D _ L b l > - 
-         < E x p t R e c p t D t _ P u r c h a s e H e a d e r   E l e m e n t T y p e = " C o l u m n "   E l e m e n t I d = " 7 5 1 5 1 3 9 8 3 "   D a t a T y p e = " S t r i n g " > E x p t R e c p t D t _ P u r c h a s e H e a d e r < / E x p t R e c p t D t _ P u r c h a s e H e a d e r > - 
-         < H o m e P a g e _ L b l   E l e m e n t T y p e = " C o l u m n "   E l e m e n t I d = " 1 4 3 3 5 9 2 3 0 0 "   D a t a T y p e = " T e x t C o n s t " > H o m e P a g e _ L b l < / H o m e P a g e _ L b l > - 
-         < I t e m D e s c r i p t i o n _ L b l   E l e m e n t T y p e = " C o l u m n "   E l e m e n t I d = " 8 3 5 8 4 5 8 5 3 "   D a t a T y p e = " T e x t C o n s t " > I t e m D e s c r i p t i o n _ L b l < / I t e m D e s c r i p t i o n _ L b l > - 
-         < I t e m L i n e A m o u n t _ L b l   E l e m e n t T y p e = " C o l u m n "   E l e m e n t I d = " 4 8 8 7 0 7 2 7 "   D a t a T y p e = " T e x t C o n s t " > I t e m L i n e A m o u n t _ L b l < / I t e m L i n e A m o u n t _ L b l > - 
-         < I t e m N u m b e r _ L b l   E l e m e n t T y p e = " C o l u m n "   E l e m e n t I d = " 1 3 3 2 2 2 5 7 7 4 "   D a t a T y p e = " T e x t C o n s t " > I t e m N u m b e r _ L b l < / I t e m N u m b e r _ L b l > - 
-         < I t e m Q u a n t i t y _ L b l   E l e m e n t T y p e = " C o l u m n "   E l e m e n t I d = " 1 8 0 2 5 9 1 7 6 6 "   D a t a T y p e = " T e x t C o n s t " > I t e m Q u a n t i t y _ L b l < / I t e m Q u a n t i t y _ L b l > - 
-         < I t e m U n i t _ L b l   E l e m e n t T y p e = " C o l u m n "   E l e m e n t I d = " 1 9 8 1 4 0 3 7 7 3 "   D a t a T y p e = " T e x t C o n s t " > I t e m U n i t _ L b l < / I t e m U n i t _ L b l > - 
-         < I t e m U n i t P r i c e _ L b l   E l e m e n t T y p e = " C o l u m n "   E l e m e n t I d = " 4 6 6 8 5 2 9 8 "   D a t a T y p e = " T e x t C o n s t " > I t e m U n i t P r i c e _ L b l < / I t e m U n i t P r i c e _ L b l > - 
-         < N o _ P u r c h H e a d e r   E l e m e n t T y p e = " C o l u m n "   E l e m e n t I d = " 5 2 0 3 3 9 3 5 2 "   D a t a T y p e = " C o d e " > N o _ P u r c h H e a d e r < / N o _ P u r c h H e a d e r > - 
-         < O r d e r D a t e _ L b l   E l e m e n t T y p e = " C o l u m n "   E l e m e n t I d = " 4 1 7 6 9 0 3 9 8 "   D a t a T y p e = " T e x t C o n s t " > O r d e r D a t e _ L b l < / O r d e r D a t e _ L b l > - 
-         < O r d e r D a t e _ P u r c h a s e H e a d e r   E l e m e n t T y p e = " C o l u m n "   E l e m e n t I d = " 1 1 1 9 3 3 8 5 4 0 "   D a t a T y p e = " S t r i n g " > O r d e r D a t e _ P u r c h a s e H e a d e r < / O r d e r D a t e _ P u r c h a s e H e a d e r > - 
-         < O r d e r N o _ L b l   E l e m e n t T y p e = " C o l u m n "   E l e m e n t I d = " 1 9 9 1 0 6 2 5 2 9 "   D a t a T y p e = " T e x t C o n s t " > O r d e r N o _ L b l < / O r d e r N o _ L b l > - 
-         < O u t p u t N o   E l e m e n t T y p e = " C o l u m n "   E l e m e n t I d = " 1 5 2 4 6 3 6 1 8 1 "   D a t a T y p e = " I n t e g e r " > O u t p u t N o < / O u t p u t N o > - 
-         < P a g e _ L b l   E l e m e n t T y p e = " C o l u m n "   E l e m e n t I d = " 6 8 0 6 4 8 0 9 1 "   D a t a T y p e = " T e x t C o n s t " > P a g e _ L b l < / P a g e _ L b l > - 
-         < P a y m e n t D e t a i l s _ L b l   E l e m e n t T y p e = " C o l u m n "   E l e m e n t I d = " 1 0 2 9 7 4 8 9 9 2 "   D a t a T y p e = " T e x t C o n s t " > P a y m e n t D e t a i l s _ L b l < / P a y m e n t D e t a i l s _ L b l > - 
-         < P a y m e n t T e r m s D e s c   E l e m e n t T y p e = " C o l u m n "   E l e m e n t I d = " 1 9 8 3 0 0 2 7 7 9 "   D a t a T y p e = " T e x t " > P a y m e n t T e r m s D e s c < / P a y m e n t T e r m s D e s c > - 
-         < P a y m e n t T e r m s D e s c _ L b l   E l e m e n t T y p e = " C o l u m n "   E l e m e n t I d = " 1 4 3 7 8 0 9 5 6 2 "   D a t a T y p e = " T e x t C o n s t " > P a y m e n t T e r m s D e s c _ L b l < / P a y m e n t T e r m s D e s c _ L b l > - 
-         < P a y T o C o n t a c t E m a i l   E l e m e n t T y p e = " C o l u m n "   E l e m e n t I d = " 1 9 8 4 8 9 3 3 1 0 "   D a t a T y p e = " T e x t " > P a y T o C o n t a c t E m a i l < / P a y T o C o n t a c t E m a i l > - 
-         < P a y T o C o n t a c t E m a i l L b l   E l e m e n t T y p e = " C o l u m n "   E l e m e n t I d = " 6 8 4 6 8 8 4 8 "   D a t a T y p e = " T e x t C o n s t " > P a y T o C o n t a c t E m a i l L b l < / P a y T o C o n t a c t E m a i l L b l > - 
-         < P a y T o C o n t a c t M o b i l e P h o n e N o   E l e m e n t T y p e = " C o l u m n "   E l e m e n t I d = " 1 9 0 1 4 6 6 0 5 "   D a t a T y p e = " T e x t " > P a y T o C o n t a c t M o b i l e P h o n e N o < / P a y T o C o n t a c t M o b i l e P h o n e N o > - 
-         < P a y T o C o n t a c t M o b i l e P h o n e N o L b l   E l e m e n t T y p e = " C o l u m n "   E l e m e n t I d = " 1 2 5 4 4 4 0 0 8 9 "   D a t a T y p e = " T e x t C o n s t " > P a y T o C o n t a c t M o b i l e P h o n e N o L b l < / P a y T o C o n t a c t M o b i l e P h o n e N o L b l > - 
-         < P a y T o C o n t a c t P h o n e N o   E l e m e n t T y p e = " C o l u m n "   E l e m e n t I d = " 1 9 2 3 7 9 6 7 0 9 "   D a t a T y p e = " T e x t " > P a y T o C o n t a c t P h o n e N o < / P a y T o C o n t a c t P h o n e N o > - 
-         < P a y T o C o n t a c t P h o n e N o L b l   E l e m e n t T y p e = " C o l u m n "   E l e m e n t I d = " 2 9 3 4 6 1 0 8 7 "   D a t a T y p e = " T e x t C o n s t " > P a y T o C o n t a c t P h o n e N o L b l < / P a y T o C o n t a c t P h o n e N o L b l > - 
-         < P a y T o V e n d N o _ P u r c h H e a d e r   E l e m e n t T y p e = " C o l u m n "   E l e m e n t I d = " 6 3 5 5 6 4 4 9 8 "   D a t a T y p e = " C o d e " > P a y T o V e n d N o _ P u r c h H e a d e r < / P a y T o V e n d N o _ P u r c h H e a d e r > - 
-         < P r e p m t P a y m e n t T e r m s D e s c   E l e m e n t T y p e = " C o l u m n "   E l e m e n t I d = " 4 2 9 7 6 4 9 1 "   D a t a T y p e = " T e x t " > P r e p m t P a y m e n t T e r m s D e s c < / P r e p m t P a y m e n t T e r m s D e s c > - 
-         < P r e p y m t T e r m s D e s c _ L b l   E l e m e n t T y p e = " C o l u m n "   E l e m e n t I d = " 1 8 4 2 9 3 9 4 8 5 "   D a t a T y p e = " T e x t C o n s t " > P r e p y m t T e r m s D e s c _ L b l < / P r e p y m t T e r m s D e s c _ L b l > - 
-         < P r i c e s I n c l u d i n g V A T _ L b l   E l e m e n t T y p e = " C o l u m n "   E l e m e n t I d = " 1 3 7 7 9 7 9 4 4 4 "   D a t a T y p e = " T e x t C o n s t " > P r i c e s I n c l u d i n g V A T _ L b l < / P r i c e s I n c l u d i n g V A T _ L b l > - 
-         < P r i c e s I n c l V A T _ P u r c h H e a d e r   E l e m e n t T y p e = " C o l u m n "   E l e m e n t I d = " 1 8 0 5 5 0 7 9 8 0 "   D a t a T y p e = " B o o l e a n " > P r i c e s I n c l V A T _ P u r c h H e a d e r < / P r i c e s I n c l V A T _ P u r c h H e a d e r > - 
-         < P r i c e s I n c l V A T _ P u r c h H e a d e r _ L b l   E l e m e n t T y p e = " C o l u m n "   E l e m e n t I d = " 1 7 9 9 5 0 1 7 4 3 "   D a t a T y p e = " S t r i n g " > P r i c e s I n c l V A T _ P u r c h H e a d e r _ L b l < / P r i c e s I n c l V A T _ P u r c h H e a d e r _ L b l > - 
-         < P r i c e s I n c l V A T t x t   E l e m e n t T y p e = " C o l u m n "   E l e m e n t I d = " 1 1 2 3 7 2 4 4 4 8 "   D a t a T y p e = " T e x t C o n s t " > P r i c e s I n c l V A T t x t < / P r i c e s I n c l V A T t x t > - 
-         < P u r c h a s e r T e x t   E l e m e n t T y p e = " C o l u m n "   E l e m e n t I d = " 1 2 9 1 4 2 3 8 3 3 "   D a t a T y p e = " T e x t " > P u r c h a s e r T e x t < / P u r c h a s e r T e x t > - 
-         < P u r c h L i n e I n v D i s c A m t _ L b l   E l e m e n t T y p e = " C o l u m n "   E l e m e n t I d = " 9 2 6 7 0 5 4 6 2 "   D a t a T y p e = " T e x t C o n s t " > P u r c h L i n e I n v D i s c A m t _ L b l < / P u r c h L i n e I n v D i s c A m t _ L b l > - 
-         < P u r c h O r d e r C a p t i o n _ L b l   E l e m e n t T y p e = " C o l u m n "   E l e m e n t I d = " 6 3 3 7 2 3 3 7 2 "   D a t a T y p e = " T e x t C o n s t " > P u r c h O r d e r C a p t i o n _ L b l < / P u r c h O r d e r C a p t i o n _ L b l > - 
-         < P u r c h O r d e r D a t e C a p t i o n _ L b l   E l e m e n t T y p e = " C o l u m n "   E l e m e n t I d = " 1 6 3 4 1 8 6 4 0 "   D a t a T y p e = " T e x t C o n s t " > P u r c h O r d e r D a t e C a p t i o n _ L b l < / P u r c h O r d e r D a t e C a p t i o n _ L b l > - 
-         < P u r c h O r d e r N u m C a p t i o n _ L b l   E l e m e n t T y p e = " C o l u m n "   E l e m e n t I d = " 4 6 4 1 4 9 4 5 4 "   D a t a T y p e = " T e x t C o n s t " > P u r c h O r d e r N u m C a p t i o n _ L b l < / P u r c h O r d e r N u m C a p t i o n _ L b l > - 
-         < R e c e i v e b y _ L b l   E l e m e n t T y p e = " C o l u m n "   E l e m e n t I d = " 9 4 4 0 6 3 6 8 "   D a t a T y p e = " T e x t C o n s t " > R e c e i v e b y _ L b l < / R e c e i v e b y _ L b l > - 
-         < R e f e r e n c e T e x t   E l e m e n t T y p e = " C o l u m n "   E l e m e n t I d = " 4 4 5 3 5 3 4 5 1 "   D a t a T y p e = " T e x t " > R e f e r e n c e T e x t < / R e f e r e n c e T e x t > - 
-         < S a l e s P u r c h P e r s o n N a m e   E l e m e n t T y p e = " C o l u m n "   E l e m e n t I d = " 1 3 7 3 7 6 8 5 5 7 "   D a t a T y p e = " T e x t " > S a l e s P u r c h P e r s o n N a m e < / S a l e s P u r c h P e r s o n N a m e > - 
-         < S e l l T o C u s t N o _ P u r c h H e a d e r   E l e m e n t T y p e = " C o l u m n "   E l e m e n t I d = " 9 6 4 8 7 3 2 0 4 "   D a t a T y p e = " C o d e " > S e l l T o C u s t N o _ P u r c h H e a d e r < / S e l l T o C u s t N o _ P u r c h H e a d e r > - 
-         < S e l l T o C u s t N o _ P u r c h H e a d e r _ L b l   E l e m e n t T y p e = " C o l u m n "   E l e m e n t I d = " 1 9 3 1 5 7 0 8 9 7 "   D a t a T y p e = " S t r i n g " > S e l l T o C u s t N o _ P u r c h H e a d e r _ L b l < / S e l l T o C u s t N o _ P u r c h H e a d e r _ L b l > - 
-         < S h i p m e n t M e t h o d D e s c   E l e m e n t T y p e = " C o l u m n "   E l e m e n t I d = " 6 8 6 3 4 3 1 7 9 "   D a t a T y p e = " T e x t " > S h i p m e n t M e t h o d D e s c < / S h i p m e n t M e t h o d D e s c > - 
-         < S h i p m e n t M e t h o d D e s c _ L b l   E l e m e n t T y p e = " C o l u m n "   E l e m e n t I d = " 5 7 9 9 0 1 3 6 6 "   D a t a T y p e = " T e x t C o n s t " > S h i p m e n t M e t h o d D e s c _ L b l < / S h i p m e n t M e t h o d D e s c _ L b l > - 
-         < S h i p T o A d d r 1   E l e m e n t T y p e = " C o l u m n "   E l e m e n t I d = " 5 1 2 9 7 9 8 5 0 "   D a t a T y p e = " T e x t " > S h i p T o A d d r 1 < / S h i p T o A d d r 1 > - 
-         < S h i p T o A d d r 2   E l e m e n t T y p e = " C o l u m n "   E l e m e n t I d = " 1 1 5 0 6 7 6 4 6 7 "   D a t a T y p e = " T e x t " > S h i p T o A d d r 2 < / S h i p T o A d d r 2 > - 
-         < S h i p T o A d d r 3   E l e m e n t T y p e = " C o l u m n "   E l e m e n t I d = " 1 7 8 8 3 7 3 0 8 4 "   D a t a T y p e = " T e x t " > S h i p T o A d d r 3 < / S h i p T o A d d r 3 > - 
-         < S h i p T o A d d r 4   E l e m e n t T y p e = " C o l u m n "   E l e m e n t I d = " 1 8 6 8 8 9 7 5 9 5 "   D a t a T y p e = " T e x t " > S h i p T o A d d r 4 < / S h i p T o A d d r 4 > - 
-         < S h i p T o A d d r 5   E l e m e n t T y p e = " C o l u m n "   E l e m e n t I d = " 1 2 3 1 2 0 0 9 7 8 "   D a t a T y p e = " T e x t " > S h i p T o A d d r 5 < / S h i p T o A d d r 5 > - 
-         < S h i p T o A d d r 6   E l e m e n t T y p e = " C o l u m n "   E l e m e n t I d = " 5 9 3 5 0 4 3 6 1 "   D a t a T y p e = " T e x t " > S h i p T o A d d r 6 < / S h i p T o A d d r 6 > - 
-         < S h i p T o A d d r 7   E l e m e n t T y p e = " C o l u m n "   E l e m e n t I d = " 4 4 1 9 2 2 5 6 "   D a t a T y p e = " T e x t " > S h i p T o A d d r 7 < / S h i p T o A d d r 7 > - 
-         < S h i p T o A d d r 8   E l e m e n t T y p e = " C o l u m n "   E l e m e n t I d = " 9 3 1 3 2 2 4 0 7 "   D a t a T y p e = " T e x t " > S h i p T o A d d r 8 < / S h i p T o A d d r 8 > - 
-         < S h i p t o A d d r e s s _ L b l   E l e m e n t T y p e = " C o l u m n "   E l e m e n t I d = " 1 0 4 3 5 1 9 5 7 7 "   D a t a T y p e = " T e x t C o n s t " > S h i p t o A d d r e s s _ L b l < / S h i p t o A d d r e s s _ L b l > - 
-         < S h i p T o P h o n e N o   E l e m e n t T y p e = " C o l u m n "   E l e m e n t I d = " 3 6 9 7 0 2 2 5 5 "   D a t a T y p e = " T e x t " > S h i p T o P h o n e N o < / S h i p T o P h o n e N o > - 
-         < S u b t o t a l _ L b l   E l e m e n t T y p e = " C o l u m n "   E l e m e n t I d = " 1 9 6 7 7 9 5 1 4 2 "   D a t a T y p e = " T e x t C o n s t " > S u b t o t a l _ L b l < / S u b t o t a l _ L b l > - 
-         < T a x I d e n t T y p e C a p t i o n _ L b l   E l e m e n t T y p e = " C o l u m n "   E l e m e n t I d = " 1 2 3 4 9 8 1 3 2 1 "   D a t a T y p e = " T e x t C o n s t " > T a x I d e n t T y p e C a p t i o n _ L b l < / T a x I d e n t T y p e C a p t i o n _ L b l > - 
-         < T o C a p t i o n _ L b l   E l e m e n t T y p e = " C o l u m n "   E l e m e n t I d = " 2 0 3 0 5 3 2 2 2 9 "   D a t a T y p e = " T e x t C o n s t " > T o C a p t i o n _ L b l < / T o C a p t i o n _ L b l > - 
-         < T o t a l _ L b l   E l e m e n t T y p e = " C o l u m n "   E l e m e n t I d = " 1 2 1 0 1 0 0 8 7 8 "   D a t a T y p e = " T e x t C o n s t " > T o t a l _ L b l < / T o t a l _ L b l > - 
-         < V A L V A T B a s e L C Y _ L b l   E l e m e n t T y p e = " C o l u m n "   E l e m e n t I d = " 1 7 0 5 4 3 5 8 1 1 "   D a t a T y p e = " T e x t C o n s t " > V A L V A T B a s e L C Y _ L b l < / V A L V A T B a s e L C Y _ L b l > - 
-         < V A T A m t L i n e I n v D i s c B a s e A m t _ L b l   E l e m e n t T y p e = " C o l u m n "   E l e m e n t I d = " 1 6 4 7 3 8 4 9 1 6 "   D a t a T y p e = " T e x t C o n s t " > V A T A m t L i n e I n v D i s c B a s e A m t _ L b l < / V A T A m t L i n e I n v D i s c B a s e A m t _ L b l > - 
-         < V A T A m t L i n e L i n e A m t _ L b l   E l e m e n t T y p e = " C o l u m n "   E l e m e n t I d = " 1 1 3 2 2 4 5 2 5 1 "   D a t a T y p e = " T e x t C o n s t " > V A T A m t L i n e L i n e A m t _ L b l < / V A T A m t L i n e L i n e A m t _ L b l > - 
-         < V A T A m t L i n e V A T _ L b l   E l e m e n t T y p e = " C o l u m n "   E l e m e n t I d = " 1 1 6 2 6 0 3 1 0 2 "   D a t a T y p e = " T e x t C o n s t " > V A T A m t L i n e V A T _ L b l < / V A T A m t L i n e V A T _ L b l > - 
-         < V A T A m t L i n e V A T A m t _ L b l   E l e m e n t T y p e = " C o l u m n "   E l e m e n t I d = " 5 0 9 5 8 8 9 9 8 "   D a t a T y p e = " T e x t C o n s t " > V A T A m t L i n e V A T A m t _ L b l < / V A T A m t L i n e V A T A m t _ L b l > - 
-         < V A T A m t S p e c _ L b l   E l e m e n t T y p e = " C o l u m n "   E l e m e n t I d = " 1 5 0 9 9 9 9 3 4 6 "   D a t a T y p e = " T e x t C o n s t " > V A T A m t S p e c _ L b l < / V A T A m t S p e c _ L b l > - 
-         < V A T B a s e D i s c _ P u r c h H e a d e r   E l e m e n t T y p e = " C o l u m n "   E l e m e n t I d = " 1 6 3 9 7 3 7 3 5 8 "   D a t a T y p e = " D e c i m a l " > V A T B a s e D i s c _ P u r c h H e a d e r < / V A T B a s e D i s c _ P u r c h H e a d e r > - 
-         < V A T I d e n t i f i e r _ L b l   E l e m e n t T y p e = " C o l u m n "   E l e m e n t I d = " 1 6 8 6 6 2 3 9 8 4 "   D a t a T y p e = " T e x t C o n s t " > V A T I d e n t i f i e r _ L b l < / V A T I d e n t i f i e r _ L b l > - 
-         < V A T N o T e x t   E l e m e n t T y p e = " C o l u m n "   E l e m e n t I d = " 1 9 5 9 6 6 3 4 2 6 "   D a t a T y p e = " T e x t " > V A T N o T e x t < / V A T N o T e x t > - 
-         < V A T R e g N o _ P u r c h H e a d e r   E l e m e n t T y p e = " C o l u m n "   E l e m e n t I d = " 9 8 5 0 3 8 1 8 7 "   D a t a T y p e = " T e x t " > V A T R e g N o _ P u r c h H e a d e r < / V A T R e g N o _ P u r c h H e a d e r > - 
-         < V e n d A d d r 1   E l e m e n t T y p e = " C o l u m n "   E l e m e n t I d = " 2 0 3 8 5 3 5 7 8 "   D a t a T y p e = " T e x t " > V e n d A d d r 1 < / V e n d A d d r 1 > - 
-         < V e n d A d d r 2   E l e m e n t T y p e = " C o l u m n "   E l e m e n t I d = " 8 4 1 5 5 0 1 9 5 "   D a t a T y p e = " T e x t " > V e n d A d d r 2 < / V e n d A d d r 2 > - 
-         < V e n d A d d r 3   E l e m e n t T y p e = " C o l u m n "   E l e m e n t I d = " 1 4 7 9 2 4 6 8 1 2 "   D a t a T y p e = " T e x t " > V e n d A d d r 3 < / V e n d A d d r 3 > - 
-         < V e n d A d d r 4   E l e m e n t T y p e = " C o l u m n "   E l e m e n t I d = " 2 1 1 6 9 4 3 4 2 9 "   D a t a T y p e = " T e x t " > V e n d A d d r 4 < / V e n d A d d r 4 > - 
-         < V e n d A d d r 5   E l e m e n t T y p e = " C o l u m n "   E l e m e n t I d = " 1 5 4 0 3 2 7 2 5 0 "   D a t a T y p e = " T e x t " > V e n d A d d r 5 < / V e n d A d d r 5 > - 
-         < V e n d A d d r 6   E l e m e n t T y p e = " C o l u m n "   E l e m e n t I d = " 9 0 2 6 3 0 6 3 3 "   D a t a T y p e = " T e x t " > V e n d A d d r 6 < / V e n d A d d r 6 > - 
-         < V e n d A d d r 7   E l e m e n t T y p e = " C o l u m n "   E l e m e n t I d = " 2 6 4 9 3 4 0 1 6 "   D a t a T y p e = " T e x t " > V e n d A d d r 7 < / V e n d A d d r 7 > - 
-         < V e n d A d d r 8   E l e m e n t T y p e = " C o l u m n "   E l e m e n t I d = " 1 2 4 0 4 4 8 6 7 9 "   D a t a T y p e = " T e x t " > V e n d A d d r 8 < / V e n d A d d r 8 > - 
-         < V e n d N o _ L b l   E l e m e n t T y p e = " C o l u m n "   E l e m e n t I d = " 1 1 9 1 1 1 2 2 4 0 "   D a t a T y p e = " T e x t C o n s t " > V e n d N o _ L b l < / V e n d N o _ L b l > - 
-         < V e n d o r I D C a p t i o n _ L b l   E l e m e n t T y p e = " C o l u m n "   E l e m e n t I d = " 1 1 2 9 2 1 9 5 9 3 "   D a t a T y p e = " T e x t C o n s t " > V e n d o r I D C a p t i o n _ L b l < / V e n d o r I D C a p t i o n _ L b l > - 
-         < V e n d o r I n v o i c e N o   E l e m e n t T y p e = " C o l u m n "   E l e m e n t I d = " 8 8 7 3 7 6 2 2 5 "   D a t a T y p e = " C o d e " > V e n d o r I n v o i c e N o < / V e n d o r I n v o i c e N o > - 
-         < V e n d o r I n v o i c e N o _ L b l   E l e m e n t T y p e = " C o l u m n "   E l e m e n t I d = " 1 0 3 4 9 0 0 7 0 0 "   D a t a T y p e = " T e x t C o n s t " > V e n d o r I n v o i c e N o _ L b l < / V e n d o r I n v o i c e N o _ L b l > - 
-         < V e n d o r O r d e r N o   E l e m e n t T y p e = " C o l u m n "   E l e m e n t I d = " 1 6 4 1 9 6 8 4 4 6 "   D a t a T y p e = " C o d e " > V e n d o r O r d e r N o < / V e n d o r O r d e r N o > - 
-         < V e n d o r O r d e r N o _ L b l   E l e m e n t T y p e = " C o l u m n "   E l e m e n t I d = " 1 5 7 1 7 5 2 4 7 7 "   D a t a T y p e = " T e x t C o n s t " > V e n d o r O r d e r N o _ L b l < / V e n d o r O r d e r N o _ L b l > - 
-         < Y o u r R e f _ P u r c h H e a d e r   E l e m e n t T y p e = " C o l u m n "   E l e m e n t I d = " 1 9 8 5 3 6 8 6 3 1 "   D a t a T y p e = " T e x t " > Y o u r R e f _ P u r c h H e a d e r < / Y o u r R e f _ P u r c h H e a d e r > - 
-         < P u r c h a s e _ L i n e   E l e m e n t T y p e = " D a t a I t e m "   E l e m e n t I d = " 6 2 7 5 7 4 0 4 8 " > - 
-             < A l l o w I n v D i s c _ P u r c h L i n e   E l e m e n t T y p e = " C o l u m n "   E l e m e n t I d = " 9 8 2 2 2 1 3 6 3 "   D a t a T y p e = " B o o l e a n " > A l l o w I n v D i s c _ P u r c h L i n e < / A l l o w I n v D i s c _ P u r c h L i n e > - 
-             < A l l o w I n v D i s c t x t   E l e m e n t T y p e = " C o l u m n "   E l e m e n t I d = " 2 0 1 2 9 2 1 6 0 8 "   D a t a T y p e = " T e x t " > A l l o w I n v D i s c t x t < / A l l o w I n v D i s c t x t > - 
-             < A m o u n t I n c l u d i n g V A T   E l e m e n t T y p e = " C o l u m n "   E l e m e n t I d = " 8 9 1 0 4 9 5 7 1 "   D a t a T y p e = " D e c i m a l " > A m o u n t I n c l u d i n g V A T < / A m o u n t I n c l u d i n g V A T > - 
-             < D e s c _ P u r c h L i n e   E l e m e n t T y p e = " C o l u m n "   E l e m e n t I d = " 1 1 6 1 7 0 2 0 8 9 "   D a t a T y p e = " T e x t " > D e s c _ P u r c h L i n e < / D e s c _ P u r c h L i n e > - 
-             < D e s c _ P u r c h L i n e _ L b l   E l e m e n t T y p e = " C o l u m n "   E l e m e n t I d = " 6 6 5 1 1 3 6 5 2 "   D a t a T y p e = " S t r i n g " > D e s c _ P u r c h L i n e _ L b l < / D e s c _ P u r c h L i n e _ L b l > - 
-             < D i r e c t U n i C o s t _ L b l   E l e m e n t T y p e = " C o l u m n "   E l e m e n t I d = " 7 2 1 4 7 6 6 8 4 "   D a t a T y p e = " T e x t C o n s t " > D i r e c t U n i C o s t _ L b l < / D i r e c t U n i C o s t _ L b l > - 
-             < D i r U n i t C o s t _ P u r c h L i n e   E l e m e n t T y p e = " C o l u m n "   E l e m e n t I d = " 9 5 0 9 6 2 5 8 6 "   D a t a T y p e = " T e x t " > D i r U n i t C o s t _ P u r c h L i n e < / D i r U n i t C o s t _ P u r c h L i n e > - 
-             < E x p e c t e d R e c e i p t D a t e   E l e m e n t T y p e = " C o l u m n "   E l e m e n t I d = " 1 9 8 8 0 4 6 2 0 5 "   D a t a T y p e = " S t r i n g " > E x p e c t e d R e c e i p t D a t e < / E x p e c t e d R e c e i p t D a t e > - 
-             < E x p e c t e d R e c e i p t D a t e L b l   E l e m e n t T y p e = " C o l u m n "   E l e m e n t I d = " 1 8 0 6 8 4 1 2 7 1 "   D a t a T y p e = " T e x t C o n s t " > E x p e c t e d R e c e i p t D a t e L b l < / E x p e c t e d R e c e i p t D a t e L b l > - 
-             < I n v D i s c A m t _ P u r c h L i n e   E l e m e n t T y p e = " C o l u m n "   E l e m e n t I d = " 1 4 5 3 0 9 9 5 8 0 "   D a t a T y p e = " D e c i m a l " > I n v D i s c A m t _ P u r c h L i n e < / I n v D i s c A m t _ P u r c h L i n e > - 
-             < I n v D i s c C a p t i o n _ L b l   E l e m e n t T y p e = " C o l u m n "   E l e m e n t I d = " 1 9 3 9 0 5 8 9 7 4 "   D a t a T y p e = " T e x t C o n s t " > I n v D i s c C a p t i o n _ L b l < / I n v D i s c C a p t i o n _ L b l > - 
-             < I t e m N o _ P u r c h L i n e   E l e m e n t T y p e = " C o l u m n "   E l e m e n t I d = " 1 0 5 7 2 2 4 1 4 0 "   D a t a T y p e = " C o d e " > I t e m N o _ P u r c h L i n e < / I t e m N o _ P u r c h L i n e > - 
-             < I t e m R e f e r e n c e N o _ P u r c h L i n e   E l e m e n t T y p e = " C o l u m n "   E l e m e n t I d = " 1 1 5 8 3 9 2 0 3 1 "   D a t a T y p e = " C o d e " > I t e m R e f e r e n c e N o _ P u r c h L i n e < / I t e m R e f e r e n c e N o _ P u r c h L i n e > - 
-             < J o b N o _ P u r c h L i n e   E l e m e n t T y p e = " C o l u m n "   E l e m e n t I d = " 2 7 7 7 0 3 3 2 6 "   D a t a T y p e = " C o d e " > J o b N o _ P u r c h L i n e < / J o b N o _ P u r c h L i n e > - 
-             < J o b N o _ P u r c h L i n e _ L b l   E l e m e n t T y p e = " C o l u m n "   E l e m e n t I d = " 9 6 0 0 7 3 4 1 1 "   D a t a T y p e = " T e x t C o n s t " > J o b N o _ P u r c h L i n e _ L b l < / J o b N o _ P u r c h L i n e _ L b l > - 
-             < J o b T a s k N o _ P u r c h L i n e   E l e m e n t T y p e = " C o l u m n "   E l e m e n t I d = " 7 2 6 6 6 9 0 1 1 "   D a t a T y p e = " C o d e " > J o b T a s k N o _ P u r c h L i n e < / J o b T a s k N o _ P u r c h L i n e > - 
-             < J o b T a s k N o _ P u r c h L i n e _ L b l   E l e m e n t T y p e = " C o l u m n "   E l e m e n t I d = " 2 0 4 9 1 3 1 1 8 2 "   D a t a T y p e = " T e x t C o n s t " > J o b T a s k N o _ P u r c h L i n e _ L b l < / J o b T a s k N o _ P u r c h L i n e _ L b l > - 
-             < L i n e A m t _ P u r c h L i n e   E l e m e n t T y p e = " C o l u m n "   E l e m e n t I d = " 1 5 9 3 7 5 8 6 7 4 "   D a t a T y p e = " T e x t " > L i n e A m t _ P u r c h L i n e < / L i n e A m t _ P u r c h L i n e > - 
-             < L i n e D i s c _ P u r c h L i n e   E l e m e n t T y p e = " C o l u m n "   E l e m e n t I d = " 2 1 3 3 2 3 3 9 7 3 "   D a t a T y p e = " D e c i m a l " > L i n e D i s c _ P u r c h L i n e < / L i n e D i s c _ P u r c h L i n e > - 
-             < L i n e N o _ P u r c h L i n e   E l e m e n t T y p e = " C o l u m n "   E l e m e n t I d = " 1 7 4 8 8 4 8 6 5 "   D a t a T y p e = " I n t e g e r " > L i n e N o _ P u r c h L i n e < / L i n e N o _ P u r c h L i n e > - 
-             < N o _ P u r c h L i n e   E l e m e n t T y p e = " C o l u m n "   E l e m e n t I d = " 2 8 8 5 5 1 3 4 3 "   D a t a T y p e = " T e x t " > N o _ P u r c h L i n e < / N o _ P u r c h L i n e > - 
-             < N o _ P u r c h L i n e _ L b l   E l e m e n t T y p e = " C o l u m n "   E l e m e n t I d = " 1 8 4 4 9 0 6 5 4 0 "   D a t a T y p e = " S t r i n g " > N o _ P u r c h L i n e _ L b l < / N o _ P u r c h L i n e _ L b l > - 
-             < P l a n n e d R e c e i p t D a t e   E l e m e n t T y p e = " C o l u m n "   E l e m e n t I d = " 1 1 4 0 0 3 3 3 2 1 "   D a t a T y p e = " S t r i n g " > P l a n n e d R e c e i p t D a t e < / P l a n n e d R e c e i p t D a t e > - 
-             < P l a n n e d R e c e i p t D a t e L b l   E l e m e n t T y p e = " C o l u m n "   E l e m e n t I d = " 1 4 7 8 7 6 7 2 9 9 "   D a t a T y p e = " T e x t C o n s t " > P l a n n e d R e c e i p t D a t e L b l < / P l a n n e d R e c e i p t D a t e L b l > - 
-             < P r o m i s e d R e c e i p t D a t e   E l e m e n t T y p e = " C o l u m n "   E l e m e n t I d = " 2 9 4 5 3 0 7 8 "   D a t a T y p e = " S t r i n g " > P r o m i s e d R e c e i p t D a t e < / P r o m i s e d R e c e i p t D a t e > - 
-             < P r o m i s e d R e c e i p t D a t e L b l   E l e m e n t T y p e = " C o l u m n "   E l e m e n t I d = " 2 0 2 4 9 3 8 1 7 2 "   D a t a T y p e = " T e x t C o n s t " > P r o m i s e d R e c e i p t D a t e L b l < / P r o m i s e d R e c e i p t D a t e L b l > - 
-             < P u r c h L i n e _ V A T P c t   E l e m e n t T y p e = " C o l u m n "   E l e m e n t I d = " 1 7 7 5 5 5 6 6 3 6 "   D a t a T y p e = " D e c i m a l " > P u r c h L i n e _ V A T P c t < / P u r c h L i n e _ V A T P c t > - 
-             < P u r c h L i n e L i n e D i s c _ L b l   E l e m e n t T y p e = " C o l u m n "   E l e m e n t I d = " 5 7 3 7 9 3 8 4 1 "   D a t a T y p e = " T e x t C o n s t " > P u r c h L i n e L i n e D i s c _ L b l < / P u r c h L i n e L i n e D i s c _ L b l > - 
-             < Q t y _ P u r c h L i n e   E l e m e n t T y p e = " C o l u m n "   E l e m e n t I d = " 7 8 0 8 5 8 6 7 6 "   D a t a T y p e = " T e x t " > Q t y _ P u r c h L i n e < / Q t y _ P u r c h L i n e > - 
-             < Q t y _ P u r c h L i n e _ L b l   E l e m e n t T y p e = " C o l u m n "   E l e m e n t I d = " 6 6 5 5 0 9 2 9 "   D a t a T y p e = " S t r i n g " > Q t y _ P u r c h L i n e _ L b l < / Q t y _ P u r c h L i n e _ L b l > - 
-             < R e q u e s t e d R e c e i p t D a t e   E l e m e n t T y p e = " C o l u m n "   E l e m e n t I d = " 9 3 3 1 1 2 9 3 1 "   D a t a T y p e = " S t r i n g " > R e q u e s t e d R e c e i p t D a t e < / R e q u e s t e d R e c e i p t D a t e > - 
-             < R e q u e s t e d R e c e i p t D a t e L b l   E l e m e n t T y p e = " C o l u m n "   E l e m e n t I d = " 1 4 4 2 7 6 8 2 3 "   D a t a T y p e = " T e x t C o n s t " > R e q u e s t e d R e c e i p t D a t e L b l < / R e q u e s t e d R e c e i p t D a t e L b l > - 
-             < T o t a l I n c l V A T   E l e m e n t T y p e = " C o l u m n "   E l e m e n t I d = " 2 0 6 6 5 7 4 0 8 4 "   D a t a T y p e = " D e c i m a l " > T o t a l I n c l V A T < / T o t a l I n c l V A T > - 
-             < T o t a l P r i c e C a p t i o n _ L b l   E l e m e n t T y p e = " C o l u m n "   E l e m e n t I d = " 1 7 4 8 7 7 2 0 5 5 "   D a t a T y p e = " T e x t C o n s t " > T o t a l P r i c e C a p t i o n _ L b l < / T o t a l P r i c e C a p t i o n _ L b l > - 
-             < T y p e _ P u r c h L i n e   E l e m e n t T y p e = " C o l u m n "   E l e m e n t I d = " 8 0 9 4 7 1 0 8 8 "   D a t a T y p e = " S t r i n g " > T y p e _ P u r c h L i n e < / T y p e _ P u r c h L i n e > - 
-             < U n i t P r i c e _ P u r c h L i n e   E l e m e n t T y p e = " C o l u m n "   E l e m e n t I d = " 2 0 6 3 2 5 9 8 1 9 "   D a t a T y p e = " D e c i m a l " > U n i t P r i c e _ P u r c h L i n e < / U n i t P r i c e _ P u r c h L i n e > - 
-             < U n i t P r i c e _ P u r c h L i n e _ L b l   E l e m e n t T y p e = " C o l u m n "   E l e m e n t I d = " 7 0 4 0 2 1 4 6 2 "   D a t a T y p e = " T e x t C o n s t " > U n i t P r i c e _ P u r c h L i n e _ L b l < / U n i t P r i c e _ P u r c h L i n e _ L b l > - 
-             < U O M _ P u r c h L i n e   E l e m e n t T y p e = " C o l u m n "   E l e m e n t I d = " 4 4 1 1 3 9 0 4 9 "   D a t a T y p e = " T e x t " > U O M _ P u r c h L i n e < / U O M _ P u r c h L i n e > - 
-             < U O M _ P u r c h L i n e _ L b l   E l e m e n t T y p e = " C o l u m n "   E l e m e n t I d = " 1 8 5 6 1 1 3 1 9 4 "   D a t a T y p e = " T e x t C o n s t " > U O M _ P u r c h L i n e _ L b l < / U O M _ P u r c h L i n e _ L b l > - 
-             < V A T D i s c o u n t A m o u n t _ L b l   E l e m e n t T y p e = " C o l u m n "   E l e m e n t I d = " 1 3 5 5 1 2 6 5 3 8 "   D a t a T y p e = " T e x t C o n s t " > V A T D i s c o u n t A m o u n t _ L b l < / V A T D i s c o u n t A m o u n t _ L b l > - 
-             < V A T I d e n t i f i e r _ P u r c h L i n e   E l e m e n t T y p e = " C o l u m n "   E l e m e n t I d = " 1 0 5 5 6 1 2 1 2 8 "   D a t a T y p e = " C o d e " > V A T I d e n t i f i e r _ P u r c h L i n e < / V A T I d e n t i f i e r _ P u r c h L i n e > - 
-             < V A T I d e n t i f i e r _ P u r c h L i n e _ L b l   E l e m e n t T y p e = " C o l u m n "   E l e m e n t I d = " 1 4 0 4 1 9 4 8 1 9 "   D a t a T y p e = " S t r i n g " > V A T I d e n t i f i e r _ P u r c h L i n e _ L b l < / V A T I d e n t i f i e r _ P u r c h L i n e _ L b l > - 
-             < V e n d o r I t e m N o _ P u r c h L i n e   E l e m e n t T y p e = " C o l u m n "   E l e m e n t I d = " 1 9 1 8 6 5 6 1 6 0 "   D a t a T y p e = " T e x t " > V e n d o r I t e m N o _ P u r c h L i n e < / V e n d o r I t e m N o _ P u r c h L i n e > +     < P u r c h a s e _ H e a d e r > + 
+         < A l l o w I n v o i c e D i s c _ L b l > A l l o w I n v o i c e D i s c _ L b l < / A l l o w I n v o i c e D i s c _ L b l > + 
+         < A m o u n t _ L b l > A m o u n t _ L b l < / A m o u n t _ L b l > + 
+         < B u y e r _ L b l > B u y e r _ L b l < / B u y e r _ L b l > + 
+         < B u y F r m V e n d N o _ P u r c h H e a d e r > B u y F r m V e n d N o _ P u r c h H e a d e r < / B u y F r m V e n d N o _ P u r c h H e a d e r > + 
+         < B u y F r m V e n d N o _ P u r c h H e a d e r _ L b l > B u y F r m V e n d N o _ P u r c h H e a d e r _ L b l < / B u y F r m V e n d N o _ P u r c h H e a d e r _ L b l > + 
+         < B u y F r o m A d d r 1 > B u y F r o m A d d r 1 < / B u y F r o m A d d r 1 > + 
+         < B u y F r o m A d d r 2 > B u y F r o m A d d r 2 < / B u y F r o m A d d r 2 > + 
+         < B u y F r o m A d d r 3 > B u y F r o m A d d r 3 < / B u y F r o m A d d r 3 > + 
+         < B u y F r o m A d d r 4 > B u y F r o m A d d r 4 < / B u y F r o m A d d r 4 > + 
+         < B u y F r o m A d d r 5 > B u y F r o m A d d r 5 < / B u y F r o m A d d r 5 > + 
+         < B u y F r o m A d d r 6 > B u y F r o m A d d r 6 < / B u y F r o m A d d r 6 > + 
+         < B u y F r o m A d d r 7 > B u y F r o m A d d r 7 < / B u y F r o m A d d r 7 > + 
+         < B u y F r o m A d d r 8 > B u y F r o m A d d r 8 < / B u y F r o m A d d r 8 > + 
+         < B u y F r o m C o n t a c t E m a i l > B u y F r o m C o n t a c t E m a i l < / B u y F r o m C o n t a c t E m a i l > + 
+         < B u y F r o m C o n t a c t E m a i l L b l > B u y F r o m C o n t a c t E m a i l L b l < / B u y F r o m C o n t a c t E m a i l L b l > + 
+         < B u y F r o m C o n t a c t M o b i l e P h o n e N o > B u y F r o m C o n t a c t M o b i l e P h o n e N o < / B u y F r o m C o n t a c t M o b i l e P h o n e N o > + 
+         < B u y F r o m C o n t a c t M o b i l e P h o n e N o L b l > B u y F r o m C o n t a c t M o b i l e P h o n e N o L b l < / B u y F r o m C o n t a c t M o b i l e P h o n e N o L b l > + 
+         < B u y F r o m C o n t a c t P h o n e N o > B u y F r o m C o n t a c t P h o n e N o < / B u y F r o m C o n t a c t P h o n e N o > + 
+         < B u y F r o m C o n t a c t P h o n e N o L b l > B u y F r o m C o n t a c t P h o n e N o L b l < / B u y F r o m C o n t a c t P h o n e N o L b l > + 
+         < C o m p a n y A d d r e s s 1 > C o m p a n y A d d r e s s 1 < / C o m p a n y A d d r e s s 1 > + 
+         < C o m p a n y A d d r e s s 2 > C o m p a n y A d d r e s s 2 < / C o m p a n y A d d r e s s 2 > + 
+         < C o m p a n y A d d r e s s 3 > C o m p a n y A d d r e s s 3 < / C o m p a n y A d d r e s s 3 > + 
+         < C o m p a n y A d d r e s s 4 > C o m p a n y A d d r e s s 4 < / C o m p a n y A d d r e s s 4 > + 
+         < C o m p a n y A d d r e s s 5 > C o m p a n y A d d r e s s 5 < / C o m p a n y A d d r e s s 5 > + 
+         < C o m p a n y A d d r e s s 6 > C o m p a n y A d d r e s s 6 < / C o m p a n y A d d r e s s 6 > + 
+         < C o m p a n y A d d r e s s 7 > C o m p a n y A d d r e s s 7 < / C o m p a n y A d d r e s s 7 > + 
+         < C o m p a n y A d d r e s s 8 > C o m p a n y A d d r e s s 8 < / C o m p a n y A d d r e s s 8 > + 
+         < C o m p a n y B a n k A c c o u n t N o > C o m p a n y B a n k A c c o u n t N o < / C o m p a n y B a n k A c c o u n t N o > + 
+         < C o m p a n y B a n k A c c o u n t N o _ L b l > C o m p a n y B a n k A c c o u n t N o _ L b l < / C o m p a n y B a n k A c c o u n t N o _ L b l > + 
+         < C o m p a n y B a n k B r a n c h N o > C o m p a n y B a n k B r a n c h N o < / C o m p a n y B a n k B r a n c h N o > + 
+         < C o m p a n y B a n k B r a n c h N o _ L b l > C o m p a n y B a n k B r a n c h N o _ L b l < / C o m p a n y B a n k B r a n c h N o _ L b l > + 
+         < C o m p a n y B a n k N a m e > C o m p a n y B a n k N a m e < / C o m p a n y B a n k N a m e > + 
+         < C o m p a n y B a n k N a m e _ L b l > C o m p a n y B a n k N a m e _ L b l < / C o m p a n y B a n k N a m e _ L b l > + 
+         < C o m p a n y C u s t o m G i r o > C o m p a n y C u s t o m G i r o < / C o m p a n y C u s t o m G i r o > + 
+         < C o m p a n y C u s t o m G i r o _ L b l > C o m p a n y C u s t o m G i r o _ L b l < / C o m p a n y C u s t o m G i r o _ L b l > + 
+         < C o m p a n y E M a i l > C o m p a n y E M a i l < / C o m p a n y E M a i l > + 
+         < C o m p a n y E m a i l _ L b l > C o m p a n y E m a i l _ L b l < / C o m p a n y E m a i l _ L b l > + 
+         < C o m p a n y G i r o N o > C o m p a n y G i r o N o < / C o m p a n y G i r o N o > + 
+         < C o m p a n y G i r o N o _ L b l > C o m p a n y G i r o N o _ L b l < / C o m p a n y G i r o N o _ L b l > + 
+         < C o m p a n y H o m e P a g e > C o m p a n y H o m e P a g e < / C o m p a n y H o m e P a g e > + 
+         < C o m p a n y H o m e P a g e _ L b l > C o m p a n y H o m e P a g e _ L b l < / C o m p a n y H o m e P a g e _ L b l > + 
+         < C o m p a n y I B A N > C o m p a n y I B A N < / C o m p a n y I B A N > + 
+         < C o m p a n y I B A N _ L b l > C o m p a n y I B A N _ L b l < / C o m p a n y I B A N _ L b l > + 
+         < C o m p a n y L e g a l O f f i c e > C o m p a n y L e g a l O f f i c e < / C o m p a n y L e g a l O f f i c e > + 
+         < C o m p a n y L e g a l O f f i c e _ L b l > C o m p a n y L e g a l O f f i c e _ L b l < / C o m p a n y L e g a l O f f i c e _ L b l > + 
+         < C o m p a n y L o g o P o s i t i o n > C o m p a n y L o g o P o s i t i o n < / C o m p a n y L o g o P o s i t i o n > + 
+         < C o m p a n y P h o n e N o > C o m p a n y P h o n e N o < / C o m p a n y P h o n e N o > + 
+         < C o m p a n y P h o n e N o _ L b l > C o m p a n y P h o n e N o _ L b l < / C o m p a n y P h o n e N o _ L b l > + 
+         < C o m p a n y P i c t u r e / > + 
+         < C o m p a n y R e g i s t r a t i o n N u m b e r > C o m p a n y R e g i s t r a t i o n N u m b e r < / C o m p a n y R e g i s t r a t i o n N u m b e r > + 
+         < C o m p a n y R e g i s t r a t i o n N u m b e r _ L b l > C o m p a n y R e g i s t r a t i o n N u m b e r _ L b l < / C o m p a n y R e g i s t r a t i o n N u m b e r _ L b l > + 
+         < C o m p a n y S W I F T > C o m p a n y S W I F T < / C o m p a n y S W I F T > + 
+         < C o m p a n y S W I F T _ L b l > C o m p a n y S W I F T _ L b l < / C o m p a n y S W I F T _ L b l > + 
+         < C o m p a n y V A T R e g i s t r a t i o n N o > C o m p a n y V A T R e g i s t r a t i o n N o < / C o m p a n y V A T R e g i s t r a t i o n N o > + 
+         < C o m p a n y V A T R e g i s t r a t i o n N o _ L b l > C o m p a n y V A T R e g i s t r a t i o n N o _ L b l < / C o m p a n y V A T R e g i s t r a t i o n N o _ L b l > + 
+         < C o m p a n y V A T R e g N o > C o m p a n y V A T R e g N o < / C o m p a n y V A T R e g N o > + 
+         < C o m p a n y V A T R e g N o _ L b l > C o m p a n y V A T R e g N o _ L b l < / C o m p a n y V A T R e g N o _ L b l > + 
+         < C o n f i r m T o C a p t i o n _ L b l > C o n f i r m T o C a p t i o n _ L b l < / C o n f i r m T o C a p t i o n _ L b l > + 
+         < D i m T e x t > D i m T e x t < / D i m T e x t > + 
+         < D o c T y p e _ P u r c h H e a d e r > D o c T y p e _ P u r c h H e a d e r < / D o c T y p e _ P u r c h H e a d e r > + 
+         < D o c u m e n t D a t e > D o c u m e n t D a t e < / D o c u m e n t D a t e > + 
+         < D o c u m e n t D a t e _ L b l > D o c u m e n t D a t e _ L b l < / D o c u m e n t D a t e _ L b l > + 
+         < D o c u m e n t T i t l e _ L b l > D o c u m e n t T i t l e _ L b l < / D o c u m e n t T i t l e _ L b l > + 
+         < D u e D a t e > D u e D a t e < / D u e D a t e > + 
+         < E m a i l I D _ L b l > E m a i l I D _ L b l < / E m a i l I D _ L b l > + 
+         < E x p t R e c p t D t _ P u r c h a s e H e a d e r > E x p t R e c p t D t _ P u r c h a s e H e a d e r < / E x p t R e c p t D t _ P u r c h a s e H e a d e r > + 
+         < H o m e P a g e _ L b l > H o m e P a g e _ L b l < / H o m e P a g e _ L b l > + 
+         < I t e m D e s c r i p t i o n _ L b l > I t e m D e s c r i p t i o n _ L b l < / I t e m D e s c r i p t i o n _ L b l > + 
+         < I t e m L i n e A m o u n t _ L b l > I t e m L i n e A m o u n t _ L b l < / I t e m L i n e A m o u n t _ L b l > + 
+         < I t e m N u m b e r _ L b l > I t e m N u m b e r _ L b l < / I t e m N u m b e r _ L b l > + 
+         < I t e m Q u a n t i t y _ L b l > I t e m Q u a n t i t y _ L b l < / I t e m Q u a n t i t y _ L b l > + 
+         < I t e m U n i t _ L b l > I t e m U n i t _ L b l < / I t e m U n i t _ L b l > + 
+         < I t e m U n i t P r i c e _ L b l > I t e m U n i t P r i c e _ L b l < / I t e m U n i t P r i c e _ L b l > + 
+         < N o _ P u r c h H e a d e r > N o _ P u r c h H e a d e r < / N o _ P u r c h H e a d e r > + 
+         < O r d e r D a t e _ L b l > O r d e r D a t e _ L b l < / O r d e r D a t e _ L b l > + 
+         < O r d e r D a t e _ P u r c h a s e H e a d e r > O r d e r D a t e _ P u r c h a s e H e a d e r < / O r d e r D a t e _ P u r c h a s e H e a d e r > + 
+         < O r d e r N o _ L b l > O r d e r N o _ L b l < / O r d e r N o _ L b l > + 
+         < O u t p u t N o > O u t p u t N o < / O u t p u t N o > + 
+         < P a g e _ L b l > P a g e _ L b l < / P a g e _ L b l > + 
+         < P a y m e n t D e t a i l s _ L b l > P a y m e n t D e t a i l s _ L b l < / P a y m e n t D e t a i l s _ L b l > + 
+         < P a y m e n t T e r m s D e s c > P a y m e n t T e r m s D e s c < / P a y m e n t T e r m s D e s c > + 
+         < P a y m e n t T e r m s D e s c _ L b l > P a y m e n t T e r m s D e s c _ L b l < / P a y m e n t T e r m s D e s c _ L b l > + 
+         < P a y T o C o n t a c t E m a i l > P a y T o C o n t a c t E m a i l < / P a y T o C o n t a c t E m a i l > + 
+         < P a y T o C o n t a c t E m a i l L b l > P a y T o C o n t a c t E m a i l L b l < / P a y T o C o n t a c t E m a i l L b l > + 
+         < P a y T o C o n t a c t M o b i l e P h o n e N o > P a y T o C o n t a c t M o b i l e P h o n e N o < / P a y T o C o n t a c t M o b i l e P h o n e N o > + 
+         < P a y T o C o n t a c t M o b i l e P h o n e N o L b l > P a y T o C o n t a c t M o b i l e P h o n e N o L b l < / P a y T o C o n t a c t M o b i l e P h o n e N o L b l > + 
+         < P a y T o C o n t a c t P h o n e N o > P a y T o C o n t a c t P h o n e N o < / P a y T o C o n t a c t P h o n e N o > + 
+         < P a y T o C o n t a c t P h o n e N o L b l > P a y T o C o n t a c t P h o n e N o L b l < / P a y T o C o n t a c t P h o n e N o L b l > + 
+         < P a y T o V e n d N o _ P u r c h H e a d e r > P a y T o V e n d N o _ P u r c h H e a d e r < / P a y T o V e n d N o _ P u r c h H e a d e r > + 
+         < P r e p m t P a y m e n t T e r m s D e s c > P r e p m t P a y m e n t T e r m s D e s c < / P r e p m t P a y m e n t T e r m s D e s c > + 
+         < P r e p y m t T e r m s D e s c _ L b l > P r e p y m t T e r m s D e s c _ L b l < / P r e p y m t T e r m s D e s c _ L b l > + 
+         < P r i c e s I n c l u d i n g V A T _ L b l > P r i c e s I n c l u d i n g V A T _ L b l < / P r i c e s I n c l u d i n g V A T _ L b l > + 
+         < P r i c e s I n c l V A T _ P u r c h H e a d e r > P r i c e s I n c l V A T _ P u r c h H e a d e r < / P r i c e s I n c l V A T _ P u r c h H e a d e r > + 
+         < P r i c e s I n c l V A T _ P u r c h H e a d e r _ L b l > P r i c e s I n c l V A T _ P u r c h H e a d e r _ L b l < / P r i c e s I n c l V A T _ P u r c h H e a d e r _ L b l > + 
+         < P r i c e s I n c l V A T t x t > P r i c e s I n c l V A T t x t < / P r i c e s I n c l V A T t x t > + 
+         < P u r c h a s e r T e x t > P u r c h a s e r T e x t < / P u r c h a s e r T e x t > + 
+         < P u r c h L i n e I n v D i s c A m t _ L b l > P u r c h L i n e I n v D i s c A m t _ L b l < / P u r c h L i n e I n v D i s c A m t _ L b l > + 
+         < P u r c h O r d e r C a p t i o n _ L b l > P u r c h O r d e r C a p t i o n _ L b l < / P u r c h O r d e r C a p t i o n _ L b l > + 
+         < P u r c h O r d e r D a t e C a p t i o n _ L b l > P u r c h O r d e r D a t e C a p t i o n _ L b l < / P u r c h O r d e r D a t e C a p t i o n _ L b l > + 
+         < P u r c h O r d e r N u m C a p t i o n _ L b l > P u r c h O r d e r N u m C a p t i o n _ L b l < / P u r c h O r d e r N u m C a p t i o n _ L b l > + 
+         < R e c e i v e b y _ L b l > R e c e i v e b y _ L b l < / R e c e i v e b y _ L b l > + 
+         < R e f e r e n c e T e x t > R e f e r e n c e T e x t < / R e f e r e n c e T e x t > + 
+         < S a l e s P u r c h P e r s o n N a m e > S a l e s P u r c h P e r s o n N a m e < / S a l e s P u r c h P e r s o n N a m e > + 
+         < S e l l T o C u s t N o _ P u r c h H e a d e r > S e l l T o C u s t N o _ P u r c h H e a d e r < / S e l l T o C u s t N o _ P u r c h H e a d e r > + 
+         < S e l l T o C u s t N o _ P u r c h H e a d e r _ L b l > S e l l T o C u s t N o _ P u r c h H e a d e r _ L b l < / S e l l T o C u s t N o _ P u r c h H e a d e r _ L b l > + 
+         < S h i p m e n t M e t h o d D e s c > S h i p m e n t M e t h o d D e s c < / S h i p m e n t M e t h o d D e s c > + 
+         < S h i p m e n t M e t h o d D e s c _ L b l > S h i p m e n t M e t h o d D e s c _ L b l < / S h i p m e n t M e t h o d D e s c _ L b l > + 
+         < S h i p T o A d d r 1 > S h i p T o A d d r 1 < / S h i p T o A d d r 1 > + 
+         < S h i p T o A d d r 2 > S h i p T o A d d r 2 < / S h i p T o A d d r 2 > + 
+         < S h i p T o A d d r 3 > S h i p T o A d d r 3 < / S h i p T o A d d r 3 > + 
+         < S h i p T o A d d r 4 > S h i p T o A d d r 4 < / S h i p T o A d d r 4 > + 
+         < S h i p T o A d d r 5 > S h i p T o A d d r 5 < / S h i p T o A d d r 5 > + 
+         < S h i p T o A d d r 6 > S h i p T o A d d r 6 < / S h i p T o A d d r 6 > + 
+         < S h i p T o A d d r 7 > S h i p T o A d d r 7 < / S h i p T o A d d r 7 > + 
+         < S h i p T o A d d r 8 > S h i p T o A d d r 8 < / S h i p T o A d d r 8 > + 
+         < S h i p t o A d d r e s s _ L b l > S h i p t o A d d r e s s _ L b l < / S h i p t o A d d r e s s _ L b l > + 
+         < S h i p T o P h o n e N o > S h i p T o P h o n e N o < / S h i p T o P h o n e N o > + 
+         < S u b t o t a l _ L b l > S u b t o t a l _ L b l < / S u b t o t a l _ L b l > + 
+         < T a x I d e n t T y p e C a p t i o n _ L b l > T a x I d e n t T y p e C a p t i o n _ L b l < / T a x I d e n t T y p e C a p t i o n _ L b l > + 
+         < T o C a p t i o n _ L b l > T o C a p t i o n _ L b l < / T o C a p t i o n _ L b l > + 
+         < T o t a l _ L b l > T o t a l _ L b l < / T o t a l _ L b l > + 
+         < V A L V A T B a s e L C Y _ L b l > V A L V A T B a s e L C Y _ L b l < / V A L V A T B a s e L C Y _ L b l > + 
+         < V A T A m t L i n e I n v D i s c B a s e A m t _ L b l > V A T A m t L i n e I n v D i s c B a s e A m t _ L b l < / V A T A m t L i n e I n v D i s c B a s e A m t _ L b l > + 
+         < V A T A m t L i n e L i n e A m t _ L b l > V A T A m t L i n e L i n e A m t _ L b l < / V A T A m t L i n e L i n e A m t _ L b l > + 
+         < V A T A m t L i n e V A T _ L b l > V A T A m t L i n e V A T _ L b l < / V A T A m t L i n e V A T _ L b l > + 
+         < V A T A m t L i n e V A T A m t _ L b l > V A T A m t L i n e V A T A m t _ L b l < / V A T A m t L i n e V A T A m t _ L b l > + 
+         < V A T A m t S p e c _ L b l > V A T A m t S p e c _ L b l < / V A T A m t S p e c _ L b l > + 
+         < V A T B a s e D i s c _ P u r c h H e a d e r > V A T B a s e D i s c _ P u r c h H e a d e r < / V A T B a s e D i s c _ P u r c h H e a d e r > + 
+         < V A T I d e n t i f i e r _ L b l > V A T I d e n t i f i e r _ L b l < / V A T I d e n t i f i e r _ L b l > + 
+         < V A T N o T e x t > V A T N o T e x t < / V A T N o T e x t > + 
+         < V A T R e g N o _ P u r c h H e a d e r > V A T R e g N o _ P u r c h H e a d e r < / V A T R e g N o _ P u r c h H e a d e r > + 
+         < V e n d A d d r 1 > V e n d A d d r 1 < / V e n d A d d r 1 > + 
+         < V e n d A d d r 2 > V e n d A d d r 2 < / V e n d A d d r 2 > + 
+         < V e n d A d d r 3 > V e n d A d d r 3 < / V e n d A d d r 3 > + 
+         < V e n d A d d r 4 > V e n d A d d r 4 < / V e n d A d d r 4 > + 
+         < V e n d A d d r 5 > V e n d A d d r 5 < / V e n d A d d r 5 > + 
+         < V e n d A d d r 6 > V e n d A d d r 6 < / V e n d A d d r 6 > + 
+         < V e n d A d d r 7 > V e n d A d d r 7 < / V e n d A d d r 7 > + 
+         < V e n d A d d r 8 > V e n d A d d r 8 < / V e n d A d d r 8 > + 
+         < V e n d N o _ L b l > V e n d N o _ L b l < / V e n d N o _ L b l > + 
+         < V e n d o r I D C a p t i o n _ L b l > V e n d o r I D C a p t i o n _ L b l < / V e n d o r I D C a p t i o n _ L b l > + 
+         < V e n d o r I n v o i c e N o > V e n d o r I n v o i c e N o < / V e n d o r I n v o i c e N o > + 
+         < V e n d o r I n v o i c e N o _ L b l > V e n d o r I n v o i c e N o _ L b l < / V e n d o r I n v o i c e N o _ L b l > + 
+         < V e n d o r O r d e r N o > V e n d o r O r d e r N o < / V e n d o r O r d e r N o > + 
+         < V e n d o r O r d e r N o _ L b l > V e n d o r O r d e r N o _ L b l < / V e n d o r O r d e r N o _ L b l > + 
+         < Y o u r R e f _ P u r c h H e a d e r > Y o u r R e f _ P u r c h H e a d e r < / Y o u r R e f _ P u r c h H e a d e r > + 
+         < P u r c h a s e _ L i n e > + 
+             < A l l o w I n v D i s c _ P u r c h L i n e > A l l o w I n v D i s c _ P u r c h L i n e < / A l l o w I n v D i s c _ P u r c h L i n e > + 
+             < A l l o w I n v D i s c t x t > A l l o w I n v D i s c t x t < / A l l o w I n v D i s c t x t > + 
+             < A m o u n t I n c l u d i n g V A T > A m o u n t I n c l u d i n g V A T < / A m o u n t I n c l u d i n g V A T > + 
+             < D e s c _ P u r c h L i n e > D e s c _ P u r c h L i n e < / D e s c _ P u r c h L i n e > + 
+             < D e s c _ P u r c h L i n e _ L b l > D e s c _ P u r c h L i n e _ L b l < / D e s c _ P u r c h L i n e _ L b l > + 
+             < D i r e c t U n i C o s t _ L b l > D i r e c t U n i C o s t _ L b l < / D i r e c t U n i C o s t _ L b l > + 
+             < D i r U n i t C o s t _ P u r c h L i n e > D i r U n i t C o s t _ P u r c h L i n e < / D i r U n i t C o s t _ P u r c h L i n e > + 
+             < E x p e c t e d R e c e i p t D a t e > E x p e c t e d R e c e i p t D a t e < / E x p e c t e d R e c e i p t D a t e > + 
+             < E x p e c t e d R e c e i p t D a t e L b l > E x p e c t e d R e c e i p t D a t e L b l < / E x p e c t e d R e c e i p t D a t e L b l > + 
+             < I n v D i s c A m t _ P u r c h L i n e > I n v D i s c A m t _ P u r c h L i n e < / I n v D i s c A m t _ P u r c h L i n e > + 
+             < I n v D i s c C a p t i o n _ L b l > I n v D i s c C a p t i o n _ L b l < / I n v D i s c C a p t i o n _ L b l > + 
+             < I t e m N o _ P u r c h L i n e > I t e m N o _ P u r c h L i n e < / I t e m N o _ P u r c h L i n e > + 
+             < I t e m R e f e r e n c e N o _ P u r c h L i n e > I t e m R e f e r e n c e N o _ P u r c h L i n e < / I t e m R e f e r e n c e N o _ P u r c h L i n e > + 
+             < J o b N o _ P u r c h L i n e > J o b N o _ P u r c h L i n e < / J o b N o _ P u r c h L i n e > + 
+             < J o b N o _ P u r c h L i n e _ L b l > J o b N o _ P u r c h L i n e _ L b l < / J o b N o _ P u r c h L i n e _ L b l > + 
+             < J o b T a s k N o _ P u r c h L i n e > J o b T a s k N o _ P u r c h L i n e < / J o b T a s k N o _ P u r c h L i n e > + 
+             < J o b T a s k N o _ P u r c h L i n e _ L b l > J o b T a s k N o _ P u r c h L i n e _ L b l < / J o b T a s k N o _ P u r c h L i n e _ L b l > + 
+             < L i n e A m t _ P u r c h L i n e > L i n e A m t _ P u r c h L i n e < / L i n e A m t _ P u r c h L i n e > + 
+             < L i n e D i s c _ P u r c h L i n e > L i n e D i s c _ P u r c h L i n e < / L i n e D i s c _ P u r c h L i n e > + 
+             < L i n e N o _ P u r c h L i n e > L i n e N o _ P u r c h L i n e < / L i n e N o _ P u r c h L i n e > + 
+             < N o _ P u r c h L i n e > N o _ P u r c h L i n e < / N o _ P u r c h L i n e > + 
+             < N o _ P u r c h L i n e _ L b l > N o _ P u r c h L i n e _ L b l < / N o _ P u r c h L i n e _ L b l > + 
+             < P l a n n e d R e c e i p t D a t e > P l a n n e d R e c e i p t D a t e < / P l a n n e d R e c e i p t D a t e > + 
+             < P l a n n e d R e c e i p t D a t e L b l > P l a n n e d R e c e i p t D a t e L b l < / P l a n n e d R e c e i p t D a t e L b l > + 
+             < P r o m i s e d R e c e i p t D a t e > P r o m i s e d R e c e i p t D a t e < / P r o m i s e d R e c e i p t D a t e > + 
+             < P r o m i s e d R e c e i p t D a t e L b l > P r o m i s e d R e c e i p t D a t e L b l < / P r o m i s e d R e c e i p t D a t e L b l > + 
+             < P u r c h L i n e _ V A T P c t > P u r c h L i n e _ V A T P c t < / P u r c h L i n e _ V A T P c t > + 
+             < P u r c h L i n e L i n e D i s c _ L b l > P u r c h L i n e L i n e D i s c _ L b l < / P u r c h L i n e L i n e D i s c _ L b l > + 
+             < Q t y _ P u r c h L i n e > Q t y _ P u r c h L i n e < / Q t y _ P u r c h L i n e > + 
+             < Q t y _ P u r c h L i n e _ L b l > Q t y _ P u r c h L i n e _ L b l < / Q t y _ P u r c h L i n e _ L b l > + 
+             < R e q u e s t e d R e c e i p t D a t e > R e q u e s t e d R e c e i p t D a t e < / R e q u e s t e d R e c e i p t D a t e > + 
+             < R e q u e s t e d R e c e i p t D a t e L b l > R e q u e s t e d R e c e i p t D a t e L b l < / R e q u e s t e d R e c e i p t D a t e L b l > + 
+             < T o t a l I n c l V A T > T o t a l I n c l V A T < / T o t a l I n c l V A T > + 
+             < T o t a l P r i c e C a p t i o n _ L b l > T o t a l P r i c e C a p t i o n _ L b l < / T o t a l P r i c e C a p t i o n _ L b l > + 
+             < T y p e _ P u r c h L i n e > T y p e _ P u r c h L i n e < / T y p e _ P u r c h L i n e > + 
+             < U n i t P r i c e _ P u r c h L i n e > U n i t P r i c e _ P u r c h L i n e < / U n i t P r i c e _ P u r c h L i n e > + 
+             < U n i t P r i c e _ P u r c h L i n e _ L b l > U n i t P r i c e _ P u r c h L i n e _ L b l < / U n i t P r i c e _ P u r c h L i n e _ L b l > + 
+             < U O M _ P u r c h L i n e > U O M _ P u r c h L i n e < / U O M _ P u r c h L i n e > + 
+             < U O M _ P u r c h L i n e _ L b l > U O M _ P u r c h L i n e _ L b l < / U O M _ P u r c h L i n e _ L b l > + 
+             < V A T D i s c o u n t A m o u n t _ L b l > V A T D i s c o u n t A m o u n t _ L b l < / V A T D i s c o u n t A m o u n t _ L b l > + 
+             < V A T I d e n t i f i e r _ P u r c h L i n e > V A T I d e n t i f i e r _ P u r c h L i n e < / V A T I d e n t i f i e r _ P u r c h L i n e > + 
+             < V A T I d e n t i f i e r _ P u r c h L i n e _ L b l > V A T I d e n t i f i e r _ P u r c h L i n e _ L b l < / V A T I d e n t i f i e r _ P u r c h L i n e _ L b l > + 
+             < V e n d o r I t e m N o _ P u r c h L i n e > V e n d o r I t e m N o _ P u r c h L i n e < / V e n d o r I t e m N o _ P u r c h L i n e >   
          < / P u r c h a s e _ L i n e >   
-         < T o t a l s   E l e m e n t T y p e = " D a t a I t e m "   E l e m e n t I d = " 1 8 2 3 9 5 0 0 4 4 " > - 
-             < T o t a l A m o u n t   E l e m e n t T y p e = " C o l u m n "   E l e m e n t I d = " 1 5 5 9 1 6 4 8 7 7 "   D a t a T y p e = " D e c i m a l " > T o t a l A m o u n t < / T o t a l A m o u n t > - 
-             < T o t a l A m o u n t I n c l V A T   E l e m e n t T y p e = " C o l u m n "   E l e m e n t I d = " 1 4 2 2 4 2 7 9 5 2 "   D a t a T y p e = " D e c i m a l " > T o t a l A m o u n t I n c l V A T < / T o t a l A m o u n t I n c l V A T > - 
-             < T o t a l E x c l V A T T e x t   E l e m e n t T y p e = " C o l u m n "   E l e m e n t I d = " 1 3 8 4 8 1 6 4 5 "   D a t a T y p e = " T e x t " > T o t a l E x c l V A T T e x t < / T o t a l E x c l V A T T e x t > - 
-             < T o t a l I n c l V A T T e x t   E l e m e n t T y p e = " C o l u m n "   E l e m e n t I d = " 7 6 1 2 0 3 1 7 7 "   D a t a T y p e = " T e x t " > T o t a l I n c l V A T T e x t < / T o t a l I n c l V A T T e x t > - 
-             < T o t a l I n v o i c e D i s c o u n t A m o u n t   E l e m e n t T y p e = " C o l u m n "   E l e m e n t I d = " 4 0 2 1 7 7 5 1 "   D a t a T y p e = " D e c i m a l " > T o t a l I n v o i c e D i s c o u n t A m o u n t < / T o t a l I n v o i c e D i s c o u n t A m o u n t > - 
-             < T o t a l S u b T o t a l   E l e m e n t T y p e = " C o l u m n "   E l e m e n t I d = " 2 0 9 7 8 7 6 8 0 1 "   D a t a T y p e = " D e c i m a l " > T o t a l S u b T o t a l < / T o t a l S u b T o t a l > - 
-             < T o t a l T e x t   E l e m e n t T y p e = " C o l u m n "   E l e m e n t I d = " 2 3 1 9 1 0 5 1 8 "   D a t a T y p e = " T e x t " > T o t a l T e x t < / T o t a l T e x t > - 
-             < T o t a l V A T A m o u n t   E l e m e n t T y p e = " C o l u m n "   E l e m e n t I d = " 1 6 2 7 1 0 2 3 2 8 "   D a t a T y p e = " D e c i m a l " > T o t a l V A T A m o u n t < / T o t a l V A T A m o u n t > - 
-             < T o t a l V A T B a s e A m o u n t   E l e m e n t T y p e = " C o l u m n "   E l e m e n t I d = " 6 6 3 4 5 3 7 0 9 "   D a t a T y p e = " D e c i m a l " > T o t a l V A T B a s e A m o u n t < / T o t a l V A T B a s e A m o u n t > - 
-             < T o t a l V A T D i s c o u n t A m o u n t   E l e m e n t T y p e = " C o l u m n "   E l e m e n t I d = " 6 8 1 2 9 8 4 1 3 "   D a t a T y p e = " D e c i m a l " > T o t a l V A T D i s c o u n t A m o u n t < / T o t a l V A T D i s c o u n t A m o u n t > - 
-             < V A T A m o u n t T e x t   E l e m e n t T y p e = " C o l u m n "   E l e m e n t I d = " 6 5 0 3 5 8 2 4 7 "   D a t a T y p e = " T e x t " > V A T A m o u n t T e x t < / V A T A m o u n t T e x t > +         < T o t a l s > + 
+             < T o t a l A m o u n t > T o t a l A m o u n t < / T o t a l A m o u n t > + 
+             < T o t a l A m o u n t I n c l V A T > T o t a l A m o u n t I n c l V A T < / T o t a l A m o u n t I n c l V A T > + 
+             < T o t a l E x c l V A T T e x t > T o t a l E x c l V A T T e x t < / T o t a l E x c l V A T T e x t > + 
+             < T o t a l I n c l V A T T e x t > T o t a l I n c l V A T T e x t < / T o t a l I n c l V A T T e x t > + 
+             < T o t a l I n v o i c e D i s c o u n t A m o u n t > T o t a l I n v o i c e D i s c o u n t A m o u n t < / T o t a l I n v o i c e D i s c o u n t A m o u n t > + 
+             < T o t a l S u b T o t a l > T o t a l S u b T o t a l < / T o t a l S u b T o t a l > + 
+             < T o t a l T e x t > T o t a l T e x t < / T o t a l T e x t > + 
+             < T o t a l V A T A m o u n t > T o t a l V A T A m o u n t < / T o t a l V A T A m o u n t > + 
+             < T o t a l V A T B a s e A m o u n t > T o t a l V A T B a s e A m o u n t < / T o t a l V A T B a s e A m o u n t > + 
+             < T o t a l V A T D i s c o u n t A m o u n t > T o t a l V A T D i s c o u n t A m o u n t < / T o t a l V A T D i s c o u n t A m o u n t > + 
+             < V A T A m o u n t T e x t > V A T A m o u n t T e x t < / V A T A m o u n t T e x t >   
          < / T o t a l s >   
-         < V A T C o u n t e r   E l e m e n t T y p e = " D a t a I t e m "   E l e m e n t I d = " 5 5 7 1 2 6 5 0 6 " > - 
-             < V A T A m t L i n e I n v D i s c A m t   E l e m e n t T y p e = " C o l u m n "   E l e m e n t I d = " 1 0 0 7 8 2 8 6 0 "   D a t a T y p e = " D e c i m a l " > V A T A m t L i n e I n v D i s c A m t < / V A T A m t L i n e I n v D i s c A m t > - 
-             < V A T A m t L i n e I n v D i s c B a s e A m t   E l e m e n t T y p e = " C o l u m n "   E l e m e n t I d = " 1 6 9 1 0 0 3 4 1 5 "   D a t a T y p e = " D e c i m a l " > V A T A m t L i n e I n v D i s c B a s e A m t < / V A T A m t L i n e I n v D i s c B a s e A m t > - 
-             < V A T A m t L i n e L i n e A m t   E l e m e n t T y p e = " C o l u m n "   E l e m e n t I d = " 1 8 8 2 1 0 3 2 6 2 "   D a t a T y p e = " D e c i m a l " > V A T A m t L i n e L i n e A m t < / V A T A m t L i n e L i n e A m t > - 
-             < V A T A m t L i n e V A T   E l e m e n t T y p e = " C o l u m n "   E l e m e n t I d = " 2 9 9 0 4 8 9 2 5 "   D a t a T y p e = " D e c i m a l " > V A T A m t L i n e V A T < / V A T A m t L i n e V A T > - 
-             < V A T A m t L i n e V A T A m t   E l e m e n t T y p e = " C o l u m n "   E l e m e n t I d = " 8 4 9 9 7 4 3 4 1 "   D a t a T y p e = " D e c i m a l " > V A T A m t L i n e V A T A m t < / V A T A m t L i n e V A T A m t > - 
-             < V A T A m t L i n e V A T B a s e   E l e m e n t T y p e = " C o l u m n "   E l e m e n t I d = " 1 4 1 9 8 1 6 2 1 8 "   D a t a T y p e = " D e c i m a l " > V A T A m t L i n e V A T B a s e < / V A T A m t L i n e V A T B a s e > - 
-             < V A T A m t L i n e V A T I d e n t i f i e r   E l e m e n t T y p e = " C o l u m n "   E l e m e n t I d = " 4 6 1 3 9 9 7 9 2 "   D a t a T y p e = " C o d e " > V A T A m t L i n e V A T I d e n t i f i e r < / V A T A m t L i n e V A T I d e n t i f i e r > +         < V A T C o u n t e r > + 
+             < V A T A m t L i n e I n v D i s c A m t > V A T A m t L i n e I n v D i s c A m t < / V A T A m t L i n e I n v D i s c A m t > + 
+             < V A T A m t L i n e I n v D i s c B a s e A m t > V A T A m t L i n e I n v D i s c B a s e A m t < / V A T A m t L i n e I n v D i s c B a s e A m t > + 
+             < V A T A m t L i n e L i n e A m t > V A T A m t L i n e L i n e A m t < / V A T A m t L i n e L i n e A m t > + 
+             < V A T A m t L i n e V A T > V A T A m t L i n e V A T < / V A T A m t L i n e V A T > + 
+             < V A T A m t L i n e V A T A m t > V A T A m t L i n e V A T A m t < / V A T A m t L i n e V A T A m t > + 
+             < V A T A m t L i n e V A T B a s e > V A T A m t L i n e V A T B a s e < / V A T A m t L i n e V A T B a s e > + 
+             < V A T A m t L i n e V A T I d e n t i f i e r > V A T A m t L i n e V A T I d e n t i f i e r < / V A T A m t L i n e V A T I d e n t i f i e r >   
          < / V A T C o u n t e r >   
-         < V A T C o u n t e r L C Y   E l e m e n t T y p e = " D a t a I t e m "   E l e m e n t I d = " 9 1 0 2 7 8 4 9 2 " > - 
-             < V A L E x c h R a t e   E l e m e n t T y p e = " C o l u m n "   E l e m e n t I d = " 1 8 3 2 0 7 3 1 5 4 "   D a t a T y p e = " T e x t " > V A L E x c h R a t e < / V A L E x c h R a t e > - 
-             < V A L S p e c L C Y H e a d e r   E l e m e n t T y p e = " C o l u m n "   E l e m e n t I d = " 6 9 9 3 5 8 7 5 8 "   D a t a T y p e = " T e x t " > V A L S p e c L C Y H e a d e r < / V A L S p e c L C Y H e a d e r > - 
-             < V A L V A T A m o u n t L C Y   E l e m e n t T y p e = " C o l u m n "   E l e m e n t I d = " 1 4 4 5 9 7 3 0 8 7 "   D a t a T y p e = " D e c i m a l " > V A L V A T A m o u n t L C Y < / V A L V A T A m o u n t L C Y > - 
-             < V A L V A T B a s e L C Y   E l e m e n t T y p e = " C o l u m n "   E l e m e n t I d = " 1 4 3 9 0 5 7 6 6 6 "   D a t a T y p e = " D e c i m a l " > V A L V A T B a s e L C Y < / V A L V A T B a s e L C Y > +         < V A T C o u n t e r L C Y > + 
+             < V A L E x c h R a t e > V A L E x c h R a t e < / V A L E x c h R a t e > + 
+             < V A L S p e c L C Y H e a d e r > V A L S p e c L C Y H e a d e r < / V A L S p e c L C Y H e a d e r > + 
+             < V A L V A T A m o u n t L C Y > V A L V A T A m o u n t L C Y < / V A L V A T A m o u n t L C Y > + 
+             < V A L V A T B a s e L C Y > V A L V A T B a s e L C Y < / V A L V A T B a s e L C Y >   
          < / V A T C o u n t e r L C Y >   
-         < P r e p m t L o o p   E l e m e n t T y p e = " D a t a I t e m "   E l e m e n t I d = " 1 1 5 9 7 3 9 4 0 7 " > - 
-             < P r e p a y m e n t S p e c C a p t i o n   E l e m e n t T y p e = " C o l u m n "   E l e m e n t I d = " 1 6 2 3 2 2 2 3 0 1 "   D a t a T y p e = " T e x t C o n s t " > P r e p a y m e n t S p e c C a p t i o n < / P r e p a y m e n t S p e c C a p t i o n > - 
-             < P r e p m t I n v B u D e s c C a p t i o n   E l e m e n t T y p e = " C o l u m n "   E l e m e n t I d = " 1 8 0 7 4 4 6 7 8 "   D a t a T y p e = " T e x t C o n s t " > P r e p m t I n v B u D e s c C a p t i o n < / P r e p m t I n v B u D e s c C a p t i o n > - 
-             < P r e p m t I n v B u f A m t   E l e m e n t T y p e = " C o l u m n "   E l e m e n t I d = " 1 0 9 6 9 7 6 1 9 5 "   D a t a T y p e = " D e c i m a l " > P r e p m t I n v B u f A m t < / P r e p m t I n v B u f A m t > - 
-             < P r e p m t I n v B u f D e s c   E l e m e n t T y p e = " C o l u m n "   E l e m e n t I d = " 2 2 5 6 0 3 3 1 8 "   D a t a T y p e = " T e x t " > P r e p m t I n v B u f D e s c < / P r e p m t I n v B u f D e s c > - 
-             < P r e p m t I n v B u f G L A c c N o   E l e m e n t T y p e = " C o l u m n "   E l e m e n t I d = " 8 7 1 9 7 7 4 0 0 "   D a t a T y p e = " C o d e " > P r e p m t I n v B u f G L A c c N o < / P r e p m t I n v B u f G L A c c N o > - 
-             < P r e p m t I n v B u f G L A c c N o C a p t i o n   E l e m e n t T y p e = " C o l u m n "   E l e m e n t I d = " 6 6 7 6 9 7 1 8 "   D a t a T y p e = " T e x t C o n s t " > P r e p m t I n v B u f G L A c c N o C a p t i o n < / P r e p m t I n v B u f G L A c c N o C a p t i o n > - 
-             < P r e p m t L i n e A m o u n t   E l e m e n t T y p e = " C o l u m n "   E l e m e n t I d = " 1 3 0 2 3 0 2 1 5 "   D a t a T y p e = " D e c i m a l " > P r e p m t L i n e A m o u n t < / P r e p m t L i n e A m o u n t > - 
-             < P r e p m t T o t a l A m o u n t I n c l V A T   E l e m e n t T y p e = " C o l u m n "   E l e m e n t I d = " 3 2 0 0 3 6 5 9 4 "   D a t a T y p e = " D e c i m a l " > P r e p m t T o t a l A m o u n t I n c l V A T < / P r e p m t T o t a l A m o u n t I n c l V A T > - 
-             < P r e p m t V A T A m o u n t   E l e m e n t T y p e = " C o l u m n "   E l e m e n t I d = " 2 1 0 3 3 9 3 6 6 0 "   D a t a T y p e = " D e c i m a l " > P r e p m t V A T A m o u n t < / P r e p m t V A T A m o u n t > - 
-             < P r e p m t V A T A m o u n t T e x t   E l e m e n t T y p e = " C o l u m n "   E l e m e n t I d = " 1 0 3 1 2 5 7 4 9 5 "   D a t a T y p e = " T e x t " > P r e p m t V A T A m o u n t T e x t < / P r e p m t V A T A m o u n t T e x t > - 
-             < P r e p m t V A T B a s e A m o u n t   E l e m e n t T y p e = " C o l u m n "   E l e m e n t I d = " 1 3 9 2 9 6 6 7 9 "   D a t a T y p e = " D e c i m a l " > P r e p m t V A T B a s e A m o u n t < / P r e p m t V A T B a s e A m o u n t > - 
-             < T o t a l E x c l V A T T e x t 2   E l e m e n t T y p e = " C o l u m n "   E l e m e n t I d = " 1 6 4 4 3 1 2 4 5 7 "   D a t a T y p e = " T e x t " > T o t a l E x c l V A T T e x t 2 < / T o t a l E x c l V A T T e x t 2 > - 
-             < T o t a l I n c l V A T T e x t 2   E l e m e n t T y p e = " C o l u m n "   E l e m e n t I d = " 2 0 8 6 8 8 9 6 8 3 "   D a t a T y p e = " T e x t " > T o t a l I n c l V A T T e x t 2 < / T o t a l I n c l V A T T e x t 2 > +         < P r e p m t L o o p > + 
+             < P r e p a y m e n t S p e c C a p t i o n > P r e p a y m e n t S p e c C a p t i o n < / P r e p a y m e n t S p e c C a p t i o n > + 
+             < P r e p m t I n v B u D e s c C a p t i o n > P r e p m t I n v B u D e s c C a p t i o n < / P r e p m t I n v B u D e s c C a p t i o n > + 
+             < P r e p m t I n v B u f A m t > P r e p m t I n v B u f A m t < / P r e p m t I n v B u f A m t > + 
+             < P r e p m t I n v B u f D e s c > P r e p m t I n v B u f D e s c < / P r e p m t I n v B u f D e s c > + 
+             < P r e p m t I n v B u f G L A c c N o > P r e p m t I n v B u f G L A c c N o < / P r e p m t I n v B u f G L A c c N o > + 
+             < P r e p m t I n v B u f G L A c c N o C a p t i o n > P r e p m t I n v B u f G L A c c N o C a p t i o n < / P r e p m t I n v B u f G L A c c N o C a p t i o n > + 
+             < P r e p m t L i n e A m o u n t > P r e p m t L i n e A m o u n t < / P r e p m t L i n e A m o u n t > + 
+             < P r e p m t T o t a l A m o u n t I n c l V A T > P r e p m t T o t a l A m o u n t I n c l V A T < / P r e p m t T o t a l A m o u n t I n c l V A T > + 
+             < P r e p m t V A T A m o u n t > P r e p m t V A T A m o u n t < / P r e p m t V A T A m o u n t > + 
+             < P r e p m t V A T A m o u n t T e x t > P r e p m t V A T A m o u n t T e x t < / P r e p m t V A T A m o u n t T e x t > + 
+             < P r e p m t V A T B a s e A m o u n t > P r e p m t V A T B a s e A m o u n t < / P r e p m t V A T B a s e A m o u n t > + 
+             < T o t a l E x c l V A T T e x t 2 > T o t a l E x c l V A T T e x t 2 < / T o t a l E x c l V A T T e x t 2 > + 
+             < T o t a l I n c l V A T T e x t 2 > T o t a l I n c l V A T T e x t 2 < / T o t a l I n c l V A T T e x t 2 >   
          < / P r e p m t L o o p >   
-         < P r e p m t V A T C o u n t e r   E l e m e n t T y p e = " D a t a I t e m "   E l e m e n t I d = " 1 6 7 7 6 2 3 1 0 8 " > - 
-             < P r e p m t V A T A m t L i n e L i n e A m t   E l e m e n t T y p e = " C o l u m n "   E l e m e n t I d = " 4 0 2 6 8 5 8 2 4 "   D a t a T y p e = " D e c i m a l " > P r e p m t V A T A m t L i n e L i n e A m t < / P r e p m t V A T A m t L i n e L i n e A m t > - 
-             < P r e p m t V A T A m t L i n e V A T   E l e m e n t T y p e = " C o l u m n "   E l e m e n t I d = " 1 9 1 5 4 9 4 8 5 "   D a t a T y p e = " D e c i m a l " > P r e p m t V A T A m t L i n e V A T < / P r e p m t V A T A m t L i n e V A T > - 
-             < P r e p m t V A T A m t L i n e V A T A m t   E l e m e n t T y p e = " C o l u m n "   E l e m e n t I d = " 1 8 7 1 3 0 1 8 2 9 "   D a t a T y p e = " D e c i m a l " > P r e p m t V A T A m t L i n e V A T A m t < / P r e p m t V A T A m t L i n e V A T A m t > - 
-             < P r e p m t V A T A m t L i n e V A T B a s e   E l e m e n t T y p e = " C o l u m n "   E l e m e n t I d = " 1 2 2 6 9 0 4 6 9 6 "   D a t a T y p e = " D e c i m a l " > P r e p m t V A T A m t L i n e V A T B a s e < / P r e p m t V A T A m t L i n e V A T B a s e > - 
-             < P r e p m t V A T A m t L i n e V A T I d   E l e m e n t T y p e = " C o l u m n "   E l e m e n t I d = " 9 8 2 2 2 4 8 0 0 "   D a t a T y p e = " C o d e " > P r e p m t V A T A m t L i n e V A T I d < / P r e p m t V A T A m t L i n e V A T I d > - 
-             < P r e p y m t V A T A m t S p e c C a p t i o n   E l e m e n t T y p e = " C o l u m n "   E l e m e n t I d = " 2 0 0 9 6 4 9 1 3 8 "   D a t a T y p e = " T e x t C o n s t " > P r e p y m t V A T A m t S p e c C a p t i o n < / P r e p y m t V A T A m t S p e c C a p t i o n > +         < P r e p m t V A T C o u n t e r > + 
+             < P r e p m t V A T A m t L i n e L i n e A m t > P r e p m t V A T A m t L i n e L i n e A m t < / P r e p m t V A T A m t L i n e L i n e A m t > + 
+             < P r e p m t V A T A m t L i n e V A T > P r e p m t V A T A m t L i n e V A T < / P r e p m t V A T A m t L i n e V A T > + 
+             < P r e p m t V A T A m t L i n e V A T A m t > P r e p m t V A T A m t L i n e V A T A m t < / P r e p m t V A T A m t L i n e V A T A m t > + 
+             < P r e p m t V A T A m t L i n e V A T B a s e > P r e p m t V A T A m t L i n e V A T B a s e < / P r e p m t V A T A m t L i n e V A T B a s e > + 
+             < P r e p m t V A T A m t L i n e V A T I d > P r e p m t V A T A m t L i n e V A T I d < / P r e p m t V A T A m t L i n e V A T I d > + 
+             < P r e p y m t V A T A m t S p e c C a p t i o n > P r e p y m t V A T A m t S p e c C a p t i o n < / P r e p y m t V A T A m t S p e c C a p t i o n >   
          < / P r e p m t V A T C o u n t e r >   
-         < L e t t e r T e x t   E l e m e n t T y p e = " D a t a I t e m "   E l e m e n t I d = " 1 5 1 0 3 5 3 8 3 4 " > - 
-             < B o d y T e x t   E l e m e n t T y p e = " C o l u m n "   E l e m e n t I d = " 1 4 9 7 5 9 8 0 8 "   D a t a T y p e = " T e x t C o n s t " > B o d y T e x t < / B o d y T e x t > - 
-             < C l o s i n g T e x t   E l e m e n t T y p e = " C o l u m n "   E l e m e n t I d = " 5 1 2 1 3 5 9 0 9 "   D a t a T y p e = " T e x t C o n s t " > C l o s i n g T e x t < / C l o s i n g T e x t > - 
-             < G r e e t i n g T e x t   E l e m e n t T y p e = " C o l u m n "   E l e m e n t I d = " 1 1 7 5 2 7 9 2 8 9 "   D a t a T y p e = " T e x t C o n s t " > G r e e t i n g T e x t < / G r e e t i n g T e x t > +         < L e t t e r T e x t > + 
+             < B o d y T e x t > B o d y T e x t < / B o d y T e x t > + 
+             < C l o s i n g T e x t > C l o s i n g T e x t < / C l o s i n g T e x t > + 
+             < G r e e t i n g T e x t > G r e e t i n g T e x t < / G r e e t i n g T e x t >   
          < / L e t t e r T e x t >   
@@ -4147,17 +4138,17 @@
 </file>
 
 <file path=customXml/itemProps1.xml><?xml version="1.0" encoding="utf-8"?>
-<ds:datastoreItem xmlns:ds="http://schemas.openxmlformats.org/officeDocument/2006/customXml" ds:itemID="{E555B440-8299-4B81-959D-2C760BE01760}">
+<ds:datastoreItem xmlns:ds="http://schemas.openxmlformats.org/officeDocument/2006/customXml" ds:itemID="{B4E39672-82F5-40CD-BEAE-9C685B967E46}">
   <ds:schemaRefs>
-    <ds:schemaRef ds:uri="urn:microsoft-dynamics-nav/reports/Standard_Purchase_Order/1322/"/>
+    <ds:schemaRef ds:uri="urn:microsoft-dynamics-businesscentral/internal/extended/reports/Standard_Purchase_Order/1322/"/>
   </ds:schemaRefs>
 </ds:datastoreItem>
 </file>
 
 <file path=customXml/itemProps2.xml><?xml version="1.0" encoding="utf-8"?>
-<ds:datastoreItem xmlns:ds="http://schemas.openxmlformats.org/officeDocument/2006/customXml" ds:itemID="{B4E39672-82F5-40CD-BEAE-9C685B967E46}">
+<ds:datastoreItem xmlns:ds="http://schemas.openxmlformats.org/officeDocument/2006/customXml" ds:itemID="{E555B440-8299-4B81-959D-2C760BE01760}">
   <ds:schemaRefs>
-    <ds:schemaRef ds:uri="urn:microsoft-dynamics-businesscentral/internal/extended/reports/Standard_Purchase_Order/1322/"/>
+    <ds:schemaRef ds:uri="urn:microsoft-dynamics-nav/reports/Standard_Purchase_Order/1322/"/>
   </ds:schemaRefs>
 </ds:datastoreItem>
 </file>

--- a/src/Layers/W1/BaseApp/Purchases/Document/StandardPurchaseOrderEmailBody.docx
+++ b/src/Layers/W1/BaseApp/Purchases/Document/StandardPurchaseOrderEmailBody.docx
@@ -51,7 +51,7 @@
             <w:placeholder>
               <w:docPart w:val="DefaultPlaceholder_-1854013440"/>
             </w:placeholder>
-            <w:dataBinding w:prefixMappings="&lt;xmlns:ns0='urn:microsoft-dynamics-nav/reports/Standard_Purchase_Order/1322/' " w:xpath="/ns0:NavWordReportXmlPart[1]/ns0:Purchase_Header[1]/ns0:CompanyAddress1[1]" w:storeItemID="{00000000-0000-0000-0000-000000000000}"/>
+            <w:dataBinding w:prefixMappings="xmlns:ns0='urn:microsoft-dynamics-nav/reports/Standard_Purchase_Order/1322/'" w:xpath="/ns0:NavWordReportXmlPart[1]/ns0:Purchase_Header[1]/ns0:CompanyAddress1[1]" w:storeItemID="{00000000-0000-0000-0000-000000000000}"/>
             <w15:color w:val="808080"/>
             <w:text/>
           </w:sdtPr>
@@ -106,7 +106,7 @@
             <w:placeholder>
               <w:docPart w:val="DefaultPlaceholder_-1854013440"/>
             </w:placeholder>
-            <w:dataBinding w:prefixMappings="&lt;xmlns:ns0='urn:microsoft-dynamics-nav/reports/Standard_Purchase_Order/1322/' " w:xpath="/ns0:NavWordReportXmlPart[1]/ns0:Purchase_Header[1]/ns0:CompanyAddress2[1]" w:storeItemID="{00000000-0000-0000-0000-000000000000}"/>
+            <w:dataBinding w:prefixMappings="xmlns:ns0='urn:microsoft-dynamics-nav/reports/Standard_Purchase_Order/1322/'" w:xpath="/ns0:NavWordReportXmlPart[1]/ns0:Purchase_Header[1]/ns0:CompanyAddress2[1]" w:storeItemID="{00000000-0000-0000-0000-000000000000}"/>
             <w15:color w:val="808080"/>
             <w:text/>
           </w:sdtPr>
@@ -161,7 +161,7 @@
             <w:placeholder>
               <w:docPart w:val="DefaultPlaceholder_-1854013440"/>
             </w:placeholder>
-            <w:dataBinding w:prefixMappings="&lt;xmlns:ns0='urn:microsoft-dynamics-nav/reports/Standard_Purchase_Order/1322/' " w:xpath="/ns0:NavWordReportXmlPart[1]/ns0:Purchase_Header[1]/ns0:CompanyAddress3[1]" w:storeItemID="{00000000-0000-0000-0000-000000000000}"/>
+            <w:dataBinding w:prefixMappings="xmlns:ns0='urn:microsoft-dynamics-nav/reports/Standard_Purchase_Order/1322/'" w:xpath="/ns0:NavWordReportXmlPart[1]/ns0:Purchase_Header[1]/ns0:CompanyAddress3[1]" w:storeItemID="{00000000-0000-0000-0000-000000000000}"/>
             <w15:color w:val="808080"/>
             <w:text/>
           </w:sdtPr>
@@ -216,7 +216,7 @@
             <w:placeholder>
               <w:docPart w:val="DefaultPlaceholder_-1854013440"/>
             </w:placeholder>
-            <w:dataBinding w:prefixMappings="&lt;xmlns:ns0='urn:microsoft-dynamics-nav/reports/Standard_Purchase_Order/1322/' " w:xpath="/ns0:NavWordReportXmlPart[1]/ns0:Purchase_Header[1]/ns0:CompanyAddress4[1]" w:storeItemID="{00000000-0000-0000-0000-000000000000}"/>
+            <w:dataBinding w:prefixMappings="xmlns:ns0='urn:microsoft-dynamics-nav/reports/Standard_Purchase_Order/1322/'" w:xpath="/ns0:NavWordReportXmlPart[1]/ns0:Purchase_Header[1]/ns0:CompanyAddress4[1]" w:storeItemID="{00000000-0000-0000-0000-000000000000}"/>
             <w15:color w:val="808080"/>
             <w:text/>
           </w:sdtPr>
@@ -271,7 +271,7 @@
             <w:placeholder>
               <w:docPart w:val="DefaultPlaceholder_-1854013440"/>
             </w:placeholder>
-            <w:dataBinding w:prefixMappings="&lt;xmlns:ns0='urn:microsoft-dynamics-nav/reports/Standard_Purchase_Order/1322/' " w:xpath="/ns0:NavWordReportXmlPart[1]/ns0:Purchase_Header[1]/ns0:CompanyAddress5[1]" w:storeItemID="{00000000-0000-0000-0000-000000000000}"/>
+            <w:dataBinding w:prefixMappings="xmlns:ns0='urn:microsoft-dynamics-nav/reports/Standard_Purchase_Order/1322/'" w:xpath="/ns0:NavWordReportXmlPart[1]/ns0:Purchase_Header[1]/ns0:CompanyAddress5[1]" w:storeItemID="{00000000-0000-0000-0000-000000000000}"/>
             <w15:color w:val="808080"/>
             <w:text/>
           </w:sdtPr>
@@ -330,7 +330,7 @@
             <w:placeholder>
               <w:docPart w:val="DefaultPlaceholder_-1854013440"/>
             </w:placeholder>
-            <w:dataBinding w:prefixMappings="&lt;xmlns:ns0='urn:microsoft-dynamics-nav/reports/Standard_Purchase_Order/1322/' " w:xpath="/ns0:NavWordReportXmlPart[1]/ns0:Purchase_Header[1]/ns0:CompanyAddress6[1]" w:storeItemID="{00000000-0000-0000-0000-000000000000}"/>
+            <w:dataBinding w:prefixMappings="xmlns:ns0='urn:microsoft-dynamics-nav/reports/Standard_Purchase_Order/1322/'" w:xpath="/ns0:NavWordReportXmlPart[1]/ns0:Purchase_Header[1]/ns0:CompanyAddress6[1]" w:storeItemID="{00000000-0000-0000-0000-000000000000}"/>
             <w15:color w:val="808080"/>
             <w:text/>
           </w:sdtPr>
@@ -389,7 +389,7 @@
             <w:placeholder>
               <w:docPart w:val="DefaultPlaceholder_-1854013440"/>
             </w:placeholder>
-            <w:dataBinding w:prefixMappings="&lt;xmlns:ns0='urn:microsoft-dynamics-nav/reports/Standard_Purchase_Order/1322/' " w:xpath="/ns0:NavWordReportXmlPart[1]/ns0:Purchase_Header[1]/ns0:CompanyLegalOffice[1]" w:storeItemID="{00000000-0000-0000-0000-000000000000}"/>
+            <w:dataBinding w:prefixMappings="xmlns:ns0='urn:microsoft-dynamics-nav/reports/Standard_Purchase_Order/1322/'" w:xpath="/ns0:NavWordReportXmlPart[1]/ns0:Purchase_Header[1]/ns0:CompanyLegalOffice[1]" w:storeItemID="{00000000-0000-0000-0000-000000000000}"/>
             <w15:color w:val="808080"/>
             <w:text/>
           </w:sdtPr>
@@ -441,7 +441,7 @@
             <w:placeholder>
               <w:docPart w:val="DefaultPlaceholder_-1854013440"/>
             </w:placeholder>
-            <w:dataBinding w:prefixMappings="&lt;xmlns:ns0='urn:microsoft-dynamics-nav/reports/Standard_Purchase_Order/1322/' " w:xpath="/ns0:NavWordReportXmlPart[1]/ns0:Purchase_Header[1]/ns0:VendNo_Lbl[1]" w:storeItemID="{00000000-0000-0000-0000-000000000000}"/>
+            <w:dataBinding w:prefixMappings="xmlns:ns0='urn:microsoft-dynamics-nav/reports/Standard_Purchase_Order/1322/'" w:xpath="/ns0:NavWordReportXmlPart[1]/ns0:Purchase_Header[1]/ns0:VendNo_Lbl[1]" w:storeItemID="{00000000-0000-0000-0000-000000000000}"/>
             <w15:color w:val="808080"/>
             <w:text/>
           </w:sdtPr>
@@ -509,7 +509,7 @@
             <w:placeholder>
               <w:docPart w:val="DefaultPlaceholder_-1854013440"/>
             </w:placeholder>
-            <w:dataBinding w:prefixMappings="&lt;xmlns:ns0='urn:microsoft-dynamics-nav/reports/Standard_Purchase_Order/1322/' " w:xpath="/ns0:NavWordReportXmlPart[1]/ns0:Purchase_Header[1]/ns0:BuyFrmVendNo_PurchHeader[1]" w:storeItemID="{00000000-0000-0000-0000-000000000000}"/>
+            <w:dataBinding w:prefixMappings="xmlns:ns0='urn:microsoft-dynamics-nav/reports/Standard_Purchase_Order/1322/'" w:xpath="/ns0:NavWordReportXmlPart[1]/ns0:Purchase_Header[1]/ns0:BuyFrmVendNo_PurchHeader[1]" w:storeItemID="{00000000-0000-0000-0000-000000000000}"/>
             <w15:color w:val="808080"/>
             <w:text/>
           </w:sdtPr>
@@ -599,7 +599,7 @@
                 <w:placeholder>
                   <w:docPart w:val="DefaultPlaceholder_-1854013440"/>
                 </w:placeholder>
-                <w:dataBinding w:prefixMappings="&lt;xmlns:ns0='urn:microsoft-dynamics-nav/reports/Standard_Purchase_Order/1322/' " w:xpath="/ns0:NavWordReportXmlPart[1]/ns0:Purchase_Header[1]/ns0:LetterText[1]/ns0:GreetingText[1]" w:storeItemID="{00000000-0000-0000-0000-000000000000}"/>
+                <w:dataBinding w:prefixMappings="xmlns:ns0='urn:microsoft-dynamics-nav/reports/Standard_Purchase_Order/1322/'" w:xpath="/ns0:NavWordReportXmlPart[1]/ns0:Purchase_Header[1]/ns0:LetterText[1]/ns0:GreetingText[1]" w:storeItemID="{00000000-0000-0000-0000-000000000000}"/>
                 <w15:color w:val="808080"/>
                 <w:text/>
               </w:sdtPr>
@@ -620,7 +620,7 @@
                 <w:placeholder>
                   <w:docPart w:val="DefaultPlaceholder_-1854013440"/>
                 </w:placeholder>
-                <w:dataBinding w:prefixMappings="&lt;xmlns:ns0='urn:microsoft-dynamics-nav/reports/Standard_Purchase_Order/1322/' " w:xpath="/ns0:NavWordReportXmlPart[1]/ns0:Purchase_Header[1]/ns0:BuyFromAddr1[1]" w:storeItemID="{00000000-0000-0000-0000-000000000000}"/>
+                <w:dataBinding w:prefixMappings="xmlns:ns0='urn:microsoft-dynamics-nav/reports/Standard_Purchase_Order/1322/'" w:xpath="/ns0:NavWordReportXmlPart[1]/ns0:Purchase_Header[1]/ns0:BuyFromAddr1[1]" w:storeItemID="{00000000-0000-0000-0000-000000000000}"/>
                 <w15:color w:val="808080"/>
                 <w:text/>
               </w:sdtPr>
@@ -648,7 +648,7 @@
             <w:placeholder>
               <w:docPart w:val="DefaultPlaceholder_-1854013440"/>
             </w:placeholder>
-            <w:dataBinding w:prefixMappings="&lt;xmlns:ns0='urn:microsoft-dynamics-nav/reports/Standard_Purchase_Order/1322/' " w:xpath="/ns0:NavWordReportXmlPart[1]/ns0:Purchase_Header[1]/ns0:LetterText[1]/ns0:BodyText[1]" w:storeItemID="{00000000-0000-0000-0000-000000000000}"/>
+            <w:dataBinding w:prefixMappings="xmlns:ns0='urn:microsoft-dynamics-nav/reports/Standard_Purchase_Order/1322/'" w:xpath="/ns0:NavWordReportXmlPart[1]/ns0:Purchase_Header[1]/ns0:LetterText[1]/ns0:BodyText[1]" w:storeItemID="{00000000-0000-0000-0000-000000000000}"/>
             <w15:color w:val="808080"/>
             <w:text/>
           </w:sdtPr>
@@ -710,7 +710,7 @@
             <w:placeholder>
               <w:docPart w:val="DefaultPlaceholder_-1854013440"/>
             </w:placeholder>
-            <w:dataBinding w:prefixMappings="&lt;xmlns:ns0='urn:microsoft-dynamics-nav/reports/Standard_Purchase_Order/1322/' " w:xpath="/ns0:NavWordReportXmlPart[1]/ns0:Purchase_Header[1]/ns0:OrderNo_Lbl[1]" w:storeItemID="{00000000-0000-0000-0000-000000000000}"/>
+            <w:dataBinding w:prefixMappings="xmlns:ns0='urn:microsoft-dynamics-nav/reports/Standard_Purchase_Order/1322/'" w:xpath="/ns0:NavWordReportXmlPart[1]/ns0:Purchase_Header[1]/ns0:OrderNo_Lbl[1]" w:storeItemID="{00000000-0000-0000-0000-000000000000}"/>
             <w15:color w:val="808080"/>
             <w:text/>
           </w:sdtPr>
@@ -719,7 +719,7 @@
               <w:tcPr>
                 <w:tcW w:w="1210" w:type="pct"/>
                 <w:tcBorders>
-                  <w:bottom w:val="single" w:sz="4" w:space="0" w:color="auto"/>
+                  <w:bottom w:val="single" w:color="auto" w:sz="4" w:space="0"/>
                 </w:tcBorders>
               </w:tcPr>
               <w:p>
@@ -751,7 +751,7 @@
             <w:placeholder>
               <w:docPart w:val="DefaultPlaceholder_-1854013440"/>
             </w:placeholder>
-            <w:dataBinding w:prefixMappings="&lt;xmlns:ns0='urn:microsoft-dynamics-nav/reports/Standard_Purchase_Order/1322/' " w:xpath="/ns0:NavWordReportXmlPart[1]/ns0:Purchase_Header[1]/ns0:OrderDate_Lbl[1]" w:storeItemID="{00000000-0000-0000-0000-000000000000}"/>
+            <w:dataBinding w:prefixMappings="xmlns:ns0='urn:microsoft-dynamics-nav/reports/Standard_Purchase_Order/1322/'" w:xpath="/ns0:NavWordReportXmlPart[1]/ns0:Purchase_Header[1]/ns0:OrderDate_Lbl[1]" w:storeItemID="{00000000-0000-0000-0000-000000000000}"/>
             <w15:color w:val="808080"/>
             <w:text/>
           </w:sdtPr>
@@ -760,7 +760,7 @@
               <w:tcPr>
                 <w:tcW w:w="2092" w:type="pct"/>
                 <w:tcBorders>
-                  <w:bottom w:val="single" w:sz="4" w:space="0" w:color="auto"/>
+                  <w:bottom w:val="single" w:color="auto" w:sz="4" w:space="0"/>
                 </w:tcBorders>
               </w:tcPr>
               <w:p>
@@ -792,7 +792,7 @@
             <w:placeholder>
               <w:docPart w:val="DefaultPlaceholder_-1854013440"/>
             </w:placeholder>
-            <w:dataBinding w:prefixMappings="&lt;xmlns:ns0='urn:microsoft-dynamics-nav/reports/Standard_Purchase_Order/1322/' " w:xpath="/ns0:NavWordReportXmlPart[1]/ns0:Purchase_Header[1]/ns0:Totals[1]/ns0:TotalText[1]" w:storeItemID="{00000000-0000-0000-0000-000000000000}"/>
+            <w:dataBinding w:prefixMappings="xmlns:ns0='urn:microsoft-dynamics-nav/reports/Standard_Purchase_Order/1322/'" w:xpath="/ns0:NavWordReportXmlPart[1]/ns0:Purchase_Header[1]/ns0:Totals[1]/ns0:TotalText[1]" w:storeItemID="{00000000-0000-0000-0000-000000000000}"/>
             <w15:color w:val="808080"/>
             <w:text/>
           </w:sdtPr>
@@ -801,7 +801,7 @@
               <w:tcPr>
                 <w:tcW w:w="1698" w:type="pct"/>
                 <w:tcBorders>
-                  <w:bottom w:val="single" w:sz="4" w:space="0" w:color="auto"/>
+                  <w:bottom w:val="single" w:color="auto" w:sz="4" w:space="0"/>
                 </w:tcBorders>
               </w:tcPr>
               <w:p>
@@ -832,7 +832,7 @@
           <w:tcPr>
             <w:tcW w:w="1210" w:type="pct"/>
             <w:tcBorders>
-              <w:top w:val="single" w:sz="4" w:space="0" w:color="auto"/>
+              <w:top w:val="single" w:color="auto" w:sz="4" w:space="0"/>
             </w:tcBorders>
           </w:tcPr>
           <w:p>
@@ -848,7 +848,7 @@
           <w:tcPr>
             <w:tcW w:w="2092" w:type="pct"/>
             <w:tcBorders>
-              <w:top w:val="single" w:sz="4" w:space="0" w:color="auto"/>
+              <w:top w:val="single" w:color="auto" w:sz="4" w:space="0"/>
             </w:tcBorders>
           </w:tcPr>
           <w:p>
@@ -864,7 +864,7 @@
           <w:tcPr>
             <w:tcW w:w="1698" w:type="pct"/>
             <w:tcBorders>
-              <w:top w:val="single" w:sz="4" w:space="0" w:color="auto"/>
+              <w:top w:val="single" w:color="auto" w:sz="4" w:space="0"/>
             </w:tcBorders>
           </w:tcPr>
           <w:p>
@@ -893,7 +893,7 @@
             <w:placeholder>
               <w:docPart w:val="DefaultPlaceholder_-1854013440"/>
             </w:placeholder>
-            <w:dataBinding w:prefixMappings="&lt;xmlns:ns0='urn:microsoft-dynamics-nav/reports/Standard_Purchase_Order/1322/' " w:xpath="/ns0:NavWordReportXmlPart[1]/ns0:Purchase_Header[1]/ns0:No_PurchHeader[1]" w:storeItemID="{00000000-0000-0000-0000-000000000000}"/>
+            <w:dataBinding w:prefixMappings="xmlns:ns0='urn:microsoft-dynamics-nav/reports/Standard_Purchase_Order/1322/'" w:xpath="/ns0:NavWordReportXmlPart[1]/ns0:Purchase_Header[1]/ns0:No_PurchHeader[1]" w:storeItemID="{00000000-0000-0000-0000-000000000000}"/>
             <w15:color w:val="808080"/>
             <w:text/>
           </w:sdtPr>
@@ -930,7 +930,7 @@
             <w:placeholder>
               <w:docPart w:val="DefaultPlaceholder_-1854013440"/>
             </w:placeholder>
-            <w:dataBinding w:prefixMappings="&lt;xmlns:ns0='urn:microsoft-dynamics-nav/reports/Standard_Purchase_Order/1322/' " w:xpath="/ns0:NavWordReportXmlPart[1]/ns0:Purchase_Header[1]/ns0:OrderDate_PurchaseHeader[1]" w:storeItemID="{00000000-0000-0000-0000-000000000000}"/>
+            <w:dataBinding w:prefixMappings="xmlns:ns0='urn:microsoft-dynamics-nav/reports/Standard_Purchase_Order/1322/'" w:xpath="/ns0:NavWordReportXmlPart[1]/ns0:Purchase_Header[1]/ns0:OrderDate_PurchaseHeader[1]" w:storeItemID="{00000000-0000-0000-0000-000000000000}"/>
             <w15:color w:val="808080"/>
             <w:text/>
           </w:sdtPr>
@@ -960,7 +960,7 @@
           <w:sdtPr>
             <w:rPr>
               <w:rStyle w:val="Heading2Char"/>
-              <w:rFonts w:asciiTheme="minorHAnsi" w:eastAsiaTheme="minorHAnsi" w:hAnsiTheme="minorHAnsi" w:cstheme="minorBidi"/>
+              <w:rFonts w:asciiTheme="minorHAnsi" w:hAnsiTheme="minorHAnsi" w:eastAsiaTheme="minorHAnsi" w:cstheme="minorBidi"/>
               <w:color w:val="000000" w:themeColor="text1"/>
               <w:sz w:val="24"/>
               <w:szCs w:val="24"/>
@@ -971,7 +971,7 @@
             <w:placeholder>
               <w:docPart w:val="DefaultPlaceholder_-1854013440"/>
             </w:placeholder>
-            <w:dataBinding w:prefixMappings="&lt;xmlns:ns0='urn:microsoft-dynamics-nav/reports/Standard_Purchase_Order/1322/' " w:xpath="/ns0:NavWordReportXmlPart[1]/ns0:Purchase_Header[1]/ns0:Totals[1]/ns0:TotalAmountInclVAT[1]" w:storeItemID="{00000000-0000-0000-0000-000000000000}"/>
+            <w:dataBinding w:prefixMappings="xmlns:ns0='urn:microsoft-dynamics-nav/reports/Standard_Purchase_Order/1322/'" w:xpath="/ns0:NavWordReportXmlPart[1]/ns0:Purchase_Header[1]/ns0:Totals[1]/ns0:TotalAmountInclVAT[1]" w:storeItemID="{00000000-0000-0000-0000-000000000000}"/>
             <w15:color w:val="808080"/>
             <w:text/>
           </w:sdtPr>
@@ -988,7 +988,7 @@
                 <w:r>
                   <w:rPr>
                     <w:rStyle w:val="Heading2Char"/>
-                    <w:rFonts w:asciiTheme="minorHAnsi" w:eastAsiaTheme="minorHAnsi" w:hAnsiTheme="minorHAnsi" w:cstheme="minorBidi"/>
+                    <w:rFonts w:asciiTheme="minorHAnsi" w:hAnsiTheme="minorHAnsi" w:eastAsiaTheme="minorHAnsi" w:cstheme="minorBidi"/>
                     <w:color w:val="000000" w:themeColor="text1"/>
                     <w:sz w:val="24"/>
                     <w:szCs w:val="24"/>
@@ -1044,7 +1044,7 @@
                 <w:placeholder>
                   <w:docPart w:val="DefaultPlaceholder_-1854013440"/>
                 </w:placeholder>
-                <w:dataBinding w:prefixMappings="&lt;xmlns:ns0='urn:microsoft-dynamics-nav/reports/Standard_Purchase_Order/1322/' " w:xpath="/ns0:NavWordReportXmlPart[1]/ns0:Purchase_Header[1]/ns0:LetterText[1]/ns0:ClosingText[1]" w:storeItemID="{00000000-0000-0000-0000-000000000000}"/>
+                <w:dataBinding w:prefixMappings="xmlns:ns0='urn:microsoft-dynamics-nav/reports/Standard_Purchase_Order/1322/'" w:xpath="/ns0:NavWordReportXmlPart[1]/ns0:Purchase_Header[1]/ns0:LetterText[1]/ns0:ClosingText[1]" w:storeItemID="{00000000-0000-0000-0000-000000000000}"/>
                 <w15:color w:val="808080"/>
                 <w:text/>
               </w:sdtPr>
@@ -1073,7 +1073,7 @@
             <w:placeholder>
               <w:docPart w:val="DefaultPlaceholder_-1854013440"/>
             </w:placeholder>
-            <w:dataBinding w:prefixMappings="&lt;xmlns:ns0='urn:microsoft-dynamics-nav/reports/Standard_Purchase_Order/1322/' " w:xpath="/ns0:NavWordReportXmlPart[1]/ns0:Purchase_Header[1]/ns0:SalesPurchPersonName[1]" w:storeItemID="{00000000-0000-0000-0000-000000000000}"/>
+            <w:dataBinding w:prefixMappings="xmlns:ns0='urn:microsoft-dynamics-nav/reports/Standard_Purchase_Order/1322/'" w:xpath="/ns0:NavWordReportXmlPart[1]/ns0:Purchase_Header[1]/ns0:SalesPurchPersonName[1]" w:storeItemID="{00000000-0000-0000-0000-000000000000}"/>
             <w15:color w:val="808080"/>
             <w:text/>
           </w:sdtPr>
@@ -3001,7 +3001,9 @@
 </we:webextension>
 </file>
 
-<file path=customXml/item1.xml>��< ? x m l   v e r s i o n = " 1 . 0 "   e n c o d i n g = " u t f - 1 6 " ? > < N a v W o r d R e p o r t X m l P a r t   x m l n s = " u r n : m i c r o s o f t - d y n a m i c s - b u s i n e s s c e n t r a l / i n t e r n a l / e x t e n d e d / r e p o r t s / S t a n d a r d _ P u r c h a s e _ O r d e r / 1 3 2 2 / " > +<file path=customXml/item1.xml>��< ? x m l   v e r s i o n = " 1 . 0 "   e n c o d i n g = " u t f - 1 6 " ? > + 
+ < N a v W o r d R e p o r t X m l P a r t   x m l n s = " u r n : m i c r o s o f t - d y n a m i c s - b u s i n e s s c e n t r a l / i n t e r n a l / e x t e n d e d / r e p o r t s / S t a n d a r d _ P u r c h a s e _ O r d e r / 1 3 2 2 / " >   
      < B C R e p o r t I n f o r m a t i o n >   
@@ -3065,17 +3067,403 @@
  
          < / R e p o r t R e q u e s t >   
+         < C o m p a n y M e t a d a t a > + 
+             < C o m p a n y N a m e > C o m p a n y   N a m e < / C o m p a n y N a m e > + 
+             < C o m p a n y D i s p l a y N a m e > C o m p a n y   D i s p l a y   N a m e < / C o m p a n y D i s p l a y N a m e > + 
+             < C o m p a n y A d d r e s s L i n e s > + 
+                 < C o m p a n y A d d r e s s L i n e > C o m p a n y   A d d r e s s   L i n e   1 < / C o m p a n y A d d r e s s L i n e > + 
+                 < C o m p a n y A d d r e s s L i n e > C o m p a n y   A d d r e s s   L i n e   2 < / C o m p a n y A d d r e s s L i n e > + 
+                 < C o m p a n y A d d r e s s L i n e > C o m p a n y   A d d r e s s   L i n e   3 < / C o m p a n y A d d r e s s L i n e > + 
+                 < C o m p a n y A d d r e s s L i n e > C o m p a n y   A d d r e s s   L i n e   4 < / C o m p a n y A d d r e s s L i n e > + 
+                 < C o m p a n y A d d r e s s L i n e > C o m p a n y   A d d r e s s   L i n e   5 < / C o m p a n y A d d r e s s L i n e > + 
+                 < C o m p a n y A d d r e s s L i n e > C o m p a n y   A d d r e s s   L i n e   6 < / C o m p a n y A d d r e s s L i n e > + 
+                 < C o m p a n y A d d r e s s L i n e > C o m p a n y   A d d r e s s   L i n e   7 < / C o m p a n y A d d r e s s L i n e > + 
+                 < C o m p a n y A d d r e s s L i n e > C o m p a n y   A d d r e s s   L i n e   8 < / C o m p a n y A d d r e s s L i n e > + 
+             < / C o m p a n y A d d r e s s L i n e s > + 
+             < C o m p a n y P h o n e > C o m p a n y   P h o n e < / C o m p a n y P h o n e > + 
+             < C o m p a n y P h o n e C a p t i o n > C o m p a n y   P h o n e   C a p t i o n < / C o m p a n y P h o n e C a p t i o n > + 
+             < C o m p a n y F a x N o > C o m p a n y   F a x   N o . < / C o m p a n y F a x N o > + 
+             < C o m p a n y F a x N o C a p t i o n > C o m p a n y   F a x   N o .   C a p t i o n < / C o m p a n y F a x N o C a p t i o n > + 
+             < C o m p a n y E m a i l > C o m p a n y   E m a i l < / C o m p a n y E m a i l > + 
+             < C o m p a n y E m a i l C a p t i o n > C o m p a n y   E m a i l   C a p t i o n < / C o m p a n y E m a i l C a p t i o n > + 
+             < C o m p a n y H o m e P a g e > C o m p a n y   H o m e   P a g e < / C o m p a n y H o m e P a g e > + 
+             < C o m p a n y H o m e P a g e C a p t i o n > C o m p a n y   H o m e   P a g e   C a p t i o n < / C o m p a n y H o m e P a g e C a p t i o n > + 
+             < C o m p a n y L o g o > C o m p a n y   L o g o < / C o m p a n y L o g o > + 
+             < C o m p a n y V A T R e g i s t r a t i o n N o > C o m p a n y   V A T   R e g i s t r a t i o n   N o . < / C o m p a n y V A T R e g i s t r a t i o n N o > + 
+             < C o m p a n y V A T R e g i s t r a t i o n N o C a p t i o n > C o m p a n y   V A T   R e g i s t r a t i o n   N o .   C a p t i o n < / C o m p a n y V A T R e g i s t r a t i o n N o C a p t i o n > + 
+             < C o m p a n y R e g i s t r a t i o n N o > C o m p a n y   R e g i s t r a t i o n   N o . < / C o m p a n y R e g i s t r a t i o n N o > + 
+             < C o m p a n y R e g i s t r a t i o n N o C a p t i o n > C o m p a n y   R e g i s t r a t i o n   N o .   C a p t i o n < / C o m p a n y R e g i s t r a t i o n N o C a p t i o n > + 
+             < C o m p a n y B a n k N a m e > C o m p a n y   B a n k   N a m e < / C o m p a n y B a n k N a m e > + 
+             < C o m p a n y B a n k N a m e C a p t i o n > C o m p a n y   B a n k   N a m e   C a p t i o n < / C o m p a n y B a n k N a m e C a p t i o n > + 
+             < C o m p a n y B a n k A c c o u n t N o > C o m p a n y   B a n k   A c c o u n t   N o . < / C o m p a n y B a n k A c c o u n t N o > + 
+             < C o m p a n y B a n k A c c o u n t N o C a p t i o n > C o m p a n y   B a n k   A c c o u n t   N o .   C a p t i o n < / C o m p a n y B a n k A c c o u n t N o C a p t i o n > + 
+             < C o m p a n y B a n k B r a n c h N o > C o m p a n y   B a n k   B r a n c h   N o . < / C o m p a n y B a n k B r a n c h N o > + 
+             < C o m p a n y B a n k B r a n c h N o C a p t i o n > C o m p a n y   B a n k   B r a n c h   N o .   C a p t i o n < / C o m p a n y B a n k B r a n c h N o C a p t i o n > + 
+             < C o m p a n y I B A N > C o m p a n y   I B A N < / C o m p a n y I B A N > + 
+             < C o m p a n y I B A N C a p t i o n > C o m p a n y   I B A N   C a p t i o n < / C o m p a n y I B A N C a p t i o n > + 
+             < C o m p a n y B a n k S W I F T > C o m p a n y   B a n k   S W I F T < / C o m p a n y B a n k S W I F T > + 
+             < C o m p a n y B a n k S W I F T C a p t i o n > C o m p a n y   B a n k   S W I F T   C a p t i o n < / C o m p a n y B a n k S W I F T C a p t i o n > + 
+             < C o m p a n y G i r o N o > C o m p a n y   G i r o   N o . < / C o m p a n y G i r o N o > + 
+             < C o m p a n y G i r o N o C a p t i o n > C o m p a n y   G i r o   N o .   C a p t i o n < / C o m p a n y G i r o N o C a p t i o n > + 
+         < / C o m p a n y M e t a d a t a > + 
      < / B C R e p o r t I n f o r m a t i o n >   
-     < T o o l t i p s / > - 
-     < P u r c h a s e _ H e a d e r   E l e m e n t T y p e = " D a t a I t e m "   E l e m e n t I d = " 7 4 4 9 0 9 8 3 " > - 
-         < A l l o w I n v o i c e D i s c _ L b l   E l e m e n t T y p e = " C o l u m n "   E l e m e n t I d = " 1 4 4 9 1 1 7 7 6 3 "   D a t a T y p e = " T e x t C o n s t " > A l l o w I n v o i c e D i s c _ L b l < / A l l o w I n v o i c e D i s c _ L b l > - 
-         < A m o u n t _ L b l   E l e m e n t T y p e = " C o l u m n "   E l e m e n t I d = " 1 8 5 7 4 6 5 8 6 0 "   D a t a T y p e = " T e x t C o n s t " > A m o u n t _ L b l < / A m o u n t _ L b l > - 
-         < B u y e r _ L b l   E l e m e n t T y p e = " C o l u m n "   E l e m e n t I d = " 1 7 4 6 3 3 5 4 8 9 "   D a t a T y p e = " T e x t C o n s t " > B u y e r _ L b l < / B u y e r _ L b l > +     < T o o l t i p s > + 
+         < T o o l t i p   c o l u m n = " C o m p a n y H o m e P a g e "   E l e m e n t I d = " 1 9 8 9 1 8 8 7 0 " > + 
+             < T o o l t i p T e x t   l a n g = " e n - U S " > S p e c i f i e s   y o u r   c o m p a n y ' s   w e b   s i t e . < / T o o l t i p T e x t > + 
+         < / T o o l t i p > + 
+         < T o o l t i p   c o l u m n = " C o m p a n y E M a i l "   E l e m e n t I d = " 1 6 7 7 0 7 4 0 5 8 " > + 
+             < T o o l t i p T e x t   l a n g = " e n - U S " > S p e c i f i e s   t h e   c o m p a n y ' s   e m a i l   a d d r e s s . < / T o o l t i p T e x t > + 
+         < / T o o l t i p > + 
+         < T o o l t i p   c o l u m n = " C o m p a n y P i c t u r e "   E l e m e n t I d = " 1 3 9 7 4 1 1 0 7 4 " > + 
+             < T o o l t i p T e x t   l a n g = " e n - U S " > S p e c i f i e s   t h e   p i c t u r e   t h a t   h a s   b e e n   s e t   u p   f o r   t h e   c o m p a n y ,   s u c h   a s   a   c o m p a n y   l o g o . < / T o o l t i p T e x t > + 
+         < / T o o l t i p > + 
+         < T o o l t i p   c o l u m n = " C o m p a n y P h o n e N o "   E l e m e n t I d = " 2 5 0 4 4 0 6 5 5 " > + 
+             < T o o l t i p T e x t   l a n g = " e n - U S " > S p e c i f i e s   t h e   c o m p a n y ' s   t e l e p h o n e   n u m b e r . < / T o o l t i p T e x t > + 
+         < / T o o l t i p > + 
+         < T o o l t i p   c o l u m n = " C o m p a n y G i r o N o "   E l e m e n t I d = " 1 3 6 0 1 9 6 3 2 0 " > + 
+             < T o o l t i p T e x t   l a n g = " e n - U S " > S p e c i f i e s   t h e   c o m p a n y ' s   g i r o   n u m b e r . < / T o o l t i p T e x t > + 
+         < / T o o l t i p > + 
+         < T o o l t i p   c o l u m n = " C o m p a n y B a n k N a m e "   E l e m e n t I d = " 1 5 3 4 9 0 5 6 0 5 " > + 
+             < T o o l t i p T e x t   l a n g = " e n - U S " > S p e c i f i e s   t h e   n a m e   o f   t h e   b a n k   t h e   c o m p a n y   u s e s . < / T o o l t i p T e x t > + 
+         < / T o o l t i p > + 
+         < T o o l t i p   c o l u m n = " C o m p a n y B a n k B r a n c h N o "   E l e m e n t I d = " 7 9 3 1 3 3 0 5 7 " > + 
+             < T o o l t i p T e x t   l a n g = " e n - U S " > S p e c i f i e s   t h e   b a n k ' s   b r a n c h   n u m b e r . < / T o o l t i p T e x t > + 
+         < / T o o l t i p > + 
+         < T o o l t i p   c o l u m n = " C o m p a n y B a n k A c c o u n t N o "   E l e m e n t I d = " 3 0 1 4 0 2 0 4 " > + 
+             < T o o l t i p T e x t   l a n g = " e n - U S " > S p e c i f i e s   t h e   c o m p a n y ' s   b a n k   a c c o u n t   n u m b e r . < / T o o l t i p T e x t > + 
+         < / T o o l t i p > + 
+         < T o o l t i p   c o l u m n = " C o m p a n y I B A N "   E l e m e n t I d = " 9 0 6 5 4 9 1 8 2 " > + 
+             < T o o l t i p T e x t   l a n g = " e n - U S " > S p e c i f i e s   t h e   i n t e r n a t i o n a l   b a n k   a c c o u n t   n u m b e r   o f   y o u r   p r i m a r y   b a n k   a c c o u n t . < / T o o l t i p T e x t > + 
+         < / T o o l t i p > + 
+         < T o o l t i p   c o l u m n = " C o m p a n y S W I F T "   E l e m e n t I d = " 6 6 8 2 5 0 2 4 5 " > + 
+             < T o o l t i p T e x t   l a n g = " e n - U S " > S p e c i f i e s   t h e   S W I F T   c o d e   ( i n t e r n a t i o n a l   b a n k   i d e n t i f i e r   c o d e )   o f   y o u r   p r i m a r y   b a n k . < / T o o l t i p T e x t > + 
+         < / T o o l t i p > + 
+         < T o o l t i p   c o l u m n = " N o _ P u r c h H e a d e r "   E l e m e n t I d = " 5 2 0 3 3 9 3 5 2 " > + 
+             < T o o l t i p T e x t   l a n g = " e n - U S " > S p e c i f i e s   a   u n i q u e   n u m b e r   t h a t   i d e n t i f i e s   t h e   p u r c h a s e   o r d e r .   T h e   n u m b e r   c a n   b e   g e n e r a t e d   a u t o m a t i c a l l y   f r o m   a   n u m b e r   s e r i e s ,   o r   y o u   c a n   n u m b e r   e a c h   o f   t h e m   m a n u a l l y . < / T o o l t i p T e x t > + 
+         < / T o o l t i p > + 
+         < T o o l t i p   c o l u m n = " S a l e s P u r c h P e r s o n N a m e "   E l e m e n t I d = " 1 3 7 3 7 6 8 5 5 7 " > + 
+             < T o o l t i p T e x t   l a n g = " e n - U S " > S p e c i f i e s   t h e   n a m e   o f   t h e   s a l e s p e r s o n   o r   p u r c h a s e r . < / T o o l t i p T e x t > + 
+         < / T o o l t i p > + 
+         < T o o l t i p   c o l u m n = " Y o u r R e f _ P u r c h H e a d e r "   E l e m e n t I d = " 1 9 8 5 3 6 8 6 3 1 " > + 
+             < T o o l t i p T e x t   l a n g = " e n - U S " > S p e c i f i e s   t h e   v e n d o r ' s   r e f e r e n c e . < / T o o l t i p T e x t > + 
+         < / T o o l t i p > + 
+         < T o o l t i p   c o l u m n = " B u y F r m V e n d N o _ P u r c h H e a d e r "   E l e m e n t I d = " 1 1 4 1 1 5 6 0 2 " > + 
+             < T o o l t i p T e x t   l a n g = " e n - U S " > S p e c i f i e s   t h e   v e n d o r   w h o   w i l l   d e l i v e r   t h e   g o o d s   o r   s e r v i c e s .   E a c h   v e n d o r   h a s   a   u n i q u e   n u m b e r   t o   h e l p   y o u   t r a c k   r e l a t e d   d o c u m e n t s .   T h e   n u m b e r   c a n   c o m e   f r o m   a   n u m b e r   s e r i e s   o r   b e   a d d e d   m a n u a l l y . < / T o o l t i p T e x t > + 
+         < / T o o l t i p > + 
+         < T o o l t i p   c o l u m n = " B u y F r o m C o n t a c t P h o n e N o "   E l e m e n t I d = " 1 6 2 4 1 1 6 4 9 6 " > + 
+             < T o o l t i p T e x t   l a n g = " e n - U S " > S p e c i f i e s   t h e   c o n t a c t ' s   p h o n e   n u m b e r . < / T o o l t i p T e x t > + 
+         < / T o o l t i p > + 
+         < T o o l t i p   c o l u m n = " B u y F r o m C o n t a c t M o b i l e P h o n e N o "   E l e m e n t I d = " 6 8 2 3 8 6 3 9 2 " > + 
+             < T o o l t i p T e x t   l a n g = " e n - U S " > S p e c i f i e s   t h e   c o n t a c t ' s   m o b i l e   t e l e p h o n e   n u m b e r . < / T o o l t i p T e x t > + 
+         < / T o o l t i p > + 
+         < T o o l t i p   c o l u m n = " B u y F r o m C o n t a c t E m a i l "   E l e m e n t I d = " 1 4 6 0 8 4 1 4 4 9 " > + 
+             < T o o l t i p T e x t   l a n g = " e n - U S " > S p e c i f i e s   t h e   e m a i l   a d d r e s s   o f   t h e   c o n t a c t . < / T o o l t i p T e x t > + 
+         < / T o o l t i p > + 
+         < T o o l t i p   c o l u m n = " P a y T o C o n t a c t P h o n e N o "   E l e m e n t I d = " 1 9 2 3 7 9 6 7 0 9 " > + 
+             < T o o l t i p T e x t   l a n g = " e n - U S " > S p e c i f i e s   t h e   c o n t a c t ' s   p h o n e   n u m b e r . < / T o o l t i p T e x t > + 
+         < / T o o l t i p > + 
+         < T o o l t i p   c o l u m n = " P a y T o C o n t a c t M o b i l e P h o n e N o "   E l e m e n t I d = " 1 9 0 1 4 6 6 0 5 " > + 
+             < T o o l t i p T e x t   l a n g = " e n - U S " > S p e c i f i e s   t h e   c o n t a c t ' s   m o b i l e   t e l e p h o n e   n u m b e r . < / T o o l t i p T e x t > + 
+         < / T o o l t i p > + 
+         < T o o l t i p   c o l u m n = " P a y T o C o n t a c t E m a i l "   E l e m e n t I d = " 1 9 8 4 8 9 3 3 1 0 " > + 
+             < T o o l t i p T e x t   l a n g = " e n - U S " > S p e c i f i e s   t h e   e m a i l   a d d r e s s   o f   t h e   c o n t a c t . < / T o o l t i p T e x t > + 
+         < / T o o l t i p > + 
+         < T o o l t i p   c o l u m n = " P r i c e s I n c l V A T _ P u r c h H e a d e r "   E l e m e n t I d = " 1 8 0 5 5 0 7 9 8 0 " > + 
+             < T o o l t i p T e x t   l a n g = " e n - U S " > S p e c i f i e s   i f   t h e   U n i t   P r i c e   a n d   L i n e   A m o u n t   f i e l d s   o n   d o c u m e n t   l i n e s   s h o u l d   b e   s h o w n   w i t h   o r   w i t h o u t   V A T . < / T o o l t i p T e x t > + 
+         < / T o o l t i p > + 
+         < T o o l t i p   c o l u m n = " P a y m e n t T e r m s D e s c "   E l e m e n t I d = " 1 9 8 3 0 0 2 7 7 9 " > + 
+             < T o o l t i p T e x t   l a n g = " e n - U S " > S p e c i f i e s   a n   e x p l a n a t i o n   o f   t h e   p a y m e n t   t e r m s . < / T o o l t i p T e x t > + 
+         < / T o o l t i p > + 
+         < T o o l t i p   c o l u m n = " S h i p m e n t M e t h o d D e s c "   E l e m e n t I d = " 6 8 6 3 4 3 1 7 9 " > + 
+             < T o o l t i p T e x t   l a n g = " e n - U S " > S p e c i f i e s   a   d e s c r i p t i o n   o f   t h e   s h i p m e n t   m e t h o d . < / T o o l t i p T e x t > + 
+         < / T o o l t i p > + 
+         < T o o l t i p   c o l u m n = " P r e p m t P a y m e n t T e r m s D e s c "   E l e m e n t I d = " 4 2 9 7 6 4 9 1 " > + 
+             < T o o l t i p T e x t   l a n g = " e n - U S " > S p e c i f i e s   a n   e x p l a n a t i o n   o f   t h e   p a y m e n t   t e r m s . < / T o o l t i p T e x t > + 
+         < / T o o l t i p > + 
+         < T o o l t i p   c o l u m n = " P a y T o V e n d N o _ P u r c h H e a d e r "   E l e m e n t I d = " 6 3 5 5 6 4 4 9 8 " > + 
+             < T o o l t i p T e x t   l a n g = " e n - U S " > S p e c i f i e s   t h e   n u m b e r   o f   t h e   v e n d o r   t h a t   y o u   r e c e i v e d   t h e   i n v o i c e   f r o m . < / T o o l t i p T e x t > + 
+         < / T o o l t i p > + 
+         < T o o l t i p   c o l u m n = " S e l l T o C u s t N o _ P u r c h H e a d e r "   E l e m e n t I d = " 9 6 4 8 7 3 2 0 4 " > + 
+             < T o o l t i p T e x t   l a n g = " e n - U S " > S p e c i f i e s   t h e   n u m b e r   o f   t h e   c u s t o m e r   t h a t   t h e   i t e m s   a r e   s h i p p e d   t o   d i r e c t l y   f r o m   y o u r   v e n d o r ,   a s   a   d r o p   s h i p m e n t . < / T o o l t i p T e x t > + 
+         < / T o o l t i p > + 
+         < T o o l t i p   c o l u m n = " S h i p T o P h o n e N o "   E l e m e n t I d = " 3 6 9 7 0 2 2 5 5 " > + 
+             < T o o l t i p T e x t   l a n g = " e n - U S " > S p e c i f i e s   t h e   t e l e p h o n e   n u m b e r   o f   t h e   c o m p a n y ' s   s h i p p i n g   a d d r e s s . < / T o o l t i p T e x t > + 
+         < / T o o l t i p > + 
+         < T o o l t i p   c o l u m n = " V e n d o r I n v o i c e N o "   E l e m e n t I d = " 8 8 7 3 7 6 2 2 5 " > + 
+             < T o o l t i p T e x t   l a n g = " e n - U S " > S p e c i f i e s   t h e   d o c u m e n t   n u m b e r   o f   t h e   o r i g i n a l   d o c u m e n t   y o u   r e c e i v e d   f r o m   t h e   v e n d o r .   Y o u   c a n   r e q u i r e   t h e   d o c u m e n t   n u m b e r   f o r   p o s t i n g ,   o r   l e t   i t   b e   o p t i o n a l .   B y   d e f a u l t ,   i t ' s   r e q u i r e d ,   s o   t h a t   t h i s   d o c u m e n t   r e f e r e n c e s   t h e   o r i g i n a l .   M a k i n g   d o c u m e n t   n u m b e r s   o p t i o n a l   r e m o v e s   a   s t e p   f r o m   t h e   p o s t i n g   p r o c e s s .   F o r   e x a m p l e ,   i f   y o u   a t t a c h   t h e   o r i g i n a l   i n v o i c e   a s   a   P D F ,   y o u   m i g h t   n o t   n e e d   t o   e n t e r   t h e   d o c u m e n t   n u m b e r .   T o   s p e c i f y   w h e t h e r   d o c u m e n t   n u m b e r s   a r e   r e q u i r e d ,   i n   t h e   P u r c h a s e s   & a m p ;   P a y a b l e s   S e t u p   w i n d o w ,   s e l e c t   o r   c l e a r   t h e   E x t .   D o c .   N o .   M a n d a t o r y   f i e l d . < / T o o l t i p T e x t > + 
+         < / T o o l t i p > + 
+         < T o o l t i p   c o l u m n = " V e n d o r O r d e r N o "   E l e m e n t I d = " 1 6 4 1 9 6 8 4 4 6 " > + 
+             < T o o l t i p T e x t   l a n g = " e n - U S " > S p e c i f i e s   t h e   v e n d o r ' s   o r d e r   n u m b e r . < / T o o l t i p T e x t > + 
+         < / T o o l t i p > + 
+         < T o o l t i p   c o l u m n = " L i n e N o _ P u r c h L i n e "   E l e m e n t I d = " 1 7 4 8 8 4 8 6 5 " > + 
+             < T o o l t i p T e x t   l a n g = " e n - U S " > S p e c i f i e s   t h e   l i n e ' s   n u m b e r . < / T o o l t i p T e x t > + 
+         < / T o o l t i p > + 
+         < T o o l t i p   c o l u m n = " I t e m N o _ P u r c h L i n e "   E l e m e n t I d = " 1 0 5 7 2 2 4 1 4 0 " > + 
+             < T o o l t i p T e x t   l a n g = " e n - U S " > S p e c i f i e s   t h e   n u m b e r   o f   t h e   i n v o l v e d   e n t r y   o r   r e c o r d ,   a c c o r d i n g   t o   t h e   s p e c i f i e d   n u m b e r   s e r i e s . < / T o o l t i p T e x t > + 
+         < / T o o l t i p > + 
+         < T o o l t i p   c o l u m n = " I t e m R e f e r e n c e N o _ P u r c h L i n e "   E l e m e n t I d = " 1 1 5 8 3 9 2 0 3 1 " > + 
+             < T o o l t i p T e x t   l a n g = " e n - U S " > S p e c i f i e s   t h e   r e f e r e n c e d   i t e m   n u m b e r . < / T o o l t i p T e x t > + 
+         < / T o o l t i p > + 
+         < T o o l t i p   c o l u m n = " D e s c _ P u r c h L i n e "   E l e m e n t I d = " 1 1 6 1 7 0 2 0 8 9 " > + 
+             < T o o l t i p T e x t   l a n g = " e n - U S " > S p e c i f i e s   a   d e s c r i p t i o n   o f   t h e   e n t r y   o f   t h e   p r o d u c t   t o   b e   p u r c h a s e d .   T o   a d d   a   n o n - t r a n s a c t i o n a l   t e x t   l i n e ,   f i l l   i n   t h e   D e s c r i p t i o n   f i e l d   o n l y . < / T o o l t i p T e x t > + 
+         < / T o o l t i p > + 
+         < T o o l t i p   c o l u m n = " U O M _ P u r c h L i n e "   E l e m e n t I d = " 4 4 1 1 3 9 0 4 9 " > + 
+             < T o o l t i p T e x t   l a n g = " e n - U S " > S p e c i f i e s   t h e   u n i t   o f   m e a s u r e . < / T o o l t i p T e x t > + 
+         < / T o o l t i p > + 
+         < T o o l t i p   c o l u m n = " L i n e D i s c _ P u r c h L i n e "   E l e m e n t I d = " 2 1 3 3 2 3 3 9 7 3 " > + 
+             < T o o l t i p T e x t   l a n g = " e n - U S " > S p e c i f i e s   t h e   d i s c o u n t   p e r c e n t a g e   t h a t   i s   g r a n t e d   f o r   t h e   i t e m   o n   t h e   l i n e . < / T o o l t i p T e x t > + 
+         < / T o o l t i p > + 
+         < T o o l t i p   c o l u m n = " A l l o w I n v D i s c _ P u r c h L i n e "   E l e m e n t I d = " 9 8 2 2 2 1 3 6 3 " > + 
+             < T o o l t i p T e x t   l a n g = " e n - U S " > S p e c i f i e s   i f   t h e   i n v o i c e   l i n e   i s   i n c l u d e d   w h e n   t h e   i n v o i c e   d i s c o u n t   i s   c a l c u l a t e d . < / T o o l t i p T e x t > + 
+         < / T o o l t i p > + 
+         < T o o l t i p   c o l u m n = " U n i t P r i c e _ P u r c h L i n e "   E l e m e n t I d = " 2 0 6 3 2 5 9 8 1 9 " > + 
+             < T o o l t i p T e x t   l a n g = " e n - U S " > S p e c i f i e s   t h e   p r i c e ,   i n   L C Y ,   o f   o n e   u n i t   o f   t h e   i t e m   o r   r e s o u r c e .   Y o u   c a n   e n t e r   a   p r i c e   m a n u a l l y   o r   h a v e   i t   e n t e r e d   a c c o r d i n g   t o   t h e   P r i c e / P r o f i t   C a l c u l a t i o n   f i e l d   o n   t h e   r e l a t e d   c a r d . < / T o o l t i p T e x t > + 
+         < / T o o l t i p > + 
+         < T o o l t i p   c o l u m n = " J o b N o _ P u r c h L i n e "   E l e m e n t I d = " 2 7 7 7 0 3 3 2 6 " > + 
+             < T o o l t i p T e x t   l a n g = " e n - U S " > S p e c i f i e s   t h e   n u m b e r   o f   t h e   r e l a t e d   p r o j e c t .   I f   y o u   f i l l   i n   t h i s   f i e l d   a n d   t h e   P r o j e c t   T a s k   N o .   f i e l d ,   t h e n   a   p r o j e c t   l e d g e r   e n t r y   w i l l   b e   p o s t e d   t o g e t h e r   w i t h   t h e   p u r c h a s e   l i n e . < / T o o l t i p T e x t > + 
+         < / T o o l t i p > + 
+         < T o o l t i p   c o l u m n = " J o b T a s k N o _ P u r c h L i n e "   E l e m e n t I d = " 7 2 6 6 6 9 0 1 1 " > + 
+             < T o o l t i p T e x t   l a n g = " e n - U S " > S p e c i f i e s   t h e   n u m b e r   o f   t h e   r e l a t e d   p r o j e c t   t a s k . < / T o o l t i p T e x t > + 
+         < / T o o l t i p > + 
+         < T o o l t i p   c o l u m n = " V A T A m t L i n e V A T B a s e "   E l e m e n t I d = " 1 4 1 9 8 1 6 2 1 8 " > + 
+             < T o o l t i p T e x t   l a n g = " e n - U S " > S p e c i f i e s   t h e   t o t a l   n e t   a m o u n t   ( a m o u n t   e x c l u d i n g   V A T )   f o r   s a l e s   o r   p u r c h a s e   l i n e s   w i t h   a   s p e c i f i c   V A T   I d e n t i f i e r . < / T o o l t i p T e x t > + 
+         < / T o o l t i p > + 
+         < T o o l t i p   c o l u m n = " V A T A m t L i n e V A T A m t "   E l e m e n t I d = " 8 4 9 9 7 4 3 4 1 " > + 
+             < T o o l t i p T e x t   l a n g = " e n - U S " > S p e c i f i e s   t h e   a m o u n t   o f   V A T   t h a t   i s   i n c l u d e d   i n   t h e   t o t a l   a m o u n t . < / T o o l t i p T e x t > + 
+         < / T o o l t i p > + 
+         < T o o l t i p   c o l u m n = " V A T A m t L i n e L i n e A m t "   E l e m e n t I d = " 1 8 8 2 1 0 3 2 6 2 " > + 
+             < T o o l t i p T e x t   l a n g = " e n - U S " > S p e c i f i e s   t h e   t o t a l   a m o u n t   f o r   s a l e s   o r   p u r c h a s e   l i n e s   w i t h   a   s p e c i f i c   V A T   i d e n t i f i e r . < / T o o l t i p T e x t > + 
+         < / T o o l t i p > + 
+         < T o o l t i p   c o l u m n = " V A T A m t L i n e I n v D i s c B a s e A m t "   E l e m e n t I d = " 1 6 9 1 0 0 3 4 1 5 " > + 
+             < T o o l t i p T e x t   l a n g = " e n - U S " > S p e c i f i e s   t h e   i n v o i c e   d i s c o u n t   b a s e   a m o u n t . < / T o o l t i p T e x t > + 
+         < / T o o l t i p > + 
+         < T o o l t i p   c o l u m n = " V A T A m t L i n e I n v D i s c A m t "   E l e m e n t I d = " 1 0 0 7 8 2 8 6 0 " > + 
+             < T o o l t i p T e x t   l a n g = " e n - U S " > S p e c i f i e s   t h e   i n v o i c e   d i s c o u n t   a m o u n t   f o r   a   s p e c i f i c   V A T   i d e n t i f i e r . < / T o o l t i p T e x t > + 
+         < / T o o l t i p > + 
+         < T o o l t i p   c o l u m n = " V A T A m t L i n e V A T "   E l e m e n t I d = " 2 9 9 0 4 8 9 2 5 " > + 
+             < T o o l t i p T e x t   l a n g = " e n - U S " > S p e c i f i e s   t h e   V A T   %   t h a t   w a s   u s e d   o n   t h e   s a l e s   o r   p u r c h a s e   l i n e s   w i t h   t h i s   V A T   I d e n t i f i e r . < / T o o l t i p T e x t > + 
+         < / T o o l t i p > + 
+         < T o o l t i p   c o l u m n = " V A T A m t L i n e V A T I d e n t i f i e r "   E l e m e n t I d = " 4 6 1 3 9 9 7 9 2 " > + 
+             < T o o l t i p T e x t   l a n g = " e n - U S " > S p e c i f i e s   t h e   V A T   I d e n t i f i e r   v a l u e . < / T o o l t i p T e x t > + 
+         < / T o o l t i p > + 
+         < T o o l t i p   c o l u m n = " P r e p m t V A T A m t L i n e V A T A m t "   E l e m e n t I d = " 1 8 7 1 3 0 1 8 2 9 " > + 
+             < T o o l t i p T e x t   l a n g = " e n - U S " > S p e c i f i e s   t h e   a m o u n t   o f   V A T   t h a t   i s   i n c l u d e d   i n   t h e   t o t a l   a m o u n t . < / T o o l t i p T e x t > + 
+         < / T o o l t i p > + 
+         < T o o l t i p   c o l u m n = " P r e p m t V A T A m t L i n e V A T B a s e "   E l e m e n t I d = " 1 2 2 6 9 0 4 6 9 6 " > + 
+             < T o o l t i p T e x t   l a n g = " e n - U S " > S p e c i f i e s   t h e   t o t a l   n e t   a m o u n t   ( a m o u n t   e x c l u d i n g   V A T )   f o r   s a l e s   o r   p u r c h a s e   l i n e s   w i t h   a   s p e c i f i c   V A T   I d e n t i f i e r . < / T o o l t i p T e x t > + 
+         < / T o o l t i p > + 
+         < T o o l t i p   c o l u m n = " P r e p m t V A T A m t L i n e L i n e A m t "   E l e m e n t I d = " 4 0 2 6 8 5 8 2 4 " > + 
+             < T o o l t i p T e x t   l a n g = " e n - U S " > S p e c i f i e s   t h e   t o t a l   a m o u n t   f o r   s a l e s   o r   p u r c h a s e   l i n e s   w i t h   a   s p e c i f i c   V A T   i d e n t i f i e r . < / T o o l t i p T e x t > + 
+         < / T o o l t i p > + 
+         < T o o l t i p   c o l u m n = " P r e p m t V A T A m t L i n e V A T "   E l e m e n t I d = " 1 9 1 5 4 9 4 8 5 " > + 
+             < T o o l t i p T e x t   l a n g = " e n - U S " > S p e c i f i e s   t h e   V A T   %   t h a t   w a s   u s e d   o n   t h e   s a l e s   o r   p u r c h a s e   l i n e s   w i t h   t h i s   V A T   I d e n t i f i e r . < / T o o l t i p T e x t > + 
+         < / T o o l t i p > + 
+         < T o o l t i p   c o l u m n = " P r e p m t V A T A m t L i n e V A T I d "   E l e m e n t I d = " 9 8 2 2 2 4 8 0 0 " > + 
+             < T o o l t i p T e x t   l a n g = " e n - U S " > S p e c i f i e s   t h e   V A T   I d e n t i f i e r   v a l u e . < / T o o l t i p T e x t > + 
+         < / T o o l t i p > + 
+     < / T o o l t i p s > + 
+     < P u r c h a s e _ H e a d e r   E l e m e n t T y p e = " D a t a I t e m "   E l e m e n t I d = " 3 0 1 5 4 4 2 5 8 " > + 
+         < A l l o w I n v o i c e D i s c _ L b l   E l e m e n t T y p e = " C o l u m n "   E l e m e n t I d = " 1 4 4 9 1 1 7 7 6 3 "   D a t a T y p e = " L a b e l " > A l l o w I n v o i c e D i s c _ L b l < / A l l o w I n v o i c e D i s c _ L b l > + 
+         < A m o u n t _ L b l   E l e m e n t T y p e = " C o l u m n "   E l e m e n t I d = " 1 8 5 7 4 6 5 8 6 0 "   D a t a T y p e = " L a b e l " > A m o u n t _ L b l < / A m o u n t _ L b l > + 
+         < B u y e r _ L b l   E l e m e n t T y p e = " C o l u m n "   E l e m e n t I d = " 1 7 4 6 3 3 5 4 8 9 "   D a t a T y p e = " L a b e l " > B u y e r _ L b l < / B u y e r _ L b l >   
          < B u y F r m V e n d N o _ P u r c h H e a d e r   E l e m e n t T y p e = " C o l u m n "   E l e m e n t I d = " 1 1 4 1 1 5 6 0 2 "   D a t a T y p e = " C o d e " > B u y F r m V e n d N o _ P u r c h H e a d e r < / B u y F r m V e n d N o _ P u r c h H e a d e r >   
@@ -3099,15 +3487,15 @@
  
          < B u y F r o m C o n t a c t E m a i l   E l e m e n t T y p e = " C o l u m n "   E l e m e n t I d = " 1 4 6 0 8 4 1 4 4 9 "   D a t a T y p e = " T e x t " > B u y F r o m C o n t a c t E m a i l < / B u y F r o m C o n t a c t E m a i l >   
-         < B u y F r o m C o n t a c t E m a i l L b l   E l e m e n t T y p e = " C o l u m n "   E l e m e n t I d = " 4 6 2 0 6 3 8 7 5 "   D a t a T y p e = " T e x t C o n s t " > B u y F r o m C o n t a c t E m a i l L b l < / B u y F r o m C o n t a c t E m a i l L b l > +         < B u y F r o m C o n t a c t E m a i l L b l   E l e m e n t T y p e = " C o l u m n "   E l e m e n t I d = " 4 6 2 0 6 3 8 7 5 "   D a t a T y p e = " L a b e l " > B u y F r o m C o n t a c t E m a i l L b l < / B u y F r o m C o n t a c t E m a i l L b l >   
          < B u y F r o m C o n t a c t M o b i l e P h o n e N o   E l e m e n t T y p e = " C o l u m n "   E l e m e n t I d = " 6 8 2 3 8 6 3 9 2 "   D a t a T y p e = " T e x t " > B u y F r o m C o n t a c t M o b i l e P h o n e N o < / B u y F r o m C o n t a c t M o b i l e P h o n e N o >   
-         < B u y F r o m C o n t a c t M o b i l e P h o n e N o L b l   E l e m e n t T y p e = " C o l u m n "   E l e m e n t I d = " 3 5 0 1 9 3 3 8 "   D a t a T y p e = " T e x t C o n s t " > B u y F r o m C o n t a c t M o b i l e P h o n e N o L b l < / B u y F r o m C o n t a c t M o b i l e P h o n e N o L b l > +         < B u y F r o m C o n t a c t M o b i l e P h o n e N o L b l   E l e m e n t T y p e = " C o l u m n "   E l e m e n t I d = " 3 5 0 1 9 3 3 8 "   D a t a T y p e = " L a b e l " > B u y F r o m C o n t a c t M o b i l e P h o n e N o L b l < / B u y F r o m C o n t a c t M o b i l e P h o n e N o L b l >   
          < B u y F r o m C o n t a c t P h o n e N o   E l e m e n t T y p e = " C o l u m n "   E l e m e n t I d = " 1 6 2 4 1 1 6 4 9 6 "   D a t a T y p e = " T e x t " > B u y F r o m C o n t a c t P h o n e N o < / B u y F r o m C o n t a c t P h o n e N o >   
-         < B u y F r o m C o n t a c t P h o n e N o L b l   E l e m e n t T y p e = " C o l u m n "   E l e m e n t I d = " 3 6 1 4 5 0 8 0 2 "   D a t a T y p e = " T e x t C o n s t " > B u y F r o m C o n t a c t P h o n e N o L b l < / B u y F r o m C o n t a c t P h o n e N o L b l > +         < B u y F r o m C o n t a c t P h o n e N o L b l   E l e m e n t T y p e = " C o l u m n "   E l e m e n t I d = " 3 6 1 4 5 0 8 0 2 "   D a t a T y p e = " L a b e l " > B u y F r o m C o n t a c t P h o n e N o L b l < / B u y F r o m C o n t a c t P h o n e N o L b l >   
          < C o m p a n y A d d r e s s 1   E l e m e n t T y p e = " C o l u m n "   E l e m e n t I d = " 1 8 8 4 1 6 4 3 2 3 "   D a t a T y p e = " T e x t " > C o m p a n y A d d r e s s 1 < / C o m p a n y A d d r e s s 1 >   
@@ -3127,7 +3515,7 @@
  
          < C o m p a n y B a n k A c c o u n t N o   E l e m e n t T y p e = " C o l u m n "   E l e m e n t I d = " 3 0 1 4 0 2 0 4 "   D a t a T y p e = " T e x t " > C o m p a n y B a n k A c c o u n t N o < / C o m p a n y B a n k A c c o u n t N o >   
-         < C o m p a n y B a n k A c c o u n t N o _ L b l   E l e m e n t T y p e = " C o l u m n "   E l e m e n t I d = " 1 0 9 7 7 4 3 3 4 5 "   D a t a T y p e = " T e x t C o n s t " > C o m p a n y B a n k A c c o u n t N o _ L b l < / C o m p a n y B a n k A c c o u n t N o _ L b l > +         < C o m p a n y B a n k A c c o u n t N o _ L b l   E l e m e n t T y p e = " C o l u m n "   E l e m e n t I d = " 1 0 9 7 7 4 3 3 4 5 "   D a t a T y p e = " L a b e l " > C o m p a n y B a n k A c c o u n t N o _ L b l < / C o m p a n y B a n k A c c o u n t N o _ L b l >   
          < C o m p a n y B a n k B r a n c h N o   E l e m e n t T y p e = " C o l u m n "   E l e m e n t I d = " 7 9 3 1 3 3 0 5 7 "   D a t a T y p e = " T e x t " > C o m p a n y B a n k B r a n c h N o < / C o m p a n y B a n k B r a n c h N o >   
@@ -3135,7 +3523,7 @@
  
          < C o m p a n y B a n k N a m e   E l e m e n t T y p e = " C o l u m n "   E l e m e n t I d = " 1 5 3 4 9 0 5 6 0 5 "   D a t a T y p e = " T e x t " > C o m p a n y B a n k N a m e < / C o m p a n y B a n k N a m e >   
-         < C o m p a n y B a n k N a m e _ L b l   E l e m e n t T y p e = " C o l u m n "   E l e m e n t I d = " 1 2 0 4 3 0 7 0 1 4 "   D a t a T y p e = " T e x t C o n s t " > C o m p a n y B a n k N a m e _ L b l < / C o m p a n y B a n k N a m e _ L b l > +         < C o m p a n y B a n k N a m e _ L b l   E l e m e n t T y p e = " C o l u m n "   E l e m e n t I d = " 1 2 0 4 3 0 7 0 1 4 "   D a t a T y p e = " L a b e l " > C o m p a n y B a n k N a m e _ L b l < / C o m p a n y B a n k N a m e _ L b l >   
          < C o m p a n y C u s t o m G i r o   E l e m e n t T y p e = " C o l u m n "   E l e m e n t I d = " 1 6 7 0 4 7 5 7 9 8 "   D a t a T y p e = " T e x t " > C o m p a n y C u s t o m G i r o < / C o m p a n y C u s t o m G i r o >   
@@ -3143,15 +3531,15 @@
  
          < C o m p a n y E M a i l   E l e m e n t T y p e = " C o l u m n "   E l e m e n t I d = " 1 6 7 7 0 7 4 0 5 8 "   D a t a T y p e = " T e x t " > C o m p a n y E M a i l < / C o m p a n y E M a i l >   
-         < C o m p a n y E m a i l _ L b l   E l e m e n t T y p e = " C o l u m n "   E l e m e n t I d = " 8 0 8 1 5 9 1 7 9 "   D a t a T y p e = " T e x t C o n s t " > C o m p a n y E m a i l _ L b l < / C o m p a n y E m a i l _ L b l > +         < C o m p a n y E m a i l _ L b l   E l e m e n t T y p e = " C o l u m n "   E l e m e n t I d = " 8 0 8 1 5 9 1 7 9 "   D a t a T y p e = " L a b e l " > C o m p a n y E m a i l _ L b l < / C o m p a n y E m a i l _ L b l >   
          < C o m p a n y G i r o N o   E l e m e n t T y p e = " C o l u m n "   E l e m e n t I d = " 1 3 6 0 1 9 6 3 2 0 "   D a t a T y p e = " T e x t " > C o m p a n y G i r o N o < / C o m p a n y G i r o N o >   
-         < C o m p a n y G i r o N o _ L b l   E l e m e n t T y p e = " C o l u m n "   E l e m e n t I d = " 8 6 1 6 0 2 1 1 5 "   D a t a T y p e = " T e x t C o n s t " > C o m p a n y G i r o N o _ L b l < / C o m p a n y G i r o N o _ L b l > +         < C o m p a n y G i r o N o _ L b l   E l e m e n t T y p e = " C o l u m n "   E l e m e n t I d = " 8 6 1 6 0 2 1 1 5 "   D a t a T y p e = " L a b e l " > C o m p a n y G i r o N o _ L b l < / C o m p a n y G i r o N o _ L b l >   
          < C o m p a n y H o m e P a g e   E l e m e n t T y p e = " C o l u m n "   E l e m e n t I d = " 1 9 8 9 1 8 8 7 0 "   D a t a T y p e = " T e x t " > C o m p a n y H o m e P a g e < / C o m p a n y H o m e P a g e >   
-         < C o m p a n y H o m e P a g e _ L b l   E l e m e n t T y p e = " C o l u m n "   E l e m e n t I d = " 1 5 2 9 3 4 8 1 7 1 "   D a t a T y p e = " T e x t C o n s t " > C o m p a n y H o m e P a g e _ L b l < / C o m p a n y H o m e P a g e _ L b l > +         < C o m p a n y H o m e P a g e _ L b l   E l e m e n t T y p e = " C o l u m n "   E l e m e n t I d = " 1 5 2 9 3 4 8 1 7 1 "   D a t a T y p e = " L a b e l " > C o m p a n y H o m e P a g e _ L b l < / C o m p a n y H o m e P a g e _ L b l >   
          < C o m p a n y I B A N   E l e m e n t T y p e = " C o l u m n "   E l e m e n t I d = " 9 0 6 5 4 9 1 8 2 "   D a t a T y p e = " C o d e " > C o m p a n y I B A N < / C o m p a n y I B A N >   
@@ -3165,9 +3553,9 @@
  
          < C o m p a n y P h o n e N o   E l e m e n t T y p e = " C o l u m n "   E l e m e n t I d = " 2 5 0 4 4 0 6 5 5 "   D a t a T y p e = " T e x t " > C o m p a n y P h o n e N o < / C o m p a n y P h o n e N o >   
-         < C o m p a n y P h o n e N o _ L b l   E l e m e n t T y p e = " C o l u m n "   E l e m e n t I d = " 5 5 8 5 9 3 5 8 6 "   D a t a T y p e = " T e x t C o n s t " > C o m p a n y P h o n e N o _ L b l < / C o m p a n y P h o n e N o _ L b l > - 
-         < C o m p a n y P i c t u r e   E l e m e n t T y p e = " C o l u m n "   E l e m e n t I d = " 1 3 9 7 4 1 1 0 7 4 "   D a t a T y p e = " B L O B " / > +         < C o m p a n y P h o n e N o _ L b l   E l e m e n t T y p e = " C o l u m n "   E l e m e n t I d = " 5 5 8 5 9 3 5 8 6 "   D a t a T y p e = " L a b e l " > C o m p a n y P h o n e N o _ L b l < / C o m p a n y P h o n e N o _ L b l > + 
+         < C o m p a n y P i c t u r e   E l e m e n t T y p e = " C o l u m n "   E l e m e n t I d = " 1 3 9 7 4 1 1 0 7 4 "   D a t a T y p e = " B l o b "   / >   
          < C o m p a n y R e g i s t r a t i o n N u m b e r   E l e m e n t T y p e = " C o l u m n "   E l e m e n t I d = " 2 0 2 3 6 3 9 4 2 4 "   D a t a T y p e = " T e x t " > C o m p a n y R e g i s t r a t i o n N u m b e r < / C o m p a n y R e g i s t r a t i o n N u m b e r >   
@@ -3185,93 +3573,93 @@
  
          < C o m p a n y V A T R e g N o _ L b l   E l e m e n t T y p e = " C o l u m n "   E l e m e n t I d = " 7 7 3 2 0 1 5 0 1 "   D a t a T y p e = " T e x t " > C o m p a n y V A T R e g N o _ L b l < / C o m p a n y V A T R e g N o _ L b l >   
-         < C o n f i r m T o C a p t i o n _ L b l   E l e m e n t T y p e = " C o l u m n "   E l e m e n t I d = " 1 7 0 5 6 7 2 8 4 1 "   D a t a T y p e = " T e x t C o n s t " > C o n f i r m T o C a p t i o n _ L b l < / C o n f i r m T o C a p t i o n _ L b l > +         < C o n f i r m T o C a p t i o n _ L b l   E l e m e n t T y p e = " C o l u m n "   E l e m e n t I d = " 1 7 0 5 6 7 2 8 4 1 "   D a t a T y p e = " L a b e l " > C o n f i r m T o C a p t i o n _ L b l < / C o n f i r m T o C a p t i o n _ L b l >   
          < D i m T e x t   E l e m e n t T y p e = " C o l u m n "   E l e m e n t I d = " 1 7 6 4 8 3 2 3 2 "   D a t a T y p e = " T e x t " > D i m T e x t < / D i m T e x t >   
-         < D o c T y p e _ P u r c h H e a d e r   E l e m e n t T y p e = " C o l u m n "   E l e m e n t I d = " 1 9 1 3 4 4 6 4 3 3 "   D a t a T y p e = " O p t i o n " > D o c T y p e _ P u r c h H e a d e r < / D o c T y p e _ P u r c h H e a d e r > +         < D o c T y p e _ P u r c h H e a d e r   E l e m e n t T y p e = " C o l u m n "   E l e m e n t I d = " 1 9 1 3 4 4 6 4 3 3 "   D a t a T y p e = " E n u m " > D o c T y p e _ P u r c h H e a d e r < / D o c T y p e _ P u r c h H e a d e r >   
          < D o c u m e n t D a t e   E l e m e n t T y p e = " C o l u m n "   E l e m e n t I d = " 5 5 2 8 7 1 9 1 4 "   D a t a T y p e = " S t r i n g " > D o c u m e n t D a t e < / D o c u m e n t D a t e >   
-         < D o c u m e n t D a t e _ L b l   E l e m e n t T y p e = " C o l u m n "   E l e m e n t I d = " 1 0 2 6 4 9 4 8 3 "   D a t a T y p e = " T e x t C o n s t " > D o c u m e n t D a t e _ L b l < / D o c u m e n t D a t e _ L b l > - 
-         < D o c u m e n t T i t l e _ L b l   E l e m e n t T y p e = " C o l u m n "   E l e m e n t I d = " 8 5 8 4 2 3 9 2 9 "   D a t a T y p e = " T e x t C o n s t " > D o c u m e n t T i t l e _ L b l < / D o c u m e n t T i t l e _ L b l > +         < D o c u m e n t D a t e _ L b l   E l e m e n t T y p e = " C o l u m n "   E l e m e n t I d = " 1 0 2 6 4 9 4 8 3 "   D a t a T y p e = " L a b e l " > D o c u m e n t D a t e _ L b l < / D o c u m e n t D a t e _ L b l > + 
+         < D o c u m e n t T i t l e _ L b l   E l e m e n t T y p e = " C o l u m n "   E l e m e n t I d = " 8 5 8 4 2 3 9 2 9 "   D a t a T y p e = " L a b e l " > D o c u m e n t T i t l e _ L b l < / D o c u m e n t T i t l e _ L b l >   
          < D u e D a t e   E l e m e n t T y p e = " C o l u m n "   E l e m e n t I d = " 7 4 5 1 7 0 2 0 3 "   D a t a T y p e = " S t r i n g " > D u e D a t e < / D u e D a t e >   
-         < E m a i l I D _ L b l   E l e m e n t T y p e = " C o l u m n "   E l e m e n t I d = " 1 0 8 1 3 5 7 8 8 9 "   D a t a T y p e = " T e x t C o n s t " > E m a i l I D _ L b l < / E m a i l I D _ L b l > +         < E m a i l I D _ L b l   E l e m e n t T y p e = " C o l u m n "   E l e m e n t I d = " 1 0 8 1 3 5 7 8 8 9 "   D a t a T y p e = " L a b e l " > E m a i l I D _ L b l < / E m a i l I D _ L b l >   
          < E x p t R e c p t D t _ P u r c h a s e H e a d e r   E l e m e n t T y p e = " C o l u m n "   E l e m e n t I d = " 7 5 1 5 1 3 9 8 3 "   D a t a T y p e = " S t r i n g " > E x p t R e c p t D t _ P u r c h a s e H e a d e r < / E x p t R e c p t D t _ P u r c h a s e H e a d e r >   
-         < H o m e P a g e _ L b l   E l e m e n t T y p e = " C o l u m n "   E l e m e n t I d = " 1 4 3 3 5 9 2 3 0 0 "   D a t a T y p e = " T e x t C o n s t " > H o m e P a g e _ L b l < / H o m e P a g e _ L b l > - 
-         < I t e m D e s c r i p t i o n _ L b l   E l e m e n t T y p e = " C o l u m n "   E l e m e n t I d = " 8 3 5 8 4 5 8 5 3 "   D a t a T y p e = " T e x t C o n s t " > I t e m D e s c r i p t i o n _ L b l < / I t e m D e s c r i p t i o n _ L b l > - 
-         < I t e m L i n e A m o u n t _ L b l   E l e m e n t T y p e = " C o l u m n "   E l e m e n t I d = " 4 8 8 7 0 7 2 7 "   D a t a T y p e = " T e x t C o n s t " > I t e m L i n e A m o u n t _ L b l < / I t e m L i n e A m o u n t _ L b l > - 
-         < I t e m N u m b e r _ L b l   E l e m e n t T y p e = " C o l u m n "   E l e m e n t I d = " 1 3 3 2 2 2 5 7 7 4 "   D a t a T y p e = " T e x t C o n s t " > I t e m N u m b e r _ L b l < / I t e m N u m b e r _ L b l > - 
-         < I t e m Q u a n t i t y _ L b l   E l e m e n t T y p e = " C o l u m n "   E l e m e n t I d = " 1 8 0 2 5 9 1 7 6 6 "   D a t a T y p e = " T e x t C o n s t " > I t e m Q u a n t i t y _ L b l < / I t e m Q u a n t i t y _ L b l > - 
-         < I t e m U n i t _ L b l   E l e m e n t T y p e = " C o l u m n "   E l e m e n t I d = " 1 9 8 1 4 0 3 7 7 3 "   D a t a T y p e = " T e x t C o n s t " > I t e m U n i t _ L b l < / I t e m U n i t _ L b l > - 
-         < I t e m U n i t P r i c e _ L b l   E l e m e n t T y p e = " C o l u m n "   E l e m e n t I d = " 4 6 6 8 5 2 9 8 "   D a t a T y p e = " T e x t C o n s t " > I t e m U n i t P r i c e _ L b l < / I t e m U n i t P r i c e _ L b l > +         < H o m e P a g e _ L b l   E l e m e n t T y p e = " C o l u m n "   E l e m e n t I d = " 1 4 3 3 5 9 2 3 0 0 "   D a t a T y p e = " L a b e l " > H o m e P a g e _ L b l < / H o m e P a g e _ L b l > + 
+         < I t e m D e s c r i p t i o n _ L b l   E l e m e n t T y p e = " C o l u m n "   E l e m e n t I d = " 8 3 5 8 4 5 8 5 3 "   D a t a T y p e = " L a b e l " > I t e m D e s c r i p t i o n _ L b l < / I t e m D e s c r i p t i o n _ L b l > + 
+         < I t e m L i n e A m o u n t _ L b l   E l e m e n t T y p e = " C o l u m n "   E l e m e n t I d = " 4 8 8 7 0 7 2 7 "   D a t a T y p e = " L a b e l " > I t e m L i n e A m o u n t _ L b l < / I t e m L i n e A m o u n t _ L b l > + 
+         < I t e m N u m b e r _ L b l   E l e m e n t T y p e = " C o l u m n "   E l e m e n t I d = " 1 3 3 2 2 2 5 7 7 4 "   D a t a T y p e = " L a b e l " > I t e m N u m b e r _ L b l < / I t e m N u m b e r _ L b l > + 
+         < I t e m Q u a n t i t y _ L b l   E l e m e n t T y p e = " C o l u m n "   E l e m e n t I d = " 1 8 0 2 5 9 1 7 6 6 "   D a t a T y p e = " L a b e l " > I t e m Q u a n t i t y _ L b l < / I t e m Q u a n t i t y _ L b l > + 
+         < I t e m U n i t P r i c e _ L b l   E l e m e n t T y p e = " C o l u m n "   E l e m e n t I d = " 4 6 6 8 5 2 9 8 "   D a t a T y p e = " L a b e l " > I t e m U n i t P r i c e _ L b l < / I t e m U n i t P r i c e _ L b l > + 
+         < I t e m U n i t _ L b l   E l e m e n t T y p e = " C o l u m n "   E l e m e n t I d = " 1 9 8 1 4 0 3 7 7 3 "   D a t a T y p e = " L a b e l " > I t e m U n i t _ L b l < / I t e m U n i t _ L b l >   
          < N o _ P u r c h H e a d e r   E l e m e n t T y p e = " C o l u m n "   E l e m e n t I d = " 5 2 0 3 3 9 3 5 2 "   D a t a T y p e = " C o d e " > N o _ P u r c h H e a d e r < / N o _ P u r c h H e a d e r >   
-         < O r d e r D a t e _ L b l   E l e m e n t T y p e = " C o l u m n "   E l e m e n t I d = " 4 1 7 6 9 0 3 9 8 "   D a t a T y p e = " T e x t C o n s t " > O r d e r D a t e _ L b l < / O r d e r D a t e _ L b l > +         < O r d e r D a t e _ L b l   E l e m e n t T y p e = " C o l u m n "   E l e m e n t I d = " 4 1 7 6 9 0 3 9 8 "   D a t a T y p e = " L a b e l " > O r d e r D a t e _ L b l < / O r d e r D a t e _ L b l >   
          < O r d e r D a t e _ P u r c h a s e H e a d e r   E l e m e n t T y p e = " C o l u m n "   E l e m e n t I d = " 1 1 1 9 3 3 8 5 4 0 "   D a t a T y p e = " S t r i n g " > O r d e r D a t e _ P u r c h a s e H e a d e r < / O r d e r D a t e _ P u r c h a s e H e a d e r >   
-         < O r d e r N o _ L b l   E l e m e n t T y p e = " C o l u m n "   E l e m e n t I d = " 1 9 9 1 0 6 2 5 2 9 "   D a t a T y p e = " T e x t C o n s t " > O r d e r N o _ L b l < / O r d e r N o _ L b l > +         < O r d e r N o _ L b l   E l e m e n t T y p e = " C o l u m n "   E l e m e n t I d = " 1 9 9 1 0 6 2 5 2 9 "   D a t a T y p e = " L a b e l " > O r d e r N o _ L b l < / O r d e r N o _ L b l >   
          < O u t p u t N o   E l e m e n t T y p e = " C o l u m n "   E l e m e n t I d = " 1 5 2 4 6 3 6 1 8 1 "   D a t a T y p e = " I n t e g e r " > O u t p u t N o < / O u t p u t N o >   
-         < P a g e _ L b l   E l e m e n t T y p e = " C o l u m n "   E l e m e n t I d = " 6 8 0 6 4 8 0 9 1 "   D a t a T y p e = " T e x t C o n s t " > P a g e _ L b l < / P a g e _ L b l > - 
-         < P a y m e n t D e t a i l s _ L b l   E l e m e n t T y p e = " C o l u m n "   E l e m e n t I d = " 1 0 2 9 7 4 8 9 9 2 "   D a t a T y p e = " T e x t C o n s t " > P a y m e n t D e t a i l s _ L b l < / P a y m e n t D e t a i l s _ L b l > +         < P a g e _ L b l   E l e m e n t T y p e = " C o l u m n "   E l e m e n t I d = " 6 8 0 6 4 8 0 9 1 "   D a t a T y p e = " L a b e l " > P a g e _ L b l < / P a g e _ L b l > + 
+         < P a y m e n t D e t a i l s _ L b l   E l e m e n t T y p e = " C o l u m n "   E l e m e n t I d = " 1 0 2 9 7 4 8 9 9 2 "   D a t a T y p e = " L a b e l " > P a y m e n t D e t a i l s _ L b l < / P a y m e n t D e t a i l s _ L b l >   
          < P a y m e n t T e r m s D e s c   E l e m e n t T y p e = " C o l u m n "   E l e m e n t I d = " 1 9 8 3 0 0 2 7 7 9 "   D a t a T y p e = " T e x t " > P a y m e n t T e r m s D e s c < / P a y m e n t T e r m s D e s c >   
-         < P a y m e n t T e r m s D e s c _ L b l   E l e m e n t T y p e = " C o l u m n "   E l e m e n t I d = " 1 4 3 7 8 0 9 5 6 2 "   D a t a T y p e = " T e x t C o n s t " > P a y m e n t T e r m s D e s c _ L b l < / P a y m e n t T e r m s D e s c _ L b l > +         < P a y m e n t T e r m s D e s c _ L b l   E l e m e n t T y p e = " C o l u m n "   E l e m e n t I d = " 1 4 3 7 8 0 9 5 6 2 "   D a t a T y p e = " L a b e l " > P a y m e n t T e r m s D e s c _ L b l < / P a y m e n t T e r m s D e s c _ L b l >   
          < P a y T o C o n t a c t E m a i l   E l e m e n t T y p e = " C o l u m n "   E l e m e n t I d = " 1 9 8 4 8 9 3 3 1 0 "   D a t a T y p e = " T e x t " > P a y T o C o n t a c t E m a i l < / P a y T o C o n t a c t E m a i l >   
-         < P a y T o C o n t a c t E m a i l L b l   E l e m e n t T y p e = " C o l u m n "   E l e m e n t I d = " 6 8 4 6 8 8 4 8 "   D a t a T y p e = " T e x t C o n s t " > P a y T o C o n t a c t E m a i l L b l < / P a y T o C o n t a c t E m a i l L b l > +         < P a y T o C o n t a c t E m a i l L b l   E l e m e n t T y p e = " C o l u m n "   E l e m e n t I d = " 6 8 4 6 8 8 4 8 "   D a t a T y p e = " L a b e l " > P a y T o C o n t a c t E m a i l L b l < / P a y T o C o n t a c t E m a i l L b l >   
          < P a y T o C o n t a c t M o b i l e P h o n e N o   E l e m e n t T y p e = " C o l u m n "   E l e m e n t I d = " 1 9 0 1 4 6 6 0 5 "   D a t a T y p e = " T e x t " > P a y T o C o n t a c t M o b i l e P h o n e N o < / P a y T o C o n t a c t M o b i l e P h o n e N o >   
-         < P a y T o C o n t a c t M o b i l e P h o n e N o L b l   E l e m e n t T y p e = " C o l u m n "   E l e m e n t I d = " 1 2 5 4 4 4 0 0 8 9 "   D a t a T y p e = " T e x t C o n s t " > P a y T o C o n t a c t M o b i l e P h o n e N o L b l < / P a y T o C o n t a c t M o b i l e P h o n e N o L b l > +         < P a y T o C o n t a c t M o b i l e P h o n e N o L b l   E l e m e n t T y p e = " C o l u m n "   E l e m e n t I d = " 1 2 5 4 4 4 0 0 8 9 "   D a t a T y p e = " L a b e l " > P a y T o C o n t a c t M o b i l e P h o n e N o L b l < / P a y T o C o n t a c t M o b i l e P h o n e N o L b l >   
          < P a y T o C o n t a c t P h o n e N o   E l e m e n t T y p e = " C o l u m n "   E l e m e n t I d = " 1 9 2 3 7 9 6 7 0 9 "   D a t a T y p e = " T e x t " > P a y T o C o n t a c t P h o n e N o < / P a y T o C o n t a c t P h o n e N o >   
-         < P a y T o C o n t a c t P h o n e N o L b l   E l e m e n t T y p e = " C o l u m n "   E l e m e n t I d = " 2 9 3 4 6 1 0 8 7 "   D a t a T y p e = " T e x t C o n s t " > P a y T o C o n t a c t P h o n e N o L b l < / P a y T o C o n t a c t P h o n e N o L b l > +         < P a y T o C o n t a c t P h o n e N o L b l   E l e m e n t T y p e = " C o l u m n "   E l e m e n t I d = " 2 9 3 4 6 1 0 8 7 "   D a t a T y p e = " L a b e l " > P a y T o C o n t a c t P h o n e N o L b l < / P a y T o C o n t a c t P h o n e N o L b l >   
          < P a y T o V e n d N o _ P u r c h H e a d e r   E l e m e n t T y p e = " C o l u m n "   E l e m e n t I d = " 6 3 5 5 6 4 4 9 8 "   D a t a T y p e = " C o d e " > P a y T o V e n d N o _ P u r c h H e a d e r < / P a y T o V e n d N o _ P u r c h H e a d e r >   
          < P r e p m t P a y m e n t T e r m s D e s c   E l e m e n t T y p e = " C o l u m n "   E l e m e n t I d = " 4 2 9 7 6 4 9 1 "   D a t a T y p e = " T e x t " > P r e p m t P a y m e n t T e r m s D e s c < / P r e p m t P a y m e n t T e r m s D e s c >   
-         < P r e p y m t T e r m s D e s c _ L b l   E l e m e n t T y p e = " C o l u m n "   E l e m e n t I d = " 1 8 4 2 9 3 9 4 8 5 "   D a t a T y p e = " T e x t C o n s t " > P r e p y m t T e r m s D e s c _ L b l < / P r e p y m t T e r m s D e s c _ L b l > - 
-         < P r i c e s I n c l u d i n g V A T _ L b l   E l e m e n t T y p e = " C o l u m n "   E l e m e n t I d = " 1 3 7 7 9 7 9 4 4 4 "   D a t a T y p e = " T e x t C o n s t " > P r i c e s I n c l u d i n g V A T _ L b l < / P r i c e s I n c l u d i n g V A T _ L b l > +         < P r e p y m t T e r m s D e s c _ L b l   E l e m e n t T y p e = " C o l u m n "   E l e m e n t I d = " 1 8 4 2 9 3 9 4 8 5 "   D a t a T y p e = " L a b e l " > P r e p y m t T e r m s D e s c _ L b l < / P r e p y m t T e r m s D e s c _ L b l > + 
+         < P r i c e s I n c l u d i n g V A T _ L b l   E l e m e n t T y p e = " C o l u m n "   E l e m e n t I d = " 1 3 7 7 9 7 9 4 4 4 "   D a t a T y p e = " L a b e l " > P r i c e s I n c l u d i n g V A T _ L b l < / P r i c e s I n c l u d i n g V A T _ L b l > + 
+         < P r i c e s I n c l V A T t x t   E l e m e n t T y p e = " C o l u m n "   E l e m e n t I d = " 1 1 2 3 7 2 4 4 4 8 "   D a t a T y p e = " L a b e l " > P r i c e s I n c l V A T t x t < / P r i c e s I n c l V A T t x t >   
          < P r i c e s I n c l V A T _ P u r c h H e a d e r   E l e m e n t T y p e = " C o l u m n "   E l e m e n t I d = " 1 8 0 5 5 0 7 9 8 0 "   D a t a T y p e = " B o o l e a n " > P r i c e s I n c l V A T _ P u r c h H e a d e r < / P r i c e s I n c l V A T _ P u r c h H e a d e r >   
          < P r i c e s I n c l V A T _ P u r c h H e a d e r _ L b l   E l e m e n t T y p e = " C o l u m n "   E l e m e n t I d = " 1 7 9 9 5 0 1 7 4 3 "   D a t a T y p e = " S t r i n g " > P r i c e s I n c l V A T _ P u r c h H e a d e r _ L b l < / P r i c e s I n c l V A T _ P u r c h H e a d e r _ L b l >   
-         < P r i c e s I n c l V A T t x t   E l e m e n t T y p e = " C o l u m n "   E l e m e n t I d = " 1 1 2 3 7 2 4 4 4 8 "   D a t a T y p e = " T e x t C o n s t " > P r i c e s I n c l V A T t x t < / P r i c e s I n c l V A T t x t > - 
          < P u r c h a s e r T e x t   E l e m e n t T y p e = " C o l u m n "   E l e m e n t I d = " 1 2 9 1 4 2 3 8 3 3 "   D a t a T y p e = " T e x t " > P u r c h a s e r T e x t < / P u r c h a s e r T e x t >   
-         < P u r c h L i n e I n v D i s c A m t _ L b l   E l e m e n t T y p e = " C o l u m n "   E l e m e n t I d = " 9 2 6 7 0 5 4 6 2 "   D a t a T y p e = " T e x t C o n s t " > P u r c h L i n e I n v D i s c A m t _ L b l < / P u r c h L i n e I n v D i s c A m t _ L b l > - 
-         < P u r c h O r d e r C a p t i o n _ L b l   E l e m e n t T y p e = " C o l u m n "   E l e m e n t I d = " 6 3 3 7 2 3 3 7 2 "   D a t a T y p e = " T e x t C o n s t " > P u r c h O r d e r C a p t i o n _ L b l < / P u r c h O r d e r C a p t i o n _ L b l > - 
-         < P u r c h O r d e r D a t e C a p t i o n _ L b l   E l e m e n t T y p e = " C o l u m n "   E l e m e n t I d = " 1 6 3 4 1 8 6 4 0 "   D a t a T y p e = " T e x t C o n s t " > P u r c h O r d e r D a t e C a p t i o n _ L b l < / P u r c h O r d e r D a t e C a p t i o n _ L b l > - 
-         < P u r c h O r d e r N u m C a p t i o n _ L b l   E l e m e n t T y p e = " C o l u m n "   E l e m e n t I d = " 4 6 4 1 4 9 4 5 4 "   D a t a T y p e = " T e x t C o n s t " > P u r c h O r d e r N u m C a p t i o n _ L b l < / P u r c h O r d e r N u m C a p t i o n _ L b l > - 
-         < R e c e i v e b y _ L b l   E l e m e n t T y p e = " C o l u m n "   E l e m e n t I d = " 9 4 4 0 6 3 6 8 "   D a t a T y p e = " T e x t C o n s t " > R e c e i v e b y _ L b l < / R e c e i v e b y _ L b l > +         < P u r c h L i n e I n v D i s c A m t _ L b l   E l e m e n t T y p e = " C o l u m n "   E l e m e n t I d = " 9 2 6 7 0 5 4 6 2 "   D a t a T y p e = " L a b e l " > P u r c h L i n e I n v D i s c A m t _ L b l < / P u r c h L i n e I n v D i s c A m t _ L b l > + 
+         < P u r c h O r d e r C a p t i o n _ L b l   E l e m e n t T y p e = " C o l u m n "   E l e m e n t I d = " 6 3 3 7 2 3 3 7 2 "   D a t a T y p e = " L a b e l " > P u r c h O r d e r C a p t i o n _ L b l < / P u r c h O r d e r C a p t i o n _ L b l > + 
+         < P u r c h O r d e r D a t e C a p t i o n _ L b l   E l e m e n t T y p e = " C o l u m n "   E l e m e n t I d = " 1 6 3 4 1 8 6 4 0 "   D a t a T y p e = " L a b e l " > P u r c h O r d e r D a t e C a p t i o n _ L b l < / P u r c h O r d e r D a t e C a p t i o n _ L b l > + 
+         < P u r c h O r d e r N u m C a p t i o n _ L b l   E l e m e n t T y p e = " C o l u m n "   E l e m e n t I d = " 4 6 4 1 4 9 4 5 4 "   D a t a T y p e = " L a b e l " > P u r c h O r d e r N u m C a p t i o n _ L b l < / P u r c h O r d e r N u m C a p t i o n _ L b l > + 
+         < R e c e i v e b y _ L b l   E l e m e n t T y p e = " C o l u m n "   E l e m e n t I d = " 9 4 4 0 6 3 6 8 "   D a t a T y p e = " L a b e l " > R e c e i v e b y _ L b l < / R e c e i v e b y _ L b l >   
          < R e f e r e n c e T e x t   E l e m e n t T y p e = " C o l u m n "   E l e m e n t I d = " 4 4 5 3 5 3 4 5 1 "   D a t a T y p e = " T e x t " > R e f e r e n c e T e x t < / R e f e r e n c e T e x t >   
@@ -3283,7 +3671,7 @@
  
          < S h i p m e n t M e t h o d D e s c   E l e m e n t T y p e = " C o l u m n "   E l e m e n t I d = " 6 8 6 3 4 3 1 7 9 "   D a t a T y p e = " T e x t " > S h i p m e n t M e t h o d D e s c < / S h i p m e n t M e t h o d D e s c >   
-         < S h i p m e n t M e t h o d D e s c _ L b l   E l e m e n t T y p e = " C o l u m n "   E l e m e n t I d = " 5 7 9 9 0 1 3 6 6 "   D a t a T y p e = " T e x t C o n s t " > S h i p m e n t M e t h o d D e s c _ L b l < / S h i p m e n t M e t h o d D e s c _ L b l > +         < S h i p m e n t M e t h o d D e s c _ L b l   E l e m e n t T y p e = " C o l u m n "   E l e m e n t I d = " 5 7 9 9 0 1 3 6 6 "   D a t a T y p e = " L a b e l " > S h i p m e n t M e t h o d D e s c _ L b l < / S h i p m e n t M e t h o d D e s c _ L b l >   
          < S h i p T o A d d r 1   E l e m e n t T y p e = " C o l u m n "   E l e m e n t I d = " 5 1 2 9 7 9 8 5 0 "   D a t a T y p e = " T e x t " > S h i p T o A d d r 1 < / S h i p T o A d d r 1 >   
@@ -3301,33 +3689,33 @@
  
          < S h i p T o A d d r 8   E l e m e n t T y p e = " C o l u m n "   E l e m e n t I d = " 9 3 1 3 2 2 4 0 7 "   D a t a T y p e = " T e x t " > S h i p T o A d d r 8 < / S h i p T o A d d r 8 >   
-         < S h i p t o A d d r e s s _ L b l   E l e m e n t T y p e = " C o l u m n "   E l e m e n t I d = " 1 0 4 3 5 1 9 5 7 7 "   D a t a T y p e = " T e x t C o n s t " > S h i p t o A d d r e s s _ L b l < / S h i p t o A d d r e s s _ L b l > +         < S h i p t o A d d r e s s _ L b l   E l e m e n t T y p e = " C o l u m n "   E l e m e n t I d = " 1 0 4 3 5 1 9 5 7 7 "   D a t a T y p e = " L a b e l " > S h i p t o A d d r e s s _ L b l < / S h i p t o A d d r e s s _ L b l >   
          < S h i p T o P h o n e N o   E l e m e n t T y p e = " C o l u m n "   E l e m e n t I d = " 3 6 9 7 0 2 2 5 5 "   D a t a T y p e = " T e x t " > S h i p T o P h o n e N o < / S h i p T o P h o n e N o >   
-         < S u b t o t a l _ L b l   E l e m e n t T y p e = " C o l u m n "   E l e m e n t I d = " 1 9 6 7 7 9 5 1 4 2 "   D a t a T y p e = " T e x t C o n s t " > S u b t o t a l _ L b l < / S u b t o t a l _ L b l > - 
-         < T a x I d e n t T y p e C a p t i o n _ L b l   E l e m e n t T y p e = " C o l u m n "   E l e m e n t I d = " 1 2 3 4 9 8 1 3 2 1 "   D a t a T y p e = " T e x t C o n s t " > T a x I d e n t T y p e C a p t i o n _ L b l < / T a x I d e n t T y p e C a p t i o n _ L b l > - 
-         < T o C a p t i o n _ L b l   E l e m e n t T y p e = " C o l u m n "   E l e m e n t I d = " 2 0 3 0 5 3 2 2 2 9 "   D a t a T y p e = " T e x t C o n s t " > T o C a p t i o n _ L b l < / T o C a p t i o n _ L b l > - 
-         < T o t a l _ L b l   E l e m e n t T y p e = " C o l u m n "   E l e m e n t I d = " 1 2 1 0 1 0 0 8 7 8 "   D a t a T y p e = " T e x t C o n s t " > T o t a l _ L b l < / T o t a l _ L b l > - 
-         < V A L V A T B a s e L C Y _ L b l   E l e m e n t T y p e = " C o l u m n "   E l e m e n t I d = " 1 7 0 5 4 3 5 8 1 1 "   D a t a T y p e = " T e x t C o n s t " > V A L V A T B a s e L C Y _ L b l < / V A L V A T B a s e L C Y _ L b l > - 
-         < V A T A m t L i n e I n v D i s c B a s e A m t _ L b l   E l e m e n t T y p e = " C o l u m n "   E l e m e n t I d = " 1 6 4 7 3 8 4 9 1 6 "   D a t a T y p e = " T e x t C o n s t " > V A T A m t L i n e I n v D i s c B a s e A m t _ L b l < / V A T A m t L i n e I n v D i s c B a s e A m t _ L b l > - 
-         < V A T A m t L i n e L i n e A m t _ L b l   E l e m e n t T y p e = " C o l u m n "   E l e m e n t I d = " 1 1 3 2 2 4 5 2 5 1 "   D a t a T y p e = " T e x t C o n s t " > V A T A m t L i n e L i n e A m t _ L b l < / V A T A m t L i n e L i n e A m t _ L b l > - 
-         < V A T A m t L i n e V A T _ L b l   E l e m e n t T y p e = " C o l u m n "   E l e m e n t I d = " 1 1 6 2 6 0 3 1 0 2 "   D a t a T y p e = " T e x t C o n s t " > V A T A m t L i n e V A T _ L b l < / V A T A m t L i n e V A T _ L b l > - 
-         < V A T A m t L i n e V A T A m t _ L b l   E l e m e n t T y p e = " C o l u m n "   E l e m e n t I d = " 5 0 9 5 8 8 9 9 8 "   D a t a T y p e = " T e x t C o n s t " > V A T A m t L i n e V A T A m t _ L b l < / V A T A m t L i n e V A T A m t _ L b l > - 
-         < V A T A m t S p e c _ L b l   E l e m e n t T y p e = " C o l u m n "   E l e m e n t I d = " 1 5 0 9 9 9 9 3 4 6 "   D a t a T y p e = " T e x t C o n s t " > V A T A m t S p e c _ L b l < / V A T A m t S p e c _ L b l > +         < S u b t o t a l _ L b l   E l e m e n t T y p e = " C o l u m n "   E l e m e n t I d = " 1 9 6 7 7 9 5 1 4 2 "   D a t a T y p e = " L a b e l " > S u b t o t a l _ L b l < / S u b t o t a l _ L b l > + 
+         < T a x I d e n t T y p e C a p t i o n _ L b l   E l e m e n t T y p e = " C o l u m n "   E l e m e n t I d = " 1 2 3 4 9 8 1 3 2 1 "   D a t a T y p e = " L a b e l " > T a x I d e n t T y p e C a p t i o n _ L b l < / T a x I d e n t T y p e C a p t i o n _ L b l > + 
+         < T o C a p t i o n _ L b l   E l e m e n t T y p e = " C o l u m n "   E l e m e n t I d = " 2 0 3 0 5 3 2 2 2 9 "   D a t a T y p e = " L a b e l " > T o C a p t i o n _ L b l < / T o C a p t i o n _ L b l > + 
+         < T o t a l _ L b l   E l e m e n t T y p e = " C o l u m n "   E l e m e n t I d = " 1 2 1 0 1 0 0 8 7 8 "   D a t a T y p e = " L a b e l " > T o t a l _ L b l < / T o t a l _ L b l > + 
+         < V A L V A T B a s e L C Y _ L b l   E l e m e n t T y p e = " C o l u m n "   E l e m e n t I d = " 1 7 0 5 4 3 5 8 1 1 "   D a t a T y p e = " L a b e l " > V A L V A T B a s e L C Y _ L b l < / V A L V A T B a s e L C Y _ L b l > + 
+         < V A T A m t L i n e I n v D i s c B a s e A m t _ L b l   E l e m e n t T y p e = " C o l u m n "   E l e m e n t I d = " 1 6 4 7 3 8 4 9 1 6 "   D a t a T y p e = " L a b e l " > V A T A m t L i n e I n v D i s c B a s e A m t _ L b l < / V A T A m t L i n e I n v D i s c B a s e A m t _ L b l > + 
+         < V A T A m t L i n e L i n e A m t _ L b l   E l e m e n t T y p e = " C o l u m n "   E l e m e n t I d = " 1 1 3 2 2 4 5 2 5 1 "   D a t a T y p e = " L a b e l " > V A T A m t L i n e L i n e A m t _ L b l < / V A T A m t L i n e L i n e A m t _ L b l > + 
+         < V A T A m t L i n e V A T A m t _ L b l   E l e m e n t T y p e = " C o l u m n "   E l e m e n t I d = " 5 0 9 5 8 8 9 9 8 "   D a t a T y p e = " L a b e l " > V A T A m t L i n e V A T A m t _ L b l < / V A T A m t L i n e V A T A m t _ L b l > + 
+         < V A T A m t L i n e V A T _ L b l   E l e m e n t T y p e = " C o l u m n "   E l e m e n t I d = " 1 1 6 2 6 0 3 1 0 2 "   D a t a T y p e = " L a b e l " > V A T A m t L i n e V A T _ L b l < / V A T A m t L i n e V A T _ L b l > + 
+         < V A T A m t S p e c _ L b l   E l e m e n t T y p e = " C o l u m n "   E l e m e n t I d = " 1 5 0 9 9 9 9 3 4 6 "   D a t a T y p e = " L a b e l " > V A T A m t S p e c _ L b l < / V A T A m t S p e c _ L b l >   
          < V A T B a s e D i s c _ P u r c h H e a d e r   E l e m e n t T y p e = " C o l u m n "   E l e m e n t I d = " 1 6 3 9 7 3 7 3 5 8 "   D a t a T y p e = " D e c i m a l " > V A T B a s e D i s c _ P u r c h H e a d e r < / V A T B a s e D i s c _ P u r c h H e a d e r >   
-         < V A T I d e n t i f i e r _ L b l   E l e m e n t T y p e = " C o l u m n "   E l e m e n t I d = " 1 6 8 6 6 2 3 9 8 4 "   D a t a T y p e = " T e x t C o n s t " > V A T I d e n t i f i e r _ L b l < / V A T I d e n t i f i e r _ L b l > +         < V A T I d e n t i f i e r _ L b l   E l e m e n t T y p e = " C o l u m n "   E l e m e n t I d = " 1 6 8 6 6 2 3 9 8 4 "   D a t a T y p e = " L a b e l " > V A T I d e n t i f i e r _ L b l < / V A T I d e n t i f i e r _ L b l >   
          < V A T N o T e x t   E l e m e n t T y p e = " C o l u m n "   E l e m e n t I d = " 1 9 5 9 6 6 3 4 2 6 "   D a t a T y p e = " T e x t " > V A T N o T e x t < / V A T N o T e x t >   
@@ -3349,43 +3737,43 @@
  
          < V e n d A d d r 8   E l e m e n t T y p e = " C o l u m n "   E l e m e n t I d = " 1 2 4 0 4 4 8 6 7 9 "   D a t a T y p e = " T e x t " > V e n d A d d r 8 < / V e n d A d d r 8 >   
-         < V e n d N o _ L b l   E l e m e n t T y p e = " C o l u m n "   E l e m e n t I d = " 1 1 9 1 1 1 2 2 4 0 "   D a t a T y p e = " T e x t C o n s t " > V e n d N o _ L b l < / V e n d N o _ L b l > - 
-         < V e n d o r I D C a p t i o n _ L b l   E l e m e n t T y p e = " C o l u m n "   E l e m e n t I d = " 1 1 2 9 2 1 9 5 9 3 "   D a t a T y p e = " T e x t C o n s t " > V e n d o r I D C a p t i o n _ L b l < / V e n d o r I D C a p t i o n _ L b l > +         < V e n d N o _ L b l   E l e m e n t T y p e = " C o l u m n "   E l e m e n t I d = " 1 1 9 1 1 1 2 2 4 0 "   D a t a T y p e = " L a b e l " > V e n d N o _ L b l < / V e n d N o _ L b l > + 
+         < V e n d o r I D C a p t i o n _ L b l   E l e m e n t T y p e = " C o l u m n "   E l e m e n t I d = " 1 1 2 9 2 1 9 5 9 3 "   D a t a T y p e = " L a b e l " > V e n d o r I D C a p t i o n _ L b l < / V e n d o r I D C a p t i o n _ L b l >   
          < V e n d o r I n v o i c e N o   E l e m e n t T y p e = " C o l u m n "   E l e m e n t I d = " 8 8 7 3 7 6 2 2 5 "   D a t a T y p e = " C o d e " > V e n d o r I n v o i c e N o < / V e n d o r I n v o i c e N o >   
-         < V e n d o r I n v o i c e N o _ L b l   E l e m e n t T y p e = " C o l u m n "   E l e m e n t I d = " 1 0 3 4 9 0 0 7 0 0 "   D a t a T y p e = " T e x t C o n s t " > V e n d o r I n v o i c e N o _ L b l < / V e n d o r I n v o i c e N o _ L b l > +         < V e n d o r I n v o i c e N o _ L b l   E l e m e n t T y p e = " C o l u m n "   E l e m e n t I d = " 1 0 3 4 9 0 0 7 0 0 "   D a t a T y p e = " L a b e l " > V e n d o r I n v o i c e N o _ L b l < / V e n d o r I n v o i c e N o _ L b l >   
          < V e n d o r O r d e r N o   E l e m e n t T y p e = " C o l u m n "   E l e m e n t I d = " 1 6 4 1 9 6 8 4 4 6 "   D a t a T y p e = " C o d e " > V e n d o r O r d e r N o < / V e n d o r O r d e r N o >   
-         < V e n d o r O r d e r N o _ L b l   E l e m e n t T y p e = " C o l u m n "   E l e m e n t I d = " 1 5 7 1 7 5 2 4 7 7 "   D a t a T y p e = " T e x t C o n s t " > V e n d o r O r d e r N o _ L b l < / V e n d o r O r d e r N o _ L b l > +         < V e n d o r O r d e r N o _ L b l   E l e m e n t T y p e = " C o l u m n "   E l e m e n t I d = " 1 5 7 1 7 5 2 4 7 7 "   D a t a T y p e = " L a b e l " > V e n d o r O r d e r N o _ L b l < / V e n d o r O r d e r N o _ L b l >   
          < Y o u r R e f _ P u r c h H e a d e r   E l e m e n t T y p e = " C o l u m n "   E l e m e n t I d = " 1 9 8 5 3 6 8 6 3 1 "   D a t a T y p e = " T e x t " > Y o u r R e f _ P u r c h H e a d e r < / Y o u r R e f _ P u r c h H e a d e r >   
-         < P u r c h a s e _ L i n e   E l e m e n t T y p e = " D a t a I t e m "   E l e m e n t I d = " 6 2 7 5 7 4 0 4 8 " > +         < P u r c h a s e _ L i n e   E l e m e n t T y p e = " D a t a I t e m "   E l e m e n t I d = " 1 2 9 1 3 1 7 9 1 1 " > + 
+             < A l l o w I n v D i s c t x t   E l e m e n t T y p e = " C o l u m n "   E l e m e n t I d = " 2 0 1 2 9 2 1 6 0 8 "   D a t a T y p e = " T e x t " > A l l o w I n v D i s c t x t < / A l l o w I n v D i s c t x t >   
              < A l l o w I n v D i s c _ P u r c h L i n e   E l e m e n t T y p e = " C o l u m n "   E l e m e n t I d = " 9 8 2 2 2 1 3 6 3 "   D a t a T y p e = " B o o l e a n " > A l l o w I n v D i s c _ P u r c h L i n e < / A l l o w I n v D i s c _ P u r c h L i n e >   
-             < A l l o w I n v D i s c t x t   E l e m e n t T y p e = " C o l u m n "   E l e m e n t I d = " 2 0 1 2 9 2 1 6 0 8 "   D a t a T y p e = " T e x t " > A l l o w I n v D i s c t x t < / A l l o w I n v D i s c t x t > - 
              < A m o u n t I n c l u d i n g V A T   E l e m e n t T y p e = " C o l u m n "   E l e m e n t I d = " 8 9 1 0 4 9 5 7 1 "   D a t a T y p e = " D e c i m a l " > A m o u n t I n c l u d i n g V A T < / A m o u n t I n c l u d i n g V A T >   
              < D e s c _ P u r c h L i n e   E l e m e n t T y p e = " C o l u m n "   E l e m e n t I d = " 1 1 6 1 7 0 2 0 8 9 "   D a t a T y p e = " T e x t " > D e s c _ P u r c h L i n e < / D e s c _ P u r c h L i n e >   
              < D e s c _ P u r c h L i n e _ L b l   E l e m e n t T y p e = " C o l u m n "   E l e m e n t I d = " 6 6 5 1 1 3 6 5 2 "   D a t a T y p e = " S t r i n g " > D e s c _ P u r c h L i n e _ L b l < / D e s c _ P u r c h L i n e _ L b l >   
-             < D i r e c t U n i C o s t _ L b l   E l e m e n t T y p e = " C o l u m n "   E l e m e n t I d = " 7 2 1 4 7 6 6 8 4 "   D a t a T y p e = " T e x t C o n s t " > D i r e c t U n i C o s t _ L b l < / D i r e c t U n i C o s t _ L b l > +             < D i r e c t U n i C o s t _ L b l   E l e m e n t T y p e = " C o l u m n "   E l e m e n t I d = " 7 2 1 4 7 6 6 8 4 "   D a t a T y p e = " L a b e l " > D i r e c t U n i C o s t _ L b l < / D i r e c t U n i C o s t _ L b l >   
              < D i r U n i t C o s t _ P u r c h L i n e   E l e m e n t T y p e = " C o l u m n "   E l e m e n t I d = " 9 5 0 9 6 2 5 8 6 "   D a t a T y p e = " T e x t " > D i r U n i t C o s t _ P u r c h L i n e < / D i r U n i t C o s t _ P u r c h L i n e >   
              < E x p e c t e d R e c e i p t D a t e   E l e m e n t T y p e = " C o l u m n "   E l e m e n t I d = " 1 9 8 8 0 4 6 2 0 5 "   D a t a T y p e = " S t r i n g " > E x p e c t e d R e c e i p t D a t e < / E x p e c t e d R e c e i p t D a t e >   
-             < E x p e c t e d R e c e i p t D a t e L b l   E l e m e n t T y p e = " C o l u m n "   E l e m e n t I d = " 1 8 0 6 8 4 1 2 7 1 "   D a t a T y p e = " T e x t C o n s t " > E x p e c t e d R e c e i p t D a t e L b l < / E x p e c t e d R e c e i p t D a t e L b l > +             < E x p e c t e d R e c e i p t D a t e L b l   E l e m e n t T y p e = " C o l u m n "   E l e m e n t I d = " 1 8 0 6 8 4 1 2 7 1 "   D a t a T y p e = " L a b e l " > E x p e c t e d R e c e i p t D a t e L b l < / E x p e c t e d R e c e i p t D a t e L b l >   
              < I n v D i s c A m t _ P u r c h L i n e   E l e m e n t T y p e = " C o l u m n "   E l e m e n t I d = " 1 4 5 3 0 9 9 5 8 0 "   D a t a T y p e = " D e c i m a l " > I n v D i s c A m t _ P u r c h L i n e < / I n v D i s c A m t _ P u r c h L i n e >   
-             < I n v D i s c C a p t i o n _ L b l   E l e m e n t T y p e = " C o l u m n "   E l e m e n t I d = " 1 9 3 9 0 5 8 9 7 4 "   D a t a T y p e = " T e x t C o n s t " > I n v D i s c C a p t i o n _ L b l < / I n v D i s c C a p t i o n _ L b l > +             < I n v D i s c C a p t i o n _ L b l   E l e m e n t T y p e = " C o l u m n "   E l e m e n t I d = " 1 9 3 9 0 5 8 9 7 4 "   D a t a T y p e = " L a b e l " > I n v D i s c C a p t i o n _ L b l < / I n v D i s c C a p t i o n _ L b l >   
              < I t e m N o _ P u r c h L i n e   E l e m e n t T y p e = " C o l u m n "   E l e m e n t I d = " 1 0 5 7 2 2 4 1 4 0 "   D a t a T y p e = " C o d e " > I t e m N o _ P u r c h L i n e < / I t e m N o _ P u r c h L i n e >   
@@ -3393,11 +3781,11 @@
  
              < J o b N o _ P u r c h L i n e   E l e m e n t T y p e = " C o l u m n "   E l e m e n t I d = " 2 7 7 7 0 3 3 2 6 "   D a t a T y p e = " C o d e " > J o b N o _ P u r c h L i n e < / J o b N o _ P u r c h L i n e >   
-             < J o b N o _ P u r c h L i n e _ L b l   E l e m e n t T y p e = " C o l u m n "   E l e m e n t I d = " 9 6 0 0 7 3 4 1 1 "   D a t a T y p e = " T e x t C o n s t " > J o b N o _ P u r c h L i n e _ L b l < / J o b N o _ P u r c h L i n e _ L b l > +             < J o b N o _ P u r c h L i n e _ L b l   E l e m e n t T y p e = " C o l u m n "   E l e m e n t I d = " 9 6 0 0 7 3 4 1 1 "   D a t a T y p e = " L a b e l " > J o b N o _ P u r c h L i n e _ L b l < / J o b N o _ P u r c h L i n e _ L b l >   
              < J o b T a s k N o _ P u r c h L i n e   E l e m e n t T y p e = " C o l u m n "   E l e m e n t I d = " 7 2 6 6 6 9 0 1 1 "   D a t a T y p e = " C o d e " > J o b T a s k N o _ P u r c h L i n e < / J o b T a s k N o _ P u r c h L i n e >   
-             < J o b T a s k N o _ P u r c h L i n e _ L b l   E l e m e n t T y p e = " C o l u m n "   E l e m e n t I d = " 2 0 4 9 1 3 1 1 8 2 "   D a t a T y p e = " T e x t C o n s t " > J o b T a s k N o _ P u r c h L i n e _ L b l < / J o b T a s k N o _ P u r c h L i n e _ L b l > +             < J o b T a s k N o _ P u r c h L i n e _ L b l   E l e m e n t T y p e = " C o l u m n "   E l e m e n t I d = " 2 0 4 9 1 3 1 1 8 2 "   D a t a T y p e = " L a b e l " > J o b T a s k N o _ P u r c h L i n e _ L b l < / J o b T a s k N o _ P u r c h L i n e _ L b l >   
              < L i n e A m t _ P u r c h L i n e   E l e m e n t T y p e = " C o l u m n "   E l e m e n t I d = " 1 5 9 3 7 5 8 6 7 4 "   D a t a T y p e = " T e x t " > L i n e A m t _ P u r c h L i n e < / L i n e A m t _ P u r c h L i n e >   
@@ -3411,39 +3799,39 @@
  
              < P l a n n e d R e c e i p t D a t e   E l e m e n t T y p e = " C o l u m n "   E l e m e n t I d = " 1 1 4 0 0 3 3 3 2 1 "   D a t a T y p e = " S t r i n g " > P l a n n e d R e c e i p t D a t e < / P l a n n e d R e c e i p t D a t e >   
-             < P l a n n e d R e c e i p t D a t e L b l   E l e m e n t T y p e = " C o l u m n "   E l e m e n t I d = " 1 4 7 8 7 6 7 2 9 9 "   D a t a T y p e = " T e x t C o n s t " > P l a n n e d R e c e i p t D a t e L b l < / P l a n n e d R e c e i p t D a t e L b l > +             < P l a n n e d R e c e i p t D a t e L b l   E l e m e n t T y p e = " C o l u m n "   E l e m e n t I d = " 1 4 7 8 7 6 7 2 9 9 "   D a t a T y p e = " L a b e l " > P l a n n e d R e c e i p t D a t e L b l < / P l a n n e d R e c e i p t D a t e L b l >   
              < P r o m i s e d R e c e i p t D a t e   E l e m e n t T y p e = " C o l u m n "   E l e m e n t I d = " 2 9 4 5 3 0 7 8 "   D a t a T y p e = " S t r i n g " > P r o m i s e d R e c e i p t D a t e < / P r o m i s e d R e c e i p t D a t e >   
-             < P r o m i s e d R e c e i p t D a t e L b l   E l e m e n t T y p e = " C o l u m n "   E l e m e n t I d = " 2 0 2 4 9 3 8 1 7 2 "   D a t a T y p e = " T e x t C o n s t " > P r o m i s e d R e c e i p t D a t e L b l < / P r o m i s e d R e c e i p t D a t e L b l > +             < P r o m i s e d R e c e i p t D a t e L b l   E l e m e n t T y p e = " C o l u m n "   E l e m e n t I d = " 2 0 2 4 9 3 8 1 7 2 "   D a t a T y p e = " L a b e l " > P r o m i s e d R e c e i p t D a t e L b l < / P r o m i s e d R e c e i p t D a t e L b l > + 
+             < P u r c h L i n e L i n e D i s c _ L b l   E l e m e n t T y p e = " C o l u m n "   E l e m e n t I d = " 5 7 3 7 9 3 8 4 1 "   D a t a T y p e = " L a b e l " > P u r c h L i n e L i n e D i s c _ L b l < / P u r c h L i n e L i n e D i s c _ L b l >   
              < P u r c h L i n e _ V A T P c t   E l e m e n t T y p e = " C o l u m n "   E l e m e n t I d = " 1 7 7 5 5 5 6 6 3 6 "   D a t a T y p e = " D e c i m a l " > P u r c h L i n e _ V A T P c t < / P u r c h L i n e _ V A T P c t >   
-             < P u r c h L i n e L i n e D i s c _ L b l   E l e m e n t T y p e = " C o l u m n "   E l e m e n t I d = " 5 7 3 7 9 3 8 4 1 "   D a t a T y p e = " T e x t C o n s t " > P u r c h L i n e L i n e D i s c _ L b l < / P u r c h L i n e L i n e D i s c _ L b l > - 
              < Q t y _ P u r c h L i n e   E l e m e n t T y p e = " C o l u m n "   E l e m e n t I d = " 7 8 0 8 5 8 6 7 6 "   D a t a T y p e = " T e x t " > Q t y _ P u r c h L i n e < / Q t y _ P u r c h L i n e >   
              < Q t y _ P u r c h L i n e _ L b l   E l e m e n t T y p e = " C o l u m n "   E l e m e n t I d = " 6 6 5 5 0 9 2 9 "   D a t a T y p e = " S t r i n g " > Q t y _ P u r c h L i n e _ L b l < / Q t y _ P u r c h L i n e _ L b l >   
              < R e q u e s t e d R e c e i p t D a t e   E l e m e n t T y p e = " C o l u m n "   E l e m e n t I d = " 9 3 3 1 1 2 9 3 1 "   D a t a T y p e = " S t r i n g " > R e q u e s t e d R e c e i p t D a t e < / R e q u e s t e d R e c e i p t D a t e >   
-             < R e q u e s t e d R e c e i p t D a t e L b l   E l e m e n t T y p e = " C o l u m n "   E l e m e n t I d = " 1 4 4 2 7 6 8 2 3 "   D a t a T y p e = " T e x t C o n s t " > R e q u e s t e d R e c e i p t D a t e L b l < / R e q u e s t e d R e c e i p t D a t e L b l > +             < R e q u e s t e d R e c e i p t D a t e L b l   E l e m e n t T y p e = " C o l u m n "   E l e m e n t I d = " 1 4 4 2 7 6 8 2 3 "   D a t a T y p e = " L a b e l " > R e q u e s t e d R e c e i p t D a t e L b l < / R e q u e s t e d R e c e i p t D a t e L b l >   
              < T o t a l I n c l V A T   E l e m e n t T y p e = " C o l u m n "   E l e m e n t I d = " 2 0 6 6 5 7 4 0 8 4 "   D a t a T y p e = " D e c i m a l " > T o t a l I n c l V A T < / T o t a l I n c l V A T >   
-             < T o t a l P r i c e C a p t i o n _ L b l   E l e m e n t T y p e = " C o l u m n "   E l e m e n t I d = " 1 7 4 8 7 7 2 0 5 5 "   D a t a T y p e = " T e x t C o n s t " > T o t a l P r i c e C a p t i o n _ L b l < / T o t a l P r i c e C a p t i o n _ L b l > +             < T o t a l P r i c e C a p t i o n _ L b l   E l e m e n t T y p e = " C o l u m n "   E l e m e n t I d = " 1 7 4 8 7 7 2 0 5 5 "   D a t a T y p e = " L a b e l " > T o t a l P r i c e C a p t i o n _ L b l < / T o t a l P r i c e C a p t i o n _ L b l >   
              < T y p e _ P u r c h L i n e   E l e m e n t T y p e = " C o l u m n "   E l e m e n t I d = " 8 0 9 4 7 1 0 8 8 "   D a t a T y p e = " S t r i n g " > T y p e _ P u r c h L i n e < / T y p e _ P u r c h L i n e >   
              < U n i t P r i c e _ P u r c h L i n e   E l e m e n t T y p e = " C o l u m n "   E l e m e n t I d = " 2 0 6 3 2 5 9 8 1 9 "   D a t a T y p e = " D e c i m a l " > U n i t P r i c e _ P u r c h L i n e < / U n i t P r i c e _ P u r c h L i n e >   
-             < U n i t P r i c e _ P u r c h L i n e _ L b l   E l e m e n t T y p e = " C o l u m n "   E l e m e n t I d = " 7 0 4 0 2 1 4 6 2 "   D a t a T y p e = " T e x t C o n s t " > U n i t P r i c e _ P u r c h L i n e _ L b l < / U n i t P r i c e _ P u r c h L i n e _ L b l > +             < U n i t P r i c e _ P u r c h L i n e _ L b l   E l e m e n t T y p e = " C o l u m n "   E l e m e n t I d = " 7 0 4 0 2 1 4 6 2 "   D a t a T y p e = " L a b e l " > U n i t P r i c e _ P u r c h L i n e _ L b l < / U n i t P r i c e _ P u r c h L i n e _ L b l >   
              < U O M _ P u r c h L i n e   E l e m e n t T y p e = " C o l u m n "   E l e m e n t I d = " 4 4 1 1 3 9 0 4 9 "   D a t a T y p e = " T e x t " > U O M _ P u r c h L i n e < / U O M _ P u r c h L i n e >   
-             < U O M _ P u r c h L i n e _ L b l   E l e m e n t T y p e = " C o l u m n "   E l e m e n t I d = " 1 8 5 6 1 1 3 1 9 4 "   D a t a T y p e = " T e x t C o n s t " > U O M _ P u r c h L i n e _ L b l < / U O M _ P u r c h L i n e _ L b l > - 
-             < V A T D i s c o u n t A m o u n t _ L b l   E l e m e n t T y p e = " C o l u m n "   E l e m e n t I d = " 1 3 5 5 1 2 6 5 3 8 "   D a t a T y p e = " T e x t C o n s t " > V A T D i s c o u n t A m o u n t _ L b l < / V A T D i s c o u n t A m o u n t _ L b l > +             < U O M _ P u r c h L i n e _ L b l   E l e m e n t T y p e = " C o l u m n "   E l e m e n t I d = " 1 8 5 6 1 1 3 1 9 4 "   D a t a T y p e = " L a b e l " > U O M _ P u r c h L i n e _ L b l < / U O M _ P u r c h L i n e _ L b l > + 
+             < V A T D i s c o u n t A m o u n t _ L b l   E l e m e n t T y p e = " C o l u m n "   E l e m e n t I d = " 1 3 5 5 1 2 6 5 3 8 "   D a t a T y p e = " L a b e l " > V A T D i s c o u n t A m o u n t _ L b l < / V A T D i s c o u n t A m o u n t _ L b l >   
              < V A T I d e n t i f i e r _ P u r c h L i n e   E l e m e n t T y p e = " C o l u m n "   E l e m e n t I d = " 1 0 5 5 6 1 2 1 2 8 "   D a t a T y p e = " C o d e " > V A T I d e n t i f i e r _ P u r c h L i n e < / V A T I d e n t i f i e r _ P u r c h L i n e >   
@@ -3511,9 +3899,9 @@
  
          < P r e p m t L o o p   E l e m e n t T y p e = " D a t a I t e m "   E l e m e n t I d = " 1 1 5 9 7 3 9 4 0 7 " >   
-             < P r e p a y m e n t S p e c C a p t i o n   E l e m e n t T y p e = " C o l u m n "   E l e m e n t I d = " 1 6 2 3 2 2 2 3 0 1 "   D a t a T y p e = " T e x t C o n s t " > P r e p a y m e n t S p e c C a p t i o n < / P r e p a y m e n t S p e c C a p t i o n > - 
-             < P r e p m t I n v B u D e s c C a p t i o n   E l e m e n t T y p e = " C o l u m n "   E l e m e n t I d = " 1 8 0 7 4 4 6 7 8 "   D a t a T y p e = " T e x t C o n s t " > P r e p m t I n v B u D e s c C a p t i o n < / P r e p m t I n v B u D e s c C a p t i o n > +             < P r e p a y m e n t S p e c C a p t i o n   E l e m e n t T y p e = " C o l u m n "   E l e m e n t I d = " 1 6 2 3 2 2 2 3 0 1 "   D a t a T y p e = " L a b e l " > P r e p a y m e n t S p e c C a p t i o n < / P r e p a y m e n t S p e c C a p t i o n > + 
+             < P r e p m t I n v B u D e s c C a p t i o n   E l e m e n t T y p e = " C o l u m n "   E l e m e n t I d = " 1 8 0 7 4 4 6 7 8 "   D a t a T y p e = " L a b e l " > P r e p m t I n v B u D e s c C a p t i o n < / P r e p m t I n v B u D e s c C a p t i o n >   
              < P r e p m t I n v B u f A m t   E l e m e n t T y p e = " C o l u m n "   E l e m e n t I d = " 1 0 9 6 9 7 6 1 9 5 "   D a t a T y p e = " D e c i m a l " > P r e p m t I n v B u f A m t < / P r e p m t I n v B u f A m t >   
@@ -3521,7 +3909,7 @@
  
              < P r e p m t I n v B u f G L A c c N o   E l e m e n t T y p e = " C o l u m n "   E l e m e n t I d = " 8 7 1 9 7 7 4 0 0 "   D a t a T y p e = " C o d e " > P r e p m t I n v B u f G L A c c N o < / P r e p m t I n v B u f G L A c c N o >   
-             < P r e p m t I n v B u f G L A c c N o C a p t i o n   E l e m e n t T y p e = " C o l u m n "   E l e m e n t I d = " 6 6 7 6 9 7 1 8 "   D a t a T y p e = " T e x t C o n s t " > P r e p m t I n v B u f G L A c c N o C a p t i o n < / P r e p m t I n v B u f G L A c c N o C a p t i o n > +             < P r e p m t I n v B u f G L A c c N o C a p t i o n   E l e m e n t T y p e = " C o l u m n "   E l e m e n t I d = " 6 6 7 6 9 7 1 8 "   D a t a T y p e = " L a b e l " > P r e p m t I n v B u f G L A c c N o C a p t i o n < / P r e p m t I n v B u f G L A c c N o C a p t i o n >   
              < P r e p m t L i n e A m o u n t   E l e m e n t T y p e = " C o l u m n "   E l e m e n t I d = " 1 3 0 2 3 0 2 1 5 "   D a t a T y p e = " D e c i m a l " > P r e p m t L i n e A m o u n t < / P r e p m t L i n e A m o u n t >   
@@ -3551,17 +3939,17 @@
  
              < P r e p m t V A T A m t L i n e V A T I d   E l e m e n t T y p e = " C o l u m n "   E l e m e n t I d = " 9 8 2 2 2 4 8 0 0 "   D a t a T y p e = " C o d e " > P r e p m t V A T A m t L i n e V A T I d < / P r e p m t V A T A m t L i n e V A T I d >   
-             < P r e p y m t V A T A m t S p e c C a p t i o n   E l e m e n t T y p e = " C o l u m n "   E l e m e n t I d = " 2 0 0 9 6 4 9 1 3 8 "   D a t a T y p e = " T e x t C o n s t " > P r e p y m t V A T A m t S p e c C a p t i o n < / P r e p y m t V A T A m t S p e c C a p t i o n > +             < P r e p y m t V A T A m t S p e c C a p t i o n   E l e m e n t T y p e = " C o l u m n "   E l e m e n t I d = " 2 0 0 9 6 4 9 1 3 8 "   D a t a T y p e = " L a b e l " > P r e p y m t V A T A m t S p e c C a p t i o n < / P r e p y m t V A T A m t S p e c C a p t i o n >   
          < / P r e p m t V A T C o u n t e r >   
          < L e t t e r T e x t   E l e m e n t T y p e = " D a t a I t e m "   E l e m e n t I d = " 1 5 1 0 3 5 3 8 3 4 " >   
-             < B o d y T e x t   E l e m e n t T y p e = " C o l u m n "   E l e m e n t I d = " 1 4 9 7 5 9 8 0 8 "   D a t a T y p e = " T e x t C o n s t " > B o d y T e x t < / B o d y T e x t > - 
-             < C l o s i n g T e x t   E l e m e n t T y p e = " C o l u m n "   E l e m e n t I d = " 5 1 2 1 3 5 9 0 9 "   D a t a T y p e = " T e x t C o n s t " > C l o s i n g T e x t < / C l o s i n g T e x t > - 
-             < G r e e t i n g T e x t   E l e m e n t T y p e = " C o l u m n "   E l e m e n t I d = " 1 1 7 5 2 7 9 2 8 9 "   D a t a T y p e = " T e x t C o n s t " > G r e e t i n g T e x t < / G r e e t i n g T e x t > +             < B o d y T e x t   E l e m e n t T y p e = " C o l u m n "   E l e m e n t I d = " 1 4 9 7 5 9 8 0 8 "   D a t a T y p e = " L a b e l " > B o d y T e x t < / B o d y T e x t > + 
+             < C l o s i n g T e x t   E l e m e n t T y p e = " C o l u m n "   E l e m e n t I d = " 5 1 2 1 3 5 9 0 9 "   D a t a T y p e = " L a b e l " > C l o s i n g T e x t < / C l o s i n g T e x t > + 
+             < G r e e t i n g T e x t   E l e m e n t T y p e = " C o l u m n "   E l e m e n t I d = " 1 1 7 5 2 7 9 2 8 9 "   D a t a T y p e = " L a b e l " > G r e e t i n g T e x t < / G r e e t i n g T e x t >   
          < / L e t t e r T e x t >   
@@ -3570,7 +3958,9 @@
  < / N a v W o r d R e p o r t X m l P a r t > 
 </file>
 
-<file path=customXml/item2.xml>��< ? x m l   v e r s i o n = " 1 . 0 "   e n c o d i n g = " u t f - 1 6 " ? > < N a v W o r d R e p o r t X m l P a r t   x m l n s = " u r n : m i c r o s o f t - d y n a m i c s - n a v / r e p o r t s / S t a n d a r d _ P u r c h a s e _ O r d e r / 1 3 2 2 / " > +<file path=customXml/item2.xml>��< ? x m l   v e r s i o n = " 1 . 0 "   e n c o d i n g = " u t f - 1 6 " ? > + 
+ < N a v W o r d R e p o r t X m l P a r t   x m l n s = " u r n : m i c r o s o f t - d y n a m i c s - n a v / r e p o r t s / S t a n d a r d _ P u r c h a s e _ O r d e r / 1 3 2 2 / " >   
      < B C R e p o r t I n f o r m a t i o n >   
@@ -3634,6 +4024,84 @@
  
          < / R e p o r t R e q u e s t >   
+         < C o m p a n y M e t a d a t a > + 
+             < C o m p a n y N a m e > C o m p a n y   N a m e < / C o m p a n y N a m e > + 
+             < C o m p a n y D i s p l a y N a m e > C o m p a n y   D i s p l a y   N a m e < / C o m p a n y D i s p l a y N a m e > + 
+             < C o m p a n y A d d r e s s L i n e s > + 
+                 < C o m p a n y A d d r e s s L i n e > C o m p a n y   A d d r e s s   L i n e   1 < / C o m p a n y A d d r e s s L i n e > + 
+                 < C o m p a n y A d d r e s s L i n e > C o m p a n y   A d d r e s s   L i n e   2 < / C o m p a n y A d d r e s s L i n e > + 
+                 < C o m p a n y A d d r e s s L i n e > C o m p a n y   A d d r e s s   L i n e   3 < / C o m p a n y A d d r e s s L i n e > + 
+                 < C o m p a n y A d d r e s s L i n e > C o m p a n y   A d d r e s s   L i n e   4 < / C o m p a n y A d d r e s s L i n e > + 
+                 < C o m p a n y A d d r e s s L i n e > C o m p a n y   A d d r e s s   L i n e   5 < / C o m p a n y A d d r e s s L i n e > + 
+                 < C o m p a n y A d d r e s s L i n e > C o m p a n y   A d d r e s s   L i n e   6 < / C o m p a n y A d d r e s s L i n e > + 
+                 < C o m p a n y A d d r e s s L i n e > C o m p a n y   A d d r e s s   L i n e   7 < / C o m p a n y A d d r e s s L i n e > + 
+                 < C o m p a n y A d d r e s s L i n e > C o m p a n y   A d d r e s s   L i n e   8 < / C o m p a n y A d d r e s s L i n e > + 
+             < / C o m p a n y A d d r e s s L i n e s > + 
+             < C o m p a n y P h o n e > C o m p a n y   P h o n e < / C o m p a n y P h o n e > + 
+             < C o m p a n y P h o n e C a p t i o n > C o m p a n y   P h o n e   C a p t i o n < / C o m p a n y P h o n e C a p t i o n > + 
+             < C o m p a n y F a x N o > C o m p a n y   F a x   N o . < / C o m p a n y F a x N o > + 
+             < C o m p a n y F a x N o C a p t i o n > C o m p a n y   F a x   N o .   C a p t i o n < / C o m p a n y F a x N o C a p t i o n > + 
+             < C o m p a n y E m a i l > C o m p a n y   E m a i l < / C o m p a n y E m a i l > + 
+             < C o m p a n y E m a i l C a p t i o n > C o m p a n y   E m a i l   C a p t i o n < / C o m p a n y E m a i l C a p t i o n > + 
+             < C o m p a n y H o m e P a g e > C o m p a n y   H o m e   P a g e < / C o m p a n y H o m e P a g e > + 
+             < C o m p a n y H o m e P a g e C a p t i o n > C o m p a n y   H o m e   P a g e   C a p t i o n < / C o m p a n y H o m e P a g e C a p t i o n > + 
+             < C o m p a n y L o g o > C o m p a n y   L o g o < / C o m p a n y L o g o > + 
+             < C o m p a n y V A T R e g i s t r a t i o n N o > C o m p a n y   V A T   R e g i s t r a t i o n   N o . < / C o m p a n y V A T R e g i s t r a t i o n N o > + 
+             < C o m p a n y V A T R e g i s t r a t i o n N o C a p t i o n > C o m p a n y   V A T   R e g i s t r a t i o n   N o .   C a p t i o n < / C o m p a n y V A T R e g i s t r a t i o n N o C a p t i o n > + 
+             < C o m p a n y R e g i s t r a t i o n N o > C o m p a n y   R e g i s t r a t i o n   N o . < / C o m p a n y R e g i s t r a t i o n N o > + 
+             < C o m p a n y R e g i s t r a t i o n N o C a p t i o n > C o m p a n y   R e g i s t r a t i o n   N o .   C a p t i o n < / C o m p a n y R e g i s t r a t i o n N o C a p t i o n > + 
+             < C o m p a n y B a n k N a m e > C o m p a n y   B a n k   N a m e < / C o m p a n y B a n k N a m e > + 
+             < C o m p a n y B a n k N a m e C a p t i o n > C o m p a n y   B a n k   N a m e   C a p t i o n < / C o m p a n y B a n k N a m e C a p t i o n > + 
+             < C o m p a n y B a n k A c c o u n t N o > C o m p a n y   B a n k   A c c o u n t   N o . < / C o m p a n y B a n k A c c o u n t N o > + 
+             < C o m p a n y B a n k A c c o u n t N o C a p t i o n > C o m p a n y   B a n k   A c c o u n t   N o .   C a p t i o n < / C o m p a n y B a n k A c c o u n t N o C a p t i o n > + 
+             < C o m p a n y B a n k B r a n c h N o > C o m p a n y   B a n k   B r a n c h   N o . < / C o m p a n y B a n k B r a n c h N o > + 
+             < C o m p a n y B a n k B r a n c h N o C a p t i o n > C o m p a n y   B a n k   B r a n c h   N o .   C a p t i o n < / C o m p a n y B a n k B r a n c h N o C a p t i o n > + 
+             < C o m p a n y I B A N > C o m p a n y   I B A N < / C o m p a n y I B A N > + 
+             < C o m p a n y I B A N C a p t i o n > C o m p a n y   I B A N   C a p t i o n < / C o m p a n y I B A N C a p t i o n > + 
+             < C o m p a n y B a n k S W I F T > C o m p a n y   B a n k   S W I F T < / C o m p a n y B a n k S W I F T > + 
+             < C o m p a n y B a n k S W I F T C a p t i o n > C o m p a n y   B a n k   S W I F T   C a p t i o n < / C o m p a n y B a n k S W I F T C a p t i o n > + 
+             < C o m p a n y G i r o N o > C o m p a n y   G i r o   N o . < / C o m p a n y G i r o N o > + 
+             < C o m p a n y G i r o N o C a p t i o n > C o m p a n y   G i r o   N o .   C a p t i o n < / C o m p a n y G i r o N o C a p t i o n > + 
+         < / C o m p a n y M e t a d a t a > + 
      < / B C R e p o r t I n f o r m a t i o n >   
      < P u r c h a s e _ H e a d e r > @@ -3734,7 +4202,7 @@
  
          < C o m p a n y P h o n e N o _ L b l > C o m p a n y P h o n e N o _ L b l < / C o m p a n y P h o n e N o _ L b l >   
-         < C o m p a n y P i c t u r e / > +         < C o m p a n y P i c t u r e   / >   
          < C o m p a n y R e g i s t r a t i o n N u m b e r > C o m p a n y R e g i s t r a t i o n N u m b e r < / C o m p a n y R e g i s t r a t i o n N u m b e r >   
@@ -3780,10 +4248,10 @@
  
          < I t e m Q u a n t i t y _ L b l > I t e m Q u a n t i t y _ L b l < / I t e m Q u a n t i t y _ L b l >   
+         < I t e m U n i t P r i c e _ L b l > I t e m U n i t P r i c e _ L b l < / I t e m U n i t P r i c e _ L b l > + 
          < I t e m U n i t _ L b l > I t e m U n i t _ L b l < / I t e m U n i t _ L b l >   
-         < I t e m U n i t P r i c e _ L b l > I t e m U n i t P r i c e _ L b l < / I t e m U n i t P r i c e _ L b l > - 
          < N o _ P u r c h H e a d e r > N o _ P u r c h H e a d e r < / N o _ P u r c h H e a d e r >   
          < O r d e r D a t e _ L b l > O r d e r D a t e _ L b l < / O r d e r D a t e _ L b l > @@ -3822,12 +4290,12 @@
  
          < P r i c e s I n c l u d i n g V A T _ L b l > P r i c e s I n c l u d i n g V A T _ L b l < / P r i c e s I n c l u d i n g V A T _ L b l >   
+         < P r i c e s I n c l V A T t x t > P r i c e s I n c l V A T t x t < / P r i c e s I n c l V A T t x t > + 
          < P r i c e s I n c l V A T _ P u r c h H e a d e r > P r i c e s I n c l V A T _ P u r c h H e a d e r < / P r i c e s I n c l V A T _ P u r c h H e a d e r >   
          < P r i c e s I n c l V A T _ P u r c h H e a d e r _ L b l > P r i c e s I n c l V A T _ P u r c h H e a d e r _ L b l < / P r i c e s I n c l V A T _ P u r c h H e a d e r _ L b l >   
-         < P r i c e s I n c l V A T t x t > P r i c e s I n c l V A T t x t < / P r i c e s I n c l V A T t x t > - 
          < P u r c h a s e r T e x t > P u r c h a s e r T e x t < / P u r c h a s e r T e x t >   
          < P u r c h L i n e I n v D i s c A m t _ L b l > P u r c h L i n e I n v D i s c A m t _ L b l < / P u r c h L i n e I n v D i s c A m t _ L b l > @@ -3886,10 +4354,10 @@
  
          < V A T A m t L i n e L i n e A m t _ L b l > V A T A m t L i n e L i n e A m t _ L b l < / V A T A m t L i n e L i n e A m t _ L b l >   
+         < V A T A m t L i n e V A T A m t _ L b l > V A T A m t L i n e V A T A m t _ L b l < / V A T A m t L i n e V A T A m t _ L b l > + 
          < V A T A m t L i n e V A T _ L b l > V A T A m t L i n e V A T _ L b l < / V A T A m t L i n e V A T _ L b l >   
-         < V A T A m t L i n e V A T A m t _ L b l > V A T A m t L i n e V A T A m t _ L b l < / V A T A m t L i n e V A T A m t _ L b l > - 
          < V A T A m t S p e c _ L b l > V A T A m t S p e c _ L b l < / V A T A m t S p e c _ L b l >   
          < V A T B a s e D i s c _ P u r c h H e a d e r > V A T B a s e D i s c _ P u r c h H e a d e r < / V A T B a s e D i s c _ P u r c h H e a d e r > @@ -3932,10 +4400,10 @@
  
          < P u r c h a s e _ L i n e >   
+             < A l l o w I n v D i s c t x t > A l l o w I n v D i s c t x t < / A l l o w I n v D i s c t x t > + 
              < A l l o w I n v D i s c _ P u r c h L i n e > A l l o w I n v D i s c _ P u r c h L i n e < / A l l o w I n v D i s c _ P u r c h L i n e >   
-             < A l l o w I n v D i s c t x t > A l l o w I n v D i s c t x t < / A l l o w I n v D i s c t x t > - 
              < A m o u n t I n c l u d i n g V A T > A m o u n t I n c l u d i n g V A T < / A m o u n t I n c l u d i n g V A T >   
              < D e s c _ P u r c h L i n e > D e s c _ P u r c h L i n e < / D e s c _ P u r c h L i n e > @@ -3984,9 +4452,9 @@
  
              < P r o m i s e d R e c e i p t D a t e L b l > P r o m i s e d R e c e i p t D a t e L b l < / P r o m i s e d R e c e i p t D a t e L b l >   
+             < P u r c h L i n e L i n e D i s c _ L b l > P u r c h L i n e L i n e D i s c _ L b l < / P u r c h L i n e L i n e D i s c _ L b l > + 
              < P u r c h L i n e _ V A T P c t > P u r c h L i n e _ V A T P c t < / P u r c h L i n e _ V A T P c t > - 
-             < P u r c h L i n e L i n e D i s c _ L b l > P u r c h L i n e L i n e D i s c _ L b l < / P u r c h L i n e L i n e D i s c _ L b l >   
              < Q t y _ P u r c h L i n e > Q t y _ P u r c h L i n e < / Q t y _ P u r c h L i n e >   

--- a/src/Layers/W1/BaseApp/Purchases/Document/StandardPurchaseOrderEmailBody.docx
+++ b/src/Layers/W1/BaseApp/Purchases/Document/StandardPurchaseOrderEmailBody.docx
@@ -3021,6 +3021,8 @@
  
              < R e p o r t N a m e > R e p o r t   N a m e < / R e p o r t N a m e >   
+             < R e p o r t C a p t i o n > R e p o r t   C a p t i o n < / R e p o r t C a p t i o n > + 
              < A b o u t T h i s R e p o r t T i t l e > A b o u t   T h i s   R e p o r t   T i t l e < / A b o u t T h i s R e p o r t T i t l e >   
              < A b o u t T h i s R e p o r t T e x t > A b o u t   T h i s   R e p o r t   T e x t < / A b o u t T h i s R e p o r t T e x t > @@ -3075,21 +3077,21 @@
  
              < C o m p a n y A d d r e s s L i n e s >   
-                 < C o m p a n y A d d r e s s L i n e > C o m p a n y   A d d r e s s   L i n e   1 < / C o m p a n y A d d r e s s L i n e > - 
-                 < C o m p a n y A d d r e s s L i n e > C o m p a n y   A d d r e s s   L i n e   2 < / C o m p a n y A d d r e s s L i n e > - 
-                 < C o m p a n y A d d r e s s L i n e > C o m p a n y   A d d r e s s   L i n e   3 < / C o m p a n y A d d r e s s L i n e > - 
-                 < C o m p a n y A d d r e s s L i n e > C o m p a n y   A d d r e s s   L i n e   4 < / C o m p a n y A d d r e s s L i n e > - 
-                 < C o m p a n y A d d r e s s L i n e > C o m p a n y   A d d r e s s   L i n e   5 < / C o m p a n y A d d r e s s L i n e > - 
-                 < C o m p a n y A d d r e s s L i n e > C o m p a n y   A d d r e s s   L i n e   6 < / C o m p a n y A d d r e s s L i n e > - 
-                 < C o m p a n y A d d r e s s L i n e > C o m p a n y   A d d r e s s   L i n e   7 < / C o m p a n y A d d r e s s L i n e > - 
-                 < C o m p a n y A d d r e s s L i n e > C o m p a n y   A d d r e s s   L i n e   8 < / C o m p a n y A d d r e s s L i n e > +                 < C o m p a n y A d d r e s s L i n e 1 > C o m p a n y   A d d r e s s   L i n e   1 < / C o m p a n y A d d r e s s L i n e 1 > + 
+                 < C o m p a n y A d d r e s s L i n e 2 > C o m p a n y   A d d r e s s   L i n e   2 < / C o m p a n y A d d r e s s L i n e 2 > + 
+                 < C o m p a n y A d d r e s s L i n e 3 > C o m p a n y   A d d r e s s   L i n e   3 < / C o m p a n y A d d r e s s L i n e 3 > + 
+                 < C o m p a n y A d d r e s s L i n e 4 > C o m p a n y   A d d r e s s   L i n e   4 < / C o m p a n y A d d r e s s L i n e 4 > + 
+                 < C o m p a n y A d d r e s s L i n e 5 > C o m p a n y   A d d r e s s   L i n e   5 < / C o m p a n y A d d r e s s L i n e 5 > + 
+                 < C o m p a n y A d d r e s s L i n e 6 > C o m p a n y   A d d r e s s   L i n e   6 < / C o m p a n y A d d r e s s L i n e 6 > + 
+                 < C o m p a n y A d d r e s s L i n e 7 > C o m p a n y   A d d r e s s   L i n e   7 < / C o m p a n y A d d r e s s L i n e 7 > + 
+                 < C o m p a n y A d d r e s s L i n e 8 > C o m p a n y   A d d r e s s   L i n e   8 < / C o m p a n y A d d r e s s L i n e 8 >   
              < / C o m p a n y A d d r e s s L i n e s >   
@@ -3978,6 +3980,8 @@
  
              < R e p o r t N a m e > R e p o r t   N a m e < / R e p o r t N a m e >   
+             < R e p o r t C a p t i o n > R e p o r t   C a p t i o n < / R e p o r t C a p t i o n > + 
              < A b o u t T h i s R e p o r t T i t l e > A b o u t   T h i s   R e p o r t   T i t l e < / A b o u t T h i s R e p o r t T i t l e >   
              < A b o u t T h i s R e p o r t T e x t > A b o u t   T h i s   R e p o r t   T e x t < / A b o u t T h i s R e p o r t T e x t > @@ -4032,21 +4036,21 @@
  
              < C o m p a n y A d d r e s s L i n e s >   
-                 < C o m p a n y A d d r e s s L i n e > C o m p a n y   A d d r e s s   L i n e   1 < / C o m p a n y A d d r e s s L i n e > - 
-                 < C o m p a n y A d d r e s s L i n e > C o m p a n y   A d d r e s s   L i n e   2 < / C o m p a n y A d d r e s s L i n e > - 
-                 < C o m p a n y A d d r e s s L i n e > C o m p a n y   A d d r e s s   L i n e   3 < / C o m p a n y A d d r e s s L i n e > - 
-                 < C o m p a n y A d d r e s s L i n e > C o m p a n y   A d d r e s s   L i n e   4 < / C o m p a n y A d d r e s s L i n e > - 
-                 < C o m p a n y A d d r e s s L i n e > C o m p a n y   A d d r e s s   L i n e   5 < / C o m p a n y A d d r e s s L i n e > - 
-                 < C o m p a n y A d d r e s s L i n e > C o m p a n y   A d d r e s s   L i n e   6 < / C o m p a n y A d d r e s s L i n e > - 
-                 < C o m p a n y A d d r e s s L i n e > C o m p a n y   A d d r e s s   L i n e   7 < / C o m p a n y A d d r e s s L i n e > - 
-                 < C o m p a n y A d d r e s s L i n e > C o m p a n y   A d d r e s s   L i n e   8 < / C o m p a n y A d d r e s s L i n e > +                 < C o m p a n y A d d r e s s L i n e 1 > C o m p a n y   A d d r e s s   L i n e   1 < / C o m p a n y A d d r e s s L i n e 1 > + 
+                 < C o m p a n y A d d r e s s L i n e 2 > C o m p a n y   A d d r e s s   L i n e   2 < / C o m p a n y A d d r e s s L i n e 2 > + 
+                 < C o m p a n y A d d r e s s L i n e 3 > C o m p a n y   A d d r e s s   L i n e   3 < / C o m p a n y A d d r e s s L i n e 3 > + 
+                 < C o m p a n y A d d r e s s L i n e 4 > C o m p a n y   A d d r e s s   L i n e   4 < / C o m p a n y A d d r e s s L i n e 4 > + 
+                 < C o m p a n y A d d r e s s L i n e 5 > C o m p a n y   A d d r e s s   L i n e   5 < / C o m p a n y A d d r e s s L i n e 5 > + 
+                 < C o m p a n y A d d r e s s L i n e 6 > C o m p a n y   A d d r e s s   L i n e   6 < / C o m p a n y A d d r e s s L i n e 6 > + 
+                 < C o m p a n y A d d r e s s L i n e 7 > C o m p a n y   A d d r e s s   L i n e   7 < / C o m p a n y A d d r e s s L i n e 7 > + 
+                 < C o m p a n y A d d r e s s L i n e 8 > C o m p a n y   A d d r e s s   L i n e   8 < / C o m p a n y A d d r e s s L i n e 8 >   
              < / C o m p a n y A d d r e s s L i n e s >   

--- a/src/Layers/W1/BaseApp/Purchases/Document/StandardPurchaseOrderEmailBody.docx
+++ b/src/Layers/W1/BaseApp/Purchases/Document/StandardPurchaseOrderEmailBody.docx
@@ -2,6 +2,46 @@
 <file path=word/document.xml><?xml version="1.0" encoding="utf-8"?>
 <w:document xmlns:wpc="http://schemas.microsoft.com/office/word/2010/wordprocessingCanvas" xmlns:cx="http://schemas.microsoft.com/office/drawing/2014/chartex" xmlns:cx1="http://schemas.microsoft.com/office/drawing/2015/9/8/chartex" xmlns:cx2="http://schemas.microsoft.com/office/drawing/2015/10/21/chartex" xmlns:cx3="http://schemas.microsoft.com/office/drawing/2016/5/9/chartex" xmlns:cx4="http://schemas.microsoft.com/office/drawing/2016/5/10/chartex" xmlns:cx5="http://schemas.microsoft.com/office/drawing/2016/5/11/chartex" xmlns:cx6="http://schemas.microsoft.com/office/drawing/2016/5/12/chartex" xmlns:cx7="http://schemas.microsoft.com/office/drawing/2016/5/13/chartex" xmlns:cx8="http://schemas.microsoft.com/office/drawing/2016/5/14/chartex" xmlns:mc="http://schemas.openxmlformats.org/markup-compatibility/2006" xmlns:aink="http://schemas.microsoft.com/office/drawing/2016/ink" xmlns:am3d="http://schemas.microsoft.com/office/drawing/2017/model3d" xmlns:o="urn:schemas-microsoft-com:office:office" xmlns:oel="http://schemas.microsoft.com/office/2019/extlst" xmlns:r="http://schemas.openxmlformats.org/officeDocument/2006/relationships" xmlns:m="http://schemas.openxmlformats.org/officeDocument/2006/math" xmlns:v="urn:schemas-microsoft-com:vml" xmlns:wp14="http://schemas.microsoft.com/office/word/2010/wordprocessingDrawing" xmlns:wp="http://schemas.openxmlformats.org/drawingml/2006/wordprocessingDrawing" xmlns:w10="urn:schemas-microsoft-com:office:word" xmlns:w="http://schemas.openxmlformats.org/wordprocessingml/2006/main" xmlns:w14="http://schemas.microsoft.com/office/word/2010/wordml" xmlns:w15="http://schemas.microsoft.com/office/word/2012/wordml" xmlns:w16cei="http://schemas.microsoft.com/office/word/2026/wordml/cei" xmlns:w16cex="http://schemas.microsoft.com/office/word/2018/wordml/cex" xmlns:w16cid="http://schemas.microsoft.com/office/word/2016/wordml/cid" xmlns:w16="http://schemas.microsoft.com/office/word/2018/wordml" xmlns:w16du="http://schemas.microsoft.com/office/word/2023/wordml/word16du" xmlns:w16sdtdh="http://schemas.microsoft.com/office/word/2020/wordml/sdtdatahash" xmlns:w16sdtfl="http://schemas.microsoft.com/office/word/2024/wordml/sdtformatlock" xmlns:w16se="http://schemas.microsoft.com/office/word/2015/wordml/symex" xmlns:wpg="http://schemas.microsoft.com/office/word/2010/wordprocessingGroup" xmlns:wpi="http://schemas.microsoft.com/office/word/2010/wordprocessingInk" xmlns:wne="http://schemas.microsoft.com/office/word/2006/wordml" xmlns:wps="http://schemas.microsoft.com/office/word/2010/wordprocessingShape" mc:Ignorable="w14 w15 w16se w16cid w16 w16cex w16sdtdh w16sdtfl w16du wp14">
   <w:body>
+    <w:sdt>
+      <w:sdtPr>
+        <w:rPr>
+          <w:sz w:val="36"/>
+          <w:szCs w:val="36"/>
+        </w:rPr>
+        <w:alias w:val="ReportName"/>
+        <w:tag w:val="#BC:InsertDataItem,BCReportInformation/ReportMetadata/ReportName"/>
+        <w:id w:val="917450964"/>
+        <w:placeholder>
+          <w:docPart w:val="DefaultPlaceholder_-1854013440"/>
+        </w:placeholder>
+        <w15:color w:val="808080"/>
+        <w:text/>
+        <w:dataBinding w:prefixMappings="xmlns:ns0='urn:microsoft-dynamics-nav/reports/Standard_Purchase_Order/1322/'" w:xpath="/ns0:NavWordReportXmlPart[1]/ns0:BCReportInformation[1]/ns0:ReportMetadata[1]/ns0:ReportName[1]"/>
+      </w:sdtPr>
+      <w:sdtContent>
+        <w:p>
+          <w:pPr>
+            <w:pStyle w:val="Title"/>
+          </w:pPr>
+          <w:r>
+            <w:rPr>
+              <w:sz w:val="36"/>
+              <w:szCs w:val="36"/>
+            </w:rPr>
+            <w:t xml:space="preserve">Report </w:t>
+          </w:r>
+          <w:proofErr w:type="spellStart"/>
+          <w:r>
+            <w:rPr>
+              <w:sz w:val="36"/>
+              <w:szCs w:val="36"/>
+            </w:rPr>
+            <w:t>Name</w:t>
+          </w:r>
+          <w:proofErr w:type="spellEnd"/>
+        </w:p>
+      </w:sdtContent>
+    </w:sdt>
     <w:tbl>
       <w:tblPr>
         <w:tblStyle w:val="BCBlockTable"/>
@@ -2081,6 +2121,40 @@
       </w:tcPr>
     </w:tblStylePr>
   </w:style>
+  <w:style w:type="paragraph" w:styleId="Title">
+    <w:name w:val="Title"/>
+    <w:basedOn w:val="Normal"/>
+    <w:next w:val="Normal"/>
+    <w:link w:val="TitleChar"/>
+    <w:uiPriority w:val="10"/>
+    <w:qFormat/>
+    <w:rsid w:val="008E3DD7"/>
+    <w:pPr>
+      <w:spacing w:after="0" w:line="240" w:lineRule="auto"/>
+      <w:contextualSpacing/>
+    </w:pPr>
+    <w:rPr>
+      <w:rFonts w:asciiTheme="majorHAnsi" w:eastAsiaTheme="majorEastAsia" w:hAnsiTheme="majorHAnsi" w:cstheme="majorBidi"/>
+      <w:spacing w:val="-10"/>
+      <w:kern w:val="28"/>
+      <w:sz w:val="56"/>
+      <w:szCs w:val="56"/>
+    </w:rPr>
+  </w:style>
+  <w:style w:type="character" w:customStyle="1" w:styleId="TitleChar">
+    <w:name w:val="Title Char"/>
+    <w:basedOn w:val="DefaultParagraphFont"/>
+    <w:link w:val="Title"/>
+    <w:uiPriority w:val="10"/>
+    <w:rsid w:val="008E3DD7"/>
+    <w:rPr>
+      <w:rFonts w:asciiTheme="majorHAnsi" w:eastAsiaTheme="majorEastAsia" w:hAnsiTheme="majorHAnsi" w:cstheme="majorBidi"/>
+      <w:spacing w:val="-10"/>
+      <w:kern w:val="28"/>
+      <w:sz w:val="56"/>
+      <w:szCs w:val="56"/>
+    </w:rPr>
+  </w:style>
 </w:styles>
 </file>
 
@@ -2194,8 +2268,10 @@
     <w:rsid w:val="00A5654A"/>
     <w:rsid w:val="00B20FF8"/>
     <w:rsid w:val="00B42511"/>
+    <w:rsid w:val="00E53AC1"/>
     <w:rsid w:val="00E5711F"/>
     <w:rsid w:val="00EC12F1"/>
+    <w:rsid w:val="00F01741"/>
   </w:rsids>
   <m:mathPr>
     <m:mathFont m:val="Cambria Math"/>
@@ -2986,6 +3062,9 @@
   <wetp:taskpane dockstate="right" visibility="0" width="350" row="7">
     <wetp:webextensionref xmlns:r="http://schemas.openxmlformats.org/officeDocument/2006/relationships" r:id="rId1"/>
   </wetp:taskpane>
+  <wetp:taskpane dockstate="right" visibility="0" width="350" row="2">
+    <wetp:webextensionref xmlns:r="http://schemas.openxmlformats.org/officeDocument/2006/relationships" r:id="rId2"/>
+  </wetp:taskpane>
 </wetp:taskpanes>
 </file>
 
@@ -3001,6 +3080,18 @@
 </we:webextension>
 </file>
 
+<file path=word/webextensions/webextension2.xml><?xml version="1.0" encoding="utf-8"?>
+<we:webextension xmlns:we="http://schemas.microsoft.com/office/webextensions/webextension/2010/11" id="{4BE1B801-EA84-4BA6-B354-1DA587000F28}">
+  <we:reference id="WA200007356" version="2.0.0.1" store="Omex" storeType="OMEX"/>
+  <we:alternateReferences>
+    <we:reference id="WA200007356" version="2.0.0.1" store="WA200007356" storeType="OMEX"/>
+  </we:alternateReferences>
+  <we:properties/>
+  <we:bindings/>
+  <we:snapshot xmlns:r="http://schemas.openxmlformats.org/officeDocument/2006/relationships"/>
+</we:webextension>
+</file>
+
 <file path=customXml/item1.xml>��< ? x m l   v e r s i o n = " 1 . 0 "   e n c o d i n g = " u t f - 1 6 " ? >   
  < N a v W o r d R e p o r t X m l P a r t   x m l n s = " u r n : m i c r o s o f t - d y n a m i c s - b u s i n e s s c e n t r a l / i n t e r n a l / e x t e n d e d / r e p o r t s / S t a n d a r d _ P u r c h a s e _ O r d e r / 1 3 2 2 / " > @@ -3313,6 +3404,12 @@
  
          < / T o o l t i p >   
+         < T o o l t i p   c o l u m n = " S p e n d R e q u e s t N o "   E l e m e n t I d = " 1 0 6 1 0 2 2 0 0 1 " > + 
+             < T o o l t i p T e x t   l a n g = " e n - U S " > S p e c i f i e s   t h e   s p e n d   r e q u e s t   t h a t   t h i s   p u r c h a s e   d o c u m e n t   r e l a t e s   t o . < / T o o l t i p T e x t > + 
+         < / T o o l t i p > + 
          < T o o l t i p   c o l u m n = " V e n d o r I n v o i c e N o "   E l e m e n t I d = " 8 8 7 3 7 6 2 2 5 " >   
              < T o o l t i p T e x t   l a n g = " e n - U S " > S p e c i f i e s   t h e   d o c u m e n t   n u m b e r   o f   t h e   o r i g i n a l   d o c u m e n t   y o u   r e c e i v e d   f r o m   t h e   v e n d o r .   Y o u   c a n   r e q u i r e   t h e   d o c u m e n t   n u m b e r   f o r   p o s t i n g ,   o r   l e t   i t   b e   o p t i o n a l .   B y   d e f a u l t ,   i t ' s   r e q u i r e d ,   s o   t h a t   t h i s   d o c u m e n t   r e f e r e n c e s   t h e   o r i g i n a l .   M a k i n g   d o c u m e n t   n u m b e r s   o p t i o n a l   r e m o v e s   a   s t e p   f r o m   t h e   p o s t i n g   p r o c e s s .   F o r   e x a m p l e ,   i f   y o u   a t t a c h   t h e   o r i g i n a l   i n v o i c e   a s   a   P D F ,   y o u   m i g h t   n o t   n e e d   t o   e n t e r   t h e   d o c u m e n t   n u m b e r .   T o   s p e c i f y   w h e t h e r   d o c u m e n t   n u m b e r s   a r e   r e q u i r e d ,   i n   t h e   P u r c h a s e s   & a m p ;   P a y a b l e s   S e t u p   w i n d o w ,   s e l e c t   o r   c l e a r   t h e   E x t .   D o c .   N o .   M a n d a t o r y   f i e l d . < / T o o l t i p T e x t > @@ -3385,6 +3482,12 @@
  
          < / T o o l t i p >   
+         < T o o l t i p   c o l u m n = " S p e n d R e q u e s t N o _ P u r c h L i n e "   E l e m e n t I d = " 2 0 0 5 3 6 7 6 4 4 " > + 
+             < T o o l t i p T e x t   l a n g = " e n - U S " > S p e c i f i e s   t h e   s p e n d   r e q u e s t   t h a t   t h i s   p u r c h a s e   d o c u m e n t   r e l a t e s   t o . < / T o o l t i p T e x t > + 
+         < / T o o l t i p > + 
          < T o o l t i p   c o l u m n = " V A T A m t L i n e V A T B a s e "   E l e m e n t I d = " 1 4 1 9 8 1 6 2 1 8 " >   
              < T o o l t i p T e x t   l a n g = " e n - U S " > S p e c i f i e s   t h e   t o t a l   n e t   a m o u n t   ( a m o u n t   e x c l u d i n g   V A T )   f o r   s a l e s   o r   p u r c h a s e   l i n e s   w i t h   a   s p e c i f i c   V A T   I d e n t i f i e r . < / T o o l t i p T e x t > @@ -3695,6 +3798,10 @@
  
          < S h i p T o P h o n e N o   E l e m e n t T y p e = " C o l u m n "   E l e m e n t I d = " 3 6 9 7 0 2 2 5 5 "   D a t a T y p e = " T e x t " > S h i p T o P h o n e N o < / S h i p T o P h o n e N o >   
+         < S p e n d R e q u e s t N o   E l e m e n t T y p e = " C o l u m n "   E l e m e n t I d = " 1 0 6 1 0 2 2 0 0 1 "   D a t a T y p e = " C o d e " > S p e n d R e q u e s t N o < / S p e n d R e q u e s t N o > + 
+         < S p e n d R e q u e s t N o _ L b l   E l e m e n t T y p e = " C o l u m n "   E l e m e n t I d = " 9 3 5 1 4 0 2 3 6 "   D a t a T y p e = " S t r i n g " > S p e n d R e q u e s t N o _ L b l < / S p e n d R e q u e s t N o _ L b l > + 
          < S u b t o t a l _ L b l   E l e m e n t T y p e = " C o l u m n "   E l e m e n t I d = " 1 9 6 7 7 9 5 1 4 2 "   D a t a T y p e = " L a b e l " > S u b t o t a l _ L b l < / S u b t o t a l _ L b l >   
          < T a x I d e n t T y p e C a p t i o n _ L b l   E l e m e n t T y p e = " C o l u m n "   E l e m e n t I d = " 1 2 3 4 9 8 1 3 2 1 "   D a t a T y p e = " L a b e l " > T a x I d e n t T y p e C a p t i o n _ L b l < / T a x I d e n t T y p e C a p t i o n _ L b l > @@ -3818,6 +3925,10 @@
              < R e q u e s t e d R e c e i p t D a t e   E l e m e n t T y p e = " C o l u m n "   E l e m e n t I d = " 9 3 3 1 1 2 9 3 1 "   D a t a T y p e = " S t r i n g " > R e q u e s t e d R e c e i p t D a t e < / R e q u e s t e d R e c e i p t D a t e >   
              < R e q u e s t e d R e c e i p t D a t e L b l   E l e m e n t T y p e = " C o l u m n "   E l e m e n t I d = " 1 4 4 2 7 6 8 2 3 "   D a t a T y p e = " L a b e l " > R e q u e s t e d R e c e i p t D a t e L b l < / R e q u e s t e d R e c e i p t D a t e L b l > + 
+             < S p e n d R e q u e s t N o _ P u r c h L i n e   E l e m e n t T y p e = " C o l u m n "   E l e m e n t I d = " 2 0 0 5 3 6 7 6 4 4 "   D a t a T y p e = " C o d e " > S p e n d R e q u e s t N o _ P u r c h L i n e < / S p e n d R e q u e s t N o _ P u r c h L i n e > + 
+             < S p e n d R e q u e s t N o _ P u r c h L i n e 2 _ L b l   E l e m e n t T y p e = " C o l u m n "   E l e m e n t I d = " 1 0 1 8 0 9 3 6 3 5 "   D a t a T y p e = " S t r i n g " > S p e n d R e q u e s t N o _ P u r c h L i n e 2 _ L b l < / S p e n d R e q u e s t N o _ P u r c h L i n e 2 _ L b l >   
              < T o t a l I n c l V A T   E l e m e n t T y p e = " C o l u m n "   E l e m e n t I d = " 2 0 6 6 5 7 4 0 8 4 "   D a t a T y p e = " D e c i m a l " > T o t a l I n c l V A T < / T o t a l I n c l V A T >   
@@ -4344,6 +4455,10 @@
  
          < S h i p T o P h o n e N o > S h i p T o P h o n e N o < / S h i p T o P h o n e N o >   
+         < S p e n d R e q u e s t N o > S p e n d R e q u e s t N o < / S p e n d R e q u e s t N o > + 
+         < S p e n d R e q u e s t N o _ L b l > S p e n d R e q u e s t N o _ L b l < / S p e n d R e q u e s t N o _ L b l > + 
          < S u b t o t a l _ L b l > S u b t o t a l _ L b l < / S u b t o t a l _ L b l >   
          < T a x I d e n t T y p e C a p t i o n _ L b l > T a x I d e n t T y p e C a p t i o n _ L b l < / T a x I d e n t T y p e C a p t i o n _ L b l > @@ -4467,6 +4582,10 @@
              < R e q u e s t e d R e c e i p t D a t e > R e q u e s t e d R e c e i p t D a t e < / R e q u e s t e d R e c e i p t D a t e >   
              < R e q u e s t e d R e c e i p t D a t e L b l > R e q u e s t e d R e c e i p t D a t e L b l < / R e q u e s t e d R e c e i p t D a t e L b l > + 
+             < S p e n d R e q u e s t N o _ P u r c h L i n e > S p e n d R e q u e s t N o _ P u r c h L i n e < / S p e n d R e q u e s t N o _ P u r c h L i n e > + 
+             < S p e n d R e q u e s t N o _ P u r c h L i n e 2 _ L b l > S p e n d R e q u e s t N o _ P u r c h L i n e 2 _ L b l < / S p e n d R e q u e s t N o _ P u r c h L i n e 2 _ L b l >   
              < T o t a l I n c l V A T > T o t a l I n c l V A T < / T o t a l I n c l V A T >   
